--- a/Books/RPG_Books/ThePrincessAndTheApocalypse/Book_ThePrincessAndTheApocalypse.docx
+++ b/Books/RPG_Books/ThePrincessAndTheApocalypse/Book_ThePrincessAndTheApocalypse.docx
@@ -11492,7 +11492,7 @@
           <w:noProof/>
         </w:rPr>
         <w:pict>
-          <v:shape id="_x0000_i1025" type="#_x0000_t75" style="width:22.9pt;height:9.15pt;visibility:visible;mso-wrap-style:square" o:bullet="t">
+          <v:shape id="_x0000_i1025" type="#_x0000_t75" style="width:22.85pt;height:9.2pt;visibility:visible;mso-wrap-style:square" o:bullet="t">
             <v:imagedata r:id="rId13" o:title="MC900065312[1]"/>
           </v:shape>
         </w:pict>
@@ -27336,7 +27336,7 @@
           <w:noProof/>
         </w:rPr>
         <w:pict>
-          <v:shape id="Picture 3" o:spid="_x0000_i1026" type="#_x0000_t75" style="width:22.9pt;height:9.15pt;visibility:visible;mso-wrap-style:square" o:bullet="t">
+          <v:shape id="Picture 3" o:spid="_x0000_i1026" type="#_x0000_t75" style="width:22.85pt;height:9.2pt;visibility:visible;mso-wrap-style:square" o:bullet="t">
             <v:imagedata r:id="rId13" o:title="MC900065312[1]"/>
           </v:shape>
         </w:pict>
@@ -31635,7 +31635,7 @@
           <w:noProof/>
         </w:rPr>
         <w:pict>
-          <v:shape id="_x0000_i1027" type="#_x0000_t75" style="width:22.9pt;height:9.15pt;visibility:visible;mso-wrap-style:square" o:bullet="t">
+          <v:shape id="_x0000_i1027" type="#_x0000_t75" style="width:22.85pt;height:9.2pt;visibility:visible;mso-wrap-style:square" o:bullet="t">
             <v:imagedata r:id="rId13" o:title="MC900065312[1]"/>
           </v:shape>
         </w:pict>
@@ -36293,7 +36293,7 @@
             <w:rPr>
               <w:noProof/>
             </w:rPr>
-            <w:t>178</w:t>
+            <w:t>180</w:t>
           </w:r>
         </w:fldSimple>
       </w:p>
@@ -36323,7 +36323,7 @@
             <w:rPr>
               <w:noProof/>
             </w:rPr>
-            <w:t>177</w:t>
+            <w:t>179</w:t>
           </w:r>
         </w:fldSimple>
       </w:p>
@@ -36522,7 +36522,7 @@
         <v:path o:extrusionok="f" gradientshapeok="t" o:connecttype="rect"/>
         <o:lock v:ext="edit" aspectratio="t"/>
       </v:shapetype>
-      <v:shape id="_x0000_i1051" type="#_x0000_t75" style="width:3in;height:3in;visibility:visible;mso-wrap-style:square" o:bullet="t">
+      <v:shape id="_x0000_i1093" type="#_x0000_t75" style="width:3in;height:3in;visibility:visible;mso-wrap-style:square" o:bullet="t">
         <v:imagedata r:id="rId1" o:title="MC900065312[1]"/>
       </v:shape>
     </w:pict>
@@ -38035,7 +38035,7 @@
     <w:name w:val="H1"/>
     <w:basedOn w:val="Normal"/>
     <w:next w:val="Normal"/>
-    <w:rsid w:val="007C08C8"/>
+    <w:rsid w:val="00F85DA4"/>
     <w:pPr>
       <w:pageBreakBefore/>
       <w:spacing w:before="480" w:after="0" w:line="240" w:lineRule="auto"/>
@@ -38054,8 +38054,8 @@
   <w:style w:type="paragraph" w:customStyle="1" w:styleId="H2">
     <w:name w:val="H2"/>
     <w:basedOn w:val="Normal"/>
-    <w:next w:val="Quote1"/>
-    <w:rsid w:val="00A60F08"/>
+    <w:next w:val="Normal"/>
+    <w:rsid w:val="00F85DA4"/>
     <w:pPr>
       <w:keepNext/>
       <w:pageBreakBefore/>
@@ -38076,7 +38076,7 @@
     <w:name w:val="H3"/>
     <w:basedOn w:val="Normal"/>
     <w:next w:val="Normal"/>
-    <w:rsid w:val="007C08C8"/>
+    <w:rsid w:val="00F85DA4"/>
     <w:pPr>
       <w:keepNext/>
       <w:widowControl w:val="0"/>
@@ -39072,7 +39072,7 @@
 </file>
 
 <file path=customXml/itemProps1.xml><?xml version="1.0" encoding="utf-8"?>
-<ds:datastoreItem xmlns:ds="http://schemas.openxmlformats.org/officeDocument/2006/customXml" ds:itemID="{F3C0EF57-599E-4176-8205-3FBF99AB26EC}">
+<ds:datastoreItem xmlns:ds="http://schemas.openxmlformats.org/officeDocument/2006/customXml" ds:itemID="{831D2C67-2DD2-49B7-A96B-E42FBE350629}">
   <ds:schemaRefs>
     <ds:schemaRef ds:uri="http://schemas.openxmlformats.org/officeDocument/2006/bibliography"/>
   </ds:schemaRefs>

--- a/Books/RPG_Books/ThePrincessAndTheApocalypse/Book_ThePrincessAndTheApocalypse.docx
+++ b/Books/RPG_Books/ThePrincessAndTheApocalypse/Book_ThePrincessAndTheApocalypse.docx
@@ -1905,13 +1905,19 @@
     </w:p>
     <w:p>
       <w:r>
-        <w:t>Off in the distance was</w:t>
-      </w:r>
-      <w:r>
-        <w:t xml:space="preserve"> a river. </w:t>
-      </w:r>
-      <w:r>
-        <w:t>Next to the river was a village.</w:t>
+        <w:t xml:space="preserve">Off in the distance </w:t>
+      </w:r>
+      <w:r>
+        <w:t xml:space="preserve">I spotted </w:t>
+      </w:r>
+      <w:r>
+        <w:t xml:space="preserve">a </w:t>
+      </w:r>
+      <w:r>
+        <w:t>primitive village next to a river</w:t>
+      </w:r>
+      <w:r>
+        <w:t>.</w:t>
       </w:r>
     </w:p>
     <w:p>
@@ -1965,7 +1971,16 @@
     </w:p>
     <w:p>
       <w:r>
-        <w:t xml:space="preserve">Out of the village came green-skinned humanoid creatures. They only </w:t>
+        <w:t>Out of the village came green-skinned humanoid creatures</w:t>
+      </w:r>
+      <w:r>
+        <w:t xml:space="preserve">, which I </w:t>
+      </w:r>
+      <w:r>
+        <w:t>identified as goblins</w:t>
+      </w:r>
+      <w:r>
+        <w:t xml:space="preserve">. They only </w:t>
       </w:r>
       <w:r>
         <w:t>wore</w:t>
@@ -1982,41 +1997,148 @@
     </w:p>
     <w:p>
       <w:r>
+        <w:lastRenderedPageBreak/>
         <w:t>“Let’s use our pistols first,” Unc advised. “We have thousands of rounds.”</w:t>
       </w:r>
     </w:p>
     <w:p>
       <w:r>
+        <w:t xml:space="preserve">Feeling a little exposed, I grabbed my </w:t>
+      </w:r>
+      <w:r>
+        <w:t xml:space="preserve">ammo bag and readied my </w:t>
+      </w:r>
+      <w:r>
+        <w:t>pistol</w:t>
+      </w:r>
+      <w:r>
+        <w:t>. Unc and Sis did the same.</w:t>
+      </w:r>
+    </w:p>
+    <w:p>
+      <w:r>
+        <w:t>The nearest goblin looked at us lustfully and cackled.</w:t>
+      </w:r>
+    </w:p>
+    <w:p>
+      <w:r>
+        <w:t xml:space="preserve">“Don’t you dare look at my son like that, you disgusting pervs,” Sis </w:t>
+      </w:r>
+      <w:r>
+        <w:t>shouted</w:t>
+      </w:r>
+      <w:r>
+        <w:t xml:space="preserve"> angrily </w:t>
+      </w:r>
+      <w:r>
+        <w:t>as she gave a goblin a third eye</w:t>
+      </w:r>
+      <w:r>
+        <w:t>.</w:t>
+      </w:r>
+    </w:p>
+    <w:p>
+      <w:r>
+        <w:t>The other goblins stepped over their dead companion as they closed in.</w:t>
+      </w:r>
+    </w:p>
+    <w:p>
+      <w:r>
+        <w:t xml:space="preserve">Wishing I had time to change, </w:t>
+      </w:r>
+      <w:r>
+        <w:t xml:space="preserve">I </w:t>
+      </w:r>
+      <w:r>
+        <w:t>fired my pistol</w:t>
+      </w:r>
+      <w:r>
+        <w:t>.</w:t>
+      </w:r>
+    </w:p>
+    <w:p>
+      <w:r>
+        <w:t>I wasn’t panicked. After all, we all trained with state-of-the-art VR devices</w:t>
+      </w:r>
+      <w:r>
+        <w:t xml:space="preserve"> and on the firing range.</w:t>
+      </w:r>
+    </w:p>
+    <w:p>
+      <w:r>
+        <w:t>Well maybe a little stressed.</w:t>
+      </w:r>
+    </w:p>
+    <w:p>
+      <w:r>
+        <w:t>There were literally hundreds of grunts coming at us. And I ran out of bullets.</w:t>
+      </w:r>
+    </w:p>
+    <w:p>
+      <w:r>
+        <w:t>“I’ll reload,” I called and dropped my gun.</w:t>
+      </w:r>
+      <w:r>
+        <w:t xml:space="preserve"> </w:t>
+      </w:r>
+      <w:r>
+        <w:t>Reaching into the bag I filled a cartridge</w:t>
+      </w:r>
+      <w:r>
+        <w:t>.</w:t>
+      </w:r>
+    </w:p>
+    <w:p>
+      <w:r>
+        <w:t>“Here,” I said as I reached up with a clip.</w:t>
+      </w:r>
+    </w:p>
+    <w:p>
+      <w:r>
+        <w:t>“Just toss it to the ground,” Unc said. He went to one knee and picked up the cartridge. Sis did the same, allowing us to become more efficient.</w:t>
+      </w:r>
+    </w:p>
+    <w:p>
+      <w:r>
+        <w:t>I had experience r</w:t>
+      </w:r>
+      <w:r>
+        <w:t>efilling cartridges at breakneck speed.</w:t>
+      </w:r>
+      <w:r>
+        <w:t xml:space="preserve"> However, there was a big difference doing it on the </w:t>
+      </w:r>
+      <w:r>
+        <w:t>firing</w:t>
+      </w:r>
+      <w:r>
+        <w:t xml:space="preserve"> </w:t>
+      </w:r>
+      <w:r>
+        <w:t xml:space="preserve">or paintball </w:t>
+      </w:r>
+      <w:r>
+        <w:t>range and doing it with monsters</w:t>
+      </w:r>
+      <w:r>
+        <w:t xml:space="preserve"> breathing down your necks - Hungry monsters - w</w:t>
+      </w:r>
+      <w:r>
+        <w:t>ith big teeth.</w:t>
+      </w:r>
+    </w:p>
+    <w:p>
+      <w:r>
         <w:lastRenderedPageBreak/>
-        <w:t xml:space="preserve">Feeling a little exposed, I grabbed my </w:t>
-      </w:r>
-      <w:r>
-        <w:t xml:space="preserve">ammo bag and readied my </w:t>
-      </w:r>
-      <w:r>
-        <w:t>pistol</w:t>
-      </w:r>
-      <w:r>
-        <w:t>. Unc and Sis did the same.</w:t>
-      </w:r>
-    </w:p>
-    <w:p>
-      <w:r>
-        <w:t>The nearest goblin looked at us lustfully and cackled.</w:t>
-      </w:r>
-    </w:p>
-    <w:p>
-      <w:r>
-        <w:t xml:space="preserve">“Don’t you dare look at my son like that, you disgusting pervs,” Sis </w:t>
-      </w:r>
-      <w:r>
-        <w:t>shouted</w:t>
-      </w:r>
-      <w:r>
-        <w:t xml:space="preserve"> angrily </w:t>
-      </w:r>
-      <w:r>
-        <w:t>as she gave a goblin a third eye</w:t>
+        <w:t>Did monsters eat?</w:t>
+      </w:r>
+    </w:p>
+    <w:p>
+      <w:r>
+        <w:t>My fingers bled as I rammed bullets. Looking up, I saw goblin warriors coming.</w:t>
+      </w:r>
+      <w:r>
+        <w:t xml:space="preserve"> Thankfully their slowness gave us breathing room</w:t>
       </w:r>
       <w:r>
         <w:t>.</w:t>
@@ -2024,18 +2146,15 @@
     </w:p>
     <w:p>
       <w:r>
-        <w:t>The other goblins stepped over their dead companion as they closed in.</w:t>
-      </w:r>
-    </w:p>
-    <w:p>
-      <w:r>
-        <w:t xml:space="preserve">Wishing I had time to change, </w:t>
-      </w:r>
-      <w:r>
-        <w:t xml:space="preserve">I </w:t>
-      </w:r>
-      <w:r>
-        <w:t>fired my pistol</w:t>
+        <w:t>“Damn, the warriors take three shots,” Unc grumbled.</w:t>
+      </w:r>
+    </w:p>
+    <w:p>
+      <w:r>
+        <w:t xml:space="preserve">“At least the shamans are soft,” Sis said as she </w:t>
+      </w:r>
+      <w:r>
+        <w:t>popped a cartridge out and slammed in a new one</w:t>
       </w:r>
       <w:r>
         <w:t>.</w:t>
@@ -2043,188 +2162,85 @@
     </w:p>
     <w:p>
       <w:r>
-        <w:t>I wasn’t panicked. After all, we all trained with state-of-the-art VR devices</w:t>
-      </w:r>
-      <w:r>
-        <w:t xml:space="preserve"> and on the firing range.</w:t>
-      </w:r>
-    </w:p>
-    <w:p>
-      <w:r>
-        <w:t>Well maybe a little stressed.</w:t>
-      </w:r>
-    </w:p>
-    <w:p>
-      <w:r>
-        <w:t>There were literally hundreds of grunts coming at us. And I ran out of bullets.</w:t>
-      </w:r>
-    </w:p>
-    <w:p>
-      <w:r>
-        <w:t>“I’ll reload,” I called and dropped my gun.</w:t>
-      </w:r>
-      <w:r>
-        <w:t xml:space="preserve"> </w:t>
-      </w:r>
-      <w:r>
-        <w:t>Reaching into the bag I filled a cartridge</w:t>
-      </w:r>
-      <w:r>
-        <w:t>.</w:t>
-      </w:r>
-    </w:p>
-    <w:p>
-      <w:r>
-        <w:t>“Here,” I said as I reached up with a clip.</w:t>
-      </w:r>
-    </w:p>
-    <w:p>
-      <w:r>
-        <w:t>“Just toss it to the ground,” Unc said. He went to one knee and picked up the cartridge. Sis did the same, allowing us to become more efficient.</w:t>
-      </w:r>
-    </w:p>
-    <w:p>
-      <w:r>
-        <w:t>I had experience r</w:t>
-      </w:r>
-      <w:r>
-        <w:t>efilling cartridges at breakneck speed.</w:t>
-      </w:r>
-      <w:r>
-        <w:t xml:space="preserve"> However, there was a big difference doing it on the </w:t>
-      </w:r>
-      <w:r>
-        <w:t>firing</w:t>
-      </w:r>
-      <w:r>
-        <w:t xml:space="preserve"> </w:t>
-      </w:r>
-      <w:r>
-        <w:t xml:space="preserve">or paintball </w:t>
-      </w:r>
-      <w:r>
-        <w:t>range and doing it with monsters</w:t>
-      </w:r>
-      <w:r>
-        <w:t xml:space="preserve"> breathing down your necks - Hungry monsters - w</w:t>
-      </w:r>
-      <w:r>
-        <w:t>ith big teeth.</w:t>
-      </w:r>
-    </w:p>
-    <w:p>
-      <w:r>
-        <w:t>Did monsters eat?</w:t>
+        <w:t>I barely dodged a spear and resumed refilling bullets.</w:t>
+      </w:r>
+    </w:p>
+    <w:p>
+      <w:r>
+        <w:t>A growing pile of copses obscured the view as ever more goblins assaulted us.</w:t>
+      </w:r>
+    </w:p>
+    <w:p>
+      <w:r>
+        <w:t>Then the berserkers came out.</w:t>
+      </w:r>
+    </w:p>
+    <w:p>
+      <w:r>
+        <w:t>“Well, the good news is the grunts are out of the way,” Unc said. “They are way too fast. I’ll focus on the berserkers.”</w:t>
+      </w:r>
+    </w:p>
+    <w:p>
+      <w:r>
+        <w:t>“My fingers are going numb,” I grumbled.</w:t>
+      </w:r>
+    </w:p>
+    <w:p>
+      <w:r>
+        <w:t>“Let’s switch,” Unc suggested.</w:t>
+      </w:r>
+    </w:p>
+    <w:p>
+      <w:r>
+        <w:t>“No,” I replied. “I don’t think I can hold a gun right now.</w:t>
+      </w:r>
+      <w:r>
+        <w:t>”</w:t>
+      </w:r>
+    </w:p>
+    <w:p>
+      <w:r>
+        <w:t>“Just a little more buddy,” Unc said. “Damn, it takes five bullets for the berserkers. Only eye shots save bullets.”</w:t>
+      </w:r>
+    </w:p>
+    <w:p>
+      <w:r>
+        <w:t>“I have bad news,” I said. “</w:t>
+      </w:r>
+      <w:r>
+        <w:t>Half my handgun ammo is gone</w:t>
+      </w:r>
+      <w:r>
+        <w:t>.”</w:t>
+      </w:r>
+    </w:p>
+    <w:p>
+      <w:r>
+        <w:t xml:space="preserve">“Damn,” Unc cursed. “I can’t believe we </w:t>
+      </w:r>
+      <w:r>
+        <w:t>might</w:t>
+      </w:r>
+      <w:r>
+        <w:t xml:space="preserve"> run out of bullets on the first day.</w:t>
+      </w:r>
+      <w:r>
+        <w:t>”</w:t>
+      </w:r>
+    </w:p>
+    <w:p>
+      <w:r>
+        <w:t>“This battle isn’t fair,” Sis yelled. “I hope the others aren’t facing this, or the human race will be wiped out.”</w:t>
+      </w:r>
+    </w:p>
+    <w:p>
+      <w:r>
+        <w:t>Finally, the last berserker fell.</w:t>
       </w:r>
     </w:p>
     <w:p>
       <w:r>
         <w:lastRenderedPageBreak/>
-        <w:t>My fingers bled as I rammed bullets. Looking up, I saw goblin warriors coming.</w:t>
-      </w:r>
-      <w:r>
-        <w:t xml:space="preserve"> Thankfully their slowness gave us breathing room</w:t>
-      </w:r>
-      <w:r>
-        <w:t>.</w:t>
-      </w:r>
-    </w:p>
-    <w:p>
-      <w:r>
-        <w:t>“Damn, the warriors take three shots,” Unc grumbled.</w:t>
-      </w:r>
-    </w:p>
-    <w:p>
-      <w:r>
-        <w:t xml:space="preserve">“At least the shamans are soft,” Sis said as she </w:t>
-      </w:r>
-      <w:r>
-        <w:t>popped a cartridge out and slammed in a new one</w:t>
-      </w:r>
-      <w:r>
-        <w:t>.</w:t>
-      </w:r>
-    </w:p>
-    <w:p>
-      <w:r>
-        <w:t>I barely dodged a spear and resumed refilling bullets.</w:t>
-      </w:r>
-    </w:p>
-    <w:p>
-      <w:r>
-        <w:t>A growing pile of copses obscured the view as ever more goblins assaulted us.</w:t>
-      </w:r>
-    </w:p>
-    <w:p>
-      <w:r>
-        <w:t>Then the berserkers came out.</w:t>
-      </w:r>
-    </w:p>
-    <w:p>
-      <w:r>
-        <w:t>“Well, the good news is the grunts are out of the way,” Unc said. “They are way too fast. I’ll focus on the berserkers.”</w:t>
-      </w:r>
-    </w:p>
-    <w:p>
-      <w:r>
-        <w:t>“My fingers are going numb,” I grumbled.</w:t>
-      </w:r>
-    </w:p>
-    <w:p>
-      <w:r>
-        <w:t>“Let’s switch,” Unc suggested.</w:t>
-      </w:r>
-    </w:p>
-    <w:p>
-      <w:r>
-        <w:t>“No,” I replied. “I don’t think I can hold a gun right now.</w:t>
-      </w:r>
-      <w:r>
-        <w:t>”</w:t>
-      </w:r>
-    </w:p>
-    <w:p>
-      <w:r>
-        <w:t>“Just a little more buddy,” Unc said. “Damn, it takes five bullets for the berserkers. Only eye shots save bullets.”</w:t>
-      </w:r>
-    </w:p>
-    <w:p>
-      <w:r>
-        <w:t>“I have bad news,” I said. “</w:t>
-      </w:r>
-      <w:r>
-        <w:t>Half my handgun ammo is gone</w:t>
-      </w:r>
-      <w:r>
-        <w:t>.”</w:t>
-      </w:r>
-    </w:p>
-    <w:p>
-      <w:r>
-        <w:t xml:space="preserve">“Damn,” Unc cursed. “I can’t believe we </w:t>
-      </w:r>
-      <w:r>
-        <w:t>might</w:t>
-      </w:r>
-      <w:r>
-        <w:t xml:space="preserve"> run out of bullets on the first day.</w:t>
-      </w:r>
-      <w:r>
-        <w:t>”</w:t>
-      </w:r>
-    </w:p>
-    <w:p>
-      <w:r>
-        <w:t>“This battle isn’t fair,” Sis yelled. “I hope the others aren’t facing this, or the human race will be wiped out.”</w:t>
-      </w:r>
-    </w:p>
-    <w:p>
-      <w:r>
-        <w:t>Finally, the last berserker fell.</w:t>
-      </w:r>
-    </w:p>
-    <w:p>
-      <w:r>
         <w:t>Suddenly a message appeared in my mind’s eye.</w:t>
       </w:r>
     </w:p>
@@ -2233,7 +2249,6 @@
         <w:pStyle w:val="StatusMessage"/>
       </w:pPr>
       <w:r>
-        <w:lastRenderedPageBreak/>
         <w:t>Congratulations candidate on surviving.</w:t>
       </w:r>
     </w:p>
@@ -2404,6 +2419,7 @@
     </w:p>
     <w:p>
       <w:r>
+        <w:lastRenderedPageBreak/>
         <w:t>The houses were absolutely disgusting on the inside</w:t>
       </w:r>
       <w:r>
@@ -2415,154 +2431,153 @@
     </w:p>
     <w:p>
       <w:r>
+        <w:t>“How do we loot this?” Sis wondered.</w:t>
+      </w:r>
+    </w:p>
+    <w:p>
+      <w:r>
+        <w:t>I held an item</w:t>
+      </w:r>
+      <w:r>
+        <w:t>. A moment later it disappeared. “It’s easy to store stuff. Just intend it,” I said.</w:t>
+      </w:r>
+      <w:r>
+        <w:t xml:space="preserve"> “It seems we have some sort of dimensional storage.”</w:t>
+      </w:r>
+    </w:p>
+    <w:p>
+      <w:r>
+        <w:t>I also put my backpack away, leaving only my ammo bag and weapons. Unc and Sis did the same.</w:t>
+      </w:r>
+    </w:p>
+    <w:p>
+      <w:r>
+        <w:t>The power was rather strange. One moment the item was there, and then it was gone.</w:t>
+      </w:r>
+    </w:p>
+    <w:p>
+      <w:r>
+        <w:t>Half an hour later, we finally looted the village.</w:t>
+      </w:r>
+      <w:r>
+        <w:t xml:space="preserve"> No doubt many items were missed, buried under unspeakable things.</w:t>
+      </w:r>
+    </w:p>
+    <w:p>
+      <w:r>
+        <w:t>“Now what</w:t>
+      </w:r>
+      <w:r>
+        <w:t>,</w:t>
+      </w:r>
+      <w:r>
+        <w:t>” Unc asked</w:t>
+      </w:r>
+      <w:r>
+        <w:t>?</w:t>
+      </w:r>
+      <w:r>
+        <w:t xml:space="preserve"> “</w:t>
+      </w:r>
+      <w:r>
+        <w:t>We</w:t>
+      </w:r>
+      <w:r>
+        <w:t xml:space="preserve"> need t</w:t>
+      </w:r>
+      <w:r>
+        <w:t>o secure a place for the night. I suppose we could stay here. However, I’m not a fan of touching some of that crap in the huts.”</w:t>
+      </w:r>
+    </w:p>
+    <w:p>
+      <w:r>
+        <w:t>“</w:t>
+      </w:r>
+      <w:r>
+        <w:t>We have tents</w:t>
+      </w:r>
+      <w:r>
+        <w:t>,” Sis said. “</w:t>
+      </w:r>
+      <w:r>
+        <w:t>Hopefully this place will dissuade other monsters from approaching</w:t>
+      </w:r>
+      <w:r>
+        <w:t>.”</w:t>
+      </w:r>
+    </w:p>
+    <w:p>
+      <w:r>
+        <w:t>“It’s certainly dissuading me from approaching,” Unc said.</w:t>
+      </w:r>
+    </w:p>
+    <w:p>
+      <w:r>
+        <w:t>“I wonder what I have in my inventory,” I said.</w:t>
+      </w:r>
+    </w:p>
+    <w:p>
+      <w:r>
+        <w:t>I</w:t>
+      </w:r>
+      <w:r>
+        <w:t>n my mind I became aware of everything in my inventory.</w:t>
+      </w:r>
+    </w:p>
+    <w:p>
+      <w:r>
+        <w:t>“Checking my inventory is easier than I realized,</w:t>
+      </w:r>
+      <w:r>
+        <w:t xml:space="preserve"> </w:t>
+      </w:r>
+      <w:r>
+        <w:t>although I was expecting menus and stuff, as in video games,</w:t>
+      </w:r>
+      <w:r>
+        <w:t>” I said. “</w:t>
+      </w:r>
+      <w:r>
+        <w:t xml:space="preserve">Instead it’s just </w:t>
+      </w:r>
+      <w:r>
+        <w:t>remembering</w:t>
+      </w:r>
+      <w:r>
+        <w:t xml:space="preserve">. </w:t>
+      </w:r>
+      <w:r>
+        <w:t>I have 3 gold</w:t>
+      </w:r>
+      <w:r>
+        <w:t>, monster cores</w:t>
+      </w:r>
+      <w:r>
+        <w:t>, armor, weapons, and potions</w:t>
+      </w:r>
+      <w:r>
+        <w:t>.”</w:t>
+      </w:r>
+    </w:p>
+    <w:p>
+      <w:r>
+        <w:t>I paused and then screamed in excitement</w:t>
+      </w:r>
+      <w:r>
+        <w:t>, almost jumping up and down</w:t>
+      </w:r>
+      <w:r>
+        <w:t>, “I have it. I have it.”</w:t>
+      </w:r>
+    </w:p>
+    <w:p>
+      <w:r>
         <w:lastRenderedPageBreak/>
-        <w:t>“How do we loot this?” Sis wondered.</w:t>
-      </w:r>
-    </w:p>
-    <w:p>
-      <w:r>
-        <w:t>I held an item</w:t>
-      </w:r>
-      <w:r>
-        <w:t>. A moment later it disappeared. “It’s easy to store stuff. Just intend it,” I said.</w:t>
-      </w:r>
-      <w:r>
-        <w:t xml:space="preserve"> “It seems we have some sort of dimensional storage.”</w:t>
-      </w:r>
-    </w:p>
-    <w:p>
-      <w:r>
-        <w:t>I also put my backpack away, leaving only my ammo bag and weapons. Unc and Sis did the same.</w:t>
-      </w:r>
-    </w:p>
-    <w:p>
-      <w:r>
-        <w:t>The power was rather strange. One moment the item was there, and then it was gone.</w:t>
-      </w:r>
-    </w:p>
-    <w:p>
-      <w:r>
-        <w:t>Half an hour later, we finally looted the village.</w:t>
-      </w:r>
-      <w:r>
-        <w:t xml:space="preserve"> No doubt many items were missed, buried under unspeakable things.</w:t>
-      </w:r>
-    </w:p>
-    <w:p>
-      <w:r>
-        <w:t>“Now what</w:t>
-      </w:r>
-      <w:r>
-        <w:t>,</w:t>
-      </w:r>
-      <w:r>
-        <w:t>” Unc asked</w:t>
-      </w:r>
-      <w:r>
-        <w:t>?</w:t>
-      </w:r>
-      <w:r>
-        <w:t xml:space="preserve"> “</w:t>
-      </w:r>
-      <w:r>
-        <w:t>We</w:t>
-      </w:r>
-      <w:r>
-        <w:t xml:space="preserve"> need t</w:t>
-      </w:r>
-      <w:r>
-        <w:t>o secure a place for the night. I suppose we could stay here. However, I’m not a fan of touching some of that crap in the huts.”</w:t>
-      </w:r>
-    </w:p>
-    <w:p>
-      <w:r>
-        <w:t>“</w:t>
-      </w:r>
-      <w:r>
-        <w:t>We have tents</w:t>
-      </w:r>
-      <w:r>
-        <w:t>,” Sis said. “</w:t>
-      </w:r>
-      <w:r>
-        <w:t>Hopefully this place will dissuade other monsters from approaching</w:t>
-      </w:r>
-      <w:r>
-        <w:t>.”</w:t>
-      </w:r>
-    </w:p>
-    <w:p>
-      <w:r>
-        <w:t>“It’s certainly dissuading me from approaching,” Unc said.</w:t>
-      </w:r>
-    </w:p>
-    <w:p>
-      <w:r>
-        <w:t>“I wonder what I have in my inventory,” I said.</w:t>
-      </w:r>
-    </w:p>
-    <w:p>
-      <w:r>
-        <w:t>I</w:t>
-      </w:r>
-      <w:r>
-        <w:t>n my mind I became aware of everything in my inventory.</w:t>
-      </w:r>
-    </w:p>
-    <w:p>
-      <w:r>
-        <w:t>“Checking my inventory is easier than I realized,</w:t>
-      </w:r>
-      <w:r>
-        <w:t xml:space="preserve"> </w:t>
-      </w:r>
-      <w:r>
-        <w:t>although I was expecting menus and stuff, as in video games,</w:t>
-      </w:r>
-      <w:r>
-        <w:t>” I said. “</w:t>
-      </w:r>
-      <w:r>
-        <w:t xml:space="preserve">Instead it’s just </w:t>
-      </w:r>
-      <w:r>
-        <w:t>remembering</w:t>
-      </w:r>
-      <w:r>
-        <w:t xml:space="preserve">. </w:t>
-      </w:r>
-      <w:r>
-        <w:t>I have 3 gold</w:t>
-      </w:r>
-      <w:r>
-        <w:t>, monster cores</w:t>
-      </w:r>
-      <w:r>
-        <w:t>, armor, weapons, and potions</w:t>
-      </w:r>
-      <w:r>
-        <w:t>.”</w:t>
-      </w:r>
-    </w:p>
-    <w:p>
-      <w:r>
-        <w:t>I paused and then screamed in excitement</w:t>
-      </w:r>
-      <w:r>
-        <w:t>, almost jumping up and down</w:t>
-      </w:r>
-      <w:r>
-        <w:t>, “I have it. I have it.”</w:t>
-      </w:r>
-    </w:p>
-    <w:p>
-      <w:r>
         <w:t>“What do you have Luke?” Sis asked.</w:t>
       </w:r>
     </w:p>
     <w:p>
       <w:r>
-        <w:lastRenderedPageBreak/>
         <w:t>“Why are you so excited?” Unc asked</w:t>
       </w:r>
       <w:r>
@@ -11492,7 +11507,7 @@
           <w:noProof/>
         </w:rPr>
         <w:pict>
-          <v:shape id="_x0000_i1025" type="#_x0000_t75" style="width:22.85pt;height:9.2pt;visibility:visible;mso-wrap-style:square" o:bullet="t">
+          <v:shape id="_x0000_i1025" type="#_x0000_t75" style="width:22.95pt;height:9.2pt;visibility:visible;mso-wrap-style:square" o:bullet="t">
             <v:imagedata r:id="rId13" o:title="MC900065312[1]"/>
           </v:shape>
         </w:pict>
@@ -27336,7 +27351,7 @@
           <w:noProof/>
         </w:rPr>
         <w:pict>
-          <v:shape id="Picture 3" o:spid="_x0000_i1026" type="#_x0000_t75" style="width:22.85pt;height:9.2pt;visibility:visible;mso-wrap-style:square" o:bullet="t">
+          <v:shape id="Picture 3" o:spid="_x0000_i1026" type="#_x0000_t75" style="width:22.95pt;height:9.2pt;visibility:visible;mso-wrap-style:square" o:bullet="t">
             <v:imagedata r:id="rId13" o:title="MC900065312[1]"/>
           </v:shape>
         </w:pict>
@@ -31635,7 +31650,7 @@
           <w:noProof/>
         </w:rPr>
         <w:pict>
-          <v:shape id="_x0000_i1027" type="#_x0000_t75" style="width:22.85pt;height:9.2pt;visibility:visible;mso-wrap-style:square" o:bullet="t">
+          <v:shape id="_x0000_i1027" type="#_x0000_t75" style="width:22.95pt;height:9.2pt;visibility:visible;mso-wrap-style:square" o:bullet="t">
             <v:imagedata r:id="rId13" o:title="MC900065312[1]"/>
           </v:shape>
         </w:pict>
@@ -36323,7 +36338,7 @@
             <w:rPr>
               <w:noProof/>
             </w:rPr>
-            <w:t>179</w:t>
+            <w:t>9</w:t>
           </w:r>
         </w:fldSimple>
       </w:p>
@@ -36522,7 +36537,7 @@
         <v:path o:extrusionok="f" gradientshapeok="t" o:connecttype="rect"/>
         <o:lock v:ext="edit" aspectratio="t"/>
       </v:shapetype>
-      <v:shape id="_x0000_i1093" type="#_x0000_t75" style="width:3in;height:3in;visibility:visible;mso-wrap-style:square" o:bullet="t">
+      <v:shape id="_x0000_i1028" type="#_x0000_t75" style="width:3in;height:3in;visibility:visible;mso-wrap-style:square" o:bullet="t">
         <v:imagedata r:id="rId1" o:title="MC900065312[1]"/>
       </v:shape>
     </w:pict>
@@ -39072,7 +39087,7 @@
 </file>
 
 <file path=customXml/itemProps1.xml><?xml version="1.0" encoding="utf-8"?>
-<ds:datastoreItem xmlns:ds="http://schemas.openxmlformats.org/officeDocument/2006/customXml" ds:itemID="{831D2C67-2DD2-49B7-A96B-E42FBE350629}">
+<ds:datastoreItem xmlns:ds="http://schemas.openxmlformats.org/officeDocument/2006/customXml" ds:itemID="{65232AFB-B127-48AE-BAC9-C21960DF2A78}">
   <ds:schemaRefs>
     <ds:schemaRef ds:uri="http://schemas.openxmlformats.org/officeDocument/2006/bibliography"/>
   </ds:schemaRefs>

--- a/Books/RPG_Books/ThePrincessAndTheApocalypse/Book_ThePrincessAndTheApocalypse.docx
+++ b/Books/RPG_Books/ThePrincessAndTheApocalypse/Book_ThePrincessAndTheApocalypse.docx
@@ -2240,7 +2240,13 @@
     </w:p>
     <w:p>
       <w:r>
-        <w:t>“My fingers are going numb,” I grumbled.</w:t>
+        <w:t xml:space="preserve">“My fingers are going numb,” I </w:t>
+      </w:r>
+      <w:r>
+        <w:t>said</w:t>
+      </w:r>
+      <w:r>
+        <w:t>.</w:t>
       </w:r>
     </w:p>
     <w:p>
@@ -3195,179 +3201,159 @@
       <w:pPr>
         <w:pStyle w:val="StatusMessage"/>
       </w:pPr>
+      <w:r>
+        <w:t>Each of these pieces of equipment is tagged with the name Apocalypse.</w:t>
+      </w:r>
     </w:p>
     <w:p>
       <w:pPr>
         <w:pStyle w:val="StatusMessage"/>
       </w:pPr>
       <w:r>
-        <w:t>Each of these pieces of equipment is tagged with the name Apocalypse.</w:t>
+        <w:t xml:space="preserve">Of the </w:t>
+      </w:r>
+      <w:r>
+        <w:t>7</w:t>
+      </w:r>
+      <w:r>
+        <w:t>,</w:t>
+      </w:r>
+      <w:r>
+        <w:t>1</w:t>
+      </w:r>
+      <w:r>
+        <w:t>87,577,878</w:t>
+      </w:r>
+      <w:r>
+        <w:t xml:space="preserve"> Earth citizens, </w:t>
+      </w:r>
+      <w:r>
+        <w:t>1</w:t>
+      </w:r>
+      <w:r>
+        <w:t>,</w:t>
+      </w:r>
+      <w:r>
+        <w:t>7</w:t>
+      </w:r>
+      <w:r>
+        <w:t>3</w:t>
+      </w:r>
+      <w:r>
+        <w:t xml:space="preserve">8,274 people </w:t>
+      </w:r>
+      <w:r>
+        <w:t xml:space="preserve">have </w:t>
+      </w:r>
+      <w:r>
+        <w:t>chose</w:t>
+      </w:r>
+      <w:r>
+        <w:t>n</w:t>
+      </w:r>
+      <w:r>
+        <w:t xml:space="preserve"> an Apocalypse item</w:t>
       </w:r>
     </w:p>
     <w:p>
       <w:pPr>
         <w:pStyle w:val="StatusMessage"/>
       </w:pPr>
+      <w:r>
+        <w:t>This Item is soulbound to you.</w:t>
+      </w:r>
     </w:p>
     <w:p>
       <w:pPr>
         <w:pStyle w:val="StatusMessage"/>
       </w:pPr>
       <w:r>
-        <w:t xml:space="preserve">Of the </w:t>
-      </w:r>
-      <w:r>
-        <w:t>7</w:t>
-      </w:r>
-      <w:r>
-        <w:t>,</w:t>
-      </w:r>
-      <w:r>
-        <w:t>1</w:t>
-      </w:r>
-      <w:r>
-        <w:t>87,577,878</w:t>
-      </w:r>
-      <w:r>
-        <w:t xml:space="preserve"> Earth citizens, </w:t>
-      </w:r>
-      <w:r>
-        <w:t>1</w:t>
-      </w:r>
-      <w:r>
-        <w:t>,</w:t>
-      </w:r>
-      <w:r>
-        <w:t>7</w:t>
-      </w:r>
-      <w:r>
-        <w:t>3</w:t>
-      </w:r>
-      <w:r>
-        <w:t xml:space="preserve">8,274 people </w:t>
-      </w:r>
-      <w:r>
-        <w:t xml:space="preserve">have </w:t>
-      </w:r>
-      <w:r>
-        <w:t>chose</w:t>
-      </w:r>
-      <w:r>
-        <w:t>n</w:t>
-      </w:r>
-      <w:r>
-        <w:t xml:space="preserve"> an Apocalypse item</w:t>
+        <w:t>Select Name</w:t>
+      </w:r>
+    </w:p>
+    <w:p>
+      <w:r>
+        <w:t>“What should we call it?” Unc asked.</w:t>
+      </w:r>
+    </w:p>
+    <w:p>
+      <w:r>
+        <w:t>That was a tough question. We wracked our heads for a few minutes.</w:t>
+      </w:r>
+    </w:p>
+    <w:p>
+      <w:r>
+        <w:t>“</w:t>
+      </w:r>
+      <w:r>
+        <w:rPr>
+          <w:i/>
+        </w:rPr>
+        <w:t>Dragon’s throne</w:t>
+      </w:r>
+      <w:r>
+        <w:t>,” I said suddenly.</w:t>
       </w:r>
     </w:p>
     <w:p>
       <w:pPr>
         <w:pStyle w:val="StatusMessage"/>
       </w:pPr>
+      <w:bookmarkStart w:id="3" w:name="_Hlk162732165"/>
+      <w:r>
+        <w:rPr>
+          <w:i/>
+        </w:rPr>
+        <w:t>Dragon’s Throne</w:t>
+      </w:r>
+      <w:bookmarkEnd w:id="3"/>
+      <w:r>
+        <w:t xml:space="preserve"> has been recorded.</w:t>
+      </w:r>
     </w:p>
     <w:p>
       <w:pPr>
         <w:pStyle w:val="StatusMessage"/>
       </w:pPr>
       <w:r>
-        <w:t>This Item is soulbound to you.</w:t>
-      </w:r>
-    </w:p>
-    <w:p>
-      <w:pPr>
-        <w:pStyle w:val="StatusMessage"/>
-      </w:pPr>
-    </w:p>
-    <w:p>
-      <w:pPr>
-        <w:pStyle w:val="StatusMessage"/>
-      </w:pPr>
-      <w:r>
-        <w:t>Select Name</w:t>
-      </w:r>
-    </w:p>
-    <w:p>
-      <w:r>
-        <w:t>“What should we call it?” Unc asked.</w:t>
-      </w:r>
-    </w:p>
-    <w:p>
-      <w:r>
-        <w:t>That was a tough question. We wracked our heads for a few minutes.</w:t>
-      </w:r>
-    </w:p>
-    <w:p>
-      <w:r>
-        <w:t>“</w:t>
-      </w:r>
-      <w:r>
-        <w:rPr>
-          <w:i/>
-        </w:rPr>
-        <w:t>Dragon’s throne</w:t>
-      </w:r>
-      <w:r>
-        <w:t>,” I said suddenly.</w:t>
-      </w:r>
-    </w:p>
-    <w:p>
-      <w:pPr>
-        <w:pStyle w:val="StatusMessage"/>
-      </w:pPr>
-      <w:bookmarkStart w:id="3" w:name="_Hlk162732165"/>
-      <w:r>
-        <w:rPr>
-          <w:i/>
-        </w:rPr>
+        <w:t xml:space="preserve">Would you like to share experience with </w:t>
+      </w:r>
+      <w:r>
+        <w:t>Dragon’s Throne</w:t>
+      </w:r>
+      <w:r>
+        <w:t>?</w:t>
+      </w:r>
+      <w:r>
+        <w:br/>
+      </w:r>
+      <w:r>
+        <w:t>No</w:t>
+      </w:r>
+      <w:r>
+        <w:t>/</w:t>
+      </w:r>
+      <w:r>
+        <w:t>Just Me</w:t>
+      </w:r>
+      <w:r>
+        <w:t>/</w:t>
+      </w:r>
+      <w:r>
+        <w:t>My Entire Party</w:t>
+      </w:r>
+    </w:p>
+    <w:p>
+      <w:r>
+        <w:t>“Select ‘My Entire Party’,” Sis ordered.</w:t>
+      </w:r>
+      <w:r>
+        <w:t xml:space="preserve"> “This is our home from now on. I want to help.”</w:t>
+      </w:r>
+    </w:p>
+    <w:p>
+      <w:r>
         <w:lastRenderedPageBreak/>
-        <w:t>Dragon’s Throne</w:t>
-      </w:r>
-      <w:bookmarkEnd w:id="3"/>
-      <w:r>
-        <w:t xml:space="preserve"> has been recorded.</w:t>
-      </w:r>
-    </w:p>
-    <w:p>
-      <w:pPr>
-        <w:pStyle w:val="StatusMessage"/>
-      </w:pPr>
-      <w:r>
-        <w:t xml:space="preserve">Would you like to share experience with </w:t>
-      </w:r>
-      <w:r>
-        <w:t>Dragon’s Throne</w:t>
-      </w:r>
-      <w:r>
-        <w:t>?</w:t>
-      </w:r>
-      <w:r>
-        <w:br/>
-      </w:r>
-      <w:r>
-        <w:t>No</w:t>
-      </w:r>
-      <w:r>
-        <w:t>/</w:t>
-      </w:r>
-      <w:r>
-        <w:t>Just Me</w:t>
-      </w:r>
-      <w:r>
-        <w:t>/</w:t>
-      </w:r>
-      <w:r>
-        <w:t>My Entire Party</w:t>
-      </w:r>
-    </w:p>
-    <w:p>
-      <w:r>
-        <w:t>“Select ‘My Entire Party’,” Sis ordered.</w:t>
-      </w:r>
-      <w:r>
-        <w:t xml:space="preserve"> “This is our home from now on. I want to help.”</w:t>
-      </w:r>
-    </w:p>
-    <w:p>
-      <w:r>
         <w:t>Unc pressed, ‘My Entire Party’.</w:t>
       </w:r>
     </w:p>
@@ -3732,7 +3718,6 @@
         <w:pStyle w:val="StatusUser"/>
       </w:pPr>
       <w:r>
-        <w:lastRenderedPageBreak/>
         <w:t>Nerve:</w:t>
       </w:r>
       <w:r>
@@ -3845,6 +3830,7 @@
     </w:p>
     <w:p>
       <w:r>
+        <w:lastRenderedPageBreak/>
         <w:t>I shared my</w:t>
       </w:r>
       <w:r>
@@ -4184,48 +4170,48 @@
     </w:p>
     <w:p>
       <w:r>
+        <w:t>So, each level gave 5 stats points to distribute.</w:t>
+      </w:r>
+    </w:p>
+    <w:p>
+      <w:r>
+        <w:t xml:space="preserve">We ignored </w:t>
+      </w:r>
+      <w:r>
+        <w:t>Metamorphosis</w:t>
+      </w:r>
+      <w:r>
+        <w:t xml:space="preserve"> and </w:t>
+      </w:r>
+      <w:r>
+        <w:t>Interior Space</w:t>
+      </w:r>
+      <w:r>
+        <w:t xml:space="preserve"> since they didn’t seem security related.</w:t>
+      </w:r>
+    </w:p>
+    <w:p>
+      <w:r>
+        <w:t>The Earthroamer shuddered and then settled down.</w:t>
+      </w:r>
+    </w:p>
+    <w:p>
+      <w:r>
+        <w:t xml:space="preserve">“Freaky,” Unc said. “It’s almost as if the </w:t>
+      </w:r>
+      <w:r>
+        <w:rPr>
+          <w:i/>
+        </w:rPr>
+        <w:t>Dragon’s Throne</w:t>
+      </w:r>
+      <w:r>
+        <w:t xml:space="preserve"> is alive.”</w:t>
+      </w:r>
+    </w:p>
+    <w:p>
+      <w:r>
         <w:lastRenderedPageBreak/>
-        <w:t>So, each level gave 5 stats points to distribute.</w:t>
-      </w:r>
-    </w:p>
-    <w:p>
-      <w:r>
-        <w:t xml:space="preserve">We ignored </w:t>
-      </w:r>
-      <w:r>
-        <w:t>Metamorphosis</w:t>
-      </w:r>
-      <w:r>
-        <w:t xml:space="preserve"> and </w:t>
-      </w:r>
-      <w:r>
-        <w:t>Interior Space</w:t>
-      </w:r>
-      <w:r>
-        <w:t xml:space="preserve"> since they didn’t seem security related.</w:t>
-      </w:r>
-    </w:p>
-    <w:p>
-      <w:r>
-        <w:t>The Earthroamer shuddered and then settled down.</w:t>
-      </w:r>
-    </w:p>
-    <w:p>
-      <w:r>
-        <w:t xml:space="preserve">“Freaky,” Unc said. “It’s almost as if the </w:t>
-      </w:r>
-      <w:r>
-        <w:rPr>
-          <w:i/>
-        </w:rPr>
-        <w:t>Dragon’s Throne</w:t>
-      </w:r>
-      <w:r>
-        <w:t xml:space="preserve"> is alive.”</w:t>
-      </w:r>
-    </w:p>
-    <w:p>
-      <w:r>
         <w:t xml:space="preserve">“I feel safer for the night,” Sis said. “But tomorrow I want to level up the </w:t>
       </w:r>
       <w:r>
@@ -4310,7 +4296,7 @@
         <w:t xml:space="preserve">no wine,” Unc </w:t>
       </w:r>
       <w:r>
-        <w:t>lamented</w:t>
+        <w:t>said</w:t>
       </w:r>
       <w:r>
         <w:t>.</w:t>
@@ -4397,7 +4383,6 @@
     </w:p>
     <w:p>
       <w:r>
-        <w:lastRenderedPageBreak/>
         <w:t xml:space="preserve">Just like the </w:t>
       </w:r>
       <w:r>
@@ -4780,28 +4765,112 @@
     </w:p>
     <w:p>
       <w:r>
+        <w:t>“I think I’m starting to understand the stats.</w:t>
+      </w:r>
+    </w:p>
+    <w:p>
+      <w:r>
+        <w:t xml:space="preserve">“Speed and Strength builds are possible. However, both require </w:t>
+      </w:r>
+      <w:r>
+        <w:t>Constitution</w:t>
+      </w:r>
+      <w:r>
+        <w:t xml:space="preserve">, or you’ll tear ligaments. </w:t>
+      </w:r>
+      <w:r>
+        <w:t xml:space="preserve">No. Strength requires Constitution. Speed requires </w:t>
+      </w:r>
+      <w:r>
+        <w:t>Stamina.</w:t>
+      </w:r>
+      <w:r>
+        <w:t xml:space="preserve"> Strength too…</w:t>
+      </w:r>
+      <w:r>
+        <w:t>”</w:t>
+      </w:r>
+    </w:p>
+    <w:p>
+      <w:r>
         <w:lastRenderedPageBreak/>
-        <w:t>“I think I’m starting to understand the stats.</w:t>
-      </w:r>
-    </w:p>
-    <w:p>
-      <w:r>
-        <w:t xml:space="preserve">“Speed and Strength builds are possible. However, both require </w:t>
+        <w:t xml:space="preserve">“So, you can focus solely on either Speed or Strength. However, you require </w:t>
       </w:r>
       <w:r>
         <w:t>Constitution</w:t>
       </w:r>
       <w:r>
-        <w:t xml:space="preserve">, or you’ll tear ligaments. </w:t>
-      </w:r>
-      <w:r>
-        <w:t xml:space="preserve">No. Strength requires Constitution. Speed requires </w:t>
-      </w:r>
-      <w:r>
-        <w:t>Stamina.</w:t>
-      </w:r>
-      <w:r>
-        <w:t xml:space="preserve"> Strength too…</w:t>
+        <w:t xml:space="preserve"> </w:t>
+      </w:r>
+      <w:r>
+        <w:t xml:space="preserve">or Stamina </w:t>
+      </w:r>
+      <w:r>
+        <w:t xml:space="preserve">to be at </w:t>
+      </w:r>
+      <w:r>
+        <w:t xml:space="preserve">similar </w:t>
+      </w:r>
+      <w:r>
+        <w:t>value</w:t>
+      </w:r>
+      <w:r>
+        <w:t>s</w:t>
+      </w:r>
+      <w:r>
+        <w:t>. But you can have less Stamina, unless you want to be a long-distance runner,” Unc said.</w:t>
+      </w:r>
+    </w:p>
+    <w:p>
+      <w:r>
+        <w:t>“Close,” I said. “Too much strength and not enough speed and you</w:t>
+      </w:r>
+      <w:r>
+        <w:t>r</w:t>
+      </w:r>
+      <w:r>
+        <w:t xml:space="preserve"> </w:t>
+      </w:r>
+      <w:r>
+        <w:t>enemies will run circles around you</w:t>
+      </w:r>
+      <w:r>
+        <w:t>. Too much speed and your attacks will be weak.</w:t>
+      </w:r>
+      <w:r>
+        <w:t xml:space="preserve"> No. Supersonic things hit hard.</w:t>
+      </w:r>
+      <w:r>
+        <w:t xml:space="preserve"> But then you will need Toughness, or you will break on impact.</w:t>
+      </w:r>
+    </w:p>
+    <w:p>
+      <w:r>
+        <w:t>“Or you can become a pure Wizard type, which only requires Nerve and Ma</w:t>
+      </w:r>
+      <w:r>
+        <w:t>n</w:t>
+      </w:r>
+      <w:r>
+        <w:t>na</w:t>
+      </w:r>
+      <w:r>
+        <w:t xml:space="preserve"> Control</w:t>
+      </w:r>
+      <w:r>
+        <w:t>, unless that puts a strain on the body</w:t>
+      </w:r>
+      <w:r>
+        <w:t>.</w:t>
+      </w:r>
+      <w:r>
+        <w:t xml:space="preserve"> </w:t>
+      </w:r>
+      <w:r>
+        <w:t>It p</w:t>
+      </w:r>
+      <w:r>
+        <w:t>robably does.</w:t>
       </w:r>
       <w:r>
         <w:t>”</w:t>
@@ -4809,83 +4878,220 @@
     </w:p>
     <w:p>
       <w:r>
-        <w:t xml:space="preserve">“So, you can focus solely on either Speed or Strength. However, you require </w:t>
-      </w:r>
-      <w:r>
-        <w:t>Constitution</w:t>
-      </w:r>
-      <w:r>
-        <w:t xml:space="preserve"> </w:t>
-      </w:r>
-      <w:r>
-        <w:t xml:space="preserve">or Stamina </w:t>
-      </w:r>
-      <w:r>
-        <w:t xml:space="preserve">to be at </w:t>
-      </w:r>
-      <w:r>
-        <w:t xml:space="preserve">similar </w:t>
-      </w:r>
-      <w:r>
-        <w:t>value</w:t>
-      </w:r>
-      <w:r>
-        <w:t>s</w:t>
-      </w:r>
-      <w:r>
-        <w:t>. But you can have less Stamina, unless you want to be a long-distance runner,” Unc said.</w:t>
-      </w:r>
-    </w:p>
-    <w:p>
-      <w:r>
-        <w:t>“Close,” I said. “Too much strength and not enough speed and you</w:t>
-      </w:r>
-      <w:r>
-        <w:t>r</w:t>
-      </w:r>
-      <w:r>
-        <w:t xml:space="preserve"> </w:t>
-      </w:r>
-      <w:r>
-        <w:t>enemies will run circles around you</w:t>
-      </w:r>
-      <w:r>
-        <w:t>. Too much speed and your attacks will be weak.</w:t>
-      </w:r>
-      <w:r>
-        <w:t xml:space="preserve"> No. Supersonic things hit hard.</w:t>
-      </w:r>
-      <w:r>
-        <w:t xml:space="preserve"> But then you will need Toughness, or you will break on impact.</w:t>
-      </w:r>
-    </w:p>
-    <w:p>
-      <w:r>
-        <w:t>“Or you can become a pure Wizard type, which only requires Nerve and Ma</w:t>
+        <w:t>“What about Restoration?” Sis asked.</w:t>
+      </w:r>
+    </w:p>
+    <w:p>
+      <w:r>
+        <w:t>“You know how aging has resumed today?” I asked. “I have a feeling a high enough Restoration value will stop the aging process. I want you two to have that. You’re my family. I don’t want you both to get old and die.”</w:t>
+      </w:r>
+    </w:p>
+    <w:p>
+      <w:r>
+        <w:t>“That’s so sweet,” Sis said and gave me a hug.</w:t>
+      </w:r>
+    </w:p>
+    <w:p>
+      <w:r>
+        <w:t>“No problem, buddy,” Unc said and ruffled my hair.</w:t>
+      </w:r>
+      <w:r>
+        <w:t xml:space="preserve"> “I am planning on doing a balanced build for now. I wonder if classes are possible, one focusing on guns and bombs.</w:t>
+      </w:r>
+      <w:r>
+        <w:t xml:space="preserve"> I don’t wan</w:t>
+      </w:r>
+      <w:r>
+        <w:t>t</w:t>
+      </w:r>
+      <w:r>
+        <w:t xml:space="preserve"> stupid swords and arrows</w:t>
+      </w:r>
+      <w:r>
+        <w:t>, although I put enough time training</w:t>
+      </w:r>
+      <w:r>
+        <w:t>.”</w:t>
+      </w:r>
+    </w:p>
+    <w:p>
+      <w:r>
+        <w:t>“Mithril swords and armor piercing arrows</w:t>
+      </w:r>
+      <w:r>
+        <w:t>,” I said with a smile.</w:t>
+      </w:r>
+    </w:p>
+    <w:p>
+      <w:r>
+        <w:t>“Then for you</w:t>
+      </w:r>
+      <w:r>
+        <w:t>,</w:t>
+      </w:r>
+      <w:r>
+        <w:t xml:space="preserve"> Speed will be a dump stat</w:t>
+      </w:r>
+      <w:r>
+        <w:t xml:space="preserve"> - mostly</w:t>
+      </w:r>
+      <w:r>
+        <w:t>. You definitely need nerve to be aware of your surroundings</w:t>
+      </w:r>
+      <w:r>
+        <w:t>,</w:t>
+      </w:r>
+      <w:r>
+        <w:t xml:space="preserve"> </w:t>
+      </w:r>
+      <w:r>
+        <w:t>a</w:t>
+      </w:r>
+      <w:r>
+        <w:t xml:space="preserve">t least a little. </w:t>
+      </w:r>
+      <w:r>
+        <w:t>Ma</w:t>
       </w:r>
       <w:r>
         <w:t>n</w:t>
       </w:r>
       <w:r>
-        <w:t>na</w:t>
-      </w:r>
-      <w:r>
-        <w:t xml:space="preserve"> Control</w:t>
-      </w:r>
-      <w:r>
-        <w:t>, unless that puts a strain on the body</w:t>
+        <w:t>na might be used for magic bullets and bombs. We don’t have enough data to know.”</w:t>
+      </w:r>
+    </w:p>
+    <w:p>
+      <w:r>
+        <w:t>“I’ll spread my points out evenly too,” Sis said.</w:t>
+      </w:r>
+    </w:p>
+    <w:p>
+      <w:r>
+        <w:lastRenderedPageBreak/>
+        <w:t>For a few moments nothing happened</w:t>
+      </w:r>
+      <w:r>
+        <w:t>. Then they too shuddered.</w:t>
+      </w:r>
+      <w:r>
+        <w:t xml:space="preserve"> Sis and Unc shared their stats.</w:t>
+      </w:r>
+    </w:p>
+    <w:p>
+      <w:r>
+        <w:t>“I’ll make dinner,” Sis said.</w:t>
+      </w:r>
+    </w:p>
+    <w:p>
+      <w:r>
+        <w:t>“</w:t>
+      </w:r>
+      <w:r>
+        <w:t>Does this use propane</w:t>
+      </w:r>
+      <w:r>
+        <w:t>?</w:t>
+      </w:r>
+      <w:r>
+        <w:t xml:space="preserve">” Unc </w:t>
+      </w:r>
+      <w:r>
+        <w:t>asked</w:t>
       </w:r>
       <w:r>
         <w:t>.</w:t>
       </w:r>
-      <w:r>
-        <w:t xml:space="preserve"> </w:t>
-      </w:r>
-      <w:r>
-        <w:t>It p</w:t>
-      </w:r>
-      <w:r>
-        <w:t>robably does.</w:t>
+    </w:p>
+    <w:p>
+      <w:r>
+        <w:t xml:space="preserve">“There is a pullout cooking area outside in the back,” I </w:t>
+      </w:r>
+      <w:r>
+        <w:t>said</w:t>
+      </w:r>
+      <w:r>
+        <w:t xml:space="preserve">. </w:t>
+      </w:r>
+      <w:r>
+        <w:t>“It’s below the wind turbines.”</w:t>
+      </w:r>
+    </w:p>
+    <w:p>
+      <w:r>
+        <w:t>I play</w:t>
+      </w:r>
+      <w:r>
+        <w:t>ed</w:t>
+      </w:r>
+      <w:r>
+        <w:t xml:space="preserve"> with the control panel. </w:t>
+      </w:r>
+      <w:r>
+        <w:t xml:space="preserve">It was getting dark </w:t>
+      </w:r>
+      <w:r>
+        <w:t xml:space="preserve">outside </w:t>
+      </w:r>
+      <w:r>
+        <w:t>and so I placed the RV into night mode</w:t>
+      </w:r>
+      <w:r>
+        <w:t xml:space="preserve"> and enabled security</w:t>
+      </w:r>
+      <w:r>
+        <w:t>. Blinds lowered and the stabilizing legs extended. With full electric, there was no sound.</w:t>
+      </w:r>
+    </w:p>
+    <w:p>
+      <w:r>
+        <w:t>“I can’t believe how much time it took to defeat the goblins,” Sis said. “It’s evening already.</w:t>
+      </w:r>
+    </w:p>
+    <w:p>
+      <w:r>
+        <w:t>That was probably a good thing. We would have been defeated if the village attacked us all at once.</w:t>
+      </w:r>
+    </w:p>
+    <w:p>
+      <w:r>
+        <w:t xml:space="preserve">“By the way, why don’t you two sleep in the </w:t>
+      </w:r>
+      <w:r>
+        <w:t>overhead bed? I’ll sleep on the sofa</w:t>
+      </w:r>
+      <w:r>
+        <w:t xml:space="preserve"> bed,” I </w:t>
+      </w:r>
+      <w:r>
+        <w:t>said</w:t>
+      </w:r>
+      <w:r>
+        <w:t>.</w:t>
+      </w:r>
+    </w:p>
+    <w:p>
+      <w:r>
+        <w:t>“Are you sure?” Sis asked. “That seat looks narrow.”</w:t>
+      </w:r>
+    </w:p>
+    <w:p>
+      <w:r>
+        <w:t>“</w:t>
+      </w:r>
+      <w:r>
+        <w:t>It’s a folding bed</w:t>
+      </w:r>
+      <w:r>
+        <w:t xml:space="preserve">,” I </w:t>
+      </w:r>
+      <w:r>
+        <w:t>said</w:t>
+      </w:r>
+      <w:r>
+        <w:t>. “I have my sleeping bag, since I don’t think it comes with blankets by default</w:t>
+      </w:r>
+      <w:r>
+        <w:t>.</w:t>
       </w:r>
       <w:r>
         <w:t>”</w:t>
@@ -4893,224 +5099,6 @@
     </w:p>
     <w:p>
       <w:r>
-        <w:t>“What about Restoration?” Sis asked.</w:t>
-      </w:r>
-      <w:r>
-        <w:t>&lt;&gt;</w:t>
-      </w:r>
-    </w:p>
-    <w:p>
-      <w:r>
-        <w:t>“You know how aging has resumed today?” I asked. “I have a feeling a high enough Restoration value will stop the aging process. I want you two to have that. You’re my family. I don’t want you both to get old and die.”</w:t>
-      </w:r>
-    </w:p>
-    <w:p>
-      <w:r>
-        <w:t>“That’s so sweet,” Sis said and gave me a hug.</w:t>
-      </w:r>
-    </w:p>
-    <w:p>
-      <w:r>
-        <w:t>“No problem, buddy,” Unc said and ruffled my hair.</w:t>
-      </w:r>
-      <w:r>
-        <w:t xml:space="preserve"> “I am planning on doing a balanced build for now. I wonder if classes are possible, one focusing on guns and bombs.</w:t>
-      </w:r>
-      <w:r>
-        <w:t xml:space="preserve"> I don’t wan</w:t>
-      </w:r>
-      <w:r>
-        <w:t>t</w:t>
-      </w:r>
-      <w:r>
-        <w:t xml:space="preserve"> stupid swords and arrows</w:t>
-      </w:r>
-      <w:r>
-        <w:t>, although I put enough time training</w:t>
-      </w:r>
-      <w:r>
-        <w:t>.”</w:t>
-      </w:r>
-    </w:p>
-    <w:p>
-      <w:r>
-        <w:t>“Mithril swords and armor piercing arrows</w:t>
-      </w:r>
-      <w:r>
-        <w:t>,” I said with a smile.</w:t>
-      </w:r>
-    </w:p>
-    <w:p>
-      <w:r>
-        <w:lastRenderedPageBreak/>
-        <w:t>“Then for you</w:t>
-      </w:r>
-      <w:r>
-        <w:t>,</w:t>
-      </w:r>
-      <w:r>
-        <w:t xml:space="preserve"> Speed will be a dump stat</w:t>
-      </w:r>
-      <w:r>
-        <w:t xml:space="preserve"> - mostly</w:t>
-      </w:r>
-      <w:r>
-        <w:t>. You definitely need nerve to be aware of your surroundings</w:t>
-      </w:r>
-      <w:r>
-        <w:t>,</w:t>
-      </w:r>
-      <w:r>
-        <w:t xml:space="preserve"> </w:t>
-      </w:r>
-      <w:r>
-        <w:t>a</w:t>
-      </w:r>
-      <w:r>
-        <w:t xml:space="preserve">t least a little. </w:t>
-      </w:r>
-      <w:r>
-        <w:t>Ma</w:t>
-      </w:r>
-      <w:r>
-        <w:t>n</w:t>
-      </w:r>
-      <w:r>
-        <w:t>na might be used for magic bullets and bombs. We don’t have enough data to know.”</w:t>
-      </w:r>
-    </w:p>
-    <w:p>
-      <w:r>
-        <w:t>“I’ll spread my points out evenly too,” Sis said.</w:t>
-      </w:r>
-    </w:p>
-    <w:p>
-      <w:r>
-        <w:t>For a few moments nothing happened</w:t>
-      </w:r>
-      <w:r>
-        <w:t>. Then they too shuddered.</w:t>
-      </w:r>
-      <w:r>
-        <w:t xml:space="preserve"> Sis and Unc shared their stats.</w:t>
-      </w:r>
-    </w:p>
-    <w:p>
-      <w:r>
-        <w:t>“I’ll make dinner,” Sis said.</w:t>
-      </w:r>
-    </w:p>
-    <w:p>
-      <w:r>
-        <w:t>“</w:t>
-      </w:r>
-      <w:r>
-        <w:t>Does this use propane</w:t>
-      </w:r>
-      <w:r>
-        <w:t>?</w:t>
-      </w:r>
-      <w:r>
-        <w:t xml:space="preserve">” Unc </w:t>
-      </w:r>
-      <w:r>
-        <w:t>asked</w:t>
-      </w:r>
-      <w:r>
-        <w:t>.</w:t>
-      </w:r>
-    </w:p>
-    <w:p>
-      <w:r>
-        <w:t xml:space="preserve">“There is a pullout cooking area outside in the back,” I </w:t>
-      </w:r>
-      <w:r>
-        <w:t>said</w:t>
-      </w:r>
-      <w:r>
-        <w:t xml:space="preserve">. </w:t>
-      </w:r>
-      <w:r>
-        <w:t>“It’s below the wind turbines.”</w:t>
-      </w:r>
-    </w:p>
-    <w:p>
-      <w:r>
-        <w:t>I play</w:t>
-      </w:r>
-      <w:r>
-        <w:t>ed</w:t>
-      </w:r>
-      <w:r>
-        <w:t xml:space="preserve"> with the control panel. </w:t>
-      </w:r>
-      <w:r>
-        <w:t xml:space="preserve">It was getting dark </w:t>
-      </w:r>
-      <w:r>
-        <w:t xml:space="preserve">outside </w:t>
-      </w:r>
-      <w:r>
-        <w:t>and so I placed the RV into night mode</w:t>
-      </w:r>
-      <w:r>
-        <w:t xml:space="preserve"> and enabled security</w:t>
-      </w:r>
-      <w:r>
-        <w:t>. Blinds lowered and the stabilizing legs extended. With full electric, there was no sound.</w:t>
-      </w:r>
-    </w:p>
-    <w:p>
-      <w:r>
-        <w:t>“I can’t believe how much time it took to defeat the goblins,” Sis said. “It’s evening already.</w:t>
-      </w:r>
-    </w:p>
-    <w:p>
-      <w:r>
-        <w:t>That was probably a good thing. We would have been defeated if the village attacked us all at once.</w:t>
-      </w:r>
-    </w:p>
-    <w:p>
-      <w:r>
-        <w:t xml:space="preserve">“By the way, why don’t you two sleep in the </w:t>
-      </w:r>
-      <w:r>
-        <w:t>overhead bed? I’ll sleep on the sofa</w:t>
-      </w:r>
-      <w:r>
-        <w:t xml:space="preserve"> bed,” I suggested.</w:t>
-      </w:r>
-    </w:p>
-    <w:p>
-      <w:r>
-        <w:t>“Are you sure?” Sis asked. “That seat looks narrow.”</w:t>
-      </w:r>
-    </w:p>
-    <w:p>
-      <w:r>
-        <w:t>“</w:t>
-      </w:r>
-      <w:r>
-        <w:t>It’s a folding bed</w:t>
-      </w:r>
-      <w:r>
-        <w:t xml:space="preserve">,” I </w:t>
-      </w:r>
-      <w:r>
-        <w:t>said</w:t>
-      </w:r>
-      <w:r>
-        <w:t>. “I have my sleeping bag, since I don’t think it comes with blankets by default</w:t>
-      </w:r>
-      <w:r>
-        <w:t>.</w:t>
-      </w:r>
-      <w:r>
-        <w:t>”</w:t>
-      </w:r>
-    </w:p>
-    <w:p>
-      <w:r>
         <w:t>I pulled out the pullout drawer under the dinette couch. “Skip</w:t>
       </w:r>
       <w:r>
@@ -5119,7 +5107,6 @@
     </w:p>
     <w:p>
       <w:r>
-        <w:lastRenderedPageBreak/>
         <w:t>Remembering something I read on the web site, I opened my laptop and plugged it into a nearby wall socket.</w:t>
       </w:r>
     </w:p>
@@ -5156,6 +5143,7 @@
     </w:p>
     <w:p>
       <w:r>
+        <w:lastRenderedPageBreak/>
         <w:t>I then opened the file explorer and saw a network drive. Searching, I found what I was looking for.</w:t>
       </w:r>
     </w:p>
@@ -5321,36 +5309,40 @@
     </w:p>
     <w:p>
       <w:r>
+        <w:t>“</w:t>
+      </w:r>
+      <w:r>
+        <w:t>The next was how well we prepared. The third is using this knowledge to survive, one way or another.”</w:t>
+      </w:r>
+    </w:p>
+    <w:p>
+      <w:r>
+        <w:t xml:space="preserve">Unc and Sis were </w:t>
+      </w:r>
+      <w:r>
+        <w:t xml:space="preserve">some of </w:t>
+      </w:r>
+      <w:r>
+        <w:t>the first children of the Last Generation, and I was the last.</w:t>
+      </w:r>
+      <w:r>
+        <w:t xml:space="preserve"> Everyone under 35 was.</w:t>
+      </w:r>
+    </w:p>
+    <w:p>
+      <w:r>
         <w:lastRenderedPageBreak/>
-        <w:t>“</w:t>
-      </w:r>
-      <w:r>
-        <w:t>The next was how well we prepared. The third is using this knowledge to survive, one way or another.”</w:t>
-      </w:r>
-    </w:p>
-    <w:p>
-      <w:r>
-        <w:t xml:space="preserve">Unc and Sis were </w:t>
-      </w:r>
-      <w:r>
-        <w:t xml:space="preserve">some of </w:t>
-      </w:r>
-      <w:r>
-        <w:t>the first children of the Last Generation, and I was the last.</w:t>
-      </w:r>
-      <w:r>
-        <w:t xml:space="preserve"> Everyone under 35 was.</w:t>
-      </w:r>
-    </w:p>
-    <w:p>
-      <w:r>
-        <w:t xml:space="preserve">“That’s true,” Unc said. </w:t>
-      </w:r>
-      <w:proofErr w:type="gramStart"/>
-      <w:r>
-        <w:t>“Just because we have knowledge, doesn’t mean anything if we don’t use it.”</w:t>
-      </w:r>
-      <w:proofErr w:type="gramEnd"/>
+        <w:t>“That’s true,” Unc said. “Just because we have knowledge, doesn’t m</w:t>
+      </w:r>
+      <w:r>
+        <w:t>ean anything if we don’t use it,</w:t>
+      </w:r>
+      <w:r>
+        <w:t>”</w:t>
+      </w:r>
+      <w:r>
+        <w:t xml:space="preserve"> he added.</w:t>
+      </w:r>
     </w:p>
     <w:p>
       <w:r>
@@ -5419,7 +5411,13 @@
         <w:t>,</w:t>
       </w:r>
       <w:r>
-        <w:t>” Sis insisted. “These monsters are going to give me a heart attack, especially at night.”</w:t>
+        <w:t xml:space="preserve">” Sis </w:t>
+      </w:r>
+      <w:r>
+        <w:t>said</w:t>
+      </w:r>
+      <w:r>
+        <w:t>. “These monsters are going to give me a heart attack, especially at night.”</w:t>
       </w:r>
     </w:p>
     <w:p>
@@ -5473,7 +5471,6 @@
         <w:rPr>
           <w:noProof/>
         </w:rPr>
-        <w:lastRenderedPageBreak/>
         <w:drawing>
           <wp:inline distT="0" distB="0" distL="0" distR="0">
             <wp:extent cx="292972" cy="113169"/>
@@ -5553,6 +5550,7 @@
     </w:p>
     <w:p>
       <w:r>
+        <w:lastRenderedPageBreak/>
         <w:t>“Did you sleep well?” Sis asked.</w:t>
       </w:r>
     </w:p>
@@ -5599,7 +5597,13 @@
     </w:p>
     <w:p>
       <w:r>
-        <w:t>“Breakfast is ready,” Sis called.</w:t>
+        <w:t xml:space="preserve">“Breakfast is ready,” Sis </w:t>
+      </w:r>
+      <w:r>
+        <w:t>said</w:t>
+      </w:r>
+      <w:r>
+        <w:t>.</w:t>
       </w:r>
     </w:p>
     <w:p>
@@ -5699,855 +5703,1054 @@
     </w:p>
     <w:p>
       <w:r>
+        <w:t xml:space="preserve">After breakfast I helped clean up and we entered the cab. Unc took the driver’s </w:t>
+      </w:r>
+      <w:r>
+        <w:t>seat;</w:t>
+      </w:r>
+      <w:r>
+        <w:t xml:space="preserve"> </w:t>
+      </w:r>
+      <w:r>
+        <w:t xml:space="preserve">Sis took the back seat, so </w:t>
+      </w:r>
+      <w:r>
+        <w:t xml:space="preserve">I </w:t>
+      </w:r>
+      <w:r>
+        <w:t xml:space="preserve">took </w:t>
+      </w:r>
+      <w:r>
+        <w:t>shotgun</w:t>
+      </w:r>
+      <w:r>
+        <w:t>.</w:t>
+      </w:r>
+    </w:p>
+    <w:p>
+      <w:r>
+        <w:t xml:space="preserve">Unc </w:t>
+      </w:r>
+      <w:r>
+        <w:t>pressed the start button</w:t>
+      </w:r>
+      <w:r>
+        <w:t xml:space="preserve"> and the stabilizing legs retreated.</w:t>
+      </w:r>
+    </w:p>
+    <w:p>
+      <w:r>
+        <w:t xml:space="preserve">We </w:t>
+      </w:r>
+      <w:r>
+        <w:t>arrived at the end the valley where the mountains pinched towards the river</w:t>
+      </w:r>
+      <w:r>
+        <w:t>.</w:t>
+      </w:r>
+    </w:p>
+    <w:p>
+      <w:r>
         <w:lastRenderedPageBreak/>
-        <w:t xml:space="preserve">After breakfast I helped clean up and we entered the cab. Unc took the driver’s </w:t>
+        <w:t>A landslide all the way to the river blocked the path</w:t>
+      </w:r>
+      <w:r>
+        <w:t xml:space="preserve">. The other side of the river was a steep </w:t>
+      </w:r>
+      <w:r>
+        <w:t>embankment</w:t>
+      </w:r>
+      <w:r>
+        <w:t>, and the narrowed river was deep and swift.</w:t>
+      </w:r>
+    </w:p>
+    <w:p>
+      <w:r>
+        <w:t xml:space="preserve">Apparently, </w:t>
+      </w:r>
+      <w:r>
+        <w:t>the</w:t>
+      </w:r>
+      <w:r>
+        <w:t xml:space="preserve"> nearby cliff had a landslide.</w:t>
+      </w:r>
+    </w:p>
+    <w:p>
+      <w:r>
+        <w:t>“What should we do?” Unc asked.</w:t>
+      </w:r>
+    </w:p>
+    <w:p>
+      <w:r>
+        <w:t>“I guess we walk,” I said.</w:t>
+      </w:r>
+    </w:p>
+    <w:p>
+      <w:r>
+        <w:t xml:space="preserve">We stepped out of the </w:t>
+      </w:r>
+      <w:r>
+        <w:rPr>
+          <w:i/>
+        </w:rPr>
+        <w:t>Throne</w:t>
+      </w:r>
+      <w:r>
+        <w:t>, and I stored it away.</w:t>
+      </w:r>
+    </w:p>
+    <w:p>
+      <w:r>
+        <w:t>“I forgot that,” Unc said.</w:t>
+      </w:r>
+    </w:p>
+    <w:p>
+      <w:r>
+        <w:t>We climb</w:t>
+      </w:r>
+      <w:r>
+        <w:t>ed</w:t>
+      </w:r>
+      <w:r>
+        <w:t xml:space="preserve"> the </w:t>
+      </w:r>
+      <w:r>
+        <w:t>rubble and threaded around house sized boulders.</w:t>
+      </w:r>
+    </w:p>
+    <w:p>
+      <w:r>
+        <w:t>As we travelled, I heard a growl, followed by two more.</w:t>
+      </w:r>
+    </w:p>
+    <w:p>
+      <w:r>
+        <w:t>Unc made a wait sign and crep</w:t>
+      </w:r>
+      <w:r>
+        <w:t>t</w:t>
+      </w:r>
+      <w:r>
+        <w:t xml:space="preserve"> forward. We waited </w:t>
+      </w:r>
+      <w:r>
+        <w:t>as he scouted</w:t>
+      </w:r>
+      <w:r>
+        <w:t>.</w:t>
+      </w:r>
+    </w:p>
+    <w:p>
+      <w:r>
+        <w:t>“We have a problem,” Unc said. “There are three dragons, level 89 each.”</w:t>
+      </w:r>
+    </w:p>
+    <w:p>
+      <w:r>
+        <w:t xml:space="preserve">“We </w:t>
+      </w:r>
+      <w:r>
+        <w:t xml:space="preserve">should </w:t>
+      </w:r>
+      <w:r>
+        <w:t xml:space="preserve">go back,” Sis </w:t>
+      </w:r>
+      <w:r>
+        <w:t>suggested, worried for my safety</w:t>
+      </w:r>
+      <w:r>
+        <w:t>.</w:t>
+      </w:r>
+    </w:p>
+    <w:p>
+      <w:r>
+        <w:t>“Perhaps,” Unc said. “However, what’s to stop them from coming at us later? They can fly, after all. Also, they have trapped a group of people. They can’t reach the people, but the people can’t escape.”</w:t>
+      </w:r>
+    </w:p>
+    <w:p>
+      <w:r>
+        <w:t>“How can w</w:t>
+      </w:r>
+      <w:r>
+        <w:t>e take down dragons?” Sis asked, horrified.</w:t>
+      </w:r>
+    </w:p>
+    <w:p>
+      <w:r>
+        <w:t>“Describe them,” I said.</w:t>
+      </w:r>
+    </w:p>
+    <w:p>
+      <w:r>
+        <w:t>“One is a wind dragon,” Unc said. “The second is an earth dragon, and the third is a water dragon. I have a picture.”</w:t>
+      </w:r>
+    </w:p>
+    <w:p>
+      <w:r>
+        <w:t xml:space="preserve">The </w:t>
+      </w:r>
+      <w:r>
+        <w:t>dragons</w:t>
+      </w:r>
+      <w:r>
+        <w:t xml:space="preserve"> were </w:t>
+      </w:r>
+      <w:r>
+        <w:t xml:space="preserve">definitely scary, but also </w:t>
+      </w:r>
+      <w:r>
+        <w:t>amazing</w:t>
+      </w:r>
+      <w:r>
+        <w:t>.</w:t>
+      </w:r>
+    </w:p>
+    <w:p>
+      <w:r>
+        <w:lastRenderedPageBreak/>
+        <w:t xml:space="preserve">“We could do eye shots,” Unc </w:t>
+      </w:r>
+      <w:r>
+        <w:t>said</w:t>
+      </w:r>
+      <w:r>
+        <w:t xml:space="preserve">. “We have armor piercing bullets. We also have handgun-launched </w:t>
+      </w:r>
+      <w:r>
+        <w:t xml:space="preserve">grenades. We can stick one </w:t>
+      </w:r>
+      <w:r>
+        <w:t>up their nostrils</w:t>
+      </w:r>
+      <w:r>
+        <w:t>. However, this is your call, Betty.”</w:t>
+      </w:r>
+    </w:p>
+    <w:p>
+      <w:r>
+        <w:t>Each nostril had enough space for my head.</w:t>
+      </w:r>
+    </w:p>
+    <w:p>
+      <w:r>
+        <w:t>“But isn’t it dangerous?” Sis asked.</w:t>
+      </w:r>
+    </w:p>
+    <w:p>
+      <w:r>
+        <w:t>“I understand you wanting to protect Luke,” Unc said. “The question is</w:t>
+      </w:r>
+      <w:r>
+        <w:t>;</w:t>
+      </w:r>
+      <w:r>
+        <w:t xml:space="preserve"> do you trust our skill to attack before they can react</w:t>
+      </w:r>
+      <w:r>
+        <w:t>?</w:t>
+      </w:r>
+      <w:r>
+        <w:t xml:space="preserve"> Do you trust our training?</w:t>
+      </w:r>
+      <w:r>
+        <w:t xml:space="preserve"> I don’t know if our bullets can pierce their scales.</w:t>
+      </w:r>
+      <w:r>
+        <w:t xml:space="preserve"> But their eye balls and eyelids should be weak.</w:t>
+      </w:r>
+      <w:r>
+        <w:t>”</w:t>
+      </w:r>
+    </w:p>
+    <w:p>
+      <w:r>
+        <w:t>W</w:t>
+      </w:r>
+      <w:r>
+        <w:t>e</w:t>
+      </w:r>
+      <w:r>
+        <w:t xml:space="preserve"> heard a scream.</w:t>
+      </w:r>
+    </w:p>
+    <w:p>
+      <w:r>
+        <w:t>“Let’s do this,” Sis said. “I don’t think I could live with myself if we ran away.”</w:t>
+      </w:r>
+    </w:p>
+    <w:p>
+      <w:r>
+        <w:t>“Here’s the plan,” Unc said.</w:t>
+      </w:r>
+    </w:p>
+    <w:p>
+      <w:r>
+        <w:t>After some preparation, we head</w:t>
+      </w:r>
+      <w:r>
+        <w:t>ed</w:t>
+      </w:r>
+      <w:r>
+        <w:t xml:space="preserve"> out.</w:t>
+      </w:r>
+    </w:p>
+    <w:p>
+      <w:r>
+        <w:t>I held my riffle against my right shoulder and my revolver against the barrel. The grenade was snug against the barrel.</w:t>
+      </w:r>
+    </w:p>
+    <w:p>
+      <w:r>
+        <w:t>I advanced to my target, which was the wind dragon.</w:t>
+      </w:r>
+    </w:p>
+    <w:p>
+      <w:r>
+        <w:t>My heart was beating a mile a minute, but then it slowed down. The world seemed sharper than ever as I held my breath and took a stance.</w:t>
+      </w:r>
+    </w:p>
+    <w:p>
+      <w:r>
+        <w:t>I took aim and said, “Okay.”</w:t>
+      </w:r>
+    </w:p>
+    <w:p>
+      <w:r>
+        <w:t>Sis said, “Okay.”</w:t>
+      </w:r>
+    </w:p>
+    <w:p>
+      <w:r>
+        <w:t>“Hey assholes,” Unc called.</w:t>
+      </w:r>
+    </w:p>
+    <w:p>
+      <w:r>
+        <w:t>In unison the three dragons turned, looking for their next victims.</w:t>
+      </w:r>
+    </w:p>
+    <w:p>
+      <w:r>
+        <w:lastRenderedPageBreak/>
+        <w:t xml:space="preserve">The dragon stared at me, and for a brief moment </w:t>
+      </w:r>
+      <w:r>
+        <w:t xml:space="preserve">I </w:t>
+      </w:r>
+      <w:r>
+        <w:t xml:space="preserve">was gripped by </w:t>
+      </w:r>
+      <w:r>
+        <w:t>intense fear.</w:t>
+      </w:r>
+    </w:p>
+    <w:p>
+      <w:r>
+        <w:t>“I have a gun, asshole,” I hissed, and the fear released me.</w:t>
+      </w:r>
+    </w:p>
+    <w:p>
+      <w:r>
+        <w:t xml:space="preserve">To the left, Sis said, “No one </w:t>
+      </w:r>
+      <w:r>
+        <w:t>threatens</w:t>
+      </w:r>
+      <w:r>
+        <w:t xml:space="preserve"> my son.”</w:t>
+      </w:r>
+    </w:p>
+    <w:p>
+      <w:r>
+        <w:t xml:space="preserve">“Amen,” Unc </w:t>
+      </w:r>
+      <w:r>
+        <w:t>said</w:t>
+      </w:r>
+      <w:r>
+        <w:t>.</w:t>
+      </w:r>
+    </w:p>
+    <w:p>
+      <w:r>
+        <w:t xml:space="preserve">I took aim at a </w:t>
+      </w:r>
+      <w:r>
+        <w:t>nostril and</w:t>
+      </w:r>
+      <w:r>
+        <w:t xml:space="preserve"> pulled the trigger. The grenade </w:t>
+      </w:r>
+      <w:r>
+        <w:t xml:space="preserve">blasted </w:t>
+      </w:r>
+      <w:r>
+        <w:t>forward</w:t>
+      </w:r>
+      <w:r>
+        <w:t xml:space="preserve"> and </w:t>
+      </w:r>
+      <w:r>
+        <w:t xml:space="preserve">entered </w:t>
+      </w:r>
+      <w:r>
+        <w:t>the target</w:t>
+      </w:r>
+      <w:r>
+        <w:t xml:space="preserve"> </w:t>
+      </w:r>
+      <w:r>
+        <w:t>nostril</w:t>
+      </w:r>
+      <w:r>
+        <w:t>.</w:t>
+      </w:r>
+    </w:p>
+    <w:p>
+      <w:r>
+        <w:t xml:space="preserve">I raised the riffle and, still holding my breath, shot at </w:t>
+      </w:r>
+      <w:r>
+        <w:t>its</w:t>
+      </w:r>
+      <w:r>
+        <w:t xml:space="preserve"> eye.</w:t>
+      </w:r>
+    </w:p>
+    <w:p>
+      <w:r>
+        <w:t>The gun shuddered as the kickback slammed against my shoulder. Again, I fired.</w:t>
+      </w:r>
+    </w:p>
+    <w:p>
+      <w:r>
+        <w:t xml:space="preserve">The dragon shook itself and took a deep breath. That was a bad decision. The grenade got sucked </w:t>
+      </w:r>
+      <w:r>
+        <w:t xml:space="preserve">deeper </w:t>
+      </w:r>
+      <w:r>
+        <w:t>into its nasal passage.</w:t>
+      </w:r>
+    </w:p>
+    <w:p>
+      <w:r>
+        <w:t>I took aim at the other eye and fired</w:t>
+      </w:r>
+      <w:r>
+        <w:t>,</w:t>
+      </w:r>
+      <w:r>
+        <w:t xml:space="preserve"> again</w:t>
+      </w:r>
+      <w:r>
+        <w:t xml:space="preserve"> feeling</w:t>
+      </w:r>
+      <w:r>
+        <w:t xml:space="preserve"> the recoil.</w:t>
+      </w:r>
+    </w:p>
+    <w:p>
+      <w:r>
+        <w:t>The creature roared in anger and opened its mouth. Into its mouth I fired in rapid succession.</w:t>
+      </w:r>
+      <w:r>
+        <w:t xml:space="preserve"> This staggered the dragon and it took several steps back.</w:t>
+      </w:r>
+    </w:p>
+    <w:p>
+      <w:r>
+        <w:t>I kept firing for what seemed like forever, but was less than 5 seconds.</w:t>
+      </w:r>
+    </w:p>
+    <w:p>
+      <w:r>
+        <w:t>At the 5 second mark</w:t>
+      </w:r>
+      <w:r>
+        <w:t xml:space="preserve"> there was an explosion. Similar explosions were heard as Unc and Sis fought.</w:t>
+      </w:r>
+    </w:p>
+    <w:p>
+      <w:r>
+        <w:t>The monster was badly injured but not dead.</w:t>
+      </w:r>
+    </w:p>
+    <w:p>
+      <w:r>
+        <w:t>I quickly loaded a new grenade</w:t>
+      </w:r>
+      <w:r>
+        <w:t xml:space="preserve"> as the dragon shook itself</w:t>
+      </w:r>
+      <w:r>
+        <w:t>. Unfortunately, the dragon’s head wasn’t in position. So I ejected the</w:t>
+      </w:r>
+      <w:r>
+        <w:t xml:space="preserve"> </w:t>
+      </w:r>
+      <w:r>
+        <w:t xml:space="preserve">spent </w:t>
+      </w:r>
+      <w:r>
+        <w:t>riffle</w:t>
+      </w:r>
+      <w:r>
+        <w:t xml:space="preserve"> cartridge and loaded my </w:t>
+      </w:r>
+      <w:r>
+        <w:t>next</w:t>
+      </w:r>
+      <w:r>
+        <w:t xml:space="preserve"> one.</w:t>
+      </w:r>
+    </w:p>
+    <w:p>
+      <w:r>
+        <w:lastRenderedPageBreak/>
+        <w:t>I waited</w:t>
+      </w:r>
+      <w:r>
+        <w:t>, wishing we had a mini-gun with a belt feed</w:t>
+      </w:r>
+      <w:r>
+        <w:t>.</w:t>
+      </w:r>
+      <w:r>
+        <w:t xml:space="preserve"> Unfortunately those things were too big to bring.</w:t>
+      </w:r>
+    </w:p>
+    <w:p>
+      <w:r>
+        <w:t xml:space="preserve">Finally, </w:t>
+      </w:r>
+      <w:r>
+        <w:t>the head looked at me. The le</w:t>
+      </w:r>
+      <w:r>
+        <w:t>f</w:t>
+      </w:r>
+      <w:r>
+        <w:t>t nostril was destroyed, so I targeted the right. I fired the grenade.</w:t>
+      </w:r>
+    </w:p>
+    <w:p>
+      <w:r>
+        <w:t>The grenade flew true, aided by my riffle scope. Again</w:t>
+      </w:r>
+      <w:r>
+        <w:t>,</w:t>
+      </w:r>
+      <w:r>
+        <w:t xml:space="preserve"> the stupid creature inhaled. Again</w:t>
+      </w:r>
+      <w:r>
+        <w:t>,</w:t>
+      </w:r>
+      <w:r>
+        <w:t xml:space="preserve"> I fired at the </w:t>
+      </w:r>
+      <w:r>
+        <w:t xml:space="preserve">now blind </w:t>
+      </w:r>
+      <w:r>
+        <w:t>eyes.</w:t>
+      </w:r>
+    </w:p>
+    <w:p>
+      <w:r>
+        <w:t xml:space="preserve">Kickback prevented me from </w:t>
+      </w:r>
+      <w:r>
+        <w:t>fir</w:t>
+      </w:r>
+      <w:r>
+        <w:t>ing</w:t>
+      </w:r>
+      <w:r>
+        <w:t xml:space="preserve"> quickly. However, it was sufficient.</w:t>
+      </w:r>
+      <w:r>
+        <w:t xml:space="preserve"> The dragon </w:t>
+      </w:r>
+      <w:r>
+        <w:t>collapsed</w:t>
+      </w:r>
+      <w:r>
+        <w:t>.</w:t>
+      </w:r>
+    </w:p>
+    <w:p>
+      <w:r>
+        <w:t xml:space="preserve">The other two dragons </w:t>
+      </w:r>
+      <w:r>
+        <w:t xml:space="preserve">collapsed </w:t>
+      </w:r>
+      <w:r>
+        <w:t>as well</w:t>
+      </w:r>
+      <w:r>
+        <w:t>.</w:t>
+      </w:r>
+    </w:p>
+    <w:p>
+      <w:r>
+        <w:t>“Did we get it?” Sis asked.</w:t>
+      </w:r>
+    </w:p>
+    <w:p>
+      <w:r>
+        <w:t xml:space="preserve">“No,” I </w:t>
+      </w:r>
+      <w:r>
+        <w:t>said</w:t>
+      </w:r>
+      <w:r>
+        <w:t>. “We didn’t get a system notification.”</w:t>
+      </w:r>
+    </w:p>
+    <w:p>
+      <w:r>
+        <w:t xml:space="preserve">“Advance,” Unc </w:t>
+      </w:r>
+      <w:r>
+        <w:t>said</w:t>
+      </w:r>
+      <w:r>
+        <w:t>.</w:t>
+      </w:r>
+    </w:p>
+    <w:p>
+      <w:r>
+        <w:t xml:space="preserve">I advanced, making sure every shot count. </w:t>
+      </w:r>
+      <w:r>
+        <w:t>After</w:t>
+      </w:r>
+      <w:r>
+        <w:t xml:space="preserve"> all, I only had 20 rounds in each clip.</w:t>
+      </w:r>
+    </w:p>
+    <w:p>
+      <w:r>
+        <w:t>T</w:t>
+      </w:r>
+      <w:r>
+        <w:t>he monster opened i</w:t>
+      </w:r>
+      <w:r>
+        <w:t>t</w:t>
+      </w:r>
+      <w:r>
+        <w:t>s mouth and sucked in air.</w:t>
+      </w:r>
+    </w:p>
+    <w:p>
+      <w:r>
+        <w:t>“Toss grenades</w:t>
+      </w:r>
+      <w:r>
+        <w:t xml:space="preserve"> in mouth</w:t>
+      </w:r>
+      <w:r>
+        <w:t xml:space="preserve">,” Unc </w:t>
+      </w:r>
+      <w:r>
+        <w:t>said</w:t>
+      </w:r>
+      <w:r>
+        <w:t>.</w:t>
+      </w:r>
+    </w:p>
+    <w:p>
+      <w:r>
+        <w:t>I let go of my riffle.</w:t>
+      </w:r>
+    </w:p>
+    <w:p>
+      <w:r>
+        <w:t xml:space="preserve">With practiced movements, I dropped my </w:t>
+      </w:r>
+      <w:r>
+        <w:t>weapons</w:t>
+      </w:r>
+      <w:r>
+        <w:t>. I grabbed grenades</w:t>
+      </w:r>
+      <w:r>
+        <w:t>,</w:t>
+      </w:r>
+      <w:r>
+        <w:t xml:space="preserve"> pulled the pins</w:t>
+      </w:r>
+      <w:r>
+        <w:t xml:space="preserve"> one-handed</w:t>
+      </w:r>
+      <w:r>
+        <w:t xml:space="preserve"> and tossed</w:t>
+      </w:r>
+      <w:r>
+        <w:t xml:space="preserve">. </w:t>
+      </w:r>
+      <w:r>
+        <w:t>T</w:t>
+      </w:r>
+      <w:r>
+        <w:t>he grenades entered the dragon’s mouth.</w:t>
+      </w:r>
+    </w:p>
+    <w:p>
+      <w:r>
+        <w:t>Glancing to the side, I saw Unc and Sis exercising the same maneuver.</w:t>
+      </w:r>
+    </w:p>
+    <w:p>
+      <w:r>
+        <w:t>“Dodge,” Unc called.</w:t>
+      </w:r>
+    </w:p>
+    <w:p>
+      <w:r>
+        <w:t xml:space="preserve">I did as instructed as the monster released it breath. There were </w:t>
+      </w:r>
+      <w:r>
+        <w:t>deafening</w:t>
+      </w:r>
+      <w:r>
+        <w:t xml:space="preserve"> explosions as the wind attack detonated the grenades.</w:t>
+      </w:r>
+    </w:p>
+    <w:p>
+      <w:r>
+        <w:lastRenderedPageBreak/>
+        <w:t>Notifications informed me that</w:t>
+      </w:r>
+      <w:r>
+        <w:t xml:space="preserve"> we had succeeded. Furthermore, we had earned some sweet achievements.</w:t>
+      </w:r>
+    </w:p>
+    <w:p>
+      <w:r>
+        <w:t>The dragons disappeared, returning to the ether.</w:t>
+      </w:r>
+    </w:p>
+    <w:p>
+      <w:r>
+        <w:t>“We did it,” I shouted</w:t>
+      </w:r>
+      <w:r>
+        <w:t>, feeling weak in the knees</w:t>
+      </w:r>
+      <w:r>
+        <w:t>. I retrieved my dropped equipment and the others did the same.</w:t>
+      </w:r>
+    </w:p>
+    <w:p>
+      <w:r>
+        <w:t>A group of twenty</w:t>
+      </w:r>
+      <w:r>
+        <w:t>-some</w:t>
+      </w:r>
+      <w:r>
+        <w:t xml:space="preserve"> people approached us.</w:t>
+      </w:r>
+    </w:p>
+    <w:p>
+      <w:r>
+        <w:t>“How the hell did you take down those monsters</w:t>
+      </w:r>
+      <w:r>
+        <w:t xml:space="preserve"> so fast</w:t>
+      </w:r>
+      <w:r>
+        <w:t xml:space="preserve">?” the person that looked like their leader </w:t>
+      </w:r>
+      <w:r>
+        <w:t>asked</w:t>
+      </w:r>
+      <w:r>
+        <w:t xml:space="preserve">. “You were </w:t>
+      </w:r>
+      <w:r>
+        <w:t>almost a blur</w:t>
+      </w:r>
+      <w:r>
+        <w:t>.”</w:t>
+      </w:r>
+    </w:p>
+    <w:p>
+      <w:r>
+        <w:t>“Not that fast,” I denied. “My speed is still in the human range.”</w:t>
+      </w:r>
+    </w:p>
+    <w:p>
+      <w:r>
+        <w:t xml:space="preserve">“It was all a matter of training,” Unc said. “We spent </w:t>
+      </w:r>
+      <w:r>
+        <w:t>thousands</w:t>
+      </w:r>
+      <w:r>
+        <w:t xml:space="preserve"> of hours training</w:t>
+      </w:r>
+      <w:r>
+        <w:t xml:space="preserve"> to fight overpowered fantasy monsters</w:t>
+      </w:r>
+      <w:r>
+        <w:t xml:space="preserve">. Luke here started when he was </w:t>
+      </w:r>
+      <w:r>
+        <w:t xml:space="preserve">just </w:t>
+      </w:r>
+      <w:r>
+        <w:t xml:space="preserve">two. Then all he could do was swing a </w:t>
+      </w:r>
+      <w:r>
+        <w:t>Nerf sword, which he liked hitting everyone with</w:t>
+      </w:r>
+      <w:r>
+        <w:t>.</w:t>
+      </w:r>
+      <w:r>
+        <w:t xml:space="preserve"> When he was three, I gave him a Nerf gun.</w:t>
+      </w:r>
+      <w:r>
+        <w:t>”</w:t>
+      </w:r>
+    </w:p>
+    <w:p>
+      <w:r>
+        <w:t>“We have some healing potions,” Sis said. “Who needs them?”</w:t>
+      </w:r>
+    </w:p>
+    <w:p>
+      <w:r>
+        <w:t xml:space="preserve">While </w:t>
+      </w:r>
+      <w:r>
+        <w:t xml:space="preserve">Sis and Unc triaged the injured, I said, “We cleared a goblin village out. We </w:t>
+      </w:r>
+      <w:r>
+        <w:t>are</w:t>
+      </w:r>
+      <w:r>
+        <w:t xml:space="preserve"> hoping to find people </w:t>
+      </w:r>
+      <w:r>
+        <w:t>to</w:t>
+      </w:r>
+      <w:r>
+        <w:t xml:space="preserve"> colonize it.”</w:t>
+      </w:r>
+    </w:p>
+    <w:p>
+      <w:r>
+        <w:t xml:space="preserve">“We would love that,” </w:t>
+      </w:r>
+      <w:r>
+        <w:t xml:space="preserve">Leader </w:t>
+      </w:r>
+      <w:r>
+        <w:t>John said</w:t>
+      </w:r>
+      <w:r>
+        <w:t xml:space="preserve"> with genuine gratitude</w:t>
+      </w:r>
+      <w:r>
+        <w:t>.</w:t>
+      </w:r>
+    </w:p>
+    <w:p>
+      <w:r>
+        <w:t>I handed over healing potions.</w:t>
+      </w:r>
+    </w:p>
+    <w:p>
+      <w:r>
+        <w:t xml:space="preserve">“Don’t any of you have guns?” Unc asked </w:t>
+      </w:r>
+      <w:r>
+        <w:t>in a judgmental tone</w:t>
+      </w:r>
+      <w:r>
+        <w:t>.</w:t>
+      </w:r>
+    </w:p>
+    <w:p>
+      <w:r>
+        <w:t xml:space="preserve">“None of us thought modern weapons were allowed,” John </w:t>
+      </w:r>
+      <w:r>
+        <w:t>said</w:t>
+      </w:r>
+      <w:r>
+        <w:t>. “</w:t>
+      </w:r>
+      <w:r>
+        <w:t>All the most trusted social media said that</w:t>
+      </w:r>
+      <w:r>
+        <w:t>.”</w:t>
+      </w:r>
+    </w:p>
+    <w:p>
+      <w:r>
+        <w:t>“</w:t>
+      </w:r>
+      <w:r>
+        <w:t>You’re clearly the victims of Fake News,</w:t>
+      </w:r>
+      <w:r>
+        <w:t>” Unc sneered. “We also trained with bows, swords, and spears</w:t>
+      </w:r>
+      <w:r>
+        <w:t>, just to cover all bases</w:t>
+      </w:r>
+      <w:r>
+        <w:t>.</w:t>
+      </w:r>
+      <w:r>
+        <w:t xml:space="preserve"> </w:t>
+      </w:r>
+      <w:r>
+        <w:t xml:space="preserve">You </w:t>
+      </w:r>
+      <w:r>
+        <w:t>lose nothing by taking guns.”</w:t>
+      </w:r>
+    </w:p>
+    <w:p>
+      <w:r>
+        <w:lastRenderedPageBreak/>
+        <w:t>“But we can only carry limited weight,” John complained.</w:t>
+      </w:r>
+    </w:p>
+    <w:p>
+      <w:r>
+        <w:t>“Then discard excess weight…” Unc began</w:t>
+      </w:r>
+      <w:r>
+        <w:t>, his temper rising</w:t>
+      </w:r>
+      <w:r>
+        <w:t>.</w:t>
+      </w:r>
+    </w:p>
+    <w:p>
+      <w:r>
+        <w:t xml:space="preserve">“What’s done is done,” Sis </w:t>
+      </w:r>
+      <w:r>
+        <w:t>interrupted</w:t>
+      </w:r>
+      <w:r>
+        <w:t>, not wanting to have an argument. “Everyone’s healed up. Let’s go.”</w:t>
+      </w:r>
+    </w:p>
+    <w:p>
+      <w:r>
+        <w:t>We led the group back the way we came. An hour later we arrived at the goblin village.</w:t>
+      </w:r>
+    </w:p>
+    <w:p>
+      <w:r>
+        <w:t>Unfortunately, the goblins were starting to repopulate</w:t>
+      </w:r>
+      <w:r>
+        <w:t>, along with looted items.</w:t>
+      </w:r>
+    </w:p>
+    <w:p>
+      <w:r>
+        <w:t>The goblins were few, so Unc gave the order to use our bows and swords.</w:t>
+      </w:r>
+      <w:r>
+        <w:t>&lt;&gt;</w:t>
+      </w:r>
+    </w:p>
+    <w:p>
+      <w:r>
+        <w:t xml:space="preserve">Thankfully our guests </w:t>
+      </w:r>
+      <w:r>
+        <w:t>showed some</w:t>
+      </w:r>
+      <w:r>
+        <w:t xml:space="preserve"> compet</w:t>
+      </w:r>
+      <w:r>
+        <w:t>ence</w:t>
+      </w:r>
+      <w:r>
+        <w:t>. They too had archers and melee fighters. So we let them handle the small fry.</w:t>
+      </w:r>
+    </w:p>
+    <w:p>
+      <w:r>
+        <w:t>“We looted the village, but we don’t need the stuff,” Sis said. “We can let you have it.”</w:t>
+      </w:r>
+    </w:p>
+    <w:p>
+      <w:r>
+        <w:t>Sis brought out all her junk goods. Unc and I did the same.</w:t>
+      </w:r>
+    </w:p>
+    <w:p>
+      <w:r>
+        <w:t xml:space="preserve">“Sort </w:t>
       </w:r>
       <w:proofErr w:type="gramStart"/>
       <w:r>
-        <w:t>seat,</w:t>
+        <w:t>yourself</w:t>
       </w:r>
       <w:proofErr w:type="gramEnd"/>
       <w:r>
-        <w:t xml:space="preserve"> </w:t>
-      </w:r>
-      <w:r>
-        <w:t xml:space="preserve">Sis took the back seat, so </w:t>
-      </w:r>
-      <w:r>
-        <w:t xml:space="preserve">I </w:t>
-      </w:r>
-      <w:r>
-        <w:t xml:space="preserve">took </w:t>
-      </w:r>
-      <w:r>
-        <w:t>shotgun</w:t>
-      </w:r>
-      <w:r>
-        <w:t>.</w:t>
-      </w:r>
-    </w:p>
-    <w:p>
-      <w:r>
-        <w:t xml:space="preserve">Unc </w:t>
-      </w:r>
-      <w:r>
-        <w:t>pressed the start button</w:t>
-      </w:r>
-      <w:r>
-        <w:t xml:space="preserve"> and the stabilizing legs retreated.</w:t>
-      </w:r>
-    </w:p>
-    <w:p>
-      <w:r>
-        <w:t xml:space="preserve">We </w:t>
-      </w:r>
-      <w:r>
-        <w:t>arrived at the end the valley where the mountains pinched towards the river</w:t>
-      </w:r>
-      <w:r>
-        <w:t>.</w:t>
-      </w:r>
-    </w:p>
-    <w:p>
-      <w:r>
-        <w:t>A landslide all the way to the river blocked the path</w:t>
-      </w:r>
-      <w:r>
-        <w:t xml:space="preserve">. The other side of the river was a steep </w:t>
-      </w:r>
-      <w:r>
-        <w:t>embankment</w:t>
-      </w:r>
-      <w:r>
-        <w:t>, and the narrowed river was deep and swift.</w:t>
-      </w:r>
-    </w:p>
-    <w:p>
-      <w:r>
-        <w:t xml:space="preserve">Apparently, </w:t>
-      </w:r>
-      <w:r>
-        <w:t>the</w:t>
-      </w:r>
-      <w:r>
-        <w:t xml:space="preserve"> nearby cliff had a landslide.</w:t>
-      </w:r>
-    </w:p>
-    <w:p>
-      <w:r>
-        <w:t>“What should we do?” Unc asked.</w:t>
-      </w:r>
-    </w:p>
-    <w:p>
-      <w:r>
-        <w:t>“I guess we walk,” I said.</w:t>
-      </w:r>
-    </w:p>
-    <w:p>
-      <w:r>
-        <w:t xml:space="preserve">We stepped out of the </w:t>
-      </w:r>
-      <w:r>
-        <w:rPr>
-          <w:i/>
-        </w:rPr>
-        <w:t>Throne</w:t>
-      </w:r>
-      <w:r>
-        <w:t>, and I stored it away.</w:t>
-      </w:r>
-    </w:p>
-    <w:p>
-      <w:r>
-        <w:t>“I forgot that,” Unc said.</w:t>
-      </w:r>
-    </w:p>
-    <w:p>
-      <w:r>
-        <w:t>We climb</w:t>
-      </w:r>
-      <w:r>
-        <w:t>ed</w:t>
-      </w:r>
-      <w:r>
-        <w:t xml:space="preserve"> the </w:t>
-      </w:r>
-      <w:r>
-        <w:t>rubble and threaded around house sized boulders.</w:t>
-      </w:r>
-    </w:p>
-    <w:p>
-      <w:r>
-        <w:t>As we travelled, I heard a growl, followed by two more.</w:t>
-      </w:r>
-    </w:p>
-    <w:p>
-      <w:r>
-        <w:t>Unc made a wait sign and crep</w:t>
-      </w:r>
-      <w:r>
-        <w:t>t</w:t>
-      </w:r>
-      <w:r>
-        <w:t xml:space="preserve"> forward. We waited </w:t>
-      </w:r>
-      <w:r>
-        <w:t>as he scouted</w:t>
-      </w:r>
-      <w:r>
-        <w:t>.</w:t>
-      </w:r>
-    </w:p>
-    <w:p>
-      <w:r>
-        <w:t>“We have a problem,” Unc said. “There are three dragons, level 89 each.”</w:t>
-      </w:r>
-    </w:p>
-    <w:p>
-      <w:r>
-        <w:t xml:space="preserve">“We </w:t>
-      </w:r>
-      <w:r>
-        <w:t xml:space="preserve">should </w:t>
-      </w:r>
-      <w:r>
-        <w:t xml:space="preserve">go back,” Sis </w:t>
-      </w:r>
-      <w:r>
-        <w:t>suggested, worried for my safety</w:t>
-      </w:r>
-      <w:r>
-        <w:t>.</w:t>
-      </w:r>
-    </w:p>
-    <w:p>
-      <w:r>
-        <w:t>“Perhaps,” Unc said. “However, what’s to stop them from coming at us later? They can fly, after all. Also, they have trapped a group of people. They can’t reach the people, but the people can’t escape.”</w:t>
-      </w:r>
-    </w:p>
-    <w:p>
-      <w:r>
-        <w:t>“How can w</w:t>
-      </w:r>
-      <w:r>
-        <w:t>e take down dragons?” Sis asked, horrified.</w:t>
-      </w:r>
-    </w:p>
-    <w:p>
-      <w:r>
-        <w:lastRenderedPageBreak/>
-        <w:t>“Describe them,” I said.</w:t>
-      </w:r>
-    </w:p>
-    <w:p>
-      <w:r>
-        <w:t>“One is a wind dragon,” Unc said. “The second is an earth dragon, and the third is a water dragon. I have a picture.”</w:t>
-      </w:r>
-    </w:p>
-    <w:p>
-      <w:r>
-        <w:t xml:space="preserve">The </w:t>
-      </w:r>
-      <w:r>
-        <w:t>dragons</w:t>
-      </w:r>
-      <w:r>
-        <w:t xml:space="preserve"> were </w:t>
-      </w:r>
-      <w:r>
-        <w:t xml:space="preserve">definitely scary, but also </w:t>
-      </w:r>
-      <w:r>
-        <w:t>amazing</w:t>
-      </w:r>
-      <w:r>
-        <w:t>.</w:t>
-      </w:r>
-    </w:p>
-    <w:p>
-      <w:r>
-        <w:t xml:space="preserve">“We could do eye shots,” Unc suggested. “We have armor piercing bullets. We also have handgun-launched </w:t>
-      </w:r>
-      <w:r>
-        <w:t xml:space="preserve">grenades. We can stick one </w:t>
-      </w:r>
-      <w:r>
-        <w:t>up their nostrils</w:t>
-      </w:r>
-      <w:r>
-        <w:t>. However, this is your call, Betty.”</w:t>
-      </w:r>
-    </w:p>
-    <w:p>
-      <w:r>
-        <w:t>Each nostril had enough space for my head.</w:t>
-      </w:r>
-    </w:p>
-    <w:p>
-      <w:r>
-        <w:t>“But isn’t it dangerous?” Sis asked.</w:t>
-      </w:r>
-    </w:p>
-    <w:p>
-      <w:r>
-        <w:t>“I understand you wanting to protect Luke,” Unc said. “The question is</w:t>
-      </w:r>
-      <w:proofErr w:type="gramStart"/>
-      <w:r>
-        <w:t>,</w:t>
-      </w:r>
-      <w:proofErr w:type="gramEnd"/>
-      <w:r>
-        <w:t xml:space="preserve"> do you trust our skill to attack before they can react</w:t>
-      </w:r>
-      <w:r>
-        <w:t>?</w:t>
-      </w:r>
-      <w:r>
-        <w:t xml:space="preserve"> Do you trust our training?</w:t>
-      </w:r>
-      <w:r>
-        <w:t xml:space="preserve"> I don’t know if our bullets can pierce their scales.</w:t>
-      </w:r>
-      <w:r>
-        <w:t xml:space="preserve"> But their eye balls and eyelids should be weak.</w:t>
-      </w:r>
-      <w:r>
-        <w:t>”</w:t>
-      </w:r>
-    </w:p>
-    <w:p>
-      <w:r>
-        <w:t xml:space="preserve">Just then </w:t>
-      </w:r>
-      <w:r>
-        <w:t>we</w:t>
-      </w:r>
-      <w:r>
-        <w:t xml:space="preserve"> heard a scream.</w:t>
-      </w:r>
-    </w:p>
-    <w:p>
-      <w:r>
-        <w:t>“Let’s do this,” Sis said. “I don’t think I could live with myself if we ran away.”</w:t>
-      </w:r>
-    </w:p>
-    <w:p>
-      <w:r>
-        <w:t>“Here’s the plan,” Unc said.</w:t>
-      </w:r>
-    </w:p>
-    <w:p>
-      <w:r>
-        <w:t>After some preparation, we head</w:t>
-      </w:r>
-      <w:r>
-        <w:t>ed</w:t>
-      </w:r>
-      <w:r>
-        <w:t xml:space="preserve"> out.</w:t>
-      </w:r>
-    </w:p>
-    <w:p>
-      <w:r>
-        <w:t>I held my riffle against my right shoulder and my revolver against the barrel. The grenade was snug against the barrel.</w:t>
-      </w:r>
-    </w:p>
-    <w:p>
-      <w:r>
-        <w:t>I advanced to my target, which was the wind dragon.</w:t>
-      </w:r>
-    </w:p>
-    <w:p>
-      <w:r>
-        <w:t>My heart was beating a mile a minute, but then it slowed down. The world seemed sharper than ever as I held my breath and took a stance.</w:t>
-      </w:r>
-    </w:p>
-    <w:p>
-      <w:r>
-        <w:t>I took aim and said, “Okay.”</w:t>
-      </w:r>
-    </w:p>
-    <w:p>
-      <w:r>
-        <w:lastRenderedPageBreak/>
-        <w:t>Sis said, “Okay.”</w:t>
-      </w:r>
-    </w:p>
-    <w:p>
-      <w:r>
-        <w:t>“Hey assholes,” Unc called.</w:t>
-      </w:r>
-    </w:p>
-    <w:p>
-      <w:r>
-        <w:t>In unison the three dragons turned, looking for their next victims.</w:t>
-      </w:r>
-    </w:p>
-    <w:p>
-      <w:r>
-        <w:t xml:space="preserve">The dragon stared at me, and for a brief moment </w:t>
-      </w:r>
-      <w:r>
-        <w:t xml:space="preserve">I </w:t>
-      </w:r>
-      <w:r>
-        <w:t xml:space="preserve">was gripped by </w:t>
-      </w:r>
-      <w:r>
-        <w:t>intense fear.</w:t>
-      </w:r>
-    </w:p>
-    <w:p>
-      <w:r>
-        <w:t>“I have a gun, asshole,” I hissed, and the fear released me.</w:t>
-      </w:r>
-    </w:p>
-    <w:p>
-      <w:r>
-        <w:t xml:space="preserve">To the left, Sis said, “No one </w:t>
-      </w:r>
-      <w:r>
-        <w:t>threatens</w:t>
-      </w:r>
-      <w:r>
-        <w:t xml:space="preserve"> my son.”</w:t>
-      </w:r>
-    </w:p>
-    <w:p>
-      <w:r>
-        <w:t>“Amen,” Unc agreed.</w:t>
-      </w:r>
-    </w:p>
-    <w:p>
-      <w:r>
-        <w:t xml:space="preserve">I took aim at a </w:t>
-      </w:r>
-      <w:r>
-        <w:t>nostril and</w:t>
-      </w:r>
-      <w:r>
-        <w:t xml:space="preserve"> pulled the trigger. The grenade </w:t>
-      </w:r>
-      <w:r>
-        <w:t xml:space="preserve">blasted </w:t>
-      </w:r>
-      <w:r>
-        <w:t>forward</w:t>
-      </w:r>
-      <w:r>
-        <w:t xml:space="preserve"> and </w:t>
-      </w:r>
-      <w:r>
-        <w:t xml:space="preserve">entered </w:t>
-      </w:r>
-      <w:r>
-        <w:t>the target</w:t>
-      </w:r>
-      <w:r>
-        <w:t xml:space="preserve"> </w:t>
-      </w:r>
-      <w:r>
-        <w:t>nostril</w:t>
-      </w:r>
-      <w:r>
-        <w:t>.</w:t>
-      </w:r>
-    </w:p>
-    <w:p>
-      <w:r>
-        <w:t xml:space="preserve">I raised the riffle and, still holding my breath, shot at </w:t>
-      </w:r>
-      <w:r>
-        <w:t>its</w:t>
-      </w:r>
-      <w:r>
-        <w:t xml:space="preserve"> eye.</w:t>
-      </w:r>
-    </w:p>
-    <w:p>
-      <w:r>
-        <w:t>The gun shuddered as the kickback slammed against my shoulder. Again, I fired.</w:t>
-      </w:r>
-    </w:p>
-    <w:p>
-      <w:r>
-        <w:t xml:space="preserve">The dragon shook itself and took a deep breath. That was a bad decision. The grenade got sucked </w:t>
-      </w:r>
-      <w:r>
-        <w:t xml:space="preserve">deeper </w:t>
-      </w:r>
-      <w:r>
-        <w:t>into its nasal passage.</w:t>
-      </w:r>
-    </w:p>
-    <w:p>
-      <w:r>
-        <w:t>I quickly took aim at the other eye and fired</w:t>
-      </w:r>
-      <w:r>
-        <w:t>,</w:t>
-      </w:r>
-      <w:r>
-        <w:t xml:space="preserve"> again</w:t>
-      </w:r>
-      <w:r>
-        <w:t xml:space="preserve"> feeling</w:t>
-      </w:r>
-      <w:r>
-        <w:t xml:space="preserve"> the recoil.</w:t>
-      </w:r>
-    </w:p>
-    <w:p>
-      <w:r>
-        <w:t>The creature roared in anger and opened its mouth. Into its mouth I fired in rapid succession.</w:t>
-      </w:r>
-      <w:r>
-        <w:t xml:space="preserve"> This staggered the dragon and it took several steps back.</w:t>
-      </w:r>
-    </w:p>
-    <w:p>
-      <w:r>
-        <w:t>I kept firing for what seemed like forever, but was less than 5 seconds.</w:t>
-      </w:r>
-    </w:p>
-    <w:p>
-      <w:r>
-        <w:t>At the 5 second mark</w:t>
-      </w:r>
-      <w:r>
-        <w:t xml:space="preserve"> there was an explosion. Similar explosions were heard as Unc and Sis fought.</w:t>
-      </w:r>
-    </w:p>
-    <w:p>
-      <w:r>
-        <w:t>The monster was badly injured but not dead.</w:t>
-      </w:r>
-    </w:p>
-    <w:p>
-      <w:r>
-        <w:lastRenderedPageBreak/>
-        <w:t>I quickly loaded a new grenade</w:t>
-      </w:r>
-      <w:r>
-        <w:t xml:space="preserve"> as the dragon shook itself</w:t>
-      </w:r>
-      <w:r>
-        <w:t>. Unfortunately, the dragon’s head wasn’t in position. So I ejected the</w:t>
-      </w:r>
-      <w:r>
-        <w:t xml:space="preserve"> </w:t>
-      </w:r>
-      <w:r>
-        <w:t xml:space="preserve">spent </w:t>
-      </w:r>
-      <w:r>
-        <w:t>riffle</w:t>
-      </w:r>
-      <w:r>
-        <w:t xml:space="preserve"> cartridge and loaded my </w:t>
-      </w:r>
-      <w:r>
-        <w:t>next</w:t>
-      </w:r>
-      <w:r>
-        <w:t xml:space="preserve"> one.</w:t>
-      </w:r>
-    </w:p>
-    <w:p>
-      <w:r>
-        <w:t>I waited</w:t>
-      </w:r>
-      <w:r>
-        <w:t>, wishing we had a mini-gun with a belt feed</w:t>
-      </w:r>
-      <w:r>
-        <w:t>.</w:t>
-      </w:r>
-      <w:r>
-        <w:t xml:space="preserve"> Unfortunately those things were too big to bring.</w:t>
-      </w:r>
-    </w:p>
-    <w:p>
-      <w:r>
-        <w:t xml:space="preserve">Finally, </w:t>
-      </w:r>
-      <w:r>
-        <w:t>the head looked at me. The le</w:t>
-      </w:r>
-      <w:r>
-        <w:t>f</w:t>
-      </w:r>
-      <w:r>
-        <w:t>t nostril was destroyed, so I targeted the right. I fired the grenade.</w:t>
-      </w:r>
-    </w:p>
-    <w:p>
-      <w:r>
-        <w:t>The grenade flew true, aided by my riffle scope. Again</w:t>
-      </w:r>
-      <w:r>
-        <w:t>,</w:t>
-      </w:r>
-      <w:r>
-        <w:t xml:space="preserve"> the stupid creature inhaled. Again</w:t>
-      </w:r>
-      <w:r>
-        <w:t>,</w:t>
-      </w:r>
-      <w:r>
-        <w:t xml:space="preserve"> I fired at the </w:t>
-      </w:r>
-      <w:r>
-        <w:t xml:space="preserve">now blind </w:t>
-      </w:r>
-      <w:r>
-        <w:t>eyes.</w:t>
-      </w:r>
-    </w:p>
-    <w:p>
-      <w:r>
-        <w:t xml:space="preserve">Kickback prevented me from </w:t>
-      </w:r>
-      <w:r>
-        <w:t>fir</w:t>
-      </w:r>
-      <w:r>
-        <w:t>ing</w:t>
-      </w:r>
-      <w:r>
-        <w:t xml:space="preserve"> quickly. However, it was sufficient.</w:t>
-      </w:r>
-      <w:r>
-        <w:t xml:space="preserve"> The dragon </w:t>
-      </w:r>
-      <w:r>
-        <w:t>collapsed</w:t>
-      </w:r>
-      <w:r>
-        <w:t>.</w:t>
-      </w:r>
-    </w:p>
-    <w:p>
-      <w:r>
-        <w:t xml:space="preserve">The other two dragons </w:t>
-      </w:r>
-      <w:r>
-        <w:t xml:space="preserve">collapsed </w:t>
-      </w:r>
-      <w:r>
-        <w:t>as well</w:t>
-      </w:r>
-      <w:r>
-        <w:t>.</w:t>
-      </w:r>
-    </w:p>
-    <w:p>
-      <w:r>
-        <w:t>“Did we get it?” Sis asked.</w:t>
-      </w:r>
-    </w:p>
-    <w:p>
-      <w:r>
-        <w:t xml:space="preserve">“No,” I </w:t>
-      </w:r>
-      <w:r>
-        <w:t>denied</w:t>
-      </w:r>
-      <w:r>
-        <w:t>. “We didn’t get a system notification.”</w:t>
-      </w:r>
-    </w:p>
-    <w:p>
-      <w:r>
-        <w:t>“Advance,” Unc called.</w:t>
-      </w:r>
-    </w:p>
-    <w:p>
-      <w:r>
-        <w:t xml:space="preserve">I advanced, making sure every shot count. </w:t>
-      </w:r>
-      <w:r>
-        <w:t>After</w:t>
-      </w:r>
-      <w:r>
-        <w:t xml:space="preserve"> all, I only had 20 rounds in each clip.</w:t>
-      </w:r>
-    </w:p>
-    <w:p>
-      <w:r>
-        <w:t>T</w:t>
-      </w:r>
-      <w:r>
-        <w:t>he monster opened i</w:t>
-      </w:r>
-      <w:r>
-        <w:t>t</w:t>
-      </w:r>
-      <w:r>
-        <w:t>s mouth and sucked in air.</w:t>
-      </w:r>
-    </w:p>
-    <w:p>
-      <w:r>
-        <w:t>“Toss grenades</w:t>
-      </w:r>
-      <w:r>
-        <w:t xml:space="preserve"> in mouth</w:t>
-      </w:r>
-      <w:r>
-        <w:t>,” Unc commanded.</w:t>
-      </w:r>
-    </w:p>
-    <w:p>
-      <w:r>
-        <w:t>I let go of my riffle.</w:t>
-      </w:r>
-    </w:p>
-    <w:p>
-      <w:r>
-        <w:t xml:space="preserve">With practiced movements, I dropped my </w:t>
-      </w:r>
-      <w:r>
-        <w:t>weapons</w:t>
-      </w:r>
-      <w:r>
-        <w:t>. I grabbed grenades and pulled the pins</w:t>
-      </w:r>
-      <w:r>
-        <w:t>, one-handed</w:t>
-      </w:r>
-      <w:r>
-        <w:t>. A moment later the grenades entered the dragon’s mouth.</w:t>
-      </w:r>
-    </w:p>
-    <w:p>
-      <w:r>
-        <w:t>Glancing to the side, I saw Unc and Sis exercising the same maneuver.</w:t>
-      </w:r>
-    </w:p>
-    <w:p>
-      <w:r>
-        <w:lastRenderedPageBreak/>
-        <w:t>“Dodge,” Unc called.</w:t>
-      </w:r>
-    </w:p>
-    <w:p>
-      <w:r>
-        <w:t xml:space="preserve">I did as instructed as the monster released it breath. There were </w:t>
-      </w:r>
-      <w:r>
-        <w:t>deafening</w:t>
-      </w:r>
-      <w:r>
-        <w:t xml:space="preserve"> explosions as the wind attack detonated the grenades.</w:t>
-      </w:r>
-    </w:p>
-    <w:p>
-      <w:r>
-        <w:t>Notifications informed me that</w:t>
-      </w:r>
-      <w:r>
-        <w:t xml:space="preserve"> we had succeeded. Furthermore, we had earned some sweet achievements.</w:t>
-      </w:r>
-    </w:p>
-    <w:p>
-      <w:r>
-        <w:t>The dragons disappeared, returning to the ether.</w:t>
-      </w:r>
-    </w:p>
-    <w:p>
-      <w:r>
-        <w:t>“We did it,” I shouted</w:t>
-      </w:r>
-      <w:r>
-        <w:t>, feeling weak in the knees</w:t>
-      </w:r>
-      <w:r>
-        <w:t>. I retrieved my dropped equipment and the others did the same.</w:t>
-      </w:r>
-    </w:p>
-    <w:p>
-      <w:r>
-        <w:t>A group of twenty</w:t>
-      </w:r>
-      <w:r>
-        <w:t>-some</w:t>
-      </w:r>
-      <w:r>
-        <w:t xml:space="preserve"> people approached us.</w:t>
-      </w:r>
-    </w:p>
-    <w:p>
-      <w:r>
-        <w:t>“How the hell did you take down those monsters</w:t>
-      </w:r>
-      <w:r>
-        <w:t xml:space="preserve"> so fast</w:t>
-      </w:r>
-      <w:r>
-        <w:t xml:space="preserve">?” the person that looked like their leader </w:t>
-      </w:r>
-      <w:r>
-        <w:t>sputtered</w:t>
-      </w:r>
-      <w:r>
-        <w:t xml:space="preserve">. “You were </w:t>
-      </w:r>
-      <w:r>
-        <w:t>almost a blur</w:t>
-      </w:r>
-      <w:r>
-        <w:t>.”</w:t>
-      </w:r>
-    </w:p>
-    <w:p>
-      <w:r>
-        <w:t>“Not that fast,” I denied. “My speed is still in the human range.”</w:t>
-      </w:r>
-    </w:p>
-    <w:p>
-      <w:r>
-        <w:t xml:space="preserve">“It was all a matter of training,” Unc said. “We spent </w:t>
-      </w:r>
-      <w:r>
-        <w:t>thousands</w:t>
-      </w:r>
-      <w:r>
-        <w:t xml:space="preserve"> of hours training</w:t>
-      </w:r>
-      <w:r>
-        <w:t xml:space="preserve"> to fight overpowered fantasy monsters</w:t>
-      </w:r>
-      <w:r>
-        <w:t xml:space="preserve">. Luke here started when he was </w:t>
-      </w:r>
-      <w:r>
-        <w:t xml:space="preserve">just </w:t>
-      </w:r>
-      <w:r>
-        <w:t xml:space="preserve">two. Then all he could do was swing a </w:t>
-      </w:r>
-      <w:r>
-        <w:t>Nerf sword, which he liked hitting everyone with</w:t>
-      </w:r>
-      <w:r>
-        <w:t>.</w:t>
-      </w:r>
-      <w:r>
-        <w:t xml:space="preserve"> When he was three, I gave him a Nerf gun.</w:t>
-      </w:r>
-      <w:r>
-        <w:t>”</w:t>
-      </w:r>
-    </w:p>
-    <w:p>
-      <w:r>
-        <w:t>“We have some healing potions,” Sis said. “Who needs them?”</w:t>
-      </w:r>
-    </w:p>
-    <w:p>
-      <w:r>
-        <w:t xml:space="preserve">While </w:t>
-      </w:r>
-      <w:r>
-        <w:t xml:space="preserve">Sis and Unc triaged the injured, I said, “We cleared a goblin village out. We </w:t>
-      </w:r>
-      <w:r>
-        <w:t>are</w:t>
-      </w:r>
-      <w:r>
-        <w:t xml:space="preserve"> hoping to find people </w:t>
-      </w:r>
-      <w:r>
-        <w:t>to</w:t>
-      </w:r>
-      <w:r>
-        <w:t xml:space="preserve"> colonize it.”</w:t>
-      </w:r>
-    </w:p>
-    <w:p>
-      <w:r>
-        <w:t xml:space="preserve">“We would love that,” </w:t>
-      </w:r>
-      <w:r>
-        <w:t xml:space="preserve">Leader </w:t>
-      </w:r>
-      <w:r>
-        <w:t>John said</w:t>
-      </w:r>
-      <w:r>
-        <w:t xml:space="preserve"> with genuine gratitude</w:t>
-      </w:r>
-      <w:r>
-        <w:t>.</w:t>
-      </w:r>
-    </w:p>
-    <w:p>
-      <w:r>
-        <w:t>I handed over healing potions.</w:t>
-      </w:r>
-    </w:p>
-    <w:p>
-      <w:r>
-        <w:t xml:space="preserve">“Don’t any of you have guns?” Unc asked </w:t>
-      </w:r>
-      <w:r>
-        <w:t>in a judgmental tone</w:t>
-      </w:r>
-      <w:r>
-        <w:t>.</w:t>
-      </w:r>
-    </w:p>
-    <w:p>
-      <w:r>
-        <w:t>“None of us thought modern weapons were allowed,” John objected. “</w:t>
-      </w:r>
-      <w:r>
-        <w:t>All the most trusted social media said that</w:t>
-      </w:r>
-      <w:r>
-        <w:t>.”</w:t>
+        <w:t xml:space="preserve"> out,” Unc said. “Take any house you want.”</w:t>
+      </w:r>
+    </w:p>
+    <w:p>
+      <w:r>
+        <w:t>“What about you?” John asked.</w:t>
+      </w:r>
+    </w:p>
+    <w:p>
+      <w:r>
+        <w:t>“We have our own accommodations,” Unc said.</w:t>
+      </w:r>
+      <w:r>
+        <w:t xml:space="preserve"> “We are going to do a perimeter sweep. See you later.”</w:t>
+      </w:r>
+    </w:p>
+    <w:p>
+      <w:r>
+        <w:t>“Oh my god, that’s just disgusting,” a woman said as we walked away.</w:t>
+      </w:r>
+    </w:p>
+    <w:p>
+      <w:r>
+        <w:t xml:space="preserve">Sis asked softly, “Could we have </w:t>
+      </w:r>
+      <w:r>
+        <w:t>helped</w:t>
+      </w:r>
+      <w:r>
+        <w:t xml:space="preserve"> more?”</w:t>
+      </w:r>
+    </w:p>
+    <w:p>
+      <w:r>
+        <w:t xml:space="preserve">“No,” Unc </w:t>
+      </w:r>
+      <w:r>
+        <w:t>said</w:t>
+      </w:r>
+      <w:r>
+        <w:t>. “We can’t have them rely on us. It will probably get them killed.</w:t>
+      </w:r>
+      <w:r>
+        <w:t xml:space="preserve"> More importantly, I’m guessing an AI is managing these encounters. If so, they will all be tested, regardless of what we do.</w:t>
       </w:r>
     </w:p>
     <w:p>
@@ -6556,161 +6759,6 @@
         <w:t>“</w:t>
       </w:r>
       <w:r>
-        <w:t>You’re clearly the victims of Fake News,</w:t>
-      </w:r>
-      <w:r>
-        <w:t>” Unc sneered. “We also trained with bows, swords, and spears</w:t>
-      </w:r>
-      <w:r>
-        <w:t>, just to cover all bases</w:t>
-      </w:r>
-      <w:r>
-        <w:t>.</w:t>
-      </w:r>
-      <w:r>
-        <w:t xml:space="preserve"> </w:t>
-      </w:r>
-      <w:r>
-        <w:t xml:space="preserve">You </w:t>
-      </w:r>
-      <w:r>
-        <w:t>lose nothing by taking guns.”</w:t>
-      </w:r>
-    </w:p>
-    <w:p>
-      <w:r>
-        <w:t>“But we can only carry limited weight,” John complained.</w:t>
-      </w:r>
-    </w:p>
-    <w:p>
-      <w:r>
-        <w:t>“Then discard excess weight…” Unc began</w:t>
-      </w:r>
-      <w:r>
-        <w:t>, his temper rising</w:t>
-      </w:r>
-      <w:r>
-        <w:t>.</w:t>
-      </w:r>
-    </w:p>
-    <w:p>
-      <w:r>
-        <w:t xml:space="preserve">“What’s done is done,” Sis </w:t>
-      </w:r>
-      <w:r>
-        <w:t>interrupted</w:t>
-      </w:r>
-      <w:r>
-        <w:t>, not wanting to have an argument. “Everyone’s healed up. Let’s go.”</w:t>
-      </w:r>
-    </w:p>
-    <w:p>
-      <w:r>
-        <w:t>We led the group back the way we came. An hour later we arrived at the goblin village.</w:t>
-      </w:r>
-    </w:p>
-    <w:p>
-      <w:r>
-        <w:t>Unfortunately, the goblins were starting to repopulate</w:t>
-      </w:r>
-      <w:r>
-        <w:t>, along with looted items.</w:t>
-      </w:r>
-    </w:p>
-    <w:p>
-      <w:r>
-        <w:t>The goblins were few, so Unc gave the order to use our bows and swords.</w:t>
-      </w:r>
-    </w:p>
-    <w:p>
-      <w:r>
-        <w:t xml:space="preserve">Thankfully our guests </w:t>
-      </w:r>
-      <w:r>
-        <w:t>showed some</w:t>
-      </w:r>
-      <w:r>
-        <w:t xml:space="preserve"> compet</w:t>
-      </w:r>
-      <w:r>
-        <w:t>ence</w:t>
-      </w:r>
-      <w:r>
-        <w:t>. They too had archers and melee fighters. So we let them handle the small fry.</w:t>
-      </w:r>
-    </w:p>
-    <w:p>
-      <w:r>
-        <w:t>“We looted the village, but we don’t need the stuff,” Sis said. “We can let you have it.”</w:t>
-      </w:r>
-    </w:p>
-    <w:p>
-      <w:r>
-        <w:t>Sis brought out all her junk goods. Unc and I did the same.</w:t>
-      </w:r>
-    </w:p>
-    <w:p>
-      <w:r>
-        <w:t xml:space="preserve">“Sort </w:t>
-      </w:r>
-      <w:proofErr w:type="gramStart"/>
-      <w:r>
-        <w:t>yourself</w:t>
-      </w:r>
-      <w:proofErr w:type="gramEnd"/>
-      <w:r>
-        <w:t xml:space="preserve"> out,” Unc said. “Take any house you want.”</w:t>
-      </w:r>
-    </w:p>
-    <w:p>
-      <w:r>
-        <w:t>“What about you?” John asked.</w:t>
-      </w:r>
-    </w:p>
-    <w:p>
-      <w:r>
-        <w:t>“We have our own accommodations,” Unc said.</w:t>
-      </w:r>
-      <w:r>
-        <w:t xml:space="preserve"> “We are going to do a perimeter sweep. See you later.”</w:t>
-      </w:r>
-    </w:p>
-    <w:p>
-      <w:r>
-        <w:t>“Oh my god, that’s just disgusting,” a woman said as we walked away.</w:t>
-      </w:r>
-    </w:p>
-    <w:p>
-      <w:r>
-        <w:t xml:space="preserve">Sis asked softly, “Could we have </w:t>
-      </w:r>
-      <w:r>
-        <w:t>helped</w:t>
-      </w:r>
-      <w:r>
-        <w:t xml:space="preserve"> more?”</w:t>
-      </w:r>
-    </w:p>
-    <w:p>
-      <w:r>
-        <w:lastRenderedPageBreak/>
-        <w:t xml:space="preserve">“No,” Unc </w:t>
-      </w:r>
-      <w:r>
-        <w:t>said</w:t>
-      </w:r>
-      <w:r>
-        <w:t>. “We can’t have them rely on us. It will probably get them killed.</w:t>
-      </w:r>
-      <w:r>
-        <w:t xml:space="preserve"> More importantly, I’m guessing an AI is managing these encounters. If so, they will all be tested, regardless of what we do.</w:t>
-      </w:r>
-    </w:p>
-    <w:p>
-      <w:r>
-        <w:t>“</w:t>
-      </w:r>
-      <w:r>
         <w:t>Let them level up with low level monsters. We can handle the bosses.”</w:t>
       </w:r>
     </w:p>
@@ -6970,29 +7018,29 @@
     </w:p>
     <w:p>
       <w:r>
+        <w:t xml:space="preserve">“I only have </w:t>
+      </w:r>
+      <w:r>
+        <w:t>three</w:t>
+      </w:r>
+      <w:r>
+        <w:t xml:space="preserve"> grenades left,” I said. “My riffle </w:t>
+      </w:r>
+      <w:r>
+        <w:t>b</w:t>
+      </w:r>
+      <w:r>
+        <w:t>ullets are still good.”</w:t>
+      </w:r>
+    </w:p>
+    <w:p>
+      <w:r>
+        <w:t>“Same here,” Unc said. “I didn’t think we would be fighting dragons on our second day.</w:t>
+      </w:r>
+    </w:p>
+    <w:p>
+      <w:r>
         <w:lastRenderedPageBreak/>
-        <w:t xml:space="preserve">“I only have </w:t>
-      </w:r>
-      <w:r>
-        <w:t>three</w:t>
-      </w:r>
-      <w:r>
-        <w:t xml:space="preserve"> grenades left,” I said. “My riffle </w:t>
-      </w:r>
-      <w:r>
-        <w:t>b</w:t>
-      </w:r>
-      <w:r>
-        <w:t>ullets are still good.”</w:t>
-      </w:r>
-    </w:p>
-    <w:p>
-      <w:r>
-        <w:t>“Same here,” Unc said. “I didn’t think we would be fighting dragons on our second day.</w:t>
-      </w:r>
-    </w:p>
-    <w:p>
-      <w:r>
         <w:t>We redistributed our handgun bullets before.</w:t>
       </w:r>
     </w:p>
@@ -7438,7 +7486,6 @@
         </w:rPr>
       </w:pPr>
       <w:r>
-        <w:lastRenderedPageBreak/>
         <w:t>A screen appeared o</w:t>
       </w:r>
       <w:r>
@@ -7471,6 +7518,7 @@
     </w:p>
     <w:p>
       <w:r>
+        <w:lastRenderedPageBreak/>
         <w:t xml:space="preserve">Two items </w:t>
       </w:r>
       <w:r>
@@ -7686,7 +7734,6 @@
         <w:pStyle w:val="StatusUser"/>
       </w:pPr>
       <w:r>
-        <w:lastRenderedPageBreak/>
         <w:t>Stamina:</w:t>
       </w:r>
       <w:r>
@@ -7814,6 +7861,7 @@
         <w:pStyle w:val="StatusUser"/>
       </w:pPr>
       <w:r>
+        <w:lastRenderedPageBreak/>
         <w:t xml:space="preserve">Auto Points: </w:t>
       </w:r>
       <w:r>
@@ -8075,227 +8123,227 @@
     </w:p>
     <w:p>
       <w:r>
+        <w:t xml:space="preserve">“I </w:t>
+      </w:r>
+      <w:r>
+        <w:t>was</w:t>
+      </w:r>
+      <w:r>
+        <w:t xml:space="preserve"> given a choice between Barbarian – how rude, </w:t>
+      </w:r>
+      <w:r>
+        <w:t xml:space="preserve">and </w:t>
+      </w:r>
+      <w:r>
+        <w:t>valkyrie</w:t>
+      </w:r>
+      <w:r>
+        <w:t xml:space="preserve">,” </w:t>
+      </w:r>
+      <w:r>
+        <w:t>Sis</w:t>
+      </w:r>
+      <w:r>
+        <w:t xml:space="preserve"> said.</w:t>
+      </w:r>
+    </w:p>
+    <w:p>
+      <w:r>
+        <w:t>“That’s strange,” Unc said. “I didn’t get a choice.”</w:t>
+      </w:r>
+    </w:p>
+    <w:p>
+      <w:r>
+        <w:t>“</w:t>
+      </w:r>
+      <w:r>
+        <w:t>Me n</w:t>
+      </w:r>
+      <w:r>
+        <w:t>either,” I added.</w:t>
+      </w:r>
+    </w:p>
+    <w:p>
+      <w:r>
         <w:lastRenderedPageBreak/>
-        <w:t xml:space="preserve">“I </w:t>
-      </w:r>
-      <w:r>
-        <w:t>was</w:t>
-      </w:r>
-      <w:r>
-        <w:t xml:space="preserve"> given a choice between Barbarian – how rude, </w:t>
-      </w:r>
-      <w:r>
-        <w:t xml:space="preserve">and </w:t>
+        <w:t xml:space="preserve">“What is </w:t>
+      </w:r>
+      <w:r>
+        <w:t xml:space="preserve">a </w:t>
       </w:r>
       <w:r>
         <w:t>valkyrie</w:t>
       </w:r>
       <w:r>
+        <w:t xml:space="preserve">?” </w:t>
+      </w:r>
+      <w:r>
+        <w:t>Unc</w:t>
+      </w:r>
+      <w:r>
+        <w:t xml:space="preserve"> asked.</w:t>
+      </w:r>
+    </w:p>
+    <w:p>
+      <w:r>
+        <w:t>Sis</w:t>
+      </w:r>
+      <w:r>
+        <w:t xml:space="preserve"> paused as if remembering and then said, “A </w:t>
+      </w:r>
+      <w:r>
+        <w:t>valkyrie</w:t>
+      </w:r>
+      <w:r>
+        <w:t xml:space="preserve"> is a close quarter fighter with some unique abilities</w:t>
+      </w:r>
+      <w:r>
+        <w:t xml:space="preserve"> such as intimidation</w:t>
+      </w:r>
+      <w:r>
+        <w:t>. The most important is speed and the ability to fly.”</w:t>
+      </w:r>
+    </w:p>
+    <w:p>
+      <w:r>
+        <w:t>“That’s so cool,” I exclaimed.</w:t>
+      </w:r>
+    </w:p>
+    <w:p>
+      <w:r>
+        <w:t>“It also gets a strength boost based on who she is defending.</w:t>
+      </w:r>
+      <w:r>
+        <w:t xml:space="preserve"> W</w:t>
+      </w:r>
+      <w:r>
+        <w:t>hen fighting with you two, I can get perhaps 10%</w:t>
+      </w:r>
+      <w:r>
         <w:t xml:space="preserve">,” </w:t>
       </w:r>
       <w:r>
         <w:t>Sis</w:t>
       </w:r>
       <w:r>
-        <w:t xml:space="preserve"> said.</w:t>
-      </w:r>
-    </w:p>
-    <w:p>
-      <w:r>
-        <w:t>“That’s strange,” Unc said. “I didn’t get a choice.”</w:t>
-      </w:r>
-    </w:p>
-    <w:p>
-      <w:r>
-        <w:t>“</w:t>
-      </w:r>
-      <w:r>
-        <w:t>Me n</w:t>
-      </w:r>
-      <w:r>
-        <w:t>either,” I added.</w:t>
-      </w:r>
-    </w:p>
-    <w:p>
-      <w:r>
-        <w:t xml:space="preserve">“What is </w:t>
+        <w:t xml:space="preserve"> said. “</w:t>
+      </w:r>
+      <w:r>
+        <w:t xml:space="preserve">However, it will increase if you two are in danger. I can </w:t>
+      </w:r>
+      <w:r>
+        <w:t xml:space="preserve">even </w:t>
+      </w:r>
+      <w:r>
+        <w:t xml:space="preserve">get </w:t>
       </w:r>
       <w:r>
         <w:t xml:space="preserve">a </w:t>
       </w:r>
       <w:r>
-        <w:t>valkyrie</w:t>
-      </w:r>
-      <w:r>
-        <w:t xml:space="preserve">?” </w:t>
-      </w:r>
-      <w:r>
-        <w:t>Unc</w:t>
-      </w:r>
-      <w:r>
-        <w:t xml:space="preserve"> asked.</w:t>
-      </w:r>
-    </w:p>
-    <w:p>
+        <w:t xml:space="preserve">100% </w:t>
+      </w:r>
+      <w:r>
+        <w:t xml:space="preserve">boost, if I go into </w:t>
+      </w:r>
+      <w:r>
+        <w:t>Valkyrie</w:t>
+      </w:r>
+      <w:r>
+        <w:t xml:space="preserve"> </w:t>
+      </w:r>
+      <w:r>
+        <w:t>mode</w:t>
+      </w:r>
+      <w:r>
+        <w:t xml:space="preserve">. </w:t>
+      </w:r>
+      <w:r>
+        <w:t>I just chose this.</w:t>
+      </w:r>
+    </w:p>
+    <w:p>
+      <w:r>
+        <w:t xml:space="preserve">“I get a +1 per level for Speed and </w:t>
+      </w:r>
+      <w:r>
+        <w:t>Constitution</w:t>
+      </w:r>
+      <w:r>
+        <w:t>, and *2 on speed.”</w:t>
+      </w:r>
+    </w:p>
+    <w:p>
+      <w:r>
+        <w:t xml:space="preserve">“I suggest you don’t neglect Nerve. If this is too low, your reaction time will </w:t>
+      </w:r>
+      <w:r>
+        <w:t>lag</w:t>
+      </w:r>
+      <w:r>
+        <w:t>,” I warn</w:t>
+      </w:r>
+      <w:r>
+        <w:t>ed</w:t>
+      </w:r>
+      <w:r>
+        <w:t>.</w:t>
+      </w:r>
+      <w:r>
+        <w:t xml:space="preserve"> “You might even run into walls.”</w:t>
+      </w:r>
+    </w:p>
+    <w:p>
+      <w:r>
+        <w:t xml:space="preserve">“I want to try my speed out,” </w:t>
+      </w:r>
       <w:r>
         <w:t>Sis</w:t>
       </w:r>
       <w:r>
-        <w:t xml:space="preserve"> paused as if remembering and then said, “A </w:t>
-      </w:r>
-      <w:r>
-        <w:t>valkyrie</w:t>
-      </w:r>
-      <w:r>
-        <w:t xml:space="preserve"> is a close quarter fighter with some unique abilities</w:t>
-      </w:r>
-      <w:r>
-        <w:t xml:space="preserve"> such as intimidation</w:t>
-      </w:r>
-      <w:r>
-        <w:t>. The most important is speed and the ability to fly.”</w:t>
-      </w:r>
-    </w:p>
-    <w:p>
-      <w:r>
-        <w:t>“That’s so cool,” I exclaimed.</w:t>
-      </w:r>
-    </w:p>
-    <w:p>
-      <w:r>
-        <w:t>“It also gets a strength boost based on who she is defending.</w:t>
-      </w:r>
-      <w:r>
-        <w:t xml:space="preserve"> W</w:t>
-      </w:r>
-      <w:r>
-        <w:t>hen fighting with you two, I can get perhaps 10%</w:t>
-      </w:r>
-      <w:r>
-        <w:t xml:space="preserve">,” </w:t>
+        <w:t xml:space="preserve"> said and dashed forward like a marathon runner. She then jumped into the air like superman. We watched her flying like a bird, until finally she returned.</w:t>
+      </w:r>
+    </w:p>
+    <w:p>
+      <w:r>
+        <w:t xml:space="preserve">“Oh man that was fun,” </w:t>
+      </w:r>
+      <w:r>
+        <w:t xml:space="preserve">Sis </w:t>
+      </w:r>
+      <w:r>
+        <w:t>said.</w:t>
+      </w:r>
+    </w:p>
+    <w:p>
+      <w:r>
+        <w:t xml:space="preserve">“That’s </w:t>
+      </w:r>
+      <w:r>
+        <w:t>amazing</w:t>
+      </w:r>
+      <w:r>
+        <w:t xml:space="preserve"> </w:t>
       </w:r>
       <w:r>
         <w:t>Sis</w:t>
       </w:r>
       <w:r>
-        <w:t xml:space="preserve"> said. “</w:t>
-      </w:r>
-      <w:r>
-        <w:t xml:space="preserve">However, it will increase if you two are in danger. I can </w:t>
-      </w:r>
-      <w:r>
-        <w:t xml:space="preserve">even </w:t>
-      </w:r>
-      <w:r>
-        <w:t xml:space="preserve">get </w:t>
-      </w:r>
-      <w:r>
-        <w:t xml:space="preserve">a </w:t>
-      </w:r>
-      <w:r>
-        <w:t xml:space="preserve">100% </w:t>
-      </w:r>
-      <w:r>
-        <w:t xml:space="preserve">boost, if I go into </w:t>
-      </w:r>
-      <w:r>
-        <w:t>Valkyrie</w:t>
-      </w:r>
-      <w:r>
-        <w:t xml:space="preserve"> </w:t>
-      </w:r>
-      <w:r>
-        <w:t>mode</w:t>
-      </w:r>
-      <w:r>
-        <w:t xml:space="preserve">. </w:t>
-      </w:r>
-      <w:r>
-        <w:t>I just chose this.</w:t>
-      </w:r>
-    </w:p>
-    <w:p>
-      <w:r>
-        <w:t xml:space="preserve">“I get a +1 per level for Speed and </w:t>
-      </w:r>
-      <w:r>
-        <w:t>Constitution</w:t>
-      </w:r>
-      <w:r>
-        <w:t>, and *2 on speed.”</w:t>
-      </w:r>
-    </w:p>
-    <w:p>
-      <w:r>
-        <w:t xml:space="preserve">“I suggest you don’t neglect Nerve. If this is too low, your reaction time will </w:t>
-      </w:r>
-      <w:r>
-        <w:t>lag</w:t>
-      </w:r>
-      <w:r>
-        <w:t>,” I warn</w:t>
-      </w:r>
-      <w:r>
-        <w:t>ed</w:t>
+        <w:t>,” I said. “</w:t>
+      </w:r>
+      <w:r>
+        <w:t xml:space="preserve">You looked like a real superhero. You just need a costume and </w:t>
+      </w:r>
+      <w:r>
+        <w:t>a</w:t>
+      </w:r>
+      <w:r>
+        <w:t xml:space="preserve"> superhero name</w:t>
       </w:r>
       <w:r>
         <w:t>.</w:t>
       </w:r>
       <w:r>
-        <w:t xml:space="preserve"> “You might even run into walls.”</w:t>
-      </w:r>
-    </w:p>
-    <w:p>
-      <w:r>
-        <w:t xml:space="preserve">“I want to try my speed out,” </w:t>
-      </w:r>
-      <w:r>
-        <w:t>Sis</w:t>
-      </w:r>
-      <w:r>
-        <w:t xml:space="preserve"> said and dashed forward like a marathon runner. She then jumped into the air like superman. We watched her flying like a bird, until finally she returned.</w:t>
-      </w:r>
-    </w:p>
-    <w:p>
-      <w:r>
-        <w:t xml:space="preserve">“Oh man that was fun,” </w:t>
-      </w:r>
-      <w:r>
-        <w:t xml:space="preserve">Sis </w:t>
-      </w:r>
-      <w:r>
-        <w:t>said.</w:t>
-      </w:r>
-    </w:p>
-    <w:p>
-      <w:r>
-        <w:t xml:space="preserve">“That’s </w:t>
-      </w:r>
-      <w:r>
-        <w:t>amazing</w:t>
-      </w:r>
-      <w:r>
-        <w:t xml:space="preserve"> </w:t>
-      </w:r>
-      <w:r>
-        <w:t>Sis</w:t>
-      </w:r>
-      <w:r>
-        <w:t>,” I said. “</w:t>
-      </w:r>
-      <w:r>
-        <w:t xml:space="preserve">You looked like a real superhero. You just need a costume and </w:t>
-      </w:r>
-      <w:r>
-        <w:t>a</w:t>
-      </w:r>
-      <w:r>
-        <w:t xml:space="preserve"> superhero name</w:t>
-      </w:r>
-      <w:r>
-        <w:t>.</w:t>
-      </w:r>
-      <w:r>
         <w:t>”</w:t>
       </w:r>
     </w:p>
@@ -8309,40 +8357,40 @@
     </w:p>
     <w:p>
       <w:r>
+        <w:t xml:space="preserve">“You can,” I </w:t>
+      </w:r>
+      <w:r>
+        <w:t>said</w:t>
+      </w:r>
+      <w:r>
+        <w:t xml:space="preserve">. “However, your </w:t>
+      </w:r>
+      <w:r>
+        <w:t>speed will be wasted if you do. On the other hand, you can use thrown weapons, since they rely on speed and strength.”</w:t>
+      </w:r>
+    </w:p>
+    <w:p>
+      <w:r>
+        <w:t>“Time to see the loot,” Unc said.</w:t>
+      </w:r>
+    </w:p>
+    <w:p>
+      <w:r>
+        <w:t xml:space="preserve">“I have a Wind core, </w:t>
+      </w:r>
+      <w:r>
+        <w:t xml:space="preserve">120kg of dragon steaks, </w:t>
+      </w:r>
+      <w:r>
+        <w:t>3</w:t>
+      </w:r>
+      <w:r>
+        <w:t>56 Gold, and a cape and boots,” I said. I switched my boots. The new ones were vastly more comfortable. I left the cape in my inventory.</w:t>
+      </w:r>
+    </w:p>
+    <w:p>
+      <w:r>
         <w:lastRenderedPageBreak/>
-        <w:t xml:space="preserve">“You can,” I </w:t>
-      </w:r>
-      <w:r>
-        <w:t>said</w:t>
-      </w:r>
-      <w:r>
-        <w:t xml:space="preserve">. “However, your </w:t>
-      </w:r>
-      <w:r>
-        <w:t>speed will be wasted if you do. On the other hand, you can use thrown weapons, since they rely on speed and strength.”</w:t>
-      </w:r>
-    </w:p>
-    <w:p>
-      <w:r>
-        <w:t>“Time to see the loot,” Unc said.</w:t>
-      </w:r>
-    </w:p>
-    <w:p>
-      <w:r>
-        <w:t xml:space="preserve">“I have a Wind core, </w:t>
-      </w:r>
-      <w:r>
-        <w:t xml:space="preserve">120kg of dragon steaks, </w:t>
-      </w:r>
-      <w:r>
-        <w:t>3</w:t>
-      </w:r>
-      <w:r>
-        <w:t>56 Gold, and a cape and boots,” I said. I switched my boots. The new ones were vastly more comfortable. I left the cape in my inventory.</w:t>
-      </w:r>
-    </w:p>
-    <w:p>
-      <w:r>
         <w:t>“I have a Water core</w:t>
       </w:r>
       <w:r>
@@ -8469,51 +8517,51 @@
     </w:p>
     <w:p>
       <w:r>
+        <w:t xml:space="preserve">I considered giving </w:t>
+      </w:r>
+      <w:r>
+        <w:t>Unc</w:t>
+      </w:r>
+      <w:r>
+        <w:t xml:space="preserve"> my core but changed my mind. Cores may not be additive.</w:t>
+      </w:r>
+    </w:p>
+    <w:p>
+      <w:r>
+        <w:t>Unc</w:t>
+      </w:r>
+      <w:r>
+        <w:t xml:space="preserve"> put his boots and jacket on.</w:t>
+      </w:r>
+      <w:r>
+        <w:t xml:space="preserve"> After that, he</w:t>
+      </w:r>
+      <w:r>
+        <w:t xml:space="preserve"> bought the village stone and I bought a flare gun and 25 flares.</w:t>
+      </w:r>
+    </w:p>
+    <w:p>
+      <w:r>
+        <w:t xml:space="preserve">“Put the </w:t>
+      </w:r>
+      <w:r>
+        <w:rPr>
+          <w:i/>
+        </w:rPr>
+        <w:t>Throne</w:t>
+      </w:r>
+      <w:r>
+        <w:t xml:space="preserve"> away,” Unc said. “It’s time to return.”</w:t>
+      </w:r>
+    </w:p>
+    <w:p>
+      <w:r>
+        <w:t>I did as instructed and we headed back.</w:t>
+      </w:r>
+    </w:p>
+    <w:p>
+      <w:r>
         <w:lastRenderedPageBreak/>
-        <w:t xml:space="preserve">I considered giving </w:t>
-      </w:r>
-      <w:r>
-        <w:t>Unc</w:t>
-      </w:r>
-      <w:r>
-        <w:t xml:space="preserve"> my core but changed my mind. Cores may not be additive.</w:t>
-      </w:r>
-    </w:p>
-    <w:p>
-      <w:r>
-        <w:t>Unc</w:t>
-      </w:r>
-      <w:r>
-        <w:t xml:space="preserve"> put his boots and jacket on.</w:t>
-      </w:r>
-      <w:r>
-        <w:t xml:space="preserve"> After that, he</w:t>
-      </w:r>
-      <w:r>
-        <w:t xml:space="preserve"> bought the village stone and I bought a flare gun and 25 flares.</w:t>
-      </w:r>
-    </w:p>
-    <w:p>
-      <w:r>
-        <w:t xml:space="preserve">“Put the </w:t>
-      </w:r>
-      <w:r>
-        <w:rPr>
-          <w:i/>
-        </w:rPr>
-        <w:t>Throne</w:t>
-      </w:r>
-      <w:r>
-        <w:t xml:space="preserve"> away,” Unc said. “It’s time to return.”</w:t>
-      </w:r>
-    </w:p>
-    <w:p>
-      <w:r>
-        <w:t>I did as instructed and we headed back.</w:t>
-      </w:r>
-    </w:p>
-    <w:p>
-      <w:r>
         <w:t>Upon arriving we found people wandering around.</w:t>
       </w:r>
     </w:p>
@@ -8616,180 +8664,180 @@
     </w:p>
     <w:p>
       <w:r>
+        <w:t>Everyone looked at me, clearly noting I was barely sixteen.</w:t>
+      </w:r>
+      <w:r>
+        <w:t xml:space="preserve"> </w:t>
+      </w:r>
+      <w:proofErr w:type="gramStart"/>
+      <w:r>
+        <w:t>People murmured, “Last child.”</w:t>
+      </w:r>
+      <w:proofErr w:type="gramEnd"/>
+    </w:p>
+    <w:p>
+      <w:r>
+        <w:t>“</w:t>
+      </w:r>
+      <w:r>
+        <w:t xml:space="preserve">Yes, Luke is the preverbal last child. </w:t>
+      </w:r>
+      <w:r>
+        <w:t>Anyone who does</w:t>
+      </w:r>
+      <w:r>
+        <w:t>n’t like my rules may leave now,</w:t>
+      </w:r>
+      <w:r>
+        <w:t>”</w:t>
+      </w:r>
+      <w:r>
+        <w:t xml:space="preserve"> Unc declared. “Luke, put your cape on.”</w:t>
+      </w:r>
+    </w:p>
+    <w:p>
+      <w:r>
+        <w:t>I did as instructed, wrapping myself in the cloak’s armor.</w:t>
+      </w:r>
+    </w:p>
+    <w:p>
+      <w:r>
+        <w:t>Unc paused again but no one moved.</w:t>
+      </w:r>
+    </w:p>
+    <w:p>
+      <w:r>
+        <w:t>“Very well,” Unc said. “Let’s begin.</w:t>
+      </w:r>
+      <w:r>
+        <w:t>”</w:t>
+      </w:r>
+    </w:p>
+    <w:p>
+      <w:r>
         <w:lastRenderedPageBreak/>
-        <w:t>Everyone looked at me, clearly noting I was barely sixteen.</w:t>
-      </w:r>
-      <w:r>
-        <w:t xml:space="preserve"> </w:t>
-      </w:r>
-      <w:proofErr w:type="gramStart"/>
-      <w:r>
-        <w:t>People murmured, “Last child.”</w:t>
-      </w:r>
-      <w:proofErr w:type="gramEnd"/>
-    </w:p>
-    <w:p>
+        <w:t>Unc tossed the village stone to the ground. The stone sank into the ground. A moment later an obelisk rose from the ground.</w:t>
+      </w:r>
+    </w:p>
+    <w:p>
+      <w:r>
+        <w:t xml:space="preserve">In a blink of an eye </w:t>
+      </w:r>
+      <w:r>
+        <w:t>everyone was</w:t>
+      </w:r>
+      <w:r>
+        <w:t xml:space="preserve"> in a room that looked like the reception hall of town hall. Mum, Dad, Annie and I were at the end of the hall, standing on a 3-step platform. The rest of the hall was filled with our new residents.</w:t>
+      </w:r>
+    </w:p>
+    <w:p>
+      <w:r>
+        <w:t>The obelisk stood front and center on the platform.</w:t>
+      </w:r>
+    </w:p>
+    <w:p>
+      <w:r>
+        <w:t>The top of the obelisk had a sign.</w:t>
+      </w:r>
+    </w:p>
+    <w:p>
+      <w:pPr>
+        <w:pStyle w:val="StatusMessage"/>
+      </w:pPr>
+      <w:r>
+        <w:t>Village of Luke</w:t>
+      </w:r>
+    </w:p>
+    <w:p>
+      <w:pPr>
+        <w:pStyle w:val="StatusMessage"/>
+      </w:pPr>
+      <w:r>
+        <w:t xml:space="preserve">Todd </w:t>
+      </w:r>
+      <w:r>
+        <w:rPr>
+          <w:rFonts w:asciiTheme="minorHAnsi" w:hAnsiTheme="minorHAnsi" w:cstheme="minorHAnsi"/>
+        </w:rPr>
+        <w:t>Winthrop</w:t>
+      </w:r>
+      <w:r>
+        <w:rPr>
+          <w:rFonts w:asciiTheme="minorHAnsi" w:hAnsiTheme="minorHAnsi" w:cstheme="minorHAnsi"/>
+        </w:rPr>
+        <w:t xml:space="preserve">, </w:t>
+      </w:r>
+      <w:r>
+        <w:t>Village Lord</w:t>
+      </w:r>
+    </w:p>
+    <w:p>
+      <w:r>
+        <w:t>At eye level was a screen.</w:t>
+      </w:r>
+    </w:p>
+    <w:p>
+      <w:r>
+        <w:t>Unc played with the screen, getting to know it. He then clicked on the owner’s tab.</w:t>
+      </w:r>
+    </w:p>
+    <w:p>
+      <w:r>
+        <w:t>“As the owner, I have the right to tax the citizens. Tax is currently set at the default value of 5%</w:t>
+      </w:r>
+      <w:r>
+        <w:t>,” Unc began.</w:t>
+      </w:r>
+    </w:p>
+    <w:p>
+      <w:r>
+        <w:t>“That’s not fair,” Someone shouted.</w:t>
+      </w:r>
+    </w:p>
+    <w:p>
+      <w:r>
+        <w:t>“You’re free to leave,” Unc said with a shrug. “It’s my stone after all</w:t>
+      </w:r>
+      <w:r>
+        <w:t>, and my village</w:t>
+      </w:r>
+      <w:r>
+        <w:t>.”</w:t>
+      </w:r>
+    </w:p>
+    <w:p>
+      <w:r>
+        <w:t>After people quieted down, Unc continued.</w:t>
+      </w:r>
+      <w:r>
+        <w:t xml:space="preserve"> </w:t>
+      </w:r>
       <w:r>
         <w:t>“</w:t>
       </w:r>
       <w:r>
-        <w:t xml:space="preserve">Yes, Luke is the preverbal last child. </w:t>
-      </w:r>
-      <w:r>
-        <w:t>Anyone who does</w:t>
-      </w:r>
-      <w:r>
-        <w:t>n’t like my rules may leave now,</w:t>
-      </w:r>
-      <w:r>
-        <w:t>”</w:t>
-      </w:r>
-      <w:r>
-        <w:t xml:space="preserve"> Unc declared. “Luke, put your cape on.”</w:t>
-      </w:r>
-    </w:p>
-    <w:p>
-      <w:r>
-        <w:t>I did as instructed, wrapping myself in the cloak’s armor.</w:t>
-      </w:r>
-    </w:p>
-    <w:p>
-      <w:r>
-        <w:t>Unc paused again but no one moved.</w:t>
-      </w:r>
-    </w:p>
-    <w:p>
-      <w:r>
-        <w:t>“Very well,” Unc said. “Let’s begin.</w:t>
-      </w:r>
-      <w:r>
-        <w:t>”</w:t>
-      </w:r>
-    </w:p>
-    <w:p>
-      <w:r>
-        <w:t>Unc tossed the village stone to the ground. The stone sank into the ground. A moment later an obelisk rose from the ground.</w:t>
-      </w:r>
-    </w:p>
-    <w:p>
-      <w:r>
-        <w:t xml:space="preserve">In a blink of an eye </w:t>
-      </w:r>
-      <w:r>
-        <w:t>everyone was</w:t>
-      </w:r>
-      <w:r>
-        <w:t xml:space="preserve"> in a room that looked like the reception hall of town hall. Mum, Dad, Annie and I were at the end of the hall, standing on a 3-step platform. The rest of the hall was filled with our new residents.</w:t>
-      </w:r>
-    </w:p>
-    <w:p>
-      <w:r>
-        <w:t>The obelisk stood front and center on the platform.</w:t>
-      </w:r>
-    </w:p>
-    <w:p>
-      <w:r>
-        <w:t>The top of the obelisk had a sign.</w:t>
-      </w:r>
-    </w:p>
-    <w:p>
-      <w:pPr>
-        <w:pStyle w:val="StatusMessage"/>
-      </w:pPr>
-      <w:r>
-        <w:t>Village of Luke</w:t>
-      </w:r>
-    </w:p>
-    <w:p>
-      <w:pPr>
-        <w:pStyle w:val="StatusMessage"/>
-      </w:pPr>
-      <w:r>
-        <w:t xml:space="preserve">Todd </w:t>
-      </w:r>
-      <w:r>
-        <w:rPr>
-          <w:rFonts w:asciiTheme="minorHAnsi" w:hAnsiTheme="minorHAnsi" w:cstheme="minorHAnsi"/>
-        </w:rPr>
-        <w:t>Winthrop</w:t>
-      </w:r>
-      <w:r>
-        <w:rPr>
-          <w:rFonts w:asciiTheme="minorHAnsi" w:hAnsiTheme="minorHAnsi" w:cstheme="minorHAnsi"/>
-        </w:rPr>
-        <w:t xml:space="preserve">, </w:t>
-      </w:r>
-      <w:r>
-        <w:t>Village Lord</w:t>
-      </w:r>
-    </w:p>
-    <w:p>
-      <w:r>
-        <w:t>At eye level was a screen.</w:t>
-      </w:r>
-    </w:p>
-    <w:p>
-      <w:r>
-        <w:t>Unc played with the screen, getting to know it. He then clicked on the owner’s tab.</w:t>
-      </w:r>
-    </w:p>
-    <w:p>
-      <w:r>
-        <w:t>“As the owner, I have the right to tax the citizens. Tax is currently set at the default value of 5%</w:t>
-      </w:r>
-      <w:r>
-        <w:t>,” Unc began.</w:t>
-      </w:r>
-    </w:p>
-    <w:p>
-      <w:r>
-        <w:t>“That’s not fair,” Someone shouted.</w:t>
-      </w:r>
-    </w:p>
-    <w:p>
-      <w:r>
-        <w:t>“You’re free to leave,” Unc said with a shrug. “It’s my stone after all</w:t>
-      </w:r>
-      <w:r>
-        <w:t>, and my village</w:t>
-      </w:r>
-      <w:r>
-        <w:t>.”</w:t>
+        <w:t>That is to say, 5% of all your experience will be your tax</w:t>
+      </w:r>
+      <w:r>
+        <w:t>, from the time you register</w:t>
+      </w:r>
+      <w:r>
+        <w:t>. I’m setting it so that 100% is used to upgrade the village.</w:t>
+      </w:r>
+    </w:p>
+    <w:p>
+      <w:r>
+        <w:t>“Currently, no monsters will be permitted to spawn within 500m of this obelisk.</w:t>
+      </w:r>
+    </w:p>
+    <w:p>
+      <w:r>
+        <w:t>“Unfortunately, I don’t know what Level-2 benefits are yet.</w:t>
       </w:r>
     </w:p>
     <w:p>
       <w:r>
         <w:lastRenderedPageBreak/>
-        <w:t>After people quieted down, Unc continued.</w:t>
-      </w:r>
-      <w:r>
-        <w:t xml:space="preserve"> </w:t>
-      </w:r>
-      <w:r>
-        <w:t>“</w:t>
-      </w:r>
-      <w:r>
-        <w:t>That is to say, 5% of all your experience will be your tax</w:t>
-      </w:r>
-      <w:r>
-        <w:t>, from the time you register</w:t>
-      </w:r>
-      <w:r>
-        <w:t>. I’m setting it so that 100% is used to upgrade the village.</w:t>
-      </w:r>
-    </w:p>
-    <w:p>
-      <w:r>
-        <w:t>“Currently, no monsters will be permitted to spawn within 500m of this obelisk.</w:t>
-      </w:r>
-    </w:p>
-    <w:p>
-      <w:r>
-        <w:t>“Unfortunately, I don’t know what Level-2 benefits are yet.</w:t>
-      </w:r>
-    </w:p>
-    <w:p>
-      <w:r>
         <w:t xml:space="preserve">“Register now, whoever wants to stay </w:t>
       </w:r>
       <w:proofErr w:type="gramStart"/>
@@ -8979,46 +9027,46 @@
     </w:p>
     <w:p>
       <w:r>
+        <w:t>Below that was…</w:t>
+      </w:r>
+    </w:p>
+    <w:p>
+      <w:pPr>
+        <w:pStyle w:val="StatusMessage"/>
+      </w:pPr>
+      <w:r>
+        <w:t>Village Mayor: John Hendricks</w:t>
+      </w:r>
+    </w:p>
+    <w:p>
+      <w:pPr>
+        <w:pStyle w:val="StatusMessage"/>
+      </w:pPr>
+    </w:p>
+    <w:p>
+      <w:pPr>
+        <w:pStyle w:val="StatusMessage"/>
+      </w:pPr>
+      <w:r>
+        <w:t>Village Laws:</w:t>
+      </w:r>
+    </w:p>
+    <w:p>
+      <w:pPr>
+        <w:pStyle w:val="StatusMessage"/>
+      </w:pPr>
+      <w:r>
+        <w:t>Don’t be an asshole</w:t>
+      </w:r>
+    </w:p>
+    <w:p>
+      <w:r>
+        <w:t>“Let’s go outside,” Unc said.</w:t>
+      </w:r>
+    </w:p>
+    <w:p>
+      <w:r>
         <w:lastRenderedPageBreak/>
-        <w:t>Below that was…</w:t>
-      </w:r>
-    </w:p>
-    <w:p>
-      <w:pPr>
-        <w:pStyle w:val="StatusMessage"/>
-      </w:pPr>
-      <w:r>
-        <w:t>Village Mayor: John Hendricks</w:t>
-      </w:r>
-    </w:p>
-    <w:p>
-      <w:pPr>
-        <w:pStyle w:val="StatusMessage"/>
-      </w:pPr>
-    </w:p>
-    <w:p>
-      <w:pPr>
-        <w:pStyle w:val="StatusMessage"/>
-      </w:pPr>
-      <w:r>
-        <w:t>Village Laws:</w:t>
-      </w:r>
-    </w:p>
-    <w:p>
-      <w:pPr>
-        <w:pStyle w:val="StatusMessage"/>
-      </w:pPr>
-      <w:r>
-        <w:t>Don’t be an asshole</w:t>
-      </w:r>
-    </w:p>
-    <w:p>
-      <w:r>
-        <w:t>“Let’s go outside,” Unc said.</w:t>
-      </w:r>
-    </w:p>
-    <w:p>
-      <w:r>
         <w:t xml:space="preserve">Once outside, Unc said, </w:t>
       </w:r>
       <w:r>
@@ -9108,31 +9156,31 @@
     </w:p>
     <w:p>
       <w:r>
+        <w:t>“Remember to fire the flares daily. We will return when the village needs upgrading.”</w:t>
+      </w:r>
+    </w:p>
+    <w:p>
+      <w:r>
+        <w:t>“Where are you going?” John asked.</w:t>
+      </w:r>
+    </w:p>
+    <w:p>
+      <w:r>
+        <w:t xml:space="preserve">“We will be looking for other survivors and hopefully establish more villages,” Dad </w:t>
+      </w:r>
+      <w:r>
+        <w:t>said</w:t>
+      </w:r>
+      <w:r>
+        <w:t xml:space="preserve">. </w:t>
+      </w:r>
+      <w:r>
+        <w:t>“One last warning – Monsters can wander in at any time, so you should always be on guard.”</w:t>
+      </w:r>
+    </w:p>
+    <w:p>
+      <w:r>
         <w:lastRenderedPageBreak/>
-        <w:t>“Remember to fire the flares daily. We will return when the village needs upgrading.”</w:t>
-      </w:r>
-    </w:p>
-    <w:p>
-      <w:r>
-        <w:t>“Where are you going?” John asked.</w:t>
-      </w:r>
-    </w:p>
-    <w:p>
-      <w:r>
-        <w:t xml:space="preserve">“We will be looking for other survivors and hopefully establish more villages,” Dad </w:t>
-      </w:r>
-      <w:r>
-        <w:t>said</w:t>
-      </w:r>
-      <w:r>
-        <w:t xml:space="preserve">. </w:t>
-      </w:r>
-      <w:r>
-        <w:t>“One last warning – Monsters can wander in at any time, so you should always be on guard.”</w:t>
-      </w:r>
-    </w:p>
-    <w:p>
-      <w:r>
         <w:t xml:space="preserve">“Before we go, </w:t>
       </w:r>
       <w:r>
@@ -9241,7 +9289,6 @@
     </w:p>
     <w:p>
       <w:r>
-        <w:lastRenderedPageBreak/>
         <w:t>“Your phone AI can guide you.</w:t>
       </w:r>
     </w:p>
@@ -9280,6 +9327,7 @@
     </w:p>
     <w:p>
       <w:r>
+        <w:lastRenderedPageBreak/>
         <w:t xml:space="preserve">“I’ll go back and start </w:t>
       </w:r>
       <w:r>
@@ -11754,7 +11802,7 @@
           <w:noProof/>
         </w:rPr>
         <w:pict>
-          <v:shape id="_x0000_i1025" type="#_x0000_t75" style="width:22.85pt;height:9.4pt;visibility:visible;mso-wrap-style:square" o:bullet="t">
+          <v:shape id="_x0000_i1025" type="#_x0000_t75" style="width:22.8pt;height:9.6pt;visibility:visible;mso-wrap-style:square" o:bullet="t">
             <v:imagedata r:id="rId13" o:title="MC900065312[1]"/>
           </v:shape>
         </w:pict>
@@ -27846,7 +27894,7 @@
           <w:noProof/>
         </w:rPr>
         <w:pict>
-          <v:shape id="Picture 3" o:spid="_x0000_i1026" type="#_x0000_t75" style="width:22.85pt;height:9.4pt;visibility:visible;mso-wrap-style:square" o:bullet="t">
+          <v:shape id="Picture 3" o:spid="_x0000_i1026" type="#_x0000_t75" style="width:22.8pt;height:9.6pt;visibility:visible;mso-wrap-style:square" o:bullet="t">
             <v:imagedata r:id="rId13" o:title="MC900065312[1]"/>
           </v:shape>
         </w:pict>
@@ -32192,7 +32240,7 @@
           <w:noProof/>
         </w:rPr>
         <w:pict>
-          <v:shape id="_x0000_i1027" type="#_x0000_t75" style="width:22.85pt;height:9.4pt;visibility:visible;mso-wrap-style:square" o:bullet="t">
+          <v:shape id="_x0000_i1027" type="#_x0000_t75" style="width:22.8pt;height:9.6pt;visibility:visible;mso-wrap-style:square" o:bullet="t">
             <v:imagedata r:id="rId13" o:title="MC900065312[1]"/>
           </v:shape>
         </w:pict>
@@ -36885,7 +36933,7 @@
             <w:rPr>
               <w:noProof/>
             </w:rPr>
-            <w:t>18</w:t>
+            <w:t>28</w:t>
           </w:r>
         </w:fldSimple>
       </w:p>
@@ -36915,7 +36963,7 @@
             <w:rPr>
               <w:noProof/>
             </w:rPr>
-            <w:t>19</w:t>
+            <w:t>29</w:t>
           </w:r>
         </w:fldSimple>
       </w:p>
@@ -37114,7 +37162,7 @@
         <v:path o:extrusionok="f" gradientshapeok="t" o:connecttype="rect"/>
         <o:lock v:ext="edit" aspectratio="t"/>
       </v:shapetype>
-      <v:shape id="_x0000_i1034" type="#_x0000_t75" style="width:3in;height:3in;visibility:visible;mso-wrap-style:square" o:bullet="t">
+      <v:shape id="_x0000_i1028" type="#_x0000_t75" style="width:3in;height:3in;visibility:visible;mso-wrap-style:square" o:bullet="t">
         <v:imagedata r:id="rId1" o:title="MC900065312[1]"/>
       </v:shape>
     </w:pict>
@@ -39663,7 +39711,7 @@
 </file>
 
 <file path=customXml/itemProps1.xml><?xml version="1.0" encoding="utf-8"?>
-<ds:datastoreItem xmlns:ds="http://schemas.openxmlformats.org/officeDocument/2006/customXml" ds:itemID="{69EA3730-526F-4A10-BD7F-1EC3D8E61D1B}">
+<ds:datastoreItem xmlns:ds="http://schemas.openxmlformats.org/officeDocument/2006/customXml" ds:itemID="{69FFA4AD-CF62-4B9D-93A6-D0793EB5C17F}">
   <ds:schemaRefs>
     <ds:schemaRef ds:uri="http://schemas.openxmlformats.org/officeDocument/2006/bibliography"/>
   </ds:schemaRefs>

--- a/Books/RPG_Books/ThePrincessAndTheApocalypse/Book_ThePrincessAndTheApocalypse.docx
+++ b/Books/RPG_Books/ThePrincessAndTheApocalypse/Book_ThePrincessAndTheApocalypse.docx
@@ -3885,6 +3885,7 @@
       </w:r>
     </w:p>
     <w:p>
+      <w:proofErr w:type="gramStart"/>
       <w:r>
         <w:t xml:space="preserve">“How about </w:t>
       </w:r>
@@ -3895,7 +3896,11 @@
         <w:t>?</w:t>
       </w:r>
       <w:r>
-        <w:t xml:space="preserve">” Sis </w:t>
+        <w:t>”</w:t>
+      </w:r>
+      <w:proofErr w:type="gramEnd"/>
+      <w:r>
+        <w:t xml:space="preserve"> Sis </w:t>
       </w:r>
       <w:r>
         <w:t>asked</w:t>
@@ -3908,6 +3913,7 @@
       </w:r>
     </w:p>
     <w:p>
+      <w:proofErr w:type="gramStart"/>
       <w:r>
         <w:t>“How many points</w:t>
       </w:r>
@@ -3915,7 +3921,11 @@
         <w:t>?</w:t>
       </w:r>
       <w:r>
-        <w:t>” Unc asked</w:t>
+        <w:t>”</w:t>
+      </w:r>
+      <w:proofErr w:type="gramEnd"/>
+      <w:r>
+        <w:t xml:space="preserve"> Unc asked</w:t>
       </w:r>
       <w:r>
         <w:t>.</w:t>
@@ -5638,6 +5648,7 @@
       </w:r>
     </w:p>
     <w:p>
+      <w:proofErr w:type="gramStart"/>
       <w:r>
         <w:t>“Why not</w:t>
       </w:r>
@@ -5645,7 +5656,11 @@
         <w:t>?</w:t>
       </w:r>
       <w:r>
-        <w:t>” I asked</w:t>
+        <w:t>”</w:t>
+      </w:r>
+      <w:proofErr w:type="gramEnd"/>
+      <w:r>
+        <w:t xml:space="preserve"> I asked</w:t>
       </w:r>
       <w:r>
         <w:t>.</w:t>
@@ -5686,6 +5701,7 @@
       </w:r>
     </w:p>
     <w:p>
+      <w:proofErr w:type="gramStart"/>
       <w:r>
         <w:t>“</w:t>
       </w:r>
@@ -5696,15 +5712,24 @@
         <w:t>?</w:t>
       </w:r>
       <w:r>
-        <w:t xml:space="preserve">” Unc </w:t>
+        <w:t>”</w:t>
+      </w:r>
+      <w:proofErr w:type="gramEnd"/>
+      <w:r>
+        <w:t xml:space="preserve"> Unc </w:t>
       </w:r>
       <w:r>
         <w:t>asked.</w:t>
       </w:r>
     </w:p>
     <w:p>
-      <w:r>
-        <w:t>“How about downstream?” Sis asked.</w:t>
+      <w:proofErr w:type="gramStart"/>
+      <w:r>
+        <w:t>“How about downstream?”</w:t>
+      </w:r>
+      <w:proofErr w:type="gramEnd"/>
+      <w:r>
+        <w:t xml:space="preserve"> Sis asked.</w:t>
       </w:r>
     </w:p>
     <w:p>
@@ -6723,7 +6748,15 @@
     </w:p>
     <w:p>
       <w:r>
-        <w:t>“Sort yourself out,” Unc said. “Take any house you want.”</w:t>
+        <w:t xml:space="preserve">“Sort </w:t>
+      </w:r>
+      <w:proofErr w:type="gramStart"/>
+      <w:r>
+        <w:t>yourself</w:t>
+      </w:r>
+      <w:proofErr w:type="gramEnd"/>
+      <w:r>
+        <w:t xml:space="preserve"> out,” Unc said. “Take any house you want.”</w:t>
       </w:r>
     </w:p>
     <w:p>
@@ -8623,7 +8656,15 @@
     </w:p>
     <w:p>
       <w:r>
-        <w:t xml:space="preserve">“But it’s all their fault,” a man in the back said angrily. “If the last child </w:t>
+        <w:t xml:space="preserve">“But it’s </w:t>
+      </w:r>
+      <w:proofErr w:type="gramStart"/>
+      <w:r>
+        <w:t>all their</w:t>
+      </w:r>
+      <w:proofErr w:type="gramEnd"/>
+      <w:r>
+        <w:t xml:space="preserve"> fault,” a man in the back said angrily. “If the last child </w:t>
       </w:r>
       <w:r>
         <w:t>was</w:t>
@@ -8686,8 +8727,13 @@
         <w:t>Everyone looked at me, clearly noting I was barely sixteen.</w:t>
       </w:r>
       <w:r>
-        <w:t xml:space="preserve"> People murmured, “Last child.”</w:t>
-      </w:r>
+        <w:t xml:space="preserve"> </w:t>
+      </w:r>
+      <w:proofErr w:type="gramStart"/>
+      <w:r>
+        <w:t>People murmured, “Last child.”</w:t>
+      </w:r>
+      <w:proofErr w:type="gramEnd"/>
     </w:p>
     <w:p>
       <w:r>
@@ -11802,7 +11848,7 @@
           <w:noProof/>
         </w:rPr>
         <w:pict>
-          <v:shape id="_x0000_i1025" type="#_x0000_t75" style="width:22.85pt;height:9.55pt;visibility:visible;mso-wrap-style:square" o:bullet="t">
+          <v:shape id="_x0000_i1025" type="#_x0000_t75" style="width:22.9pt;height:9.55pt;visibility:visible;mso-wrap-style:square" o:bullet="t">
             <v:imagedata r:id="rId13" o:title="MC900065312[1]"/>
           </v:shape>
         </w:pict>
@@ -11880,8 +11926,13 @@
       </w:r>
     </w:p>
     <w:p>
-      <w:r>
-        <w:t>“Where?” Annie asked, surprised, as she spun around</w:t>
+      <w:proofErr w:type="gramStart"/>
+      <w:r>
+        <w:t>“Where?”</w:t>
+      </w:r>
+      <w:proofErr w:type="gramEnd"/>
+      <w:r>
+        <w:t xml:space="preserve"> Annie asked, surprised, as she spun around</w:t>
       </w:r>
       <w:r>
         <w:t>, her stress disappearing at the strange revelation</w:t>
@@ -17639,14 +17690,8 @@
     <w:p>
       <w:pPr>
         <w:pStyle w:val="StatusMessage"/>
-        <w:rPr>
-          <w:rStyle w:val="rdcntntsnip"/>
-        </w:rPr>
-      </w:pPr>
-      <w:r>
-        <w:rPr>
-          <w:rStyle w:val="rdcntntsnip"/>
-        </w:rPr>
+      </w:pPr>
+      <w:r>
         <w:t>Draugr Spearist, Level 24</w:t>
       </w:r>
     </w:p>
@@ -22570,16 +22615,7 @@
         <w:t>ed</w:t>
       </w:r>
       <w:r>
-        <w:t xml:space="preserve"> it. Within </w:t>
-      </w:r>
-      <w:r>
-        <w:t xml:space="preserve">it I found </w:t>
-      </w:r>
-      <w:r>
-        <w:t>a</w:t>
-      </w:r>
-      <w:r>
-        <w:t>n attractive ornate glaive with a grip in the middle resembling that of a bow.</w:t>
+        <w:t xml:space="preserve"> it.</w:t>
       </w:r>
     </w:p>
     <w:p>
@@ -24599,7 +24635,36 @@
     </w:p>
     <w:p>
       <w:r>
-        <w:t>Getting up, I took it out and held it by the central padded grip. “It said it was a</w:t>
+        <w:t xml:space="preserve">The bow glaive </w:t>
+      </w:r>
+      <w:r>
+        <w:t xml:space="preserve">looked like the marriage of a glaive and an unstrung bow. It </w:t>
+      </w:r>
+      <w:r>
+        <w:t>had a padded grip at the center of the shaft</w:t>
+      </w:r>
+      <w:r>
+        <w:t>. The blade</w:t>
+      </w:r>
+      <w:r>
+        <w:t xml:space="preserve"> had one </w:t>
+      </w:r>
+      <w:r>
+        <w:t>smooth</w:t>
+      </w:r>
+      <w:r>
+        <w:t xml:space="preserve"> edge and one serrated edge, resembling a bread knife.</w:t>
+      </w:r>
+    </w:p>
+    <w:p>
+      <w:r>
+        <w:t xml:space="preserve">“It said it </w:t>
+      </w:r>
+      <w:r>
+        <w:t>is</w:t>
+      </w:r>
+      <w:r>
+        <w:t xml:space="preserve"> a</w:t>
       </w:r>
       <w:r>
         <w:t>n elemental</w:t>
@@ -24689,6 +24754,7 @@
     </w:p>
     <w:p>
       <w:r>
+        <w:lastRenderedPageBreak/>
         <w:t>“You have only touched the surface of your abilities.</w:t>
       </w:r>
       <w:r>
@@ -24697,7 +24763,6 @@
     </w:p>
     <w:p>
       <w:r>
-        <w:lastRenderedPageBreak/>
         <w:t xml:space="preserve">“That’s true,” Dad </w:t>
       </w:r>
       <w:r>
@@ -27916,7 +27981,7 @@
           <w:noProof/>
         </w:rPr>
         <w:pict>
-          <v:shape id="Picture 3" o:spid="_x0000_i1026" type="#_x0000_t75" style="width:22.85pt;height:9.55pt;visibility:visible;mso-wrap-style:square" o:bullet="t">
+          <v:shape id="Picture 3" o:spid="_x0000_i1026" type="#_x0000_t75" style="width:22.9pt;height:9.55pt;visibility:visible;mso-wrap-style:square" o:bullet="t">
             <v:imagedata r:id="rId13" o:title="MC900065312[1]"/>
           </v:shape>
         </w:pict>
@@ -32233,7 +32298,7 @@
           <w:noProof/>
         </w:rPr>
         <w:pict>
-          <v:shape id="_x0000_i1027" type="#_x0000_t75" style="width:22.85pt;height:9.55pt;visibility:visible;mso-wrap-style:square" o:bullet="t">
+          <v:shape id="_x0000_i1027" type="#_x0000_t75" style="width:22.9pt;height:9.55pt;visibility:visible;mso-wrap-style:square" o:bullet="t">
             <v:imagedata r:id="rId13" o:title="MC900065312[1]"/>
           </v:shape>
         </w:pict>
@@ -32404,11 +32469,20 @@
     <w:p>
       <w:pPr>
         <w:pStyle w:val="StatusUser"/>
-      </w:pPr>
-      <w:r>
+        <w:rPr>
+          <w:u w:val="single"/>
+        </w:rPr>
+      </w:pPr>
+      <w:r>
+        <w:rPr>
+          <w:u w:val="single"/>
+        </w:rPr>
         <w:t xml:space="preserve">Throne - </w:t>
       </w:r>
       <w:r>
+        <w:rPr>
+          <w:u w:val="single"/>
+        </w:rPr>
         <w:t>Stats:</w:t>
       </w:r>
     </w:p>
@@ -33043,11 +33117,20 @@
     <w:p>
       <w:pPr>
         <w:pStyle w:val="StatusUser"/>
-      </w:pPr>
-      <w:r>
+        <w:rPr>
+          <w:u w:val="single"/>
+        </w:rPr>
+      </w:pPr>
+      <w:r>
+        <w:rPr>
+          <w:u w:val="single"/>
+        </w:rPr>
         <w:t xml:space="preserve">Stats - </w:t>
       </w:r>
       <w:r>
+        <w:rPr>
+          <w:u w:val="single"/>
+        </w:rPr>
         <w:t>Luke:</w:t>
       </w:r>
     </w:p>
@@ -34860,15 +34943,22 @@
     </w:p>
     <w:p>
       <w:r>
-        <w:t>“Everyone, there is a goblin town there,” I said, pointing at the map on my device.</w:t>
-      </w:r>
-    </w:p>
-    <w:p>
-      <w:r>
         <w:t>I helped the others set up maps on their own devices.</w:t>
       </w:r>
       <w:r>
-        <w:t xml:space="preserve"> All phones were now fully connected, allowing communication within 50 km of </w:t>
+        <w:t xml:space="preserve"> </w:t>
+      </w:r>
+      <w:r>
+        <w:t xml:space="preserve">It was well past time I did that. </w:t>
+      </w:r>
+      <w:r>
+        <w:t xml:space="preserve">All phones were now fully connected, </w:t>
+      </w:r>
+      <w:r>
+        <w:t>allowing communication within 5</w:t>
+      </w:r>
+      <w:r>
+        <w:t xml:space="preserve"> km of </w:t>
       </w:r>
       <w:r>
         <w:t>me</w:t>
@@ -34879,7 +34969,13 @@
     </w:p>
     <w:p>
       <w:r>
-        <w:t>“There’s a dungeon over there,” Dad said.</w:t>
+        <w:t>“There’s a dungeon over there,” Dad said</w:t>
+      </w:r>
+      <w:r>
+        <w:t>, looking at his map</w:t>
+      </w:r>
+      <w:r>
+        <w:t>.</w:t>
       </w:r>
     </w:p>
     <w:p>
@@ -34931,7 +35027,13 @@
     </w:p>
     <w:p>
       <w:r>
-        <w:t>Ten minutes later we arrived at the dungeon. It was a vine covered crumbling ancient stone palace.</w:t>
+        <w:t>Ten minutes later we arrived at the dungeon. It was a vine</w:t>
+      </w:r>
+      <w:r>
+        <w:t>-</w:t>
+      </w:r>
+      <w:r>
+        <w:t>covered crumbling ancient stone palace.</w:t>
       </w:r>
     </w:p>
     <w:p>
@@ -34977,23 +35079,23 @@
         <w:pStyle w:val="StatusMessage"/>
       </w:pPr>
       <w:r>
+        <w:t>Ruler of the World</w:t>
+      </w:r>
+    </w:p>
+    <w:p>
+      <w:r>
+        <w:t xml:space="preserve">At first nothing happened, so </w:t>
+      </w:r>
+      <w:r>
+        <w:t>we</w:t>
+      </w:r>
+      <w:r>
+        <w:t xml:space="preserve"> walked forward.</w:t>
+      </w:r>
+    </w:p>
+    <w:p>
+      <w:r>
         <w:lastRenderedPageBreak/>
-        <w:t>Ruler of the World</w:t>
-      </w:r>
-    </w:p>
-    <w:p>
-      <w:r>
-        <w:t xml:space="preserve">At first nothing happened, so </w:t>
-      </w:r>
-      <w:r>
-        <w:t>we</w:t>
-      </w:r>
-      <w:r>
-        <w:t xml:space="preserve"> walked forward.</w:t>
-      </w:r>
-    </w:p>
-    <w:p>
-      <w:r>
         <w:t>T</w:t>
       </w:r>
       <w:r>
@@ -35019,12 +35121,38 @@
         <w:t>-</w:t>
       </w:r>
       <w:r>
-        <w:t>headed soldier stepped out of a door a moment later.</w:t>
-      </w:r>
-    </w:p>
-    <w:p>
-      <w:r>
-        <w:t>“Intruders shall die,” It shouted and charged.</w:t>
+        <w:t>headed soldier stepped out of a door.</w:t>
+      </w:r>
+    </w:p>
+    <w:p>
+      <w:pPr>
+        <w:pStyle w:val="StatusMessage"/>
+      </w:pPr>
+      <w:r>
+        <w:t>Jackal</w:t>
+      </w:r>
+      <w:r>
+        <w:rPr>
+          <w:rFonts w:cstheme="minorHAnsi"/>
+        </w:rPr>
+        <w:t xml:space="preserve"> Guard</w:t>
+      </w:r>
+      <w:r>
+        <w:rPr>
+          <w:rFonts w:cstheme="minorHAnsi"/>
+        </w:rPr>
+        <w:t xml:space="preserve"> - 52</w:t>
+      </w:r>
+    </w:p>
+    <w:p>
+      <w:r>
+        <w:t xml:space="preserve">“Intruders shall die,” </w:t>
+      </w:r>
+      <w:r>
+        <w:t>the jackal guard</w:t>
+      </w:r>
+      <w:r>
+        <w:t xml:space="preserve"> shouted and charged.</w:t>
       </w:r>
     </w:p>
     <w:p>
@@ -35049,6 +35177,14 @@
     </w:p>
     <w:p>
       <w:r>
+        <w:t>“Th</w:t>
+      </w:r>
+      <w:r>
+        <w:t>at includes you dear,” Mum said, making Annie blush.</w:t>
+      </w:r>
+    </w:p>
+    <w:p>
+      <w:r>
         <w:t>More guards appeared and Dad dispatched them.</w:t>
       </w:r>
     </w:p>
@@ -35088,11 +35224,17 @@
     </w:p>
     <w:p>
       <w:r>
-        <w:t xml:space="preserve">The good thing about her weapon was that it was soul-bound. That meant each cartridge had unlimited space to store chemicals. Annie’s </w:t>
+        <w:t xml:space="preserve">The good thing about her weapon was that it was soul-bound. That meant each cartridge had </w:t>
+      </w:r>
+      <w:r>
+        <w:t>ever-expanding</w:t>
+      </w:r>
+      <w:r>
+        <w:t xml:space="preserve"> space to store chemicals. </w:t>
       </w:r>
       <w:r>
         <w:lastRenderedPageBreak/>
-        <w:t xml:space="preserve">only limitation was that </w:t>
+        <w:t xml:space="preserve">Annie’s only limitation was that </w:t>
       </w:r>
       <w:r>
         <w:t>her spear only had space for</w:t>
@@ -35170,7 +35312,16 @@
         <w:t xml:space="preserve"> and poison gas among other things</w:t>
       </w:r>
       <w:r>
-        <w:t>. The creation of these weapons increased her class level.</w:t>
+        <w:t xml:space="preserve">. </w:t>
+      </w:r>
+      <w:r>
+        <w:t>Unfortunately, Annie had yet to build a lab</w:t>
+      </w:r>
+      <w:r>
+        <w:t>.</w:t>
+      </w:r>
+      <w:r>
+        <w:t xml:space="preserve"> There was only so much you could do on a patio with Ballfarts items.</w:t>
       </w:r>
     </w:p>
     <w:p>
@@ -35190,6 +35341,14 @@
       </w:r>
     </w:p>
     <w:p>
+      <w:pPr>
+        <w:pStyle w:val="StatusMessage"/>
+      </w:pPr>
+      <w:r>
+        <w:t>Tiger Cat - 55</w:t>
+      </w:r>
+    </w:p>
+    <w:p>
       <w:r>
         <w:t>T</w:t>
       </w:r>
@@ -35199,7 +35358,7 @@
     </w:p>
     <w:p>
       <w:r>
-        <w:t>Annie tossed a homemade bomb, causing a deafening explosion, and killing two cats.</w:t>
+        <w:t>Annie tossed a homemade bomb, causing a deafening explosion and killing two cats.</w:t>
       </w:r>
     </w:p>
     <w:p>
@@ -35229,6 +35388,7 @@
     </w:p>
     <w:p>
       <w:r>
+        <w:lastRenderedPageBreak/>
         <w:t xml:space="preserve">We walked into the adjourning room. Sure enough, the next </w:t>
       </w:r>
       <w:r>
@@ -35248,17 +35408,308 @@
       </w:r>
     </w:p>
     <w:p>
+      <w:pPr>
+        <w:pStyle w:val="StatusMessage"/>
+      </w:pPr>
+      <w:r>
+        <w:t xml:space="preserve">Baby </w:t>
+      </w:r>
+      <w:r>
+        <w:t>Sphinx</w:t>
+      </w:r>
+      <w:r>
+        <w:t xml:space="preserve"> - 59</w:t>
+      </w:r>
+    </w:p>
+    <w:p>
+      <w:r>
+        <w:t>“Use ranged weapons,” I called and began firing.</w:t>
+      </w:r>
+    </w:p>
+    <w:p>
+      <w:r>
+        <w:t xml:space="preserve">Dad pulled out a wooden club. “Good choice,” I </w:t>
+      </w:r>
+      <w:r>
+        <w:t>said</w:t>
+      </w:r>
+      <w:r>
+        <w:t>.</w:t>
+      </w:r>
+    </w:p>
+    <w:p>
+      <w:r>
+        <w:t>T</w:t>
+      </w:r>
+      <w:r>
+        <w:t xml:space="preserve">he </w:t>
+      </w:r>
+      <w:r>
+        <w:t>sphinx</w:t>
+      </w:r>
+      <w:r>
+        <w:t xml:space="preserve"> </w:t>
+      </w:r>
+      <w:r>
+        <w:t>pounced</w:t>
+      </w:r>
+      <w:r>
+        <w:t xml:space="preserve"> upon Dad. Using his club as a shield, he grunted in pain as electricity crackled.</w:t>
+      </w:r>
+    </w:p>
+    <w:p>
+      <w:r>
+        <w:t xml:space="preserve">Annie stabbed her spear into the </w:t>
+      </w:r>
+      <w:r>
+        <w:t>sphinx</w:t>
+      </w:r>
+      <w:r>
+        <w:t xml:space="preserve"> and screamed as she got electrocuted.</w:t>
+      </w:r>
+      <w:r>
+        <w:t xml:space="preserve"> </w:t>
+      </w:r>
+      <w:r>
+        <w:t>S</w:t>
+      </w:r>
+      <w:r>
+        <w:t xml:space="preserve">he flashed as her skill upgraded. </w:t>
+      </w:r>
+      <w:r>
+        <w:t>She</w:t>
+      </w:r>
+      <w:r>
+        <w:t xml:space="preserve"> then flashed a second time.</w:t>
+      </w:r>
+    </w:p>
+    <w:p>
+      <w:r>
+        <w:t xml:space="preserve">“Be careful Annie,” Mum </w:t>
+      </w:r>
+      <w:r>
+        <w:t>said</w:t>
+      </w:r>
+      <w:r>
+        <w:t>.</w:t>
+      </w:r>
+    </w:p>
+    <w:p>
+      <w:r>
+        <w:t>“I got lightning resistance,” Annie said as she stabbed again.</w:t>
+      </w:r>
+    </w:p>
+    <w:p>
+      <w:r>
+        <w:t xml:space="preserve">“I guess </w:t>
+      </w:r>
+      <w:r>
+        <w:t xml:space="preserve">electricity </w:t>
+      </w:r>
+      <w:r>
+        <w:t>is considered a chemical phenomenon, like batteries</w:t>
+      </w:r>
+      <w:r>
+        <w:t>,” I said.</w:t>
+      </w:r>
+      <w:r>
+        <w:t xml:space="preserve"> “</w:t>
+      </w:r>
+      <w:r>
+        <w:t>This new world is definitely strange.</w:t>
+      </w:r>
+      <w:r>
+        <w:t>”</w:t>
+      </w:r>
+    </w:p>
+    <w:p>
+      <w:r>
+        <w:t>T</w:t>
+      </w:r>
+      <w:r>
+        <w:t xml:space="preserve">he </w:t>
+      </w:r>
+      <w:r>
+        <w:t>sphinx</w:t>
+      </w:r>
+      <w:r>
+        <w:t xml:space="preserve"> </w:t>
+      </w:r>
+      <w:r>
+        <w:t>disintegrated as it was looted</w:t>
+      </w:r>
+      <w:r>
+        <w:t>.</w:t>
+      </w:r>
+    </w:p>
+    <w:p>
+      <w:r>
+        <w:t>“I got an electric monster core,” Annie said, pulling out a tiny yellow marble.</w:t>
+      </w:r>
+    </w:p>
+    <w:p>
+      <w:r>
+        <w:t>“Give it to Mum,” I said. “That way she can fight with her glaive without getting electrocuted.”</w:t>
+      </w:r>
+    </w:p>
+    <w:p>
+      <w:r>
+        <w:t>Mum placed the core onto her weapon and it was absorbed.</w:t>
+      </w:r>
+    </w:p>
+    <w:p>
+      <w:r>
+        <w:t xml:space="preserve">We headed to the next room. This one had two </w:t>
+      </w:r>
+      <w:r>
+        <w:t>sphinx</w:t>
+      </w:r>
+      <w:r>
+        <w:t>es.</w:t>
+      </w:r>
+    </w:p>
+    <w:p>
+      <w:r>
+        <w:t xml:space="preserve">Mum flew in and stabbed the first one. “It’s working,” She </w:t>
+      </w:r>
+      <w:r>
+        <w:t>said</w:t>
+      </w:r>
+      <w:r>
+        <w:t>.</w:t>
+      </w:r>
+    </w:p>
+    <w:p>
+      <w:r>
+        <w:t xml:space="preserve">I screamed as a claw </w:t>
+      </w:r>
+      <w:r>
+        <w:t xml:space="preserve">both </w:t>
+      </w:r>
+      <w:r>
+        <w:t xml:space="preserve">scratched </w:t>
+      </w:r>
+      <w:r>
+        <w:t xml:space="preserve">and </w:t>
+      </w:r>
+      <w:r>
+        <w:t xml:space="preserve">electrocuted </w:t>
+      </w:r>
+      <w:r>
+        <w:t>me.</w:t>
+      </w:r>
+    </w:p>
+    <w:p>
       <w:r>
         <w:lastRenderedPageBreak/>
-        <w:t>“Use ranged weapons,” I called and began firing.</w:t>
-      </w:r>
-    </w:p>
-    <w:p>
-      <w:r>
-        <w:t xml:space="preserve">Dad pulled out a wooden club. “Good choice,” I </w:t>
-      </w:r>
-      <w:r>
-        <w:t>said</w:t>
+        <w:t xml:space="preserve">“Bastard,” Mum screamed and her speed increased. </w:t>
+      </w:r>
+      <w:r>
+        <w:t>T</w:t>
+      </w:r>
+      <w:r>
+        <w:t xml:space="preserve">he monster she was fighting </w:t>
+      </w:r>
+      <w:r>
+        <w:t>died</w:t>
+      </w:r>
+      <w:r>
+        <w:t xml:space="preserve">. </w:t>
+      </w:r>
+      <w:r>
+        <w:t>Mum</w:t>
+      </w:r>
+      <w:r>
+        <w:t xml:space="preserve"> </w:t>
+      </w:r>
+      <w:r>
+        <w:t>turned and</w:t>
+      </w:r>
+      <w:r>
+        <w:t xml:space="preserve"> attacked our monster.</w:t>
+      </w:r>
+    </w:p>
+    <w:p>
+      <w:r>
+        <w:t>Quickly dispatching it, Mum rushed to me and said, “Quick, have a potion.”</w:t>
+      </w:r>
+    </w:p>
+    <w:p>
+      <w:r>
+        <w:t xml:space="preserve">“Thanks Mum,” I said. </w:t>
+      </w:r>
+      <w:r>
+        <w:t>The usual weakness hit me as my injuries healed.</w:t>
+      </w:r>
+    </w:p>
+    <w:p>
+      <w:r>
+        <w:t xml:space="preserve">We </w:t>
+      </w:r>
+      <w:r>
+        <w:t xml:space="preserve">leveled </w:t>
+      </w:r>
+      <w:r>
+        <w:t>and</w:t>
+      </w:r>
+      <w:r>
+        <w:t xml:space="preserve"> I allocated points to Constitution.</w:t>
+      </w:r>
+    </w:p>
+    <w:p>
+      <w:pPr>
+        <w:pStyle w:val="StatusMessage"/>
+      </w:pPr>
+      <w:r>
+        <w:t>41 -&gt; 42</w:t>
+      </w:r>
+    </w:p>
+    <w:p>
+      <w:r>
+        <w:t>“I have 2 electric cores,” Mum said.</w:t>
+      </w:r>
+    </w:p>
+    <w:p>
+      <w:r>
+        <w:t>“</w:t>
+      </w:r>
+      <w:r>
+        <w:t>Dad and I can use it,” I said.</w:t>
+      </w:r>
+    </w:p>
+    <w:p>
+      <w:r>
+        <w:t xml:space="preserve">I </w:t>
+      </w:r>
+      <w:r>
+        <w:t>added the core to my weapon and said, “Let’s try an experiment.”</w:t>
+      </w:r>
+    </w:p>
+    <w:p>
+      <w:r>
+        <w:t>I drew my bow and visualized lightning.</w:t>
+      </w:r>
+      <w:r>
+        <w:t xml:space="preserve"> A yellow arrow formed.</w:t>
+      </w:r>
+    </w:p>
+    <w:p>
+      <w:r>
+        <w:t>“Yes, it works,” I said excitedly.</w:t>
+      </w:r>
+      <w:r>
+        <w:t xml:space="preserve"> “Too bad those creatures are immune to electricity.”</w:t>
+      </w:r>
+    </w:p>
+    <w:p>
+      <w:r>
+        <w:t xml:space="preserve">The room was the same, netting us 2 more cores. Annie got one and I saved the last for the </w:t>
+      </w:r>
+      <w:r>
+        <w:rPr>
+          <w:i/>
+        </w:rPr>
+        <w:t>Throne</w:t>
       </w:r>
       <w:r>
         <w:t>.</w:t>
@@ -35266,1109 +35717,186 @@
     </w:p>
     <w:p>
       <w:r>
-        <w:t>T</w:t>
-      </w:r>
-      <w:r>
-        <w:t xml:space="preserve">he </w:t>
-      </w:r>
-      <w:r>
-        <w:t>sphinx</w:t>
-      </w:r>
-      <w:r>
-        <w:t xml:space="preserve"> </w:t>
-      </w:r>
-      <w:r>
-        <w:t>pounced</w:t>
-      </w:r>
-      <w:r>
-        <w:t xml:space="preserve"> upon Dad. Using his club as a shield, he grunted in pain as electricity crackled.</w:t>
-      </w:r>
-    </w:p>
-    <w:p>
-      <w:r>
-        <w:t xml:space="preserve">Annie stabbed her spear into the </w:t>
-      </w:r>
-      <w:r>
-        <w:t>sphinx</w:t>
-      </w:r>
-      <w:r>
-        <w:t xml:space="preserve"> and screamed as she got electrocuted.</w:t>
-      </w:r>
-      <w:r>
-        <w:t xml:space="preserve"> </w:t>
+        <w:t xml:space="preserve">We entered a courtyard and </w:t>
+      </w:r>
+      <w:r>
+        <w:t>were</w:t>
+      </w:r>
+      <w:r>
+        <w:t xml:space="preserve"> greeted by monster trees waving flesh-like </w:t>
+      </w:r>
+      <w:r>
+        <w:t>tentacles</w:t>
+      </w:r>
+      <w:r>
+        <w:t>.</w:t>
+      </w:r>
+    </w:p>
+    <w:p>
+      <w:pPr>
+        <w:pStyle w:val="StatusMessage"/>
+      </w:pPr>
+      <w:r>
+        <w:t xml:space="preserve">Land </w:t>
+      </w:r>
+      <w:r>
+        <w:t>Anem</w:t>
+      </w:r>
+      <w:r>
+        <w:t>one - 61</w:t>
+      </w:r>
+    </w:p>
+    <w:p>
+      <w:r>
+        <w:t xml:space="preserve">Dad </w:t>
+      </w:r>
+      <w:r>
+        <w:t xml:space="preserve">and Annie </w:t>
+      </w:r>
+      <w:r>
+        <w:t>tossed grenades. I fired my fire arrows but the monsters were fire resistant</w:t>
+      </w:r>
+      <w:r>
+        <w:t xml:space="preserve"> so Mum and I let them do the heavy lifting</w:t>
+      </w:r>
+      <w:r>
+        <w:t>.</w:t>
+      </w:r>
+    </w:p>
+    <w:p>
+      <w:r>
+        <w:t xml:space="preserve">This strategy became useless for the last </w:t>
+      </w:r>
+      <w:r>
+        <w:t xml:space="preserve">12 </w:t>
+      </w:r>
+      <w:r>
+        <w:t>land anemone</w:t>
+      </w:r>
+      <w:r>
+        <w:t>s</w:t>
+      </w:r>
+      <w:r>
+        <w:t xml:space="preserve">. </w:t>
       </w:r>
       <w:r>
         <w:t>S</w:t>
       </w:r>
       <w:r>
-        <w:t xml:space="preserve">he flashed as her skill upgraded. </w:t>
-      </w:r>
-      <w:r>
-        <w:t>She</w:t>
-      </w:r>
-      <w:r>
-        <w:t xml:space="preserve"> then flashed a second time.</w:t>
-      </w:r>
-    </w:p>
-    <w:p>
-      <w:r>
-        <w:t xml:space="preserve">“Be careful Annie,” Mum </w:t>
-      </w:r>
-      <w:r>
-        <w:t>said</w:t>
-      </w:r>
-      <w:r>
-        <w:t>.</w:t>
-      </w:r>
-    </w:p>
-    <w:p>
-      <w:r>
-        <w:t>“I got lightning resistance,” Annie said as she stabbed again.</w:t>
-      </w:r>
-    </w:p>
-    <w:p>
-      <w:r>
-        <w:t xml:space="preserve">“I guess </w:t>
-      </w:r>
-      <w:r>
-        <w:t xml:space="preserve">electricity </w:t>
-      </w:r>
-      <w:r>
-        <w:t>is considered a chemical phenomenon, like batteries</w:t>
-      </w:r>
-      <w:r>
-        <w:t>,” I said.</w:t>
-      </w:r>
-      <w:r>
-        <w:t xml:space="preserve"> “</w:t>
-      </w:r>
-      <w:r>
-        <w:t>This new world is definitely strange.</w:t>
-      </w:r>
-      <w:r>
-        <w:t>”</w:t>
-      </w:r>
-    </w:p>
-    <w:p>
-      <w:r>
-        <w:t>T</w:t>
-      </w:r>
-      <w:r>
-        <w:t xml:space="preserve">he </w:t>
-      </w:r>
-      <w:r>
-        <w:t>sphinx</w:t>
-      </w:r>
-      <w:r>
-        <w:t xml:space="preserve"> </w:t>
-      </w:r>
-      <w:r>
-        <w:t>disintegrated as it was looted</w:t>
-      </w:r>
-      <w:r>
-        <w:t>.</w:t>
-      </w:r>
-    </w:p>
-    <w:p>
-      <w:r>
-        <w:t>“I got an electric monster core,” Annie said, pulling out a tiny yellow marble.</w:t>
-      </w:r>
-    </w:p>
-    <w:p>
-      <w:r>
-        <w:t>“Give it to Mum,” I said. “That way she can fight with her glaive without getting electrocuted.”</w:t>
-      </w:r>
-    </w:p>
-    <w:p>
-      <w:r>
-        <w:t>Mum placed the core onto her weapon and it was absorbed.</w:t>
-      </w:r>
-    </w:p>
-    <w:p>
-      <w:r>
-        <w:t xml:space="preserve">We headed to the next room. This one had two </w:t>
-      </w:r>
-      <w:r>
-        <w:t>sphinx</w:t>
-      </w:r>
-      <w:r>
-        <w:t>es.</w:t>
-      </w:r>
-    </w:p>
-    <w:p>
-      <w:r>
-        <w:t xml:space="preserve">Mum flew in and stabbed the first one. “It’s working,” She </w:t>
-      </w:r>
-      <w:r>
-        <w:t>said</w:t>
-      </w:r>
-      <w:r>
-        <w:t>.</w:t>
-      </w:r>
-    </w:p>
-    <w:p>
-      <w:r>
-        <w:t xml:space="preserve">I screamed as a claw </w:t>
-      </w:r>
-      <w:r>
-        <w:t xml:space="preserve">both </w:t>
-      </w:r>
-      <w:r>
-        <w:t xml:space="preserve">scratched </w:t>
-      </w:r>
-      <w:r>
-        <w:t xml:space="preserve">and </w:t>
-      </w:r>
-      <w:r>
-        <w:t xml:space="preserve">electrocuted </w:t>
-      </w:r>
-      <w:r>
-        <w:t>me.</w:t>
-      </w:r>
-    </w:p>
-    <w:p>
-      <w:r>
-        <w:t xml:space="preserve">“Bastard,” Mum screamed and her speed increased. A moment later the monster she was fighting was dead. She </w:t>
-      </w:r>
-      <w:r>
-        <w:t>turned and</w:t>
-      </w:r>
-      <w:r>
-        <w:t xml:space="preserve"> attacked our monster.</w:t>
+        <w:t>eparated from their fellow monster, they couldn’t bat the bombs into each other.</w:t>
       </w:r>
     </w:p>
     <w:p>
       <w:r>
         <w:lastRenderedPageBreak/>
-        <w:t>Quickly dispatching it, Mum rushed to me and said, “Quick, have a potion.”</w:t>
-      </w:r>
-    </w:p>
-    <w:p>
-      <w:r>
-        <w:t xml:space="preserve">“Thanks Mum,” I said. </w:t>
-      </w:r>
-      <w:r>
-        <w:t>The usual weakness hit me as my injuries healed.</w:t>
-      </w:r>
-    </w:p>
-    <w:p>
-      <w:r>
-        <w:t xml:space="preserve">We </w:t>
-      </w:r>
-      <w:r>
-        <w:t xml:space="preserve">leveled </w:t>
-      </w:r>
-      <w:r>
-        <w:t>and</w:t>
-      </w:r>
-      <w:r>
-        <w:t xml:space="preserve"> I allocated points to Constitution.</w:t>
-      </w:r>
-    </w:p>
-    <w:p>
-      <w:pPr>
-        <w:pStyle w:val="StatusUser"/>
-      </w:pPr>
-      <w:r>
-        <w:t>Stats - Luke:</w:t>
-      </w:r>
-    </w:p>
-    <w:p>
-      <w:pPr>
-        <w:pStyle w:val="StatusUser"/>
-        <w:rPr>
-          <w:rFonts w:eastAsia="Calibri"/>
-        </w:rPr>
-      </w:pPr>
-      <w:r>
-        <w:rPr>
-          <w:rFonts w:eastAsia="Calibri"/>
-        </w:rPr>
-        <w:t>Agility:</w:t>
-      </w:r>
-      <w:r>
-        <w:rPr>
-          <w:rFonts w:eastAsia="Calibri"/>
-        </w:rPr>
-        <w:tab/>
-      </w:r>
-      <w:r>
-        <w:rPr>
-          <w:rFonts w:eastAsia="Calibri"/>
-        </w:rPr>
-        <w:t>45</w:t>
-      </w:r>
-      <w:r>
-        <w:rPr>
-          <w:rFonts w:eastAsia="Calibri"/>
-        </w:rPr>
-        <w:tab/>
-      </w:r>
-      <w:r>
-        <w:rPr>
-          <w:rFonts w:eastAsia="Calibri"/>
-        </w:rPr>
-        <w:t>-&gt; (4</w:t>
-      </w:r>
-      <w:r>
-        <w:rPr>
-          <w:rFonts w:eastAsia="Calibri"/>
-        </w:rPr>
-        <w:t xml:space="preserve">5 </w:t>
-      </w:r>
-      <w:r>
-        <w:rPr>
-          <w:rFonts w:eastAsia="Calibri"/>
-        </w:rPr>
-        <w:t>+</w:t>
-      </w:r>
-      <w:r>
-        <w:rPr>
-          <w:rFonts w:eastAsia="Calibri"/>
-        </w:rPr>
-        <w:t xml:space="preserve"> </w:t>
-      </w:r>
-      <w:r>
-        <w:rPr>
-          <w:rFonts w:eastAsia="Calibri"/>
-        </w:rPr>
-        <w:t>13)</w:t>
-      </w:r>
-      <w:r>
-        <w:rPr>
-          <w:rFonts w:eastAsia="Calibri"/>
-        </w:rPr>
-        <w:t xml:space="preserve"> </w:t>
-      </w:r>
-      <w:r>
-        <w:rPr>
-          <w:rFonts w:eastAsia="Calibri"/>
-        </w:rPr>
-        <w:t>*</w:t>
-      </w:r>
-      <w:r>
-        <w:rPr>
-          <w:rFonts w:eastAsia="Calibri"/>
-        </w:rPr>
-        <w:t xml:space="preserve"> </w:t>
-      </w:r>
-      <w:r>
-        <w:rPr>
-          <w:rFonts w:eastAsia="Calibri"/>
-        </w:rPr>
-        <w:t xml:space="preserve">2 = </w:t>
-      </w:r>
-      <w:r>
-        <w:rPr>
-          <w:rFonts w:eastAsia="Calibri"/>
-        </w:rPr>
-        <w:t>116</w:t>
-      </w:r>
-    </w:p>
-    <w:p>
-      <w:pPr>
-        <w:pStyle w:val="StatusUser"/>
-        <w:rPr>
-          <w:rFonts w:eastAsia="Calibri"/>
-        </w:rPr>
-      </w:pPr>
-      <w:r>
-        <w:rPr>
-          <w:rFonts w:eastAsia="Calibri"/>
-        </w:rPr>
-        <w:t>Strength:</w:t>
-      </w:r>
-      <w:r>
-        <w:rPr>
-          <w:rFonts w:eastAsia="Calibri"/>
-        </w:rPr>
-        <w:tab/>
-      </w:r>
-      <w:r>
-        <w:rPr>
-          <w:rFonts w:eastAsia="Calibri"/>
-        </w:rPr>
-        <w:t>40</w:t>
-      </w:r>
-      <w:r>
-        <w:rPr>
-          <w:rFonts w:eastAsia="Calibri"/>
-        </w:rPr>
-        <w:tab/>
-      </w:r>
-      <w:r>
-        <w:rPr>
-          <w:rFonts w:eastAsia="Calibri"/>
-        </w:rPr>
-        <w:t>-&gt; (</w:t>
-      </w:r>
-      <w:r>
-        <w:rPr>
-          <w:rFonts w:eastAsia="Calibri"/>
-        </w:rPr>
-        <w:t xml:space="preserve">40 </w:t>
-      </w:r>
-      <w:r>
-        <w:rPr>
-          <w:rFonts w:eastAsia="Calibri"/>
-        </w:rPr>
-        <w:t>+</w:t>
-      </w:r>
-      <w:r>
-        <w:rPr>
-          <w:rFonts w:eastAsia="Calibri"/>
-        </w:rPr>
-        <w:t xml:space="preserve"> </w:t>
-      </w:r>
-      <w:r>
-        <w:rPr>
-          <w:rFonts w:eastAsia="Calibri"/>
-        </w:rPr>
-        <w:t>13)</w:t>
-      </w:r>
-      <w:r>
-        <w:rPr>
-          <w:rFonts w:eastAsia="Calibri"/>
-        </w:rPr>
-        <w:t xml:space="preserve"> </w:t>
-      </w:r>
-      <w:r>
-        <w:rPr>
-          <w:rFonts w:eastAsia="Calibri"/>
-        </w:rPr>
-        <w:t>*</w:t>
-      </w:r>
-      <w:r>
-        <w:rPr>
-          <w:rFonts w:eastAsia="Calibri"/>
-        </w:rPr>
-        <w:t xml:space="preserve"> </w:t>
-      </w:r>
-      <w:r>
-        <w:rPr>
-          <w:rFonts w:eastAsia="Calibri"/>
-        </w:rPr>
-        <w:t xml:space="preserve">2 = </w:t>
-      </w:r>
-      <w:r>
-        <w:rPr>
-          <w:rFonts w:eastAsia="Calibri"/>
-        </w:rPr>
-        <w:t>106</w:t>
-      </w:r>
-    </w:p>
-    <w:p>
-      <w:pPr>
-        <w:pStyle w:val="StatusUser"/>
-        <w:rPr>
-          <w:rFonts w:eastAsia="Calibri"/>
-        </w:rPr>
-      </w:pPr>
-      <w:r>
-        <w:rPr>
-          <w:rFonts w:eastAsia="Calibri"/>
-        </w:rPr>
-        <w:t>Constitution:</w:t>
-      </w:r>
-      <w:r>
-        <w:rPr>
-          <w:rFonts w:eastAsia="Calibri"/>
-        </w:rPr>
-        <w:tab/>
-        <w:t>50</w:t>
-      </w:r>
-      <w:r>
-        <w:rPr>
-          <w:rFonts w:eastAsia="Calibri"/>
-        </w:rPr>
-        <w:t xml:space="preserve"> + 5</w:t>
-      </w:r>
-      <w:r>
-        <w:rPr>
-          <w:rFonts w:eastAsia="Calibri"/>
-        </w:rPr>
-        <w:tab/>
-      </w:r>
-      <w:r>
-        <w:rPr>
-          <w:rFonts w:eastAsia="Calibri"/>
-        </w:rPr>
-        <w:t>-&gt; (5</w:t>
-      </w:r>
-      <w:r>
-        <w:rPr>
-          <w:rFonts w:eastAsia="Calibri"/>
-        </w:rPr>
-        <w:t>5</w:t>
-      </w:r>
-      <w:r>
-        <w:rPr>
-          <w:rFonts w:eastAsia="Calibri"/>
-        </w:rPr>
-        <w:t xml:space="preserve"> </w:t>
-      </w:r>
-      <w:r>
-        <w:rPr>
-          <w:rFonts w:eastAsia="Calibri"/>
-        </w:rPr>
-        <w:t>+</w:t>
-      </w:r>
-      <w:r>
-        <w:rPr>
-          <w:rFonts w:eastAsia="Calibri"/>
-        </w:rPr>
-        <w:t xml:space="preserve"> </w:t>
-      </w:r>
-      <w:r>
-        <w:rPr>
-          <w:rFonts w:eastAsia="Calibri"/>
-        </w:rPr>
-        <w:t>13)</w:t>
-      </w:r>
-      <w:r>
-        <w:rPr>
-          <w:rFonts w:eastAsia="Calibri"/>
-        </w:rPr>
-        <w:t xml:space="preserve"> </w:t>
-      </w:r>
-      <w:r>
-        <w:rPr>
-          <w:rFonts w:eastAsia="Calibri"/>
-        </w:rPr>
-        <w:t>*</w:t>
-      </w:r>
-      <w:r>
-        <w:rPr>
-          <w:rFonts w:eastAsia="Calibri"/>
-        </w:rPr>
-        <w:t xml:space="preserve"> </w:t>
-      </w:r>
-      <w:r>
-        <w:rPr>
-          <w:rFonts w:eastAsia="Calibri"/>
-        </w:rPr>
-        <w:t>2 = 1</w:t>
-      </w:r>
-      <w:r>
-        <w:rPr>
-          <w:rFonts w:eastAsia="Calibri"/>
-        </w:rPr>
-        <w:t>3</w:t>
-      </w:r>
-      <w:r>
-        <w:rPr>
-          <w:rFonts w:eastAsia="Calibri"/>
-        </w:rPr>
-        <w:t>6</w:t>
-      </w:r>
-    </w:p>
-    <w:p>
-      <w:pPr>
-        <w:pStyle w:val="StatusUser"/>
-        <w:rPr>
-          <w:rFonts w:eastAsia="Calibri"/>
-        </w:rPr>
-      </w:pPr>
-      <w:r>
-        <w:rPr>
-          <w:rFonts w:eastAsia="Calibri"/>
-        </w:rPr>
-        <w:t>Stamina:</w:t>
-      </w:r>
-      <w:r>
-        <w:rPr>
-          <w:rFonts w:eastAsia="Calibri"/>
-        </w:rPr>
-        <w:tab/>
-        <w:t>40</w:t>
-      </w:r>
-      <w:r>
-        <w:rPr>
-          <w:rFonts w:eastAsia="Calibri"/>
-        </w:rPr>
-        <w:tab/>
-      </w:r>
-      <w:r>
-        <w:rPr>
-          <w:rFonts w:eastAsia="Calibri"/>
-        </w:rPr>
-        <w:t>-&gt; (40</w:t>
-      </w:r>
-      <w:r>
-        <w:rPr>
-          <w:rFonts w:eastAsia="Calibri"/>
-        </w:rPr>
-        <w:t xml:space="preserve"> </w:t>
-      </w:r>
-      <w:r>
-        <w:rPr>
-          <w:rFonts w:eastAsia="Calibri"/>
-        </w:rPr>
-        <w:t>+</w:t>
-      </w:r>
-      <w:r>
-        <w:rPr>
-          <w:rFonts w:eastAsia="Calibri"/>
-        </w:rPr>
-        <w:t xml:space="preserve"> </w:t>
-      </w:r>
-      <w:r>
-        <w:rPr>
-          <w:rFonts w:eastAsia="Calibri"/>
-        </w:rPr>
-        <w:t>13)</w:t>
-      </w:r>
-      <w:r>
-        <w:rPr>
-          <w:rFonts w:eastAsia="Calibri"/>
-        </w:rPr>
-        <w:t xml:space="preserve"> </w:t>
-      </w:r>
-      <w:r>
-        <w:rPr>
-          <w:rFonts w:eastAsia="Calibri"/>
-        </w:rPr>
-        <w:t>*</w:t>
-      </w:r>
-      <w:r>
-        <w:rPr>
-          <w:rFonts w:eastAsia="Calibri"/>
-        </w:rPr>
-        <w:t xml:space="preserve"> </w:t>
-      </w:r>
-      <w:r>
-        <w:rPr>
-          <w:rFonts w:eastAsia="Calibri"/>
-        </w:rPr>
-        <w:t>2 = 126</w:t>
-      </w:r>
-    </w:p>
-    <w:p>
-      <w:pPr>
-        <w:pStyle w:val="StatusUser"/>
-        <w:rPr>
-          <w:rFonts w:eastAsia="Calibri"/>
-        </w:rPr>
-      </w:pPr>
-      <w:r>
-        <w:rPr>
-          <w:rFonts w:eastAsia="Calibri"/>
-        </w:rPr>
-        <w:t>Restoration:</w:t>
-      </w:r>
-      <w:r>
-        <w:rPr>
-          <w:rFonts w:eastAsia="Calibri"/>
-        </w:rPr>
-        <w:tab/>
-        <w:t>40</w:t>
-      </w:r>
-      <w:r>
-        <w:rPr>
-          <w:rFonts w:eastAsia="Calibri"/>
-        </w:rPr>
-        <w:tab/>
-      </w:r>
-      <w:r>
-        <w:rPr>
-          <w:rFonts w:eastAsia="Calibri"/>
-        </w:rPr>
-        <w:t>-&gt; (40</w:t>
-      </w:r>
-      <w:r>
-        <w:rPr>
-          <w:rFonts w:eastAsia="Calibri"/>
-        </w:rPr>
-        <w:t xml:space="preserve"> </w:t>
-      </w:r>
-      <w:r>
-        <w:rPr>
-          <w:rFonts w:eastAsia="Calibri"/>
-        </w:rPr>
-        <w:t>+</w:t>
-      </w:r>
-      <w:r>
-        <w:rPr>
-          <w:rFonts w:eastAsia="Calibri"/>
-        </w:rPr>
-        <w:t xml:space="preserve"> </w:t>
-      </w:r>
-      <w:r>
-        <w:rPr>
-          <w:rFonts w:eastAsia="Calibri"/>
-        </w:rPr>
-        <w:t>13)</w:t>
-      </w:r>
-      <w:r>
-        <w:rPr>
-          <w:rFonts w:eastAsia="Calibri"/>
-        </w:rPr>
-        <w:t xml:space="preserve"> </w:t>
-      </w:r>
-      <w:r>
-        <w:rPr>
-          <w:rFonts w:eastAsia="Calibri"/>
-        </w:rPr>
-        <w:t>*</w:t>
-      </w:r>
-      <w:r>
-        <w:rPr>
-          <w:rFonts w:eastAsia="Calibri"/>
-        </w:rPr>
-        <w:t xml:space="preserve"> </w:t>
-      </w:r>
-      <w:r>
-        <w:rPr>
-          <w:rFonts w:eastAsia="Calibri"/>
-        </w:rPr>
-        <w:t>2 = 126</w:t>
-      </w:r>
-    </w:p>
-    <w:p>
-      <w:pPr>
-        <w:pStyle w:val="StatusUser"/>
-        <w:rPr>
-          <w:rFonts w:eastAsia="Calibri"/>
-        </w:rPr>
-      </w:pPr>
-      <w:r>
-        <w:rPr>
-          <w:rFonts w:eastAsia="Calibri"/>
-        </w:rPr>
-        <w:t>Nerve:</w:t>
-      </w:r>
-      <w:r>
-        <w:rPr>
-          <w:rFonts w:eastAsia="Calibri"/>
-        </w:rPr>
-        <w:tab/>
-        <w:t>20</w:t>
-      </w:r>
-      <w:r>
-        <w:rPr>
-          <w:rFonts w:eastAsia="Calibri"/>
-        </w:rPr>
-        <w:tab/>
-      </w:r>
-      <w:r>
-        <w:rPr>
-          <w:rFonts w:eastAsia="Calibri"/>
-        </w:rPr>
-        <w:t>-&gt; (20</w:t>
-      </w:r>
-      <w:r>
-        <w:rPr>
-          <w:rFonts w:eastAsia="Calibri"/>
-        </w:rPr>
-        <w:t xml:space="preserve"> </w:t>
-      </w:r>
-      <w:r>
-        <w:rPr>
-          <w:rFonts w:eastAsia="Calibri"/>
-        </w:rPr>
-        <w:t>+</w:t>
-      </w:r>
-      <w:r>
-        <w:rPr>
-          <w:rFonts w:eastAsia="Calibri"/>
-        </w:rPr>
-        <w:t xml:space="preserve"> </w:t>
-      </w:r>
-      <w:r>
-        <w:rPr>
-          <w:rFonts w:eastAsia="Calibri"/>
-        </w:rPr>
-        <w:t>13</w:t>
-      </w:r>
-      <w:r>
-        <w:rPr>
-          <w:rFonts w:eastAsia="Calibri"/>
-        </w:rPr>
-        <w:t xml:space="preserve"> </w:t>
-      </w:r>
-      <w:r>
-        <w:rPr>
-          <w:rFonts w:eastAsia="Calibri"/>
-        </w:rPr>
-        <w:t>+</w:t>
-      </w:r>
-      <w:r>
-        <w:rPr>
-          <w:rFonts w:eastAsia="Calibri"/>
-        </w:rPr>
-        <w:t xml:space="preserve"> 4</w:t>
-      </w:r>
-      <w:r>
-        <w:rPr>
-          <w:rFonts w:eastAsia="Calibri"/>
-        </w:rPr>
-        <w:t>1</w:t>
-      </w:r>
-      <w:r>
-        <w:rPr>
-          <w:rFonts w:eastAsia="Calibri"/>
-        </w:rPr>
-        <w:t>)</w:t>
-      </w:r>
-      <w:r>
-        <w:rPr>
-          <w:rFonts w:eastAsia="Calibri"/>
-        </w:rPr>
-        <w:t xml:space="preserve"> </w:t>
-      </w:r>
-      <w:r>
-        <w:rPr>
-          <w:rFonts w:eastAsia="Calibri"/>
-        </w:rPr>
-        <w:t>*</w:t>
-      </w:r>
-      <w:r>
-        <w:rPr>
-          <w:rFonts w:eastAsia="Calibri"/>
-        </w:rPr>
-        <w:t xml:space="preserve"> </w:t>
-      </w:r>
-      <w:r>
-        <w:rPr>
-          <w:rFonts w:eastAsia="Calibri"/>
-        </w:rPr>
-        <w:t xml:space="preserve">2 = </w:t>
-      </w:r>
-      <w:r>
-        <w:rPr>
-          <w:rFonts w:eastAsia="Calibri"/>
-        </w:rPr>
-        <w:t>14</w:t>
-      </w:r>
-      <w:r>
-        <w:rPr>
-          <w:rFonts w:eastAsia="Calibri"/>
-        </w:rPr>
-        <w:t>8</w:t>
-      </w:r>
-    </w:p>
-    <w:p>
-      <w:pPr>
-        <w:pStyle w:val="StatusUser"/>
-        <w:rPr>
-          <w:rFonts w:eastAsia="Calibri"/>
-        </w:rPr>
-      </w:pPr>
-      <w:r>
-        <w:rPr>
-          <w:rFonts w:eastAsia="Calibri"/>
-        </w:rPr>
-        <w:t>Manna:</w:t>
-      </w:r>
-      <w:r>
-        <w:rPr>
-          <w:rFonts w:eastAsia="Calibri"/>
-        </w:rPr>
-        <w:tab/>
-        <w:t>20</w:t>
-      </w:r>
-      <w:r>
-        <w:rPr>
-          <w:rFonts w:eastAsia="Calibri"/>
-        </w:rPr>
-        <w:tab/>
-      </w:r>
-      <w:r>
-        <w:rPr>
-          <w:rFonts w:eastAsia="Calibri"/>
-        </w:rPr>
-        <w:t>-&gt; (20</w:t>
-      </w:r>
-      <w:r>
-        <w:rPr>
-          <w:rFonts w:eastAsia="Calibri"/>
-        </w:rPr>
-        <w:t xml:space="preserve"> </w:t>
-      </w:r>
-      <w:r>
-        <w:rPr>
-          <w:rFonts w:eastAsia="Calibri"/>
-        </w:rPr>
-        <w:t>+</w:t>
-      </w:r>
-      <w:r>
-        <w:rPr>
-          <w:rFonts w:eastAsia="Calibri"/>
-        </w:rPr>
-        <w:t xml:space="preserve"> </w:t>
-      </w:r>
-      <w:r>
-        <w:rPr>
-          <w:rFonts w:eastAsia="Calibri"/>
-        </w:rPr>
-        <w:t>13</w:t>
-      </w:r>
-      <w:r>
-        <w:rPr>
-          <w:rFonts w:eastAsia="Calibri"/>
-        </w:rPr>
-        <w:t xml:space="preserve"> </w:t>
-      </w:r>
-      <w:r>
-        <w:rPr>
-          <w:rFonts w:eastAsia="Calibri"/>
-        </w:rPr>
-        <w:t>+</w:t>
-      </w:r>
-      <w:r>
-        <w:rPr>
-          <w:rFonts w:eastAsia="Calibri"/>
-        </w:rPr>
-        <w:t xml:space="preserve"> 4</w:t>
-      </w:r>
-      <w:r>
-        <w:rPr>
-          <w:rFonts w:eastAsia="Calibri"/>
-        </w:rPr>
-        <w:t>1</w:t>
-      </w:r>
-      <w:r>
-        <w:rPr>
-          <w:rFonts w:eastAsia="Calibri"/>
-        </w:rPr>
-        <w:t>)</w:t>
-      </w:r>
-      <w:r>
-        <w:rPr>
-          <w:rFonts w:eastAsia="Calibri"/>
-        </w:rPr>
-        <w:t xml:space="preserve"> </w:t>
-      </w:r>
-      <w:r>
-        <w:rPr>
-          <w:rFonts w:eastAsia="Calibri"/>
-        </w:rPr>
-        <w:t>*</w:t>
-      </w:r>
-      <w:r>
-        <w:rPr>
-          <w:rFonts w:eastAsia="Calibri"/>
-        </w:rPr>
-        <w:t xml:space="preserve"> </w:t>
-      </w:r>
-      <w:r>
-        <w:rPr>
-          <w:rFonts w:eastAsia="Calibri"/>
-        </w:rPr>
-        <w:t xml:space="preserve">2 = </w:t>
-      </w:r>
-      <w:r>
-        <w:rPr>
-          <w:rFonts w:eastAsia="Calibri"/>
-        </w:rPr>
-        <w:t>14</w:t>
-      </w:r>
-      <w:r>
-        <w:rPr>
-          <w:rFonts w:eastAsia="Calibri"/>
-        </w:rPr>
-        <w:t>8</w:t>
-      </w:r>
-    </w:p>
-    <w:p>
-      <w:pPr>
-        <w:pStyle w:val="StatusUser"/>
-        <w:rPr>
-          <w:rFonts w:eastAsia="Calibri"/>
-        </w:rPr>
-      </w:pPr>
-      <w:r>
-        <w:rPr>
-          <w:rFonts w:eastAsia="Calibri"/>
-        </w:rPr>
-        <w:t>Achievements:</w:t>
-      </w:r>
-      <w:r>
-        <w:rPr>
-          <w:rFonts w:eastAsia="Calibri"/>
-        </w:rPr>
-        <w:tab/>
-        <w:t>Giant Killer MAX (+100% to all stats),</w:t>
-      </w:r>
-    </w:p>
-    <w:p>
-      <w:pPr>
-        <w:pStyle w:val="StatusUser"/>
-        <w:rPr>
-          <w:rFonts w:eastAsia="Calibri"/>
-        </w:rPr>
-      </w:pPr>
-      <w:r>
-        <w:rPr>
-          <w:rFonts w:eastAsia="Calibri"/>
-        </w:rPr>
-        <w:tab/>
-        <w:t>Dragon Killer (+10 to all stats),</w:t>
-      </w:r>
-    </w:p>
-    <w:p>
-      <w:pPr>
-        <w:pStyle w:val="StatusUser"/>
-        <w:rPr>
-          <w:rFonts w:eastAsia="Calibri"/>
-        </w:rPr>
-      </w:pPr>
-      <w:r>
-        <w:rPr>
-          <w:rFonts w:eastAsia="Calibri"/>
-        </w:rPr>
-        <w:tab/>
-        <w:t>Dungeon Mastery (+2 All Stats)</w:t>
-      </w:r>
-    </w:p>
-    <w:p>
-      <w:pPr>
-        <w:pStyle w:val="StatusUser"/>
-        <w:rPr>
-          <w:rFonts w:eastAsia="Calibri"/>
-        </w:rPr>
-      </w:pPr>
-      <w:r>
-        <w:rPr>
-          <w:rFonts w:eastAsia="Calibri"/>
-        </w:rPr>
-        <w:tab/>
-      </w:r>
-      <w:r>
-        <w:rPr>
-          <w:rFonts w:eastAsia="Calibri"/>
-        </w:rPr>
-        <w:t>Dungeon Conqueror 1</w:t>
-      </w:r>
-      <w:r>
-        <w:rPr>
-          <w:rFonts w:eastAsia="Calibri"/>
-        </w:rPr>
-        <w:t xml:space="preserve"> (+1 All Stats),</w:t>
-      </w:r>
-    </w:p>
-    <w:p>
-      <w:pPr>
-        <w:pStyle w:val="StatusUser"/>
-        <w:rPr>
-          <w:rFonts w:eastAsia="Calibri"/>
-        </w:rPr>
-      </w:pPr>
-      <w:r>
-        <w:rPr>
-          <w:rFonts w:eastAsia="Calibri"/>
-        </w:rPr>
-        <w:t xml:space="preserve">Auto Points: </w:t>
-      </w:r>
-      <w:r>
-        <w:rPr>
-          <w:rFonts w:eastAsia="Calibri"/>
-        </w:rPr>
-        <w:tab/>
-        <w:t>+1/level – Manna, Nerve</w:t>
-      </w:r>
-    </w:p>
-    <w:p>
-      <w:pPr>
-        <w:pStyle w:val="StatusUser"/>
-        <w:rPr>
-          <w:rFonts w:eastAsia="Calibri"/>
-        </w:rPr>
-      </w:pPr>
-      <w:r>
-        <w:rPr>
-          <w:rFonts w:eastAsia="Calibri"/>
-        </w:rPr>
-        <w:t>Class:</w:t>
-      </w:r>
-      <w:r>
-        <w:rPr>
-          <w:rFonts w:eastAsia="Calibri"/>
-        </w:rPr>
-        <w:tab/>
-        <w:t>Mastermind</w:t>
-      </w:r>
-    </w:p>
-    <w:p>
-      <w:pPr>
-        <w:pStyle w:val="StatusUser"/>
-      </w:pPr>
-      <w:r>
-        <w:rPr>
-          <w:rFonts w:eastAsia="Calibri"/>
-        </w:rPr>
-        <w:t>Current Level:</w:t>
-      </w:r>
-      <w:r>
-        <w:rPr>
-          <w:rFonts w:eastAsia="Calibri"/>
-        </w:rPr>
-        <w:tab/>
-      </w:r>
-      <w:r>
-        <w:rPr>
-          <w:rFonts w:eastAsia="Calibri"/>
-        </w:rPr>
-        <w:t>40</w:t>
-      </w:r>
-      <w:r>
-        <w:rPr>
-          <w:rFonts w:eastAsia="Calibri"/>
-        </w:rPr>
-        <w:t xml:space="preserve"> + </w:t>
-      </w:r>
-      <w:r>
-        <w:rPr>
-          <w:rFonts w:eastAsia="Calibri"/>
-        </w:rPr>
-        <w:t>1</w:t>
-      </w:r>
-      <w:r>
-        <w:rPr>
-          <w:rFonts w:eastAsia="Calibri"/>
-        </w:rPr>
-        <w:tab/>
-        <w:t>-&gt; 4</w:t>
-      </w:r>
-      <w:r>
-        <w:rPr>
-          <w:rFonts w:eastAsia="Calibri"/>
-        </w:rPr>
-        <w:t>1</w:t>
-      </w:r>
-    </w:p>
-    <w:p>
-      <w:r>
-        <w:t>“I have 2 electric cores,” Mum said.</w:t>
-      </w:r>
-    </w:p>
-    <w:p>
-      <w:r>
-        <w:t>“</w:t>
-      </w:r>
-      <w:r>
-        <w:t>Dad and I can use it,” I said.</w:t>
-      </w:r>
-    </w:p>
-    <w:p>
-      <w:r>
-        <w:t xml:space="preserve">I </w:t>
-      </w:r>
-      <w:r>
-        <w:t>added the core to my weapon and said, “Let’s try an experiment.”</w:t>
-      </w:r>
-    </w:p>
-    <w:p>
-      <w:r>
-        <w:t>I drew my bow and visualized lightning.</w:t>
-      </w:r>
-      <w:r>
-        <w:t xml:space="preserve"> A yellow arrow formed.</w:t>
-      </w:r>
-    </w:p>
-    <w:p>
-      <w:r>
-        <w:t>“Yes, it works,” I said excitedly.</w:t>
+        <w:t>“Time for up close,” Dad said and attacked with his bayonet. Mum, Annie and I joined him with our weapons. This was a chore, since the tentacles were fast and rather tough to cut.</w:t>
+      </w:r>
+    </w:p>
+    <w:p>
+      <w:r>
+        <w:t>I used the serrated edge of my glaive and found that rather useful. It was perfectly suited for sawing monster wooden tentacles.</w:t>
+      </w:r>
+    </w:p>
+    <w:p>
+      <w:r>
+        <w:t>Slowly, painfully we attacked the first tree. That was tricky since the tentacles were so fast. Only Mum was able to avoid getting hit.</w:t>
+      </w:r>
+    </w:p>
+    <w:p>
+      <w:r>
+        <w:t>“That’s strange,” Dad said. “I feel the more personal effort we expend, the greater the payout.”</w:t>
+      </w:r>
+    </w:p>
+    <w:p>
+      <w:r>
+        <w:t>“I agree,” I said.</w:t>
+      </w:r>
+    </w:p>
+    <w:p>
+      <w:r>
+        <w:t>We killed the monster and got a level up.</w:t>
+      </w:r>
+    </w:p>
+    <w:p>
+      <w:pPr>
+        <w:pStyle w:val="StatusMessage"/>
+      </w:pPr>
+      <w:r>
+        <w:t>41 -&gt; 42</w:t>
+      </w:r>
+    </w:p>
+    <w:p>
+      <w:r>
+        <w:t>This time I allocated to strength.</w:t>
+      </w:r>
+      <w:r>
+        <w:t xml:space="preserve"> I felt my hitting power was lacking.</w:t>
+      </w:r>
+    </w:p>
+    <w:p>
+      <w:r>
+        <w:t>We continued onto the next monster. This was not that hard and more just tedious.</w:t>
+      </w:r>
+    </w:p>
+    <w:p>
+      <w:r>
+        <w:t>I got whacked and went flying, proving you couldn’t get complacent.</w:t>
+      </w:r>
+    </w:p>
+    <w:p>
+      <w:r>
+        <w:t>“Are you okay Luke?” Mum asked worriedly.</w:t>
+      </w:r>
+    </w:p>
+    <w:p>
+      <w:r>
+        <w:t>“Only my ego is bruised,” I said.</w:t>
+      </w:r>
+    </w:p>
+    <w:p>
+      <w:r>
+        <w:t>I out more attention on my job and attacked, focusing on dodging and tracking my party members.</w:t>
+      </w:r>
+    </w:p>
+    <w:p>
+      <w:r>
+        <w:t xml:space="preserve">We started on the third </w:t>
+      </w:r>
+      <w:r>
+        <w:t>land anemone</w:t>
+      </w:r>
+      <w:r>
+        <w:t xml:space="preserve"> when jackal guards screamed their usual treat of “Die intruders.”</w:t>
+      </w:r>
+    </w:p>
+    <w:p>
+      <w:r>
+        <w:t>“Perfect,” Mum said with a gleeful smile and attacked.</w:t>
+      </w:r>
+    </w:p>
+    <w:p>
+      <w:r>
+        <w:lastRenderedPageBreak/>
+        <w:t xml:space="preserve">Other than the occasional interruptions from jackal guards, the fight with the </w:t>
+      </w:r>
+      <w:r>
+        <w:t>land anemone</w:t>
+      </w:r>
+      <w:r>
+        <w:t>s was straight forward. Eventually the last monster was killed.</w:t>
+      </w:r>
+    </w:p>
+    <w:p>
+      <w:pPr>
+        <w:pStyle w:val="StatusMessage"/>
+      </w:pPr>
+      <w:r>
+        <w:t>Outer Court cleared</w:t>
+      </w:r>
+    </w:p>
+    <w:p>
+      <w:r>
+        <w:t>Double doors opened.</w:t>
       </w:r>
     </w:p>
     <w:p/>
@@ -36380,106 +35908,104 @@
     <w:p/>
     <w:p/>
     <w:p/>
+    <w:p>
+      <w:r>
+        <w:t>“If mum and dad swept along these paths, we could pick up all these scattered people. Annie and I can take these paths.”</w:t>
+      </w:r>
+    </w:p>
+    <w:p>
+      <w:r>
+        <w:t>“That’s a lot of people,” Mum mused.</w:t>
+      </w:r>
+    </w:p>
+    <w:p>
+      <w:r>
+        <w:t>“But there are so many people out there</w:t>
+      </w:r>
+      <w:r>
+        <w:t xml:space="preserve">. </w:t>
+      </w:r>
+      <w:r>
+        <w:t>Too bad w</w:t>
+      </w:r>
+      <w:r>
+        <w:t>e can’t save everyone</w:t>
+      </w:r>
+      <w:r>
+        <w:t>,” Dad said sadly.</w:t>
+      </w:r>
+    </w:p>
+    <w:p>
+      <w:r>
+        <w:t xml:space="preserve">“We don’t need to,” I </w:t>
+      </w:r>
+      <w:r>
+        <w:t>said</w:t>
+      </w:r>
+      <w:r>
+        <w:t>. “Thousands of people throughout the world are creating communities.</w:t>
+      </w:r>
+      <w:r>
+        <w:t xml:space="preserve"> Just look at social media. There are countless thousands of people just itching to create communities.</w:t>
+      </w:r>
+    </w:p>
+    <w:p>
+      <w:r>
+        <w:t>“And since we are literally part of the System, or if you will, God, everyone should be where they best want to be.</w:t>
+      </w:r>
+      <w:r>
+        <w:t>”</w:t>
+      </w:r>
+    </w:p>
+    <w:p>
+      <w:r>
+        <w:lastRenderedPageBreak/>
+        <w:t>“But people aren’t that strong,” Annie said.</w:t>
+      </w:r>
+    </w:p>
+    <w:p>
+      <w:r>
+        <w:t xml:space="preserve">“That’s </w:t>
+      </w:r>
+      <w:r>
+        <w:t>probably</w:t>
+      </w:r>
+      <w:r>
+        <w:t xml:space="preserve"> because of our preparedness,” Dad said. “I’m sure there are plenty of people out there who are way stronger than us. It’s time to go. Meet you all at the destination.” He headed out.</w:t>
+      </w:r>
+    </w:p>
+    <w:p>
+      <w:r>
+        <w:t>I began playing music and singing as I walked. Occasionally monsters attacked but they were weak.</w:t>
+      </w:r>
+    </w:p>
+    <w:p>
+      <w:r>
+        <w:t>After 5 minutes the first survivor appeared, followed by the next.</w:t>
+      </w:r>
+    </w:p>
+    <w:p>
+      <w:r>
+        <w:t>“We are going to colonize a new village,” I told the arrivals.</w:t>
+      </w:r>
+      <w:r>
+        <w:t xml:space="preserve"> “My group has already colonized three villages. Would you come with us to colonize the next one?”</w:t>
+      </w:r>
+    </w:p>
+    <w:p>
+      <w:r>
+        <w:t>Then the next group of people came and I had to do the same. Thankfully my new followers started explaining what we were about to do. The constant explaining was getting tedious.</w:t>
+      </w:r>
+    </w:p>
     <w:p/>
     <w:p/>
     <w:p/>
     <w:p>
       <w:r>
-        <w:t>“If mum and dad swept along these paths, we could pick up all these scattered people. Annie and I can take these paths.”</w:t>
-      </w:r>
-    </w:p>
-    <w:p>
-      <w:r>
-        <w:t>“That’s a lot of people,” Mum mused.</w:t>
-      </w:r>
-    </w:p>
-    <w:p>
-      <w:r>
-        <w:t>“But there are so many people out there</w:t>
-      </w:r>
-      <w:r>
-        <w:t xml:space="preserve">. </w:t>
-      </w:r>
-      <w:r>
-        <w:t>Too bad w</w:t>
-      </w:r>
-      <w:r>
-        <w:t>e can’t save everyone</w:t>
-      </w:r>
-      <w:r>
-        <w:t>,” Dad said sadly.</w:t>
-      </w:r>
-    </w:p>
-    <w:p>
-      <w:r>
-        <w:t xml:space="preserve">“We don’t need to,” I </w:t>
-      </w:r>
-      <w:r>
-        <w:t>said</w:t>
-      </w:r>
-      <w:r>
-        <w:t>. “Thousands of people throughout the world are creating communities.</w:t>
-      </w:r>
-      <w:r>
-        <w:t xml:space="preserve"> Just look at social media. There are countless thousands of people just itching to create communities.</w:t>
-      </w:r>
-    </w:p>
-    <w:p>
-      <w:r>
-        <w:t>“And since we are literally part of the System, or if you will, God, everyone should be where they best want to be.</w:t>
-      </w:r>
-      <w:r>
-        <w:t>”</w:t>
-      </w:r>
-    </w:p>
-    <w:p>
-      <w:r>
-        <w:t>“But people aren’t that strong,” Annie said.</w:t>
-      </w:r>
-    </w:p>
-    <w:p>
-      <w:r>
-        <w:t xml:space="preserve">“That’s </w:t>
-      </w:r>
-      <w:r>
-        <w:t>probably</w:t>
-      </w:r>
-      <w:r>
-        <w:t xml:space="preserve"> because of our preparedness,” Dad said. “I’m sure there are plenty of people out there who are way stronger than us. It’s time to go. Meet you all at the destination.” He headed out.</w:t>
-      </w:r>
-    </w:p>
-    <w:p>
-      <w:r>
-        <w:t>I began playing music and singing as I walked. Occasionally monsters attacked but they were weak.</w:t>
-      </w:r>
-    </w:p>
-    <w:p>
-      <w:r>
+        <w:rPr>
+          <w:noProof/>
+        </w:rPr>
         <w:lastRenderedPageBreak/>
-        <w:t>After 5 minutes the first survivor appeared, followed by the next.</w:t>
-      </w:r>
-    </w:p>
-    <w:p>
-      <w:r>
-        <w:t>“We are going to colonize a new village,” I told the arrivals.</w:t>
-      </w:r>
-      <w:r>
-        <w:t xml:space="preserve"> “My group has already colonized three villages. Would you come with us to colonize the next one?”</w:t>
-      </w:r>
-    </w:p>
-    <w:p>
-      <w:r>
-        <w:t>Then the next group of people came and I had to do the same. Thankfully my new followers started explaining what we were about to do. The constant explaining was getting tedious.</w:t>
-      </w:r>
-    </w:p>
-    <w:p/>
-    <w:p/>
-    <w:p/>
-    <w:p>
-      <w:r>
-        <w:rPr>
-          <w:noProof/>
-        </w:rPr>
         <w:drawing>
           <wp:inline distT="0" distB="0" distL="0" distR="0">
             <wp:extent cx="4343400" cy="3276600"/>
@@ -36644,7 +36170,7 @@
             <w:rPr>
               <w:noProof/>
             </w:rPr>
-            <w:t>174</w:t>
+            <w:t>12</w:t>
           </w:r>
         </w:fldSimple>
       </w:p>
@@ -36674,7 +36200,7 @@
             <w:rPr>
               <w:noProof/>
             </w:rPr>
-            <w:t>175</w:t>
+            <w:t>13</w:t>
           </w:r>
         </w:fldSimple>
       </w:p>
@@ -36758,7 +36284,15 @@
         <w:footnoteRef/>
       </w:r>
       <w:r>
-        <w:t xml:space="preserve"> Alastriel </w:t>
+        <w:t xml:space="preserve"> </w:t>
+      </w:r>
+      <w:proofErr w:type="spellStart"/>
+      <w:r>
+        <w:t>Alastriel</w:t>
+      </w:r>
+      <w:proofErr w:type="spellEnd"/>
+      <w:r>
+        <w:t xml:space="preserve"> </w:t>
       </w:r>
       <w:r>
         <w:t>means Eternal Star</w:t>
@@ -36867,7 +36401,7 @@
         <v:path o:extrusionok="f" gradientshapeok="t" o:connecttype="rect"/>
         <o:lock v:ext="edit" aspectratio="t"/>
       </v:shapetype>
-      <v:shape id="_x0000_i1059" type="#_x0000_t75" style="width:3in;height:3in;visibility:visible;mso-wrap-style:square" o:bullet="t">
+      <v:shape id="_x0000_i1102" type="#_x0000_t75" style="width:3in;height:3in;visibility:visible;mso-wrap-style:square" o:bullet="t">
         <v:imagedata r:id="rId1" o:title="MC900065312[1]"/>
       </v:shape>
     </w:pict>
@@ -39091,11 +38625,6 @@
       <w:b/>
     </w:rPr>
   </w:style>
-  <w:style w:type="character" w:customStyle="1" w:styleId="rdcntntsnip">
-    <w:name w:val="rd_cntnt_snip"/>
-    <w:basedOn w:val="DefaultParagraphFont"/>
-    <w:rsid w:val="00B56FF8"/>
-  </w:style>
   <w:style w:type="character" w:styleId="Emphasis">
     <w:name w:val="Emphasis"/>
     <w:basedOn w:val="DefaultParagraphFont"/>
@@ -39110,9 +38639,8 @@
   <w:style w:type="paragraph" w:customStyle="1" w:styleId="StatusUser">
     <w:name w:val="Status_User"/>
     <w:basedOn w:val="Normal"/>
-    <w:autoRedefine/>
     <w:qFormat/>
-    <w:rsid w:val="00B72943"/>
+    <w:rsid w:val="00A4014B"/>
     <w:pPr>
       <w:tabs>
         <w:tab w:val="left" w:pos="1418"/>
@@ -39417,7 +38945,7 @@
 </file>
 
 <file path=customXml/itemProps1.xml><?xml version="1.0" encoding="utf-8"?>
-<ds:datastoreItem xmlns:ds="http://schemas.openxmlformats.org/officeDocument/2006/customXml" ds:itemID="{894B2B98-AC9A-4AAB-BA68-B833180A3469}">
+<ds:datastoreItem xmlns:ds="http://schemas.openxmlformats.org/officeDocument/2006/customXml" ds:itemID="{0DB04036-5DBE-4599-B06A-D5B5B432854A}">
   <ds:schemaRefs>
     <ds:schemaRef ds:uri="http://schemas.openxmlformats.org/officeDocument/2006/bibliography"/>
   </ds:schemaRefs>

--- a/Books/RPG_Books/ThePrincessAndTheApocalypse/Book_ThePrincessAndTheApocalypse.docx
+++ b/Books/RPG_Books/ThePrincessAndTheApocalypse/Book_ThePrincessAndTheApocalypse.docx
@@ -3383,13 +3383,28 @@
     <w:p>
       <w:pPr>
         <w:pStyle w:val="StatusUser"/>
+        <w:rPr>
+          <w:u w:val="single"/>
+        </w:rPr>
       </w:pPr>
       <w:bookmarkStart w:id="4" w:name="_Hlk162643734"/>
       <w:r>
+        <w:rPr>
+          <w:u w:val="single"/>
+        </w:rPr>
         <w:t xml:space="preserve">Throne </w:t>
       </w:r>
       <w:r>
-        <w:t>Base Stats:</w:t>
+        <w:rPr>
+          <w:u w:val="single"/>
+        </w:rPr>
+        <w:t xml:space="preserve">- </w:t>
+      </w:r>
+      <w:r>
+        <w:rPr>
+          <w:u w:val="single"/>
+        </w:rPr>
+        <w:t>Stats:</w:t>
       </w:r>
     </w:p>
     <w:p>
@@ -3476,6 +3491,7 @@
     <w:p>
       <w:pPr>
         <w:pStyle w:val="StatusUser"/>
+        <w:contextualSpacing w:val="0"/>
       </w:pPr>
       <w:r>
         <w:t>Interior Space:</w:t>
@@ -3488,11 +3504,7 @@
     <w:p>
       <w:pPr>
         <w:pStyle w:val="StatusUser"/>
-      </w:pPr>
-    </w:p>
-    <w:p>
-      <w:pPr>
-        <w:pStyle w:val="StatusUser"/>
+        <w:contextualSpacing w:val="0"/>
       </w:pPr>
       <w:r>
         <w:t xml:space="preserve">Abilities: </w:t>
@@ -3505,11 +3517,7 @@
     <w:p>
       <w:pPr>
         <w:pStyle w:val="StatusUser"/>
-      </w:pPr>
-    </w:p>
-    <w:p>
-      <w:pPr>
-        <w:pStyle w:val="StatusUser"/>
+        <w:contextualSpacing w:val="0"/>
       </w:pPr>
       <w:r>
         <w:t>Achievements:</w:t>
@@ -3538,11 +3546,6 @@
       <w:pPr>
         <w:pStyle w:val="StatusUser"/>
       </w:pPr>
-    </w:p>
-    <w:p>
-      <w:pPr>
-        <w:pStyle w:val="StatusUser"/>
-      </w:pPr>
       <w:r>
         <w:t>Free Points:</w:t>
       </w:r>
@@ -3660,9 +3663,27 @@
     <w:p>
       <w:pPr>
         <w:pStyle w:val="StatusUser"/>
-      </w:pPr>
-      <w:r>
-        <w:t>Base Stats:</w:t>
+        <w:rPr>
+          <w:u w:val="single"/>
+        </w:rPr>
+      </w:pPr>
+      <w:r>
+        <w:rPr>
+          <w:u w:val="single"/>
+        </w:rPr>
+        <w:t xml:space="preserve">Luke </w:t>
+      </w:r>
+      <w:r>
+        <w:rPr>
+          <w:u w:val="single"/>
+        </w:rPr>
+        <w:t xml:space="preserve">- </w:t>
+      </w:r>
+      <w:r>
+        <w:rPr>
+          <w:u w:val="single"/>
+        </w:rPr>
+        <w:t>Stats:</w:t>
       </w:r>
     </w:p>
     <w:p>
@@ -3745,6 +3766,7 @@
     <w:p>
       <w:pPr>
         <w:pStyle w:val="StatusUser"/>
+        <w:contextualSpacing w:val="0"/>
       </w:pPr>
       <w:r>
         <w:rPr>
@@ -3770,11 +3792,6 @@
       <w:r>
         <w:t>3</w:t>
       </w:r>
-    </w:p>
-    <w:p>
-      <w:pPr>
-        <w:pStyle w:val="StatusUser"/>
-      </w:pPr>
     </w:p>
     <w:p>
       <w:pPr>
@@ -3793,6 +3810,18 @@
         <w:pStyle w:val="StatusUser"/>
       </w:pPr>
       <w:r>
+        <w:t xml:space="preserve">Auto Points: </w:t>
+      </w:r>
+      <w:r>
+        <w:tab/>
+        <w:t>+1/level – Manna, Nerve</w:t>
+      </w:r>
+    </w:p>
+    <w:p>
+      <w:pPr>
+        <w:pStyle w:val="StatusUser"/>
+      </w:pPr>
+      <w:r>
         <w:t>Class:</w:t>
       </w:r>
       <w:r>
@@ -3803,6 +3832,7 @@
     <w:p>
       <w:pPr>
         <w:pStyle w:val="StatusUser"/>
+        <w:contextualSpacing w:val="0"/>
       </w:pPr>
       <w:r>
         <w:t>Abilities:</w:t>
@@ -3813,11 +3843,6 @@
       <w:r>
         <w:t>&lt;None&gt;</w:t>
       </w:r>
-    </w:p>
-    <w:p>
-      <w:pPr>
-        <w:pStyle w:val="StatusUser"/>
-      </w:pPr>
     </w:p>
     <w:p>
       <w:pPr>
@@ -3836,6 +3861,7 @@
         <w:pStyle w:val="StatusUser"/>
       </w:pPr>
       <w:r>
+        <w:lastRenderedPageBreak/>
         <w:t>Current Level:</w:t>
       </w:r>
       <w:r>
@@ -3845,7 +3871,6 @@
     </w:p>
     <w:p>
       <w:r>
-        <w:lastRenderedPageBreak/>
         <w:t>I shared my</w:t>
       </w:r>
       <w:r>
@@ -3885,7 +3910,6 @@
       </w:r>
     </w:p>
     <w:p>
-      <w:proofErr w:type="gramStart"/>
       <w:r>
         <w:t xml:space="preserve">“How about </w:t>
       </w:r>
@@ -3896,73 +3920,64 @@
         <w:t>?</w:t>
       </w:r>
       <w:r>
+        <w:t xml:space="preserve">” Sis </w:t>
+      </w:r>
+      <w:r>
+        <w:t>asked</w:t>
+      </w:r>
+      <w:r>
+        <w:t>.</w:t>
+      </w:r>
+      <w:r>
+        <w:t xml:space="preserve"> “The best defense is not being noticed.”</w:t>
+      </w:r>
+    </w:p>
+    <w:p>
+      <w:r>
+        <w:t>“How many points</w:t>
+      </w:r>
+      <w:r>
+        <w:t>?</w:t>
+      </w:r>
+      <w:r>
+        <w:t>” Unc asked</w:t>
+      </w:r>
+      <w:r>
+        <w:t>.</w:t>
+      </w:r>
+      <w:r>
+        <w:t xml:space="preserve"> “</w:t>
+      </w:r>
+      <w:r>
+        <w:t xml:space="preserve">Toughness </w:t>
+      </w:r>
+      <w:r>
+        <w:t xml:space="preserve">is obvious. </w:t>
+      </w:r>
+      <w:r>
+        <w:t>I assume restoration will repair all damage.</w:t>
+      </w:r>
+      <w:r>
         <w:t>”</w:t>
       </w:r>
-      <w:proofErr w:type="gramEnd"/>
-      <w:r>
-        <w:t xml:space="preserve"> Sis </w:t>
-      </w:r>
-      <w:r>
-        <w:t>asked</w:t>
+    </w:p>
+    <w:p>
+      <w:r>
+        <w:t xml:space="preserve">I suggested a layout for making the stats </w:t>
+      </w:r>
+      <w:r>
+        <w:t xml:space="preserve">multiples of five </w:t>
+      </w:r>
+      <w:r>
+        <w:t xml:space="preserve">and </w:t>
+      </w:r>
+      <w:r>
+        <w:t>Sis and Unc agreed</w:t>
       </w:r>
       <w:r>
         <w:t>.</w:t>
       </w:r>
       <w:r>
-        <w:t xml:space="preserve"> “The best defense is not being noticed.”</w:t>
-      </w:r>
-    </w:p>
-    <w:p>
-      <w:proofErr w:type="gramStart"/>
-      <w:r>
-        <w:t>“How many points</w:t>
-      </w:r>
-      <w:r>
-        <w:t>?</w:t>
-      </w:r>
-      <w:r>
-        <w:t>”</w:t>
-      </w:r>
-      <w:proofErr w:type="gramEnd"/>
-      <w:r>
-        <w:t xml:space="preserve"> Unc asked</w:t>
-      </w:r>
-      <w:r>
-        <w:t>.</w:t>
-      </w:r>
-      <w:r>
-        <w:t xml:space="preserve"> “</w:t>
-      </w:r>
-      <w:r>
-        <w:t xml:space="preserve">Toughness </w:t>
-      </w:r>
-      <w:r>
-        <w:t xml:space="preserve">is obvious. </w:t>
-      </w:r>
-      <w:r>
-        <w:t>I assume restoration will repair all damage.</w:t>
-      </w:r>
-      <w:r>
-        <w:t>”</w:t>
-      </w:r>
-    </w:p>
-    <w:p>
-      <w:r>
-        <w:t xml:space="preserve">I suggested a layout for making the stats </w:t>
-      </w:r>
-      <w:r>
-        <w:t xml:space="preserve">multiples of five </w:t>
-      </w:r>
-      <w:r>
-        <w:t xml:space="preserve">and </w:t>
-      </w:r>
-      <w:r>
-        <w:t>Sis and Unc agreed</w:t>
-      </w:r>
-      <w:r>
-        <w:t>.</w:t>
-      </w:r>
-      <w:r>
         <w:t xml:space="preserve"> Unc pressed the Finalize button. The </w:t>
       </w:r>
       <w:r>
@@ -3975,12 +3990,27 @@
     <w:p>
       <w:pPr>
         <w:pStyle w:val="StatusUser"/>
-      </w:pPr>
-      <w:r>
+        <w:rPr>
+          <w:u w:val="single"/>
+        </w:rPr>
+      </w:pPr>
+      <w:r>
+        <w:rPr>
+          <w:u w:val="single"/>
+        </w:rPr>
         <w:t xml:space="preserve">Throne </w:t>
       </w:r>
       <w:r>
-        <w:t>Base Stats:</w:t>
+        <w:rPr>
+          <w:u w:val="single"/>
+        </w:rPr>
+        <w:t xml:space="preserve">- </w:t>
+      </w:r>
+      <w:r>
+        <w:rPr>
+          <w:u w:val="single"/>
+        </w:rPr>
+        <w:t>Stats:</w:t>
       </w:r>
     </w:p>
     <w:p>
@@ -4119,6 +4149,7 @@
     <w:p>
       <w:pPr>
         <w:pStyle w:val="StatusUser"/>
+        <w:contextualSpacing w:val="0"/>
       </w:pPr>
       <w:r>
         <w:t>Interior Space:</w:t>
@@ -4131,33 +4162,25 @@
     <w:p>
       <w:pPr>
         <w:pStyle w:val="StatusUser"/>
-      </w:pPr>
+        <w:contextualSpacing w:val="0"/>
+      </w:pPr>
+      <w:r>
+        <w:t>Abilities:</w:t>
+      </w:r>
+      <w:r>
+        <w:t xml:space="preserve"> </w:t>
+      </w:r>
+      <w:r>
+        <w:tab/>
+      </w:r>
+      <w:r>
+        <w:t>&lt;NONE&gt;</w:t>
+      </w:r>
     </w:p>
     <w:p>
       <w:pPr>
         <w:pStyle w:val="StatusUser"/>
-      </w:pPr>
-      <w:r>
-        <w:t>Abilities:</w:t>
-      </w:r>
-      <w:r>
-        <w:t xml:space="preserve"> </w:t>
-      </w:r>
-      <w:r>
-        <w:tab/>
-      </w:r>
-      <w:r>
-        <w:t>&lt;NONE&gt;</w:t>
-      </w:r>
-    </w:p>
-    <w:p>
-      <w:pPr>
-        <w:pStyle w:val="StatusUser"/>
-      </w:pPr>
-    </w:p>
-    <w:p>
-      <w:pPr>
-        <w:pStyle w:val="StatusUser"/>
+        <w:contextualSpacing w:val="0"/>
       </w:pPr>
       <w:r>
         <w:t>Achievements:</w:t>
@@ -4171,11 +4194,6 @@
       <w:pPr>
         <w:pStyle w:val="StatusUser"/>
       </w:pPr>
-    </w:p>
-    <w:p>
-      <w:pPr>
-        <w:pStyle w:val="StatusUser"/>
-      </w:pPr>
       <w:r>
         <w:t>Free Points:</w:t>
       </w:r>
@@ -4225,6 +4243,7 @@
     </w:p>
     <w:p>
       <w:r>
+        <w:lastRenderedPageBreak/>
         <w:t xml:space="preserve">“Freaky,” Unc said. “It’s almost as if the </w:t>
       </w:r>
       <w:r>
@@ -4239,7 +4258,6 @@
     </w:p>
     <w:p>
       <w:r>
-        <w:lastRenderedPageBreak/>
         <w:t xml:space="preserve">“I feel safer for the night,” Sis said. “But tomorrow I want to level up the </w:t>
       </w:r>
       <w:r>
@@ -4426,9 +4444,27 @@
     <w:p>
       <w:pPr>
         <w:pStyle w:val="StatusUser"/>
-      </w:pPr>
-      <w:r>
-        <w:t>Base Stats:</w:t>
+        <w:rPr>
+          <w:u w:val="single"/>
+        </w:rPr>
+      </w:pPr>
+      <w:r>
+        <w:rPr>
+          <w:u w:val="single"/>
+        </w:rPr>
+        <w:t xml:space="preserve">Luke </w:t>
+      </w:r>
+      <w:r>
+        <w:rPr>
+          <w:u w:val="single"/>
+        </w:rPr>
+        <w:t xml:space="preserve">- </w:t>
+      </w:r>
+      <w:r>
+        <w:rPr>
+          <w:u w:val="single"/>
+        </w:rPr>
+        <w:t>Stats:</w:t>
       </w:r>
     </w:p>
     <w:p>
@@ -4565,6 +4601,7 @@
         <w:pStyle w:val="StatusUser"/>
       </w:pPr>
       <w:r>
+        <w:lastRenderedPageBreak/>
         <w:t>Nerve:</w:t>
       </w:r>
       <w:r>
@@ -4592,6 +4629,7 @@
     <w:p>
       <w:pPr>
         <w:pStyle w:val="StatusUser"/>
+        <w:contextualSpacing w:val="0"/>
       </w:pPr>
       <w:r>
         <w:rPr>
@@ -4635,11 +4673,6 @@
       <w:r>
         <w:t>17.25</w:t>
       </w:r>
-    </w:p>
-    <w:p>
-      <w:pPr>
-        <w:pStyle w:val="StatusUser"/>
-      </w:pPr>
     </w:p>
     <w:p>
       <w:pPr>
@@ -5648,7 +5681,6 @@
       </w:r>
     </w:p>
     <w:p>
-      <w:proofErr w:type="gramStart"/>
       <w:r>
         <w:t>“Why not</w:t>
       </w:r>
@@ -5656,11 +5688,7 @@
         <w:t>?</w:t>
       </w:r>
       <w:r>
-        <w:t>”</w:t>
-      </w:r>
-      <w:proofErr w:type="gramEnd"/>
-      <w:r>
-        <w:t xml:space="preserve"> I asked</w:t>
+        <w:t>” I asked</w:t>
       </w:r>
       <w:r>
         <w:t>.</w:t>
@@ -5701,7 +5729,6 @@
       </w:r>
     </w:p>
     <w:p>
-      <w:proofErr w:type="gramStart"/>
       <w:r>
         <w:t>“</w:t>
       </w:r>
@@ -5712,24 +5739,15 @@
         <w:t>?</w:t>
       </w:r>
       <w:r>
-        <w:t>”</w:t>
-      </w:r>
-      <w:proofErr w:type="gramEnd"/>
-      <w:r>
-        <w:t xml:space="preserve"> Unc </w:t>
+        <w:t xml:space="preserve">” Unc </w:t>
       </w:r>
       <w:r>
         <w:t>asked.</w:t>
       </w:r>
     </w:p>
     <w:p>
-      <w:proofErr w:type="gramStart"/>
-      <w:r>
-        <w:t>“How about downstream?”</w:t>
-      </w:r>
-      <w:proofErr w:type="gramEnd"/>
-      <w:r>
-        <w:t xml:space="preserve"> Sis asked.</w:t>
+      <w:r>
+        <w:t>“How about downstream?” Sis asked.</w:t>
       </w:r>
     </w:p>
     <w:p>
@@ -6748,13 +6766,17 @@
     </w:p>
     <w:p>
       <w:r>
-        <w:t xml:space="preserve">“Sort </w:t>
-      </w:r>
-      <w:proofErr w:type="gramStart"/>
-      <w:r>
-        <w:t>yourself</w:t>
-      </w:r>
-      <w:proofErr w:type="gramEnd"/>
+        <w:t>“Sort your</w:t>
+      </w:r>
+      <w:r>
+        <w:t xml:space="preserve"> </w:t>
+      </w:r>
+      <w:r>
+        <w:t>sel</w:t>
+      </w:r>
+      <w:r>
+        <w:t>ves</w:t>
+      </w:r>
       <w:r>
         <w:t xml:space="preserve"> out,” Unc said. “Take any house you want.”</w:t>
       </w:r>
@@ -6853,13 +6875,25 @@
       <w:pPr>
         <w:pStyle w:val="StatusMessage"/>
       </w:pPr>
+      <w:r>
+        <w:t>New achievements:</w:t>
+      </w:r>
     </w:p>
     <w:p>
       <w:pPr>
         <w:pStyle w:val="StatusMessage"/>
       </w:pPr>
       <w:r>
-        <w:t>New achievements:</w:t>
+        <w:t>Giant killer 3 (+10</w:t>
+      </w:r>
+      <w:r>
+        <w:t>%</w:t>
+      </w:r>
+      <w:r>
+        <w:t>, all state</w:t>
+      </w:r>
+      <w:r>
+        <w:t xml:space="preserve"> for killing 30 above)</w:t>
       </w:r>
     </w:p>
     <w:p>
@@ -6867,7 +6901,13 @@
         <w:pStyle w:val="StatusMessage"/>
       </w:pPr>
       <w:r>
-        <w:t>Giant killer 3 (+10</w:t>
+        <w:t xml:space="preserve">Giant killer </w:t>
+      </w:r>
+      <w:r>
+        <w:t>4</w:t>
+      </w:r>
+      <w:r>
+        <w:t xml:space="preserve"> (+10</w:t>
       </w:r>
       <w:r>
         <w:t>%</w:t>
@@ -6876,7 +6916,13 @@
         <w:t>, all state</w:t>
       </w:r>
       <w:r>
-        <w:t xml:space="preserve"> for killing 30 above)</w:t>
+        <w:t xml:space="preserve"> for killing </w:t>
+      </w:r>
+      <w:r>
+        <w:t>4</w:t>
+      </w:r>
+      <w:r>
+        <w:t>0 above)</w:t>
       </w:r>
     </w:p>
     <w:p>
@@ -6887,7 +6933,7 @@
         <w:t xml:space="preserve">Giant killer </w:t>
       </w:r>
       <w:r>
-        <w:t>4</w:t>
+        <w:t>5</w:t>
       </w:r>
       <w:r>
         <w:t xml:space="preserve"> (+10</w:t>
@@ -6902,7 +6948,7 @@
         <w:t xml:space="preserve"> for killing </w:t>
       </w:r>
       <w:r>
-        <w:t>4</w:t>
+        <w:t>5</w:t>
       </w:r>
       <w:r>
         <w:t>0 above)</w:t>
@@ -6916,13 +6962,13 @@
         <w:t xml:space="preserve">Giant killer </w:t>
       </w:r>
       <w:r>
-        <w:t>5</w:t>
-      </w:r>
-      <w:r>
-        <w:t xml:space="preserve"> (+10</w:t>
-      </w:r>
-      <w:r>
-        <w:t>%</w:t>
+        <w:t>6</w:t>
+      </w:r>
+      <w:r>
+        <w:t xml:space="preserve"> (+1</w:t>
+      </w:r>
+      <w:r>
+        <w:t>5%</w:t>
       </w:r>
       <w:r>
         <w:t>, all state</w:t>
@@ -6931,7 +6977,7 @@
         <w:t xml:space="preserve"> for killing </w:t>
       </w:r>
       <w:r>
-        <w:t>5</w:t>
+        <w:t>6</w:t>
       </w:r>
       <w:r>
         <w:t>0 above)</w:t>
@@ -6945,7 +6991,7 @@
         <w:t xml:space="preserve">Giant killer </w:t>
       </w:r>
       <w:r>
-        <w:t>6</w:t>
+        <w:t>7</w:t>
       </w:r>
       <w:r>
         <w:t xml:space="preserve"> (+1</w:t>
@@ -6960,7 +7006,7 @@
         <w:t xml:space="preserve"> for killing </w:t>
       </w:r>
       <w:r>
-        <w:t>6</w:t>
+        <w:t>7</w:t>
       </w:r>
       <w:r>
         <w:t>0 above)</w:t>
@@ -6974,7 +7020,7 @@
         <w:t xml:space="preserve">Giant killer </w:t>
       </w:r>
       <w:r>
-        <w:t>7</w:t>
+        <w:t>MAX</w:t>
       </w:r>
       <w:r>
         <w:t xml:space="preserve"> (+1</w:t>
@@ -6989,7 +7035,7 @@
         <w:t xml:space="preserve"> for killing </w:t>
       </w:r>
       <w:r>
-        <w:t>7</w:t>
+        <w:t>8</w:t>
       </w:r>
       <w:r>
         <w:t>0 above)</w:t>
@@ -7000,40 +7046,6 @@
         <w:pStyle w:val="StatusMessage"/>
       </w:pPr>
       <w:r>
-        <w:t xml:space="preserve">Giant killer </w:t>
-      </w:r>
-      <w:r>
-        <w:t>MAX</w:t>
-      </w:r>
-      <w:r>
-        <w:t xml:space="preserve"> (+1</w:t>
-      </w:r>
-      <w:r>
-        <w:t>5%</w:t>
-      </w:r>
-      <w:r>
-        <w:t>, all state</w:t>
-      </w:r>
-      <w:r>
-        <w:t xml:space="preserve"> for killing </w:t>
-      </w:r>
-      <w:r>
-        <w:t>8</w:t>
-      </w:r>
-      <w:r>
-        <w:t>0 above)</w:t>
-      </w:r>
-    </w:p>
-    <w:p>
-      <w:pPr>
-        <w:pStyle w:val="StatusMessage"/>
-      </w:pPr>
-    </w:p>
-    <w:p>
-      <w:pPr>
-        <w:pStyle w:val="StatusMessage"/>
-      </w:pPr>
-      <w:r>
         <w:t>Dragon Killer (+10 all stats)</w:t>
       </w:r>
     </w:p>
@@ -7095,12 +7107,12 @@
     </w:p>
     <w:p>
       <w:r>
+        <w:t>We redistributed our handgun bullets before.</w:t>
+      </w:r>
+    </w:p>
+    <w:p>
+      <w:r>
         <w:lastRenderedPageBreak/>
-        <w:t>We redistributed our handgun bullets before.</w:t>
-      </w:r>
-    </w:p>
-    <w:p>
-      <w:r>
         <w:t xml:space="preserve">Looking at the dashboard, Sis said, </w:t>
       </w:r>
       <w:r>
@@ -7133,12 +7145,27 @@
     <w:p>
       <w:pPr>
         <w:pStyle w:val="StatusUser"/>
-      </w:pPr>
-      <w:r>
+        <w:rPr>
+          <w:u w:val="single"/>
+        </w:rPr>
+      </w:pPr>
+      <w:r>
+        <w:rPr>
+          <w:u w:val="single"/>
+        </w:rPr>
         <w:t xml:space="preserve">Throne </w:t>
       </w:r>
       <w:r>
-        <w:t>Base Stats:</w:t>
+        <w:rPr>
+          <w:u w:val="single"/>
+        </w:rPr>
+        <w:t xml:space="preserve">- </w:t>
+      </w:r>
+      <w:r>
+        <w:rPr>
+          <w:u w:val="single"/>
+        </w:rPr>
+        <w:t>Stats:</w:t>
       </w:r>
     </w:p>
     <w:p>
@@ -7327,6 +7354,7 @@
     <w:p>
       <w:pPr>
         <w:pStyle w:val="StatusUser"/>
+        <w:contextualSpacing w:val="0"/>
       </w:pPr>
       <w:r>
         <w:t>Interior Space:</w:t>
@@ -7349,11 +7377,6 @@
       <w:pPr>
         <w:pStyle w:val="StatusUser"/>
       </w:pPr>
-    </w:p>
-    <w:p>
-      <w:pPr>
-        <w:pStyle w:val="StatusUser"/>
-      </w:pPr>
       <w:r>
         <w:t>Abilities:</w:t>
       </w:r>
@@ -7414,6 +7437,7 @@
     <w:p>
       <w:pPr>
         <w:pStyle w:val="StatusUser"/>
+        <w:contextualSpacing w:val="0"/>
       </w:pPr>
       <w:r>
         <w:tab/>
@@ -7427,11 +7451,6 @@
       <w:r>
         <w:t xml:space="preserve"> to all stats)</w:t>
       </w:r>
-    </w:p>
-    <w:p>
-      <w:pPr>
-        <w:pStyle w:val="StatusUser"/>
-      </w:pPr>
     </w:p>
     <w:p>
       <w:pPr>
@@ -7573,24 +7592,24 @@
     </w:p>
     <w:p>
       <w:r>
+        <w:t xml:space="preserve">Two items </w:t>
+      </w:r>
+      <w:r>
+        <w:t>caught</w:t>
+      </w:r>
+      <w:r>
+        <w:t xml:space="preserve"> our eye. The first were signal flares. The other was</w:t>
+      </w:r>
+      <w:r>
+        <w:t xml:space="preserve"> something called</w:t>
+      </w:r>
+      <w:r>
+        <w:t xml:space="preserve"> a village stone.</w:t>
+      </w:r>
+    </w:p>
+    <w:p>
+      <w:r>
         <w:lastRenderedPageBreak/>
-        <w:t xml:space="preserve">Two items </w:t>
-      </w:r>
-      <w:r>
-        <w:t>caught</w:t>
-      </w:r>
-      <w:r>
-        <w:t xml:space="preserve"> our eye. The first were signal flares. The other was</w:t>
-      </w:r>
-      <w:r>
-        <w:t xml:space="preserve"> something called</w:t>
-      </w:r>
-      <w:r>
-        <w:t xml:space="preserve"> a village stone.</w:t>
-      </w:r>
-    </w:p>
-    <w:p>
-      <w:r>
         <w:t>“Let’s distribute our stats,” Unc said. “I want to be prepared.”</w:t>
       </w:r>
     </w:p>
@@ -7704,9 +7723,27 @@
     <w:p>
       <w:pPr>
         <w:pStyle w:val="StatusUser"/>
-      </w:pPr>
-      <w:r>
-        <w:t>Base Stats:</w:t>
+        <w:rPr>
+          <w:u w:val="single"/>
+        </w:rPr>
+      </w:pPr>
+      <w:r>
+        <w:rPr>
+          <w:u w:val="single"/>
+        </w:rPr>
+        <w:t xml:space="preserve">Luke </w:t>
+      </w:r>
+      <w:r>
+        <w:rPr>
+          <w:u w:val="single"/>
+        </w:rPr>
+        <w:t xml:space="preserve">- </w:t>
+      </w:r>
+      <w:r>
+        <w:rPr>
+          <w:u w:val="single"/>
+        </w:rPr>
+        <w:t>Stats:</w:t>
       </w:r>
     </w:p>
     <w:p>
@@ -7862,6 +7899,7 @@
     <w:p>
       <w:pPr>
         <w:pStyle w:val="StatusUser"/>
+        <w:contextualSpacing w:val="0"/>
       </w:pPr>
       <w:r>
         <w:rPr>
@@ -7916,7 +7954,6 @@
         <w:pStyle w:val="StatusUser"/>
       </w:pPr>
       <w:r>
-        <w:lastRenderedPageBreak/>
         <w:t xml:space="preserve">Auto Points: </w:t>
       </w:r>
       <w:r>
@@ -7943,6 +7980,7 @@
         <w:pStyle w:val="StatusUser"/>
       </w:pPr>
       <w:r>
+        <w:lastRenderedPageBreak/>
         <w:t>Abilities:</w:t>
       </w:r>
       <w:r>
@@ -7959,11 +7997,6 @@
       <w:pPr>
         <w:pStyle w:val="StatusUser"/>
       </w:pPr>
-    </w:p>
-    <w:p>
-      <w:pPr>
-        <w:pStyle w:val="StatusUser"/>
-      </w:pPr>
       <w:r>
         <w:t>Current Level:</w:t>
       </w:r>
@@ -8017,11 +8050,19 @@
     </w:p>
     <w:p>
       <w:r>
-        <w:t xml:space="preserve">“The grenadier fights with guns, bombs and swords. </w:t>
-      </w:r>
-      <w:proofErr w:type="gramStart"/>
-      <w:r>
-        <w:t>Although a bayonet does more damage, since it combines swords and guns</w:t>
+        <w:t>“The grenadier fights with guns, bombs and swords</w:t>
+      </w:r>
+      <w:r>
+        <w:t>,</w:t>
+      </w:r>
+      <w:r>
+        <w:t xml:space="preserve"> </w:t>
+      </w:r>
+      <w:r>
+        <w:t>a</w:t>
+      </w:r>
+      <w:r>
+        <w:t>lthough a bayonet does more damage, since it combines swords and guns</w:t>
       </w:r>
       <w:r>
         <w:t>.</w:t>
@@ -8029,7 +8070,6 @@
       <w:r>
         <w:t>”</w:t>
       </w:r>
-      <w:proofErr w:type="gramEnd"/>
     </w:p>
     <w:p>
       <w:r>
@@ -8225,27 +8265,27 @@
     </w:p>
     <w:p>
       <w:r>
+        <w:t xml:space="preserve">“What is </w:t>
+      </w:r>
+      <w:r>
+        <w:t xml:space="preserve">a </w:t>
+      </w:r>
+      <w:r>
+        <w:t>valkyrie</w:t>
+      </w:r>
+      <w:r>
+        <w:t xml:space="preserve">?” </w:t>
+      </w:r>
+      <w:r>
+        <w:t>Unc</w:t>
+      </w:r>
+      <w:r>
+        <w:t xml:space="preserve"> asked.</w:t>
+      </w:r>
+    </w:p>
+    <w:p>
+      <w:r>
         <w:lastRenderedPageBreak/>
-        <w:t xml:space="preserve">“What is </w:t>
-      </w:r>
-      <w:r>
-        <w:t xml:space="preserve">a </w:t>
-      </w:r>
-      <w:r>
-        <w:t>valkyrie</w:t>
-      </w:r>
-      <w:r>
-        <w:t xml:space="preserve">?” </w:t>
-      </w:r>
-      <w:r>
-        <w:t>Unc</w:t>
-      </w:r>
-      <w:r>
-        <w:t xml:space="preserve"> asked.</w:t>
-      </w:r>
-    </w:p>
-    <w:p>
-      <w:r>
         <w:t>Sis</w:t>
       </w:r>
       <w:r>
@@ -8656,15 +8696,7 @@
     </w:p>
     <w:p>
       <w:r>
-        <w:t xml:space="preserve">“But it’s </w:t>
-      </w:r>
-      <w:proofErr w:type="gramStart"/>
-      <w:r>
-        <w:t>all their</w:t>
-      </w:r>
-      <w:proofErr w:type="gramEnd"/>
-      <w:r>
-        <w:t xml:space="preserve"> fault,” a man in the back said angrily. “If the last child </w:t>
+        <w:t xml:space="preserve">“But it’s all their fault,” a man in the back said angrily. “If the last child </w:t>
       </w:r>
       <w:r>
         <w:t>was</w:t>
@@ -8729,11 +8761,12 @@
       <w:r>
         <w:t xml:space="preserve"> </w:t>
       </w:r>
-      <w:proofErr w:type="gramStart"/>
-      <w:r>
-        <w:t>People murmured, “Last child.”</w:t>
-      </w:r>
-      <w:proofErr w:type="gramEnd"/>
+      <w:r>
+        <w:t>Everyone</w:t>
+      </w:r>
+      <w:r>
+        <w:t xml:space="preserve"> murmured, “Last child.”</w:t>
+      </w:r>
     </w:p>
     <w:p>
       <w:r>
@@ -9074,33 +9107,48 @@
       <w:r>
         <w:t>Village of Luke</w:t>
       </w:r>
+      <w:r>
+        <w:br/>
+      </w:r>
+      <w:r>
+        <w:t xml:space="preserve">Todd </w:t>
+      </w:r>
+      <w:r>
+        <w:rPr>
+          <w:rFonts w:asciiTheme="minorHAnsi" w:hAnsiTheme="minorHAnsi" w:cstheme="minorHAnsi"/>
+        </w:rPr>
+        <w:t>Winthrop</w:t>
+      </w:r>
+      <w:r>
+        <w:rPr>
+          <w:rFonts w:asciiTheme="minorHAnsi" w:hAnsiTheme="minorHAnsi" w:cstheme="minorHAnsi"/>
+        </w:rPr>
+        <w:t xml:space="preserve">, </w:t>
+      </w:r>
+      <w:r>
+        <w:t>Village Lord</w:t>
+      </w:r>
+    </w:p>
+    <w:p>
+      <w:r>
+        <w:t>Below that was…</w:t>
+      </w:r>
     </w:p>
     <w:p>
       <w:pPr>
         <w:pStyle w:val="StatusMessage"/>
       </w:pPr>
       <w:r>
-        <w:t xml:space="preserve">Todd </w:t>
-      </w:r>
-      <w:r>
-        <w:rPr>
-          <w:rFonts w:asciiTheme="minorHAnsi" w:hAnsiTheme="minorHAnsi" w:cstheme="minorHAnsi"/>
-        </w:rPr>
-        <w:t>Winthrop</w:t>
-      </w:r>
-      <w:r>
-        <w:rPr>
-          <w:rFonts w:asciiTheme="minorHAnsi" w:hAnsiTheme="minorHAnsi" w:cstheme="minorHAnsi"/>
-        </w:rPr>
-        <w:t xml:space="preserve">, </w:t>
-      </w:r>
-      <w:r>
-        <w:t>Village Lord</w:t>
-      </w:r>
-    </w:p>
-    <w:p>
-      <w:r>
-        <w:t>Below that was…</w:t>
+        <w:t>Village Mayor:</w:t>
+      </w:r>
+      <w:r>
+        <w:t xml:space="preserve"> </w:t>
+      </w:r>
+      <w:r>
+        <w:br/>
+      </w:r>
+      <w:r>
+        <w:t>John Hendricks</w:t>
       </w:r>
     </w:p>
     <w:p>
@@ -9108,26 +9156,16 @@
         <w:pStyle w:val="StatusMessage"/>
       </w:pPr>
       <w:r>
-        <w:t>Village Mayor: John Hendricks</w:t>
-      </w:r>
-    </w:p>
-    <w:p>
-      <w:pPr>
-        <w:pStyle w:val="StatusMessage"/>
-      </w:pPr>
-    </w:p>
-    <w:p>
-      <w:pPr>
-        <w:pStyle w:val="StatusMessage"/>
-      </w:pPr>
-      <w:r>
-        <w:t>Village Laws:</w:t>
-      </w:r>
-    </w:p>
-    <w:p>
-      <w:pPr>
-        <w:pStyle w:val="StatusMessage"/>
-      </w:pPr>
+        <w:t>Village Laws</w:t>
+      </w:r>
+      <w:proofErr w:type="gramStart"/>
+      <w:r>
+        <w:t>:</w:t>
+      </w:r>
+      <w:proofErr w:type="gramEnd"/>
+      <w:r>
+        <w:br/>
+      </w:r>
       <w:r>
         <w:t>Don’t be an asshole</w:t>
       </w:r>
@@ -9787,16 +9825,22 @@
         <w:pStyle w:val="StatusMessage"/>
       </w:pPr>
       <w:r>
-        <w:t>Choose</w:t>
+        <w:t>Choose:</w:t>
+      </w:r>
+      <w:r>
+        <w:t xml:space="preserve"> </w:t>
+      </w:r>
+      <w:r>
+        <w:br/>
+        <w:t xml:space="preserve">1. </w:t>
       </w:r>
       <w:proofErr w:type="gramStart"/>
       <w:r>
-        <w:t>:</w:t>
+        <w:t>Everything</w:t>
       </w:r>
       <w:proofErr w:type="gramEnd"/>
       <w:r>
-        <w:br/>
-        <w:t xml:space="preserve">1. Everything on your person </w:t>
+        <w:t xml:space="preserve"> on your person </w:t>
       </w:r>
       <w:r>
         <w:br/>
@@ -10104,6 +10148,32 @@
     <w:p>
       <w:pPr>
         <w:pStyle w:val="StatusUser"/>
+        <w:rPr>
+          <w:u w:val="single"/>
+        </w:rPr>
+      </w:pPr>
+      <w:r>
+        <w:rPr>
+          <w:u w:val="single"/>
+        </w:rPr>
+        <w:t xml:space="preserve">Annie </w:t>
+      </w:r>
+      <w:r>
+        <w:rPr>
+          <w:u w:val="single"/>
+        </w:rPr>
+        <w:t xml:space="preserve">- </w:t>
+      </w:r>
+      <w:r>
+        <w:rPr>
+          <w:u w:val="single"/>
+        </w:rPr>
+        <w:t>Stats</w:t>
+      </w:r>
+    </w:p>
+    <w:p>
+      <w:pPr>
+        <w:pStyle w:val="StatusUser"/>
       </w:pPr>
       <w:r>
         <w:t>Speed:</w:t>
@@ -10189,6 +10259,7 @@
     <w:p>
       <w:pPr>
         <w:pStyle w:val="StatusUser"/>
+        <w:contextualSpacing w:val="0"/>
       </w:pPr>
       <w:r>
         <w:rPr>
@@ -10214,11 +10285,6 @@
       <w:r>
         <w:t>9</w:t>
       </w:r>
-    </w:p>
-    <w:p>
-      <w:pPr>
-        <w:pStyle w:val="StatusUser"/>
-      </w:pPr>
     </w:p>
     <w:p>
       <w:pPr>
@@ -10236,6 +10302,22 @@
       <w:pPr>
         <w:pStyle w:val="StatusUser"/>
       </w:pPr>
+      <w:r>
+        <w:t xml:space="preserve">Auto Points: </w:t>
+      </w:r>
+      <w:r>
+        <w:tab/>
+        <w:t xml:space="preserve">+1/level – </w:t>
+      </w:r>
+      <w:r>
+        <w:t>Stamina</w:t>
+      </w:r>
+      <w:r>
+        <w:t xml:space="preserve">, </w:t>
+      </w:r>
+      <w:r>
+        <w:t>Constitution</w:t>
+      </w:r>
     </w:p>
     <w:p>
       <w:pPr>
@@ -10252,6 +10334,7 @@
     <w:p>
       <w:pPr>
         <w:pStyle w:val="StatusUser"/>
+        <w:contextualSpacing w:val="0"/>
       </w:pPr>
       <w:r>
         <w:t>Abilities:</w:t>
@@ -10265,11 +10348,6 @@
       <w:pPr>
         <w:pStyle w:val="StatusUser"/>
       </w:pPr>
-    </w:p>
-    <w:p>
-      <w:pPr>
-        <w:pStyle w:val="StatusUser"/>
-      </w:pPr>
       <w:r>
         <w:t>Free Points:</w:t>
       </w:r>
@@ -10315,9 +10393,33 @@
     <w:p>
       <w:pPr>
         <w:pStyle w:val="StatusUser"/>
-      </w:pPr>
-      <w:r>
-        <w:t>Base Stats:</w:t>
+        <w:rPr>
+          <w:u w:val="single"/>
+        </w:rPr>
+      </w:pPr>
+      <w:r>
+        <w:rPr>
+          <w:u w:val="single"/>
+        </w:rPr>
+        <w:t>Annie</w:t>
+      </w:r>
+      <w:r>
+        <w:rPr>
+          <w:u w:val="single"/>
+        </w:rPr>
+        <w:t xml:space="preserve"> </w:t>
+      </w:r>
+      <w:r>
+        <w:rPr>
+          <w:u w:val="single"/>
+        </w:rPr>
+        <w:t xml:space="preserve">- </w:t>
+      </w:r>
+      <w:r>
+        <w:rPr>
+          <w:u w:val="single"/>
+        </w:rPr>
+        <w:t>Stats:</w:t>
       </w:r>
     </w:p>
     <w:p>
@@ -10346,6 +10448,7 @@
         <w:pStyle w:val="StatusUser"/>
       </w:pPr>
       <w:r>
+        <w:lastRenderedPageBreak/>
         <w:t>Strength:</w:t>
       </w:r>
       <w:r>
@@ -10364,6 +10467,519 @@
         <w:pStyle w:val="StatusUser"/>
       </w:pPr>
       <w:r>
+        <w:t>Constitution</w:t>
+      </w:r>
+      <w:r>
+        <w:t>:</w:t>
+      </w:r>
+      <w:r>
+        <w:tab/>
+        <w:t>6 -&gt; 10</w:t>
+      </w:r>
+      <w:r>
+        <w:t xml:space="preserve"> * 1.15 = </w:t>
+      </w:r>
+      <w:r>
+        <w:t>11.5</w:t>
+      </w:r>
+    </w:p>
+    <w:p>
+      <w:pPr>
+        <w:pStyle w:val="StatusUser"/>
+      </w:pPr>
+      <w:r>
+        <w:t>Stamina:</w:t>
+      </w:r>
+      <w:r>
+        <w:tab/>
+        <w:t>12</w:t>
+      </w:r>
+      <w:r>
+        <w:t xml:space="preserve"> -&gt; 12 * 1.15 = </w:t>
+      </w:r>
+      <w:r>
+        <w:t>13.8</w:t>
+      </w:r>
+    </w:p>
+    <w:p>
+      <w:pPr>
+        <w:pStyle w:val="StatusUser"/>
+      </w:pPr>
+      <w:r>
+        <w:t>Restoration:</w:t>
+      </w:r>
+      <w:r>
+        <w:tab/>
+        <w:t>4</w:t>
+      </w:r>
+      <w:r>
+        <w:t xml:space="preserve"> -&gt; 4 * 1.15 = </w:t>
+      </w:r>
+      <w:r>
+        <w:t>4.6</w:t>
+      </w:r>
+    </w:p>
+    <w:p>
+      <w:pPr>
+        <w:pStyle w:val="StatusUser"/>
+      </w:pPr>
+      <w:r>
+        <w:t>Nerve:</w:t>
+      </w:r>
+      <w:r>
+        <w:tab/>
+        <w:t xml:space="preserve">11 -&gt; </w:t>
+      </w:r>
+      <w:r>
+        <w:t>20</w:t>
+      </w:r>
+      <w:r>
+        <w:t xml:space="preserve"> * 1.15 = </w:t>
+      </w:r>
+      <w:r>
+        <w:t>23</w:t>
+      </w:r>
+    </w:p>
+    <w:p>
+      <w:pPr>
+        <w:pStyle w:val="StatusUser"/>
+        <w:contextualSpacing w:val="0"/>
+      </w:pPr>
+      <w:r>
+        <w:rPr>
+          <w:rFonts w:cs="Calibri"/>
+          <w:noProof/>
+        </w:rPr>
+        <w:t>Manna</w:t>
+      </w:r>
+      <w:r>
+        <w:rPr>
+          <w:rFonts w:cs="Calibri"/>
+          <w:noProof/>
+        </w:rPr>
+        <w:t xml:space="preserve"> Control</w:t>
+      </w:r>
+      <w:r>
+        <w:rPr>
+          <w:rFonts w:cs="Calibri"/>
+          <w:noProof/>
+        </w:rPr>
+        <w:t>:</w:t>
+      </w:r>
+      <w:r>
+        <w:tab/>
+        <w:t>9</w:t>
+      </w:r>
+      <w:r>
+        <w:t xml:space="preserve"> -&gt; 9 * 1.15 = </w:t>
+      </w:r>
+      <w:r>
+        <w:t>10.35</w:t>
+      </w:r>
+    </w:p>
+    <w:p>
+      <w:pPr>
+        <w:pStyle w:val="StatusUser"/>
+      </w:pPr>
+      <w:r>
+        <w:t>Achievements:</w:t>
+      </w:r>
+      <w:r>
+        <w:tab/>
+        <w:t>Giant Killer 1, 2 (+15% to all stats)</w:t>
+      </w:r>
+    </w:p>
+    <w:p>
+      <w:pPr>
+        <w:pStyle w:val="StatusUser"/>
+      </w:pPr>
+      <w:r>
+        <w:t xml:space="preserve">Auto Points: </w:t>
+      </w:r>
+      <w:r>
+        <w:tab/>
+        <w:t xml:space="preserve">+1/level – </w:t>
+      </w:r>
+      <w:r>
+        <w:t>Stamina</w:t>
+      </w:r>
+      <w:r>
+        <w:t xml:space="preserve">, </w:t>
+      </w:r>
+      <w:r>
+        <w:t>Constitution</w:t>
+      </w:r>
+    </w:p>
+    <w:p>
+      <w:pPr>
+        <w:pStyle w:val="StatusUser"/>
+      </w:pPr>
+      <w:r>
+        <w:t>Class:</w:t>
+      </w:r>
+      <w:r>
+        <w:tab/>
+        <w:t>&lt;None&gt;</w:t>
+      </w:r>
+    </w:p>
+    <w:p>
+      <w:pPr>
+        <w:pStyle w:val="StatusUser"/>
+        <w:contextualSpacing w:val="0"/>
+      </w:pPr>
+      <w:r>
+        <w:t>Abilities:</w:t>
+      </w:r>
+      <w:r>
+        <w:tab/>
+        <w:t>&lt;None&gt;</w:t>
+      </w:r>
+    </w:p>
+    <w:p>
+      <w:pPr>
+        <w:pStyle w:val="StatusUser"/>
+      </w:pPr>
+      <w:r>
+        <w:t>Current Level:</w:t>
+      </w:r>
+      <w:r>
+        <w:tab/>
+        <w:t>4</w:t>
+      </w:r>
+    </w:p>
+    <w:p>
+      <w:r>
+        <w:t>For some reason Annie felt the new System was rather stingy.</w:t>
+      </w:r>
+    </w:p>
+    <w:p>
+      <w:r>
+        <w:t>After a few minutes of rest, she looked at the loot. What she found was Silver and healing potions.</w:t>
+      </w:r>
+    </w:p>
+    <w:p>
+      <w:r>
+        <w:t xml:space="preserve">“Why am I trapped in a stupid video game?” Annie muttered. Video games were for fun, not spending your life in life and death </w:t>
+      </w:r>
+      <w:r>
+        <w:t>battles</w:t>
+      </w:r>
+      <w:r>
+        <w:t>.</w:t>
+      </w:r>
+    </w:p>
+    <w:p>
+      <w:r>
+        <w:t>Unfortunately, ten minutes later more monsters found her. This time the enemies were grey wolves. The monsters were only around level 16, but they were over 30 of them.</w:t>
+      </w:r>
+    </w:p>
+    <w:p>
+      <w:r>
+        <w:t>Annie desperately fired her handgun as the monsters charged. But no matter how many were killed, more came.</w:t>
+      </w:r>
+    </w:p>
+    <w:p>
+      <w:r>
+        <w:t xml:space="preserve">A sneaky wolf </w:t>
+      </w:r>
+      <w:r>
+        <w:t>bit Annie’s leg. Fortunately the padding saved her. However, the pressure was rather painful.</w:t>
+      </w:r>
+    </w:p>
+    <w:p>
+      <w:r>
+        <w:t>In desperation Annie grabbed her knife and stabbed the wolf in the back of the neck, at the same time firing her gun with her right hand.</w:t>
+      </w:r>
+    </w:p>
+    <w:p>
+      <w:r>
+        <w:t>Annie felt blood on her leg, but didn’t have time to worry about it.</w:t>
+      </w:r>
+    </w:p>
+    <w:p>
+      <w:r>
+        <w:t>Annie swapped cartridges and continuing firing.</w:t>
+      </w:r>
+    </w:p>
+    <w:p>
+      <w:r>
+        <w:lastRenderedPageBreak/>
+        <w:t xml:space="preserve">Annie let loose a stream of unladylike </w:t>
+      </w:r>
+      <w:r>
+        <w:t>profanity</w:t>
+      </w:r>
+      <w:r>
+        <w:t xml:space="preserve"> </w:t>
+      </w:r>
+      <w:r>
+        <w:t>as she</w:t>
+      </w:r>
+      <w:r>
+        <w:t xml:space="preserve"> fought for her life.</w:t>
+      </w:r>
+      <w:r>
+        <w:t xml:space="preserve"> </w:t>
+      </w:r>
+      <w:r>
+        <w:t>‘Overripe droppings of a nauseous pig’</w:t>
+      </w:r>
+      <w:r>
+        <w:t xml:space="preserve"> and </w:t>
+      </w:r>
+      <w:r>
+        <w:t>‘</w:t>
+      </w:r>
+      <w:r>
+        <w:t>goat</w:t>
+      </w:r>
+      <w:r>
+        <w:t>-loving son of a donkey’</w:t>
+      </w:r>
+      <w:r>
+        <w:t xml:space="preserve"> were the mildest curses.</w:t>
+      </w:r>
+    </w:p>
+    <w:p>
+      <w:r>
+        <w:t>The fourth cartridge emptied and Annie was forced to use her rifle. This was awkward at close quarters.</w:t>
+      </w:r>
+    </w:p>
+    <w:p>
+      <w:r>
+        <w:t>Running around the field with all her might, Annie kept firing. Unfortunately Annie discovered a drawback on her leveling strategy. She was running out of stamina.</w:t>
+      </w:r>
+    </w:p>
+    <w:p>
+      <w:r>
+        <w:t>Constitution</w:t>
+      </w:r>
+      <w:r>
+        <w:t xml:space="preserve"> was also needed, as she was bleeding from countless wounds.</w:t>
+      </w:r>
+    </w:p>
+    <w:p>
+      <w:r>
+        <w:t>Finally, the last monster died and Annie let loose another stream of profanity even a pirate would be proud of.</w:t>
+      </w:r>
+    </w:p>
+    <w:p>
+      <w:pPr>
+        <w:pStyle w:val="Quote2"/>
+        <w:rPr>
+          <w:i/>
+        </w:rPr>
+      </w:pPr>
+      <w:r>
+        <w:rPr>
+          <w:i/>
+        </w:rPr>
+        <w:t>In another place far away, a woman said to a man, “</w:t>
+      </w:r>
+      <w:r>
+        <w:rPr>
+          <w:i/>
+        </w:rPr>
+        <w:t>Where</w:t>
+      </w:r>
+      <w:r>
+        <w:rPr>
+          <w:i/>
+        </w:rPr>
+        <w:t xml:space="preserve"> did our little girl learn such profanity?”</w:t>
+      </w:r>
+    </w:p>
+    <w:p>
+      <w:pPr>
+        <w:pStyle w:val="Quote2"/>
+        <w:rPr>
+          <w:i/>
+        </w:rPr>
+      </w:pPr>
+    </w:p>
+    <w:p>
+      <w:pPr>
+        <w:pStyle w:val="Quote2"/>
+        <w:rPr>
+          <w:i/>
+        </w:rPr>
+      </w:pPr>
+      <w:r>
+        <w:rPr>
+          <w:i/>
+        </w:rPr>
+        <w:t xml:space="preserve">The man </w:t>
+      </w:r>
+      <w:r>
+        <w:rPr>
+          <w:i/>
+        </w:rPr>
+        <w:t>said</w:t>
+      </w:r>
+      <w:r>
+        <w:rPr>
+          <w:i/>
+        </w:rPr>
+        <w:t>, “Let her be. She’s doing amazing.”</w:t>
+      </w:r>
+    </w:p>
+    <w:p>
+      <w:pPr>
+        <w:pStyle w:val="Quote2"/>
+        <w:rPr>
+          <w:i/>
+        </w:rPr>
+      </w:pPr>
+    </w:p>
+    <w:p>
+      <w:pPr>
+        <w:pStyle w:val="Quote2"/>
+        <w:rPr>
+          <w:i/>
+        </w:rPr>
+      </w:pPr>
+      <w:r>
+        <w:rPr>
+          <w:i/>
+        </w:rPr>
+        <w:t>The woman nodded and said, “Let’s pray she conquers the water dragon.”</w:t>
+      </w:r>
+    </w:p>
+    <w:p>
+      <w:pPr>
+        <w:pStyle w:val="Quote2"/>
+        <w:rPr>
+          <w:i/>
+        </w:rPr>
+      </w:pPr>
+    </w:p>
+    <w:p>
+      <w:pPr>
+        <w:pStyle w:val="Quote2"/>
+        <w:rPr>
+          <w:i/>
+        </w:rPr>
+      </w:pPr>
+      <w:r>
+        <w:rPr>
+          <w:i/>
+        </w:rPr>
+        <w:t>“Off course she will,” the man said. “We gave her the best training available.”</w:t>
+      </w:r>
+    </w:p>
+    <w:p>
+      <w:r>
+        <w:t>Annie took out her healing potion and drank it.</w:t>
+      </w:r>
+      <w:r>
+        <w:t xml:space="preserve"> The injuries visibly disappeared, but it left her feeling nauseous, exhausted, and starving.</w:t>
+      </w:r>
+    </w:p>
+    <w:p>
+      <w:r>
+        <w:t>Feeling relief, Annie put on newly acquired wolf armor</w:t>
+      </w:r>
+      <w:r>
+        <w:t xml:space="preserve"> and</w:t>
+      </w:r>
+      <w:r>
+        <w:t xml:space="preserve"> allocated her 20 new points.</w:t>
+      </w:r>
+    </w:p>
+    <w:p>
+      <w:r>
+        <w:t>Realizing her weaknesses, Annie focused on increasing her shortcomings. Also, she felt keeping her stats at multiple of five was important.</w:t>
+      </w:r>
+    </w:p>
+    <w:p>
+      <w:pPr>
+        <w:pStyle w:val="StatusUser"/>
+        <w:rPr>
+          <w:u w:val="single"/>
+        </w:rPr>
+      </w:pPr>
+      <w:r>
+        <w:rPr>
+          <w:u w:val="single"/>
+        </w:rPr>
+        <w:t xml:space="preserve">Base </w:t>
+      </w:r>
+      <w:r>
+        <w:rPr>
+          <w:u w:val="single"/>
+        </w:rPr>
+        <w:t xml:space="preserve">- </w:t>
+      </w:r>
+      <w:r>
+        <w:rPr>
+          <w:u w:val="single"/>
+        </w:rPr>
+        <w:t>Stats:</w:t>
+      </w:r>
+    </w:p>
+    <w:p>
+      <w:pPr>
+        <w:pStyle w:val="StatusUser"/>
+      </w:pPr>
+      <w:r>
+        <w:t>Speed:</w:t>
+      </w:r>
+      <w:r>
+        <w:tab/>
+      </w:r>
+      <w:r>
+        <w:t>15</w:t>
+      </w:r>
+      <w:r>
+        <w:t xml:space="preserve"> -&gt; </w:t>
+      </w:r>
+      <w:r>
+        <w:t>20</w:t>
+      </w:r>
+      <w:r>
+        <w:t xml:space="preserve"> * 1.15 =</w:t>
+      </w:r>
+      <w:r>
+        <w:t xml:space="preserve"> </w:t>
+      </w:r>
+      <w:r>
+        <w:t>23</w:t>
+      </w:r>
+    </w:p>
+    <w:p>
+      <w:pPr>
+        <w:pStyle w:val="StatusUser"/>
+      </w:pPr>
+      <w:r>
+        <w:t>Strength:</w:t>
+      </w:r>
+      <w:r>
+        <w:tab/>
+      </w:r>
+      <w:r>
+        <w:t>10</w:t>
+      </w:r>
+      <w:r>
+        <w:t xml:space="preserve"> -&gt; 1</w:t>
+      </w:r>
+      <w:r>
+        <w:t>5</w:t>
+      </w:r>
+      <w:r>
+        <w:t xml:space="preserve"> * 1.15 =</w:t>
+      </w:r>
+      <w:r>
+        <w:t xml:space="preserve"> </w:t>
+      </w:r>
+      <w:r>
+        <w:t>17.25</w:t>
+      </w:r>
+    </w:p>
+    <w:p>
+      <w:pPr>
+        <w:pStyle w:val="StatusUser"/>
+      </w:pPr>
+      <w:r>
         <w:lastRenderedPageBreak/>
         <w:t>Constitution</w:t>
       </w:r>
@@ -10372,10 +10988,18 @@
       </w:r>
       <w:r>
         <w:tab/>
-        <w:t>6 -&gt; 10</w:t>
-      </w:r>
-      <w:r>
-        <w:t xml:space="preserve"> * 1.15 = </w:t>
+      </w:r>
+      <w:r>
+        <w:t>10</w:t>
+      </w:r>
+      <w:r>
+        <w:t xml:space="preserve"> -&gt; 10</w:t>
+      </w:r>
+      <w:r>
+        <w:t xml:space="preserve"> * 1.15 =</w:t>
+      </w:r>
+      <w:r>
+        <w:t xml:space="preserve"> </w:t>
       </w:r>
       <w:r>
         <w:t>11.5</w:t>
@@ -10390,13 +11014,16 @@
       </w:r>
       <w:r>
         <w:tab/>
-        <w:t>12</w:t>
-      </w:r>
-      <w:r>
-        <w:t xml:space="preserve"> -&gt; 12 * 1.15 = </w:t>
-      </w:r>
-      <w:r>
-        <w:t>13.8</w:t>
+        <w:t xml:space="preserve">12 -&gt; </w:t>
+      </w:r>
+      <w:r>
+        <w:t>20</w:t>
+      </w:r>
+      <w:r>
+        <w:t xml:space="preserve"> * 1.15 =</w:t>
+      </w:r>
+      <w:r>
+        <w:t xml:space="preserve"> 23</w:t>
       </w:r>
     </w:p>
     <w:p>
@@ -10408,13 +11035,19 @@
       </w:r>
       <w:r>
         <w:tab/>
-        <w:t>4</w:t>
-      </w:r>
-      <w:r>
-        <w:t xml:space="preserve"> -&gt; 4 * 1.15 = </w:t>
-      </w:r>
-      <w:r>
-        <w:t>4.6</w:t>
+        <w:t>4 -&gt;</w:t>
+      </w:r>
+      <w:r>
+        <w:t xml:space="preserve"> 5</w:t>
+      </w:r>
+      <w:r>
+        <w:t xml:space="preserve"> * 1.15 =</w:t>
+      </w:r>
+      <w:r>
+        <w:t xml:space="preserve"> </w:t>
+      </w:r>
+      <w:r>
+        <w:t>5.75</w:t>
       </w:r>
     </w:p>
     <w:p>
@@ -10426,58 +11059,44 @@
       </w:r>
       <w:r>
         <w:tab/>
-        <w:t xml:space="preserve">11 -&gt; </w:t>
       </w:r>
       <w:r>
         <w:t>20</w:t>
       </w:r>
       <w:r>
-        <w:t xml:space="preserve"> * 1.15 = </w:t>
-      </w:r>
-      <w:r>
-        <w:t>23</w:t>
+        <w:t xml:space="preserve"> -&gt; 20</w:t>
+      </w:r>
+      <w:r>
+        <w:t xml:space="preserve"> * 1.15 =</w:t>
+      </w:r>
+      <w:r>
+        <w:t xml:space="preserve"> 23</w:t>
       </w:r>
     </w:p>
     <w:p>
       <w:pPr>
         <w:pStyle w:val="StatusUser"/>
-      </w:pPr>
-      <w:r>
-        <w:rPr>
-          <w:rFonts w:cs="Calibri"/>
-          <w:noProof/>
-        </w:rPr>
-        <w:t>Manna</w:t>
-      </w:r>
-      <w:r>
-        <w:rPr>
-          <w:rFonts w:cs="Calibri"/>
-          <w:noProof/>
-        </w:rPr>
-        <w:t xml:space="preserve"> Control</w:t>
-      </w:r>
-      <w:r>
-        <w:rPr>
-          <w:rFonts w:cs="Calibri"/>
-          <w:noProof/>
-        </w:rPr>
-        <w:t>:</w:t>
+        <w:contextualSpacing w:val="0"/>
+      </w:pPr>
+      <w:r>
+        <w:t>Manna Control:</w:t>
       </w:r>
       <w:r>
         <w:tab/>
-        <w:t>9</w:t>
-      </w:r>
-      <w:r>
-        <w:t xml:space="preserve"> -&gt; 9 * 1.15 = </w:t>
-      </w:r>
-      <w:r>
-        <w:t>10.35</w:t>
-      </w:r>
-    </w:p>
-    <w:p>
-      <w:pPr>
-        <w:pStyle w:val="StatusUser"/>
-      </w:pPr>
+        <w:t>9 -&gt;</w:t>
+      </w:r>
+      <w:r>
+        <w:t xml:space="preserve"> 10</w:t>
+      </w:r>
+      <w:r>
+        <w:t xml:space="preserve"> * 1.15 =</w:t>
+      </w:r>
+      <w:r>
+        <w:t xml:space="preserve"> </w:t>
+      </w:r>
+      <w:r>
+        <w:t>11.5</w:t>
+      </w:r>
     </w:p>
     <w:p>
       <w:pPr>
@@ -10495,6 +11114,22 @@
       <w:pPr>
         <w:pStyle w:val="StatusUser"/>
       </w:pPr>
+      <w:r>
+        <w:t xml:space="preserve">Auto Points: </w:t>
+      </w:r>
+      <w:r>
+        <w:tab/>
+        <w:t xml:space="preserve">+1/level – </w:t>
+      </w:r>
+      <w:r>
+        <w:t>Stamina</w:t>
+      </w:r>
+      <w:r>
+        <w:t xml:space="preserve">, </w:t>
+      </w:r>
+      <w:r>
+        <w:t>Constitution</w:t>
+      </w:r>
     </w:p>
     <w:p>
       <w:pPr>
@@ -10511,6 +11146,7 @@
     <w:p>
       <w:pPr>
         <w:pStyle w:val="StatusUser"/>
+        <w:contextualSpacing w:val="0"/>
       </w:pPr>
       <w:r>
         <w:t>Abilities:</w:t>
@@ -10524,501 +11160,6 @@
       <w:pPr>
         <w:pStyle w:val="StatusUser"/>
       </w:pPr>
-    </w:p>
-    <w:p>
-      <w:pPr>
-        <w:pStyle w:val="StatusUser"/>
-      </w:pPr>
-      <w:r>
-        <w:t>Current Level:</w:t>
-      </w:r>
-      <w:r>
-        <w:tab/>
-        <w:t>4</w:t>
-      </w:r>
-    </w:p>
-    <w:p>
-      <w:r>
-        <w:t>For some reason Annie felt the new System was rather stingy.</w:t>
-      </w:r>
-    </w:p>
-    <w:p>
-      <w:r>
-        <w:t>After a few minutes of rest, she looked at the loot. What she found was Silver and healing potions.</w:t>
-      </w:r>
-    </w:p>
-    <w:p>
-      <w:r>
-        <w:t xml:space="preserve">“Why am I trapped in a stupid video game?” Annie muttered. Video games were for fun, not spending your life in life and death </w:t>
-      </w:r>
-      <w:r>
-        <w:t>battles</w:t>
-      </w:r>
-      <w:r>
-        <w:t>.</w:t>
-      </w:r>
-    </w:p>
-    <w:p>
-      <w:r>
-        <w:t>Unfortunately, ten minutes later more monsters found her. This time the enemies were grey wolves. The monsters were only around level 16, but they were over 30 of them.</w:t>
-      </w:r>
-    </w:p>
-    <w:p>
-      <w:r>
-        <w:t>Annie desperately fired her handgun as the monsters charged. But no matter how many were killed, more came.</w:t>
-      </w:r>
-    </w:p>
-    <w:p>
-      <w:r>
-        <w:t xml:space="preserve">A sneaky wolf </w:t>
-      </w:r>
-      <w:r>
-        <w:t>bit Annie’s leg. Fortunately the padding saved her. However, the pressure was rather painful.</w:t>
-      </w:r>
-    </w:p>
-    <w:p>
-      <w:r>
-        <w:t>In desperation Annie grabbed her knife and stabbed the wolf in the back of the neck, at the same time firing her gun with her right hand.</w:t>
-      </w:r>
-    </w:p>
-    <w:p>
-      <w:r>
-        <w:t>Annie felt blood on her leg, but didn’t have time to worry about it.</w:t>
-      </w:r>
-    </w:p>
-    <w:p>
-      <w:r>
-        <w:t>Annie swapped cartridges and continuing firing.</w:t>
-      </w:r>
-    </w:p>
-    <w:p>
-      <w:r>
-        <w:lastRenderedPageBreak/>
-        <w:t xml:space="preserve">Annie let loose a stream of unladylike </w:t>
-      </w:r>
-      <w:r>
-        <w:t>profanity</w:t>
-      </w:r>
-      <w:r>
-        <w:t xml:space="preserve"> </w:t>
-      </w:r>
-      <w:r>
-        <w:t>as she</w:t>
-      </w:r>
-      <w:r>
-        <w:t xml:space="preserve"> fought for her life.</w:t>
-      </w:r>
-      <w:r>
-        <w:t xml:space="preserve"> </w:t>
-      </w:r>
-      <w:r>
-        <w:t>‘Overripe droppings of a nauseous pig’</w:t>
-      </w:r>
-      <w:r>
-        <w:t xml:space="preserve"> and </w:t>
-      </w:r>
-      <w:r>
-        <w:t>‘</w:t>
-      </w:r>
-      <w:r>
-        <w:t>goat</w:t>
-      </w:r>
-      <w:r>
-        <w:t>-loving son of a donkey’</w:t>
-      </w:r>
-      <w:r>
-        <w:t xml:space="preserve"> were the mildest curses.</w:t>
-      </w:r>
-    </w:p>
-    <w:p>
-      <w:r>
-        <w:t>The fourth cartridge emptied and Annie was forced to use her rifle. This was awkward at close quarters.</w:t>
-      </w:r>
-    </w:p>
-    <w:p>
-      <w:r>
-        <w:t>Running around the field with all her might, Annie kept firing. Unfortunately Annie discovered a drawback on her leveling strategy. She was running out of stamina.</w:t>
-      </w:r>
-    </w:p>
-    <w:p>
-      <w:r>
-        <w:t>Constitution</w:t>
-      </w:r>
-      <w:r>
-        <w:t xml:space="preserve"> was also needed, as she was bleeding from countless wounds.</w:t>
-      </w:r>
-    </w:p>
-    <w:p>
-      <w:r>
-        <w:t>Finally, the last monster died and Annie let loose another stream of profanity even a pirate would be proud of.</w:t>
-      </w:r>
-    </w:p>
-    <w:p>
-      <w:pPr>
-        <w:pStyle w:val="Quote2"/>
-        <w:rPr>
-          <w:i/>
-        </w:rPr>
-      </w:pPr>
-      <w:r>
-        <w:rPr>
-          <w:i/>
-        </w:rPr>
-        <w:t>In another place far away, a woman said to a man, “</w:t>
-      </w:r>
-      <w:r>
-        <w:rPr>
-          <w:i/>
-        </w:rPr>
-        <w:t>Where</w:t>
-      </w:r>
-      <w:r>
-        <w:rPr>
-          <w:i/>
-        </w:rPr>
-        <w:t xml:space="preserve"> did our little girl learn such profanity?”</w:t>
-      </w:r>
-    </w:p>
-    <w:p>
-      <w:pPr>
-        <w:pStyle w:val="Quote2"/>
-        <w:rPr>
-          <w:i/>
-        </w:rPr>
-      </w:pPr>
-    </w:p>
-    <w:p>
-      <w:pPr>
-        <w:pStyle w:val="Quote2"/>
-        <w:rPr>
-          <w:i/>
-        </w:rPr>
-      </w:pPr>
-      <w:r>
-        <w:rPr>
-          <w:i/>
-        </w:rPr>
-        <w:t xml:space="preserve">The man </w:t>
-      </w:r>
-      <w:r>
-        <w:rPr>
-          <w:i/>
-        </w:rPr>
-        <w:t>said</w:t>
-      </w:r>
-      <w:r>
-        <w:rPr>
-          <w:i/>
-        </w:rPr>
-        <w:t>, “Let her be. She’s doing amazing.”</w:t>
-      </w:r>
-    </w:p>
-    <w:p>
-      <w:pPr>
-        <w:pStyle w:val="Quote2"/>
-        <w:rPr>
-          <w:i/>
-        </w:rPr>
-      </w:pPr>
-    </w:p>
-    <w:p>
-      <w:pPr>
-        <w:pStyle w:val="Quote2"/>
-        <w:rPr>
-          <w:i/>
-        </w:rPr>
-      </w:pPr>
-      <w:r>
-        <w:rPr>
-          <w:i/>
-        </w:rPr>
-        <w:t>The woman nodded and said, “Let’s pray she conquers the water dragon.”</w:t>
-      </w:r>
-    </w:p>
-    <w:p>
-      <w:pPr>
-        <w:pStyle w:val="Quote2"/>
-        <w:rPr>
-          <w:i/>
-        </w:rPr>
-      </w:pPr>
-    </w:p>
-    <w:p>
-      <w:pPr>
-        <w:pStyle w:val="Quote2"/>
-        <w:rPr>
-          <w:i/>
-        </w:rPr>
-      </w:pPr>
-      <w:r>
-        <w:rPr>
-          <w:i/>
-        </w:rPr>
-        <w:t>“Off course she will,” the man said. “We gave her the best training available.”</w:t>
-      </w:r>
-    </w:p>
-    <w:p>
-      <w:r>
-        <w:t>Annie took out her healing potion and drank it.</w:t>
-      </w:r>
-      <w:r>
-        <w:t xml:space="preserve"> The injuries visibly disappeared, but it left her feeling nauseous, exhausted, and starving.</w:t>
-      </w:r>
-    </w:p>
-    <w:p>
-      <w:r>
-        <w:t>Feeling relief, Annie put on newly acquired wolf armor</w:t>
-      </w:r>
-      <w:r>
-        <w:t xml:space="preserve"> and</w:t>
-      </w:r>
-      <w:r>
-        <w:t xml:space="preserve"> allocated her 20 new points.</w:t>
-      </w:r>
-    </w:p>
-    <w:p>
-      <w:r>
-        <w:t>Realizing her weaknesses, Annie focused on increasing her shortcomings. Also, she felt keeping her stats at multiple of five was important.</w:t>
-      </w:r>
-    </w:p>
-    <w:p>
-      <w:pPr>
-        <w:pStyle w:val="StatusUser"/>
-      </w:pPr>
-      <w:r>
-        <w:t>Base Stats:</w:t>
-      </w:r>
-    </w:p>
-    <w:p>
-      <w:pPr>
-        <w:pStyle w:val="StatusUser"/>
-      </w:pPr>
-      <w:r>
-        <w:t>Speed:</w:t>
-      </w:r>
-      <w:r>
-        <w:tab/>
-      </w:r>
-      <w:r>
-        <w:t>15</w:t>
-      </w:r>
-      <w:r>
-        <w:t xml:space="preserve"> -&gt; </w:t>
-      </w:r>
-      <w:r>
-        <w:t>20</w:t>
-      </w:r>
-      <w:r>
-        <w:t xml:space="preserve"> * 1.15 =</w:t>
-      </w:r>
-      <w:r>
-        <w:t xml:space="preserve"> </w:t>
-      </w:r>
-      <w:r>
-        <w:t>23</w:t>
-      </w:r>
-    </w:p>
-    <w:p>
-      <w:pPr>
-        <w:pStyle w:val="StatusUser"/>
-      </w:pPr>
-      <w:r>
-        <w:t>Strength:</w:t>
-      </w:r>
-      <w:r>
-        <w:tab/>
-      </w:r>
-      <w:r>
-        <w:t>10</w:t>
-      </w:r>
-      <w:r>
-        <w:t xml:space="preserve"> -&gt; 1</w:t>
-      </w:r>
-      <w:r>
-        <w:t>5</w:t>
-      </w:r>
-      <w:r>
-        <w:t xml:space="preserve"> * 1.15 =</w:t>
-      </w:r>
-      <w:r>
-        <w:t xml:space="preserve"> </w:t>
-      </w:r>
-      <w:r>
-        <w:t>17.25</w:t>
-      </w:r>
-    </w:p>
-    <w:p>
-      <w:pPr>
-        <w:pStyle w:val="StatusUser"/>
-      </w:pPr>
-      <w:r>
-        <w:lastRenderedPageBreak/>
-        <w:t>Constitution</w:t>
-      </w:r>
-      <w:r>
-        <w:t>:</w:t>
-      </w:r>
-      <w:r>
-        <w:tab/>
-      </w:r>
-      <w:r>
-        <w:t>10</w:t>
-      </w:r>
-      <w:r>
-        <w:t xml:space="preserve"> -&gt; 10</w:t>
-      </w:r>
-      <w:r>
-        <w:t xml:space="preserve"> * 1.15 =</w:t>
-      </w:r>
-      <w:r>
-        <w:t xml:space="preserve"> </w:t>
-      </w:r>
-      <w:r>
-        <w:t>11.5</w:t>
-      </w:r>
-    </w:p>
-    <w:p>
-      <w:pPr>
-        <w:pStyle w:val="StatusUser"/>
-      </w:pPr>
-      <w:r>
-        <w:t>Stamina:</w:t>
-      </w:r>
-      <w:r>
-        <w:tab/>
-        <w:t xml:space="preserve">12 -&gt; </w:t>
-      </w:r>
-      <w:r>
-        <w:t>20</w:t>
-      </w:r>
-      <w:r>
-        <w:t xml:space="preserve"> * 1.15 =</w:t>
-      </w:r>
-      <w:r>
-        <w:t xml:space="preserve"> 23</w:t>
-      </w:r>
-    </w:p>
-    <w:p>
-      <w:pPr>
-        <w:pStyle w:val="StatusUser"/>
-      </w:pPr>
-      <w:r>
-        <w:t>Restoration:</w:t>
-      </w:r>
-      <w:r>
-        <w:tab/>
-        <w:t>4 -&gt;</w:t>
-      </w:r>
-      <w:r>
-        <w:t xml:space="preserve"> 5</w:t>
-      </w:r>
-      <w:r>
-        <w:t xml:space="preserve"> * 1.15 =</w:t>
-      </w:r>
-      <w:r>
-        <w:t xml:space="preserve"> </w:t>
-      </w:r>
-      <w:r>
-        <w:t>5.75</w:t>
-      </w:r>
-    </w:p>
-    <w:p>
-      <w:pPr>
-        <w:pStyle w:val="StatusUser"/>
-      </w:pPr>
-      <w:r>
-        <w:t>Nerve:</w:t>
-      </w:r>
-      <w:r>
-        <w:tab/>
-      </w:r>
-      <w:r>
-        <w:t>20</w:t>
-      </w:r>
-      <w:r>
-        <w:t xml:space="preserve"> -&gt; 20</w:t>
-      </w:r>
-      <w:r>
-        <w:t xml:space="preserve"> * 1.15 =</w:t>
-      </w:r>
-      <w:r>
-        <w:t xml:space="preserve"> 23</w:t>
-      </w:r>
-    </w:p>
-    <w:p>
-      <w:pPr>
-        <w:pStyle w:val="StatusUser"/>
-      </w:pPr>
-      <w:r>
-        <w:t>Manna Control:</w:t>
-      </w:r>
-      <w:r>
-        <w:tab/>
-        <w:t>9 -&gt;</w:t>
-      </w:r>
-      <w:r>
-        <w:t xml:space="preserve"> 10</w:t>
-      </w:r>
-      <w:r>
-        <w:t xml:space="preserve"> * 1.15 =</w:t>
-      </w:r>
-      <w:r>
-        <w:t xml:space="preserve"> </w:t>
-      </w:r>
-      <w:r>
-        <w:t>11.5</w:t>
-      </w:r>
-    </w:p>
-    <w:p>
-      <w:pPr>
-        <w:pStyle w:val="StatusUser"/>
-      </w:pPr>
-      <w:r>
-        <w:t>Achievements:</w:t>
-      </w:r>
-      <w:r>
-        <w:tab/>
-        <w:t>Giant Killer 1, 2 (+15% to all stats)</w:t>
-      </w:r>
-    </w:p>
-    <w:p>
-      <w:pPr>
-        <w:pStyle w:val="StatusUser"/>
-      </w:pPr>
-    </w:p>
-    <w:p>
-      <w:pPr>
-        <w:pStyle w:val="StatusUser"/>
-      </w:pPr>
-      <w:r>
-        <w:t>Class:</w:t>
-      </w:r>
-      <w:r>
-        <w:tab/>
-        <w:t>&lt;None&gt;</w:t>
-      </w:r>
-    </w:p>
-    <w:p>
-      <w:pPr>
-        <w:pStyle w:val="StatusUser"/>
-      </w:pPr>
-      <w:r>
-        <w:t>Abilities:</w:t>
-      </w:r>
-      <w:r>
-        <w:tab/>
-        <w:t>&lt;None&gt;</w:t>
-      </w:r>
-    </w:p>
-    <w:p>
-      <w:pPr>
-        <w:pStyle w:val="StatusUser"/>
-      </w:pPr>
-    </w:p>
-    <w:p>
-      <w:pPr>
-        <w:pStyle w:val="StatusUser"/>
-      </w:pPr>
       <w:r>
         <w:t>Current Level:</w:t>
       </w:r>
@@ -11289,9 +11430,33 @@
     <w:p>
       <w:pPr>
         <w:pStyle w:val="StatusUser"/>
-      </w:pPr>
-      <w:r>
-        <w:t>Base Stats:</w:t>
+        <w:rPr>
+          <w:u w:val="single"/>
+        </w:rPr>
+      </w:pPr>
+      <w:r>
+        <w:rPr>
+          <w:u w:val="single"/>
+        </w:rPr>
+        <w:t>Annie</w:t>
+      </w:r>
+      <w:r>
+        <w:rPr>
+          <w:u w:val="single"/>
+        </w:rPr>
+        <w:t xml:space="preserve"> </w:t>
+      </w:r>
+      <w:r>
+        <w:rPr>
+          <w:u w:val="single"/>
+        </w:rPr>
+        <w:t xml:space="preserve">- </w:t>
+      </w:r>
+      <w:r>
+        <w:rPr>
+          <w:u w:val="single"/>
+        </w:rPr>
+        <w:t>Stats:</w:t>
       </w:r>
     </w:p>
     <w:p>
@@ -11591,6 +11756,7 @@
     <w:p>
       <w:pPr>
         <w:pStyle w:val="StatusUser"/>
+        <w:contextualSpacing w:val="0"/>
         <w:rPr>
           <w:noProof/>
         </w:rPr>
@@ -11690,10 +11856,27 @@
       <w:pPr>
         <w:pStyle w:val="StatusUser"/>
       </w:pPr>
+      <w:r>
+        <w:t xml:space="preserve">Auto Points: </w:t>
+      </w:r>
+      <w:r>
+        <w:tab/>
+        <w:t xml:space="preserve">+1/level – </w:t>
+      </w:r>
+      <w:r>
+        <w:t>Stamina</w:t>
+      </w:r>
+      <w:r>
+        <w:t xml:space="preserve">, </w:t>
+      </w:r>
+      <w:r>
+        <w:t>Constitution</w:t>
+      </w:r>
     </w:p>
     <w:p>
       <w:pPr>
         <w:pStyle w:val="StatusUser"/>
+        <w:contextualSpacing w:val="0"/>
       </w:pPr>
       <w:r>
         <w:t>Free Points:</w:t>
@@ -11848,7 +12031,7 @@
           <w:noProof/>
         </w:rPr>
         <w:pict>
-          <v:shape id="_x0000_i1025" type="#_x0000_t75" style="width:22.9pt;height:9.55pt;visibility:visible;mso-wrap-style:square" o:bullet="t">
+          <v:shape id="_x0000_i1025" type="#_x0000_t75" style="width:22.85pt;height:9.55pt;visibility:visible;mso-wrap-style:square" o:bullet="t">
             <v:imagedata r:id="rId13" o:title="MC900065312[1]"/>
           </v:shape>
         </w:pict>
@@ -11926,13 +12109,8 @@
       </w:r>
     </w:p>
     <w:p>
-      <w:proofErr w:type="gramStart"/>
-      <w:r>
-        <w:t>“Where?”</w:t>
-      </w:r>
-      <w:proofErr w:type="gramEnd"/>
-      <w:r>
-        <w:t xml:space="preserve"> Annie asked, surprised, as she spun around</w:t>
+      <w:r>
+        <w:t>“Where?” Annie asked, surprised, as she spun around</w:t>
       </w:r>
       <w:r>
         <w:t>, her stress disappearing at the strange revelation</w:t>
@@ -12785,9 +12963,27 @@
     <w:p>
       <w:pPr>
         <w:pStyle w:val="StatusUser"/>
-      </w:pPr>
-      <w:r>
-        <w:t>Base Stats:</w:t>
+        <w:rPr>
+          <w:u w:val="single"/>
+        </w:rPr>
+      </w:pPr>
+      <w:r>
+        <w:rPr>
+          <w:u w:val="single"/>
+        </w:rPr>
+        <w:t xml:space="preserve">Throne </w:t>
+      </w:r>
+      <w:r>
+        <w:rPr>
+          <w:u w:val="single"/>
+        </w:rPr>
+        <w:t xml:space="preserve">- </w:t>
+      </w:r>
+      <w:r>
+        <w:rPr>
+          <w:u w:val="single"/>
+        </w:rPr>
+        <w:t>Stats:</w:t>
       </w:r>
     </w:p>
     <w:p>
@@ -12990,6 +13186,7 @@
     <w:p>
       <w:pPr>
         <w:pStyle w:val="StatusUser"/>
+        <w:contextualSpacing w:val="0"/>
       </w:pPr>
       <w:r>
         <w:t>Interior Space:</w:t>
@@ -13009,11 +13206,6 @@
       <w:r>
         <w:t>+ 10) * 2 = 40</w:t>
       </w:r>
-    </w:p>
-    <w:p>
-      <w:pPr>
-        <w:pStyle w:val="StatusUser"/>
-      </w:pPr>
     </w:p>
     <w:p>
       <w:pPr>
@@ -13091,16 +13283,12 @@
     <w:p>
       <w:pPr>
         <w:pStyle w:val="StatusUser"/>
+        <w:contextualSpacing w:val="0"/>
       </w:pPr>
       <w:r>
         <w:tab/>
         <w:t>Dragon Killer (+10 to all stats)</w:t>
       </w:r>
-    </w:p>
-    <w:p>
-      <w:pPr>
-        <w:pStyle w:val="StatusUser"/>
-      </w:pPr>
     </w:p>
     <w:p>
       <w:pPr>
@@ -13436,16 +13624,8 @@
         <w:rPr>
           <w:rFonts w:asciiTheme="minorHAnsi" w:hAnsiTheme="minorHAnsi" w:cstheme="minorHAnsi"/>
         </w:rPr>
-        <w:t xml:space="preserve"> a level 2 store,” Dad said. </w:t>
-      </w:r>
-      <w:proofErr w:type="gramStart"/>
-      <w:r>
-        <w:rPr>
-          <w:rFonts w:asciiTheme="minorHAnsi" w:hAnsiTheme="minorHAnsi" w:cstheme="minorHAnsi"/>
-        </w:rPr>
-        <w:t>“Anything new?”</w:t>
-      </w:r>
-      <w:proofErr w:type="gramEnd"/>
+        <w:t xml:space="preserve"> a level 2 store,” Dad said. “Anything new?”</w:t>
+      </w:r>
     </w:p>
     <w:p>
       <w:pPr>
@@ -18414,9 +18594,27 @@
     <w:p>
       <w:pPr>
         <w:pStyle w:val="StatusUser"/>
-      </w:pPr>
-      <w:r>
-        <w:t>Base Stats:</w:t>
+        <w:rPr>
+          <w:u w:val="single"/>
+        </w:rPr>
+      </w:pPr>
+      <w:r>
+        <w:rPr>
+          <w:u w:val="single"/>
+        </w:rPr>
+        <w:t xml:space="preserve">Luke </w:t>
+      </w:r>
+      <w:r>
+        <w:rPr>
+          <w:u w:val="single"/>
+        </w:rPr>
+        <w:t xml:space="preserve">- </w:t>
+      </w:r>
+      <w:r>
+        <w:rPr>
+          <w:u w:val="single"/>
+        </w:rPr>
+        <w:t>Stats:</w:t>
       </w:r>
     </w:p>
     <w:p>
@@ -18656,6 +18854,7 @@
     <w:p>
       <w:pPr>
         <w:pStyle w:val="StatusUser"/>
+        <w:contextualSpacing w:val="0"/>
       </w:pPr>
       <w:r>
         <w:t>Manna Control:</w:t>
@@ -18733,6 +18932,7 @@
     <w:p>
       <w:pPr>
         <w:pStyle w:val="StatusUser"/>
+        <w:contextualSpacing w:val="0"/>
       </w:pPr>
       <w:r>
         <w:t>Class:</w:t>
@@ -18873,150 +19073,151 @@
     </w:p>
     <w:p>
       <w:r>
+        <w:lastRenderedPageBreak/>
         <w:t>“What do you think?” Dad asked.</w:t>
       </w:r>
     </w:p>
     <w:p>
       <w:r>
+        <w:t>“I no longer need modern weapons,” Mum said.</w:t>
+      </w:r>
+    </w:p>
+    <w:p>
+      <w:r>
+        <w:t>“Dad, show me your riffle,” I said.</w:t>
+      </w:r>
+    </w:p>
+    <w:p>
+      <w:r>
+        <w:t>I examine</w:t>
+      </w:r>
+      <w:r>
+        <w:t>d</w:t>
+      </w:r>
+      <w:r>
+        <w:t xml:space="preserve"> the side of the gun and s</w:t>
+      </w:r>
+      <w:r>
+        <w:t>aw</w:t>
+      </w:r>
+      <w:r>
+        <w:t xml:space="preserve"> a brown marble embedded in the butt of the riffle. Along with it </w:t>
+      </w:r>
+      <w:r>
+        <w:t>we</w:t>
+      </w:r>
+      <w:r>
+        <w:t xml:space="preserve">re </w:t>
+      </w:r>
+      <w:r>
+        <w:t>indentations for several more.</w:t>
+      </w:r>
+    </w:p>
+    <w:p>
+      <w:r>
+        <w:t>“Dad, do you see this?” I asked, excitedly. “It looks as if your riffle can accept additional dragon orbs. Here try it.”</w:t>
+      </w:r>
+    </w:p>
+    <w:p>
+      <w:r>
+        <w:t>I returned the riffle and handed Dad my wind orb.</w:t>
+      </w:r>
+    </w:p>
+    <w:p>
+      <w:r>
+        <w:t xml:space="preserve">Dad took the orb and placed it against the butt of his riffle. The riffle glowed </w:t>
+      </w:r>
+      <w:r>
+        <w:t xml:space="preserve">green </w:t>
+      </w:r>
+      <w:r>
+        <w:t>and absorbed the orb. A green marble appeared in one of the indentations, next to the brown marble.</w:t>
+      </w:r>
+    </w:p>
+    <w:p>
+      <w:r>
+        <w:t xml:space="preserve">“Bullets </w:t>
+      </w:r>
+      <w:r>
+        <w:t>travel</w:t>
+      </w:r>
+      <w:r>
+        <w:t xml:space="preserve"> </w:t>
+      </w:r>
+      <w:r>
+        <w:t>5</w:t>
+      </w:r>
+      <w:r>
+        <w:t>0% faster. That means more penetrating power. Thanks Luke,” Dad said excitedly and gave me a hug.</w:t>
+      </w:r>
+    </w:p>
+    <w:p>
+      <w:r>
+        <w:t xml:space="preserve">“I discovered something new,” Dad </w:t>
+      </w:r>
+      <w:r>
+        <w:t>said</w:t>
+      </w:r>
+      <w:r>
+        <w:t>. “I can enab</w:t>
+      </w:r>
+      <w:r>
+        <w:t>le or disable effects on projectiles and my bayonet</w:t>
+      </w:r>
+      <w:r>
+        <w:t>.”</w:t>
+      </w:r>
+    </w:p>
+    <w:p>
+      <w:r>
+        <w:t>“Mum, I’m guessing you can upgrade a melee weapon since you are a melee fighter,” I said. “The question is what kind of weapon do you want to upgrade?</w:t>
+      </w:r>
+      <w:r>
+        <w:t xml:space="preserve"> I don’t know what </w:t>
+      </w:r>
+      <w:r>
+        <w:t xml:space="preserve">Water orbs </w:t>
+      </w:r>
+      <w:r>
+        <w:t>do</w:t>
+      </w:r>
+      <w:r>
+        <w:t>. We need to hunt more dragons. We also have those othe</w:t>
+      </w:r>
+      <w:r>
+        <w:t>r orbs from the other monsters. I assume they unlock their own elemental powers.”</w:t>
+      </w:r>
+    </w:p>
+    <w:p>
+      <w:r>
+        <w:t xml:space="preserve">Mum took out her water orb. She hesitated a moment and placed the orb on her glaive. The weapon glowed </w:t>
+      </w:r>
+      <w:r>
+        <w:t xml:space="preserve">blue </w:t>
+      </w:r>
+      <w:r>
+        <w:t>as it absorbed the orb.</w:t>
+      </w:r>
+    </w:p>
+    <w:p>
+      <w:r>
+        <w:t>The nicks and scratches on the blade slowly disappeared.</w:t>
+      </w:r>
+    </w:p>
+    <w:p>
+      <w:r>
+        <w:t xml:space="preserve">“Water has a repair function,” Mum </w:t>
+      </w:r>
+      <w:r>
+        <w:t>mused</w:t>
+      </w:r>
+      <w:r>
+        <w:t>. “It also has a lubricating feature, making it easier to slice through things.”</w:t>
+      </w:r>
+    </w:p>
+    <w:p>
+      <w:r>
         <w:lastRenderedPageBreak/>
-        <w:t>“I no longer need modern weapons,” Mum said.</w:t>
-      </w:r>
-    </w:p>
-    <w:p>
-      <w:r>
-        <w:t>“Dad, show me your riffle,” I said.</w:t>
-      </w:r>
-    </w:p>
-    <w:p>
-      <w:r>
-        <w:t>I examine</w:t>
-      </w:r>
-      <w:r>
-        <w:t>d</w:t>
-      </w:r>
-      <w:r>
-        <w:t xml:space="preserve"> the side of the gun and s</w:t>
-      </w:r>
-      <w:r>
-        <w:t>aw</w:t>
-      </w:r>
-      <w:r>
-        <w:t xml:space="preserve"> a brown marble embedded in the butt of the riffle. Along with it </w:t>
-      </w:r>
-      <w:r>
-        <w:t>we</w:t>
-      </w:r>
-      <w:r>
-        <w:t xml:space="preserve">re </w:t>
-      </w:r>
-      <w:r>
-        <w:t>indentations for several more.</w:t>
-      </w:r>
-    </w:p>
-    <w:p>
-      <w:r>
-        <w:t>“Dad, do you see this?” I asked, excitedly. “It looks as if your riffle can accept additional dragon orbs. Here try it.”</w:t>
-      </w:r>
-    </w:p>
-    <w:p>
-      <w:r>
-        <w:t>I returned the riffle and handed Dad my wind orb.</w:t>
-      </w:r>
-    </w:p>
-    <w:p>
-      <w:r>
-        <w:t xml:space="preserve">Dad took the orb and placed it against the butt of his riffle. The riffle glowed </w:t>
-      </w:r>
-      <w:r>
-        <w:t xml:space="preserve">green </w:t>
-      </w:r>
-      <w:r>
-        <w:t>and absorbed the orb. A green marble appeared in one of the indentations, next to the brown marble.</w:t>
-      </w:r>
-    </w:p>
-    <w:p>
-      <w:r>
-        <w:t xml:space="preserve">“Bullets </w:t>
-      </w:r>
-      <w:r>
-        <w:t>travel</w:t>
-      </w:r>
-      <w:r>
-        <w:t xml:space="preserve"> </w:t>
-      </w:r>
-      <w:r>
-        <w:t>5</w:t>
-      </w:r>
-      <w:r>
-        <w:t>0% faster. That means more penetrating power. Thanks Luke,” Dad said excitedly and gave me a hug.</w:t>
-      </w:r>
-    </w:p>
-    <w:p>
-      <w:r>
-        <w:t xml:space="preserve">“I discovered something new,” Dad </w:t>
-      </w:r>
-      <w:r>
-        <w:t>said</w:t>
-      </w:r>
-      <w:r>
-        <w:t>. “I can enab</w:t>
-      </w:r>
-      <w:r>
-        <w:t>le or disable effects on projectiles and my bayonet</w:t>
-      </w:r>
-      <w:r>
-        <w:t>.”</w:t>
-      </w:r>
-    </w:p>
-    <w:p>
-      <w:r>
-        <w:t>“Mum, I’m guessing you can upgrade a melee weapon since you are a melee fighter,” I said. “The question is what kind of weapon do you want to upgrade?</w:t>
-      </w:r>
-      <w:r>
-        <w:t xml:space="preserve"> I don’t know what </w:t>
-      </w:r>
-      <w:r>
-        <w:t xml:space="preserve">Water orbs </w:t>
-      </w:r>
-      <w:r>
-        <w:t>do</w:t>
-      </w:r>
-      <w:r>
-        <w:t>. We need to hunt more dragons. We also have those othe</w:t>
-      </w:r>
-      <w:r>
-        <w:t>r orbs from the other monsters. I assume they unlock their own elemental powers.”</w:t>
-      </w:r>
-    </w:p>
-    <w:p>
-      <w:r>
-        <w:t xml:space="preserve">Mum took out her water orb. She hesitated a moment and placed the orb on her glaive. The weapon glowed </w:t>
-      </w:r>
-      <w:r>
-        <w:t xml:space="preserve">blue </w:t>
-      </w:r>
-      <w:r>
-        <w:t>as it absorbed the orb.</w:t>
-      </w:r>
-    </w:p>
-    <w:p>
-      <w:r>
-        <w:t>The nicks and scratches on the blade slowly disappeared.</w:t>
-      </w:r>
-    </w:p>
-    <w:p>
-      <w:r>
-        <w:t xml:space="preserve">“Water has a repair function,” Mum </w:t>
-      </w:r>
-      <w:r>
-        <w:t>mused</w:t>
-      </w:r>
-      <w:r>
-        <w:t>. “It also has a lubricating feature, making it easier to slice through things.”</w:t>
-      </w:r>
-    </w:p>
-    <w:p>
-      <w:r>
         <w:t xml:space="preserve">“Can you use this?” Annie asked </w:t>
       </w:r>
       <w:r>
@@ -19028,7 +19229,6 @@
     </w:p>
     <w:p>
       <w:r>
-        <w:lastRenderedPageBreak/>
         <w:t>“Are you sure?” Dad asked.</w:t>
       </w:r>
     </w:p>
@@ -19927,9 +20127,33 @@
     <w:p>
       <w:pPr>
         <w:pStyle w:val="StatusUser"/>
-      </w:pPr>
-      <w:r>
-        <w:t>Base Stats:</w:t>
+        <w:rPr>
+          <w:u w:val="single"/>
+        </w:rPr>
+      </w:pPr>
+      <w:r>
+        <w:rPr>
+          <w:u w:val="single"/>
+        </w:rPr>
+        <w:t>Luke</w:t>
+      </w:r>
+      <w:r>
+        <w:rPr>
+          <w:u w:val="single"/>
+        </w:rPr>
+        <w:t xml:space="preserve"> </w:t>
+      </w:r>
+      <w:r>
+        <w:rPr>
+          <w:u w:val="single"/>
+        </w:rPr>
+        <w:t xml:space="preserve">- </w:t>
+      </w:r>
+      <w:r>
+        <w:rPr>
+          <w:u w:val="single"/>
+        </w:rPr>
+        <w:t>Stats:</w:t>
       </w:r>
     </w:p>
     <w:p>
@@ -20071,6 +20295,7 @@
     <w:p>
       <w:pPr>
         <w:pStyle w:val="StatusUser"/>
+        <w:contextualSpacing w:val="0"/>
       </w:pPr>
       <w:r>
         <w:t>Manna Control:</w:t>
@@ -20131,6 +20356,7 @@
     <w:p>
       <w:pPr>
         <w:pStyle w:val="StatusUser"/>
+        <w:contextualSpacing w:val="0"/>
       </w:pPr>
       <w:r>
         <w:t>Class:</w:t>
@@ -20627,9 +20853,34 @@
     <w:p>
       <w:pPr>
         <w:pStyle w:val="StatusUser"/>
-      </w:pPr>
-      <w:r>
-        <w:t>Base Stats:</w:t>
+        <w:jc w:val="left"/>
+        <w:rPr>
+          <w:u w:val="single"/>
+        </w:rPr>
+      </w:pPr>
+      <w:r>
+        <w:rPr>
+          <w:u w:val="single"/>
+        </w:rPr>
+        <w:t>Luke</w:t>
+      </w:r>
+      <w:r>
+        <w:rPr>
+          <w:u w:val="single"/>
+        </w:rPr>
+        <w:t xml:space="preserve"> </w:t>
+      </w:r>
+      <w:r>
+        <w:rPr>
+          <w:u w:val="single"/>
+        </w:rPr>
+        <w:t xml:space="preserve">- </w:t>
+      </w:r>
+      <w:r>
+        <w:rPr>
+          <w:u w:val="single"/>
+        </w:rPr>
+        <w:t>Stats:</w:t>
       </w:r>
     </w:p>
     <w:p>
@@ -20790,6 +21041,7 @@
     <w:p>
       <w:pPr>
         <w:pStyle w:val="StatusUser"/>
+        <w:contextualSpacing w:val="0"/>
       </w:pPr>
       <w:r>
         <w:rPr>
@@ -20865,8 +21117,10 @@
     <w:p>
       <w:pPr>
         <w:pStyle w:val="StatusUser"/>
-      </w:pPr>
-      <w:r>
+        <w:contextualSpacing w:val="0"/>
+      </w:pPr>
+      <w:r>
+        <w:lastRenderedPageBreak/>
         <w:t>Class:</w:t>
       </w:r>
       <w:r>
@@ -20879,7 +21133,6 @@
         <w:pStyle w:val="StatusUser"/>
       </w:pPr>
       <w:r>
-        <w:lastRenderedPageBreak/>
         <w:t>Current Level:</w:t>
       </w:r>
       <w:r>
@@ -21447,6 +21700,32 @@
     <w:p>
       <w:pPr>
         <w:pStyle w:val="StatusUser"/>
+        <w:rPr>
+          <w:u w:val="single"/>
+        </w:rPr>
+      </w:pPr>
+      <w:r>
+        <w:rPr>
+          <w:u w:val="single"/>
+        </w:rPr>
+        <w:t xml:space="preserve">Luke </w:t>
+      </w:r>
+      <w:r>
+        <w:rPr>
+          <w:u w:val="single"/>
+        </w:rPr>
+        <w:t xml:space="preserve">- </w:t>
+      </w:r>
+      <w:r>
+        <w:rPr>
+          <w:u w:val="single"/>
+        </w:rPr>
+        <w:t>Stats:</w:t>
+      </w:r>
+    </w:p>
+    <w:p>
+      <w:pPr>
+        <w:pStyle w:val="StatusUser"/>
       </w:pPr>
       <w:r>
         <w:t>Agility:</w:t>
@@ -21528,6 +21807,7 @@
     <w:p>
       <w:pPr>
         <w:pStyle w:val="StatusUser"/>
+        <w:contextualSpacing w:val="0"/>
       </w:pPr>
       <w:r>
         <w:t>Manna Control:</w:t>
@@ -21573,6 +21853,7 @@
     <w:p>
       <w:pPr>
         <w:pStyle w:val="StatusUser"/>
+        <w:contextualSpacing w:val="0"/>
       </w:pPr>
       <w:r>
         <w:t>Class:</w:t>
@@ -22462,11 +22743,9 @@
       <w:r>
         <w:t xml:space="preserve">This time I sent in two potions into its mouth, </w:t>
       </w:r>
-      <w:proofErr w:type="gramStart"/>
-      <w:r>
-        <w:t>then</w:t>
-      </w:r>
-      <w:proofErr w:type="gramEnd"/>
+      <w:r>
+        <w:t>and then</w:t>
+      </w:r>
       <w:r>
         <w:t xml:space="preserve"> I stabbed with my looted lance. I felt a satisfying thunk as the blade broke the bottle</w:t>
       </w:r>
@@ -23664,6 +23943,20 @@
     <w:p>
       <w:pPr>
         <w:pStyle w:val="StatusUser"/>
+        <w:rPr>
+          <w:u w:val="single"/>
+        </w:rPr>
+      </w:pPr>
+      <w:r>
+        <w:rPr>
+          <w:u w:val="single"/>
+        </w:rPr>
+        <w:t>Luke - Stats:</w:t>
+      </w:r>
+    </w:p>
+    <w:p>
+      <w:pPr>
+        <w:pStyle w:val="StatusUser"/>
       </w:pPr>
       <w:r>
         <w:t>Agility:</w:t>
@@ -23774,6 +24067,7 @@
         <w:pStyle w:val="StatusUser"/>
       </w:pPr>
       <w:r>
+        <w:lastRenderedPageBreak/>
         <w:t>Stamina:</w:t>
       </w:r>
       <w:r>
@@ -23810,7 +24104,6 @@
         <w:pStyle w:val="StatusUser"/>
       </w:pPr>
       <w:r>
-        <w:lastRenderedPageBreak/>
         <w:t>Restoration:</w:t>
       </w:r>
       <w:r>
@@ -23899,6 +24192,7 @@
     <w:p>
       <w:pPr>
         <w:pStyle w:val="StatusUser"/>
+        <w:contextualSpacing w:val="0"/>
       </w:pPr>
       <w:r>
         <w:rPr>
@@ -24012,6 +24306,7 @@
     <w:p>
       <w:pPr>
         <w:pStyle w:val="StatusUser"/>
+        <w:contextualSpacing w:val="0"/>
       </w:pPr>
       <w:r>
         <w:t>Class:</w:t>
@@ -24150,6 +24445,7 @@
     </w:p>
     <w:p>
       <w:r>
+        <w:lastRenderedPageBreak/>
         <w:t xml:space="preserve">“They seem rather young for </w:t>
       </w:r>
       <w:r>
@@ -24164,34 +24460,242 @@
     </w:p>
     <w:p>
       <w:r>
+        <w:t>Thirty five was now considered an adult, since that</w:t>
+      </w:r>
+      <w:r>
+        <w:t xml:space="preserve"> was</w:t>
+      </w:r>
+      <w:r>
+        <w:t xml:space="preserve"> when aging stopped. And my parents were </w:t>
+      </w:r>
+      <w:r>
+        <w:t>barely</w:t>
+      </w:r>
+      <w:r>
+        <w:t xml:space="preserve"> thirty years old.</w:t>
+      </w:r>
+      <w:r>
+        <w:t xml:space="preserve"> People could tell.</w:t>
+      </w:r>
+    </w:p>
+    <w:p>
+      <w:r>
+        <w:t xml:space="preserve">“That’s because </w:t>
+      </w:r>
+      <w:r>
+        <w:t xml:space="preserve">they are Last Gen, just like us. </w:t>
+      </w:r>
+      <w:r>
+        <w:t xml:space="preserve">Mum conceived me when she was only twelve and my dad was thirteen,” I </w:t>
+      </w:r>
+      <w:r>
+        <w:t>said</w:t>
+      </w:r>
+      <w:r>
+        <w:t>.</w:t>
+      </w:r>
+    </w:p>
+    <w:p>
+      <w:r>
+        <w:t>“</w:t>
+      </w:r>
+      <w:r>
+        <w:t>Seriously</w:t>
+      </w:r>
+      <w:r>
+        <w:t>?” Annie asked, shocked.</w:t>
+      </w:r>
+    </w:p>
+    <w:p>
+      <w:r>
+        <w:t xml:space="preserve">“Mum kept my father’s name a secret until two days ago, to protect my dad,” I </w:t>
+      </w:r>
+      <w:r>
+        <w:t>said</w:t>
+      </w:r>
+      <w:r>
+        <w:t>. “Until then I called my grandparents mum and dad.”</w:t>
+      </w:r>
+    </w:p>
+    <w:p>
+      <w:r>
+        <w:t>“So you didn’t know your dad?” Annie asked.</w:t>
+      </w:r>
+    </w:p>
+    <w:p>
+      <w:r>
+        <w:t xml:space="preserve">“I did know him,” I </w:t>
+      </w:r>
+      <w:r>
+        <w:t>said</w:t>
+      </w:r>
+      <w:r>
+        <w:t>. “</w:t>
+      </w:r>
+      <w:r>
+        <w:t xml:space="preserve">Sis would take me </w:t>
+      </w:r>
+      <w:r>
+        <w:t>to see him whenever she could, and he would play games with me and buy presents for me.</w:t>
+      </w:r>
+      <w:r>
+        <w:t xml:space="preserve"> </w:t>
+      </w:r>
+      <w:r>
+        <w:t xml:space="preserve">Off course, preparing for the </w:t>
+      </w:r>
+      <w:r>
+        <w:t>apocalypse</w:t>
+      </w:r>
+      <w:r>
+        <w:t xml:space="preserve"> was just a game for me then. </w:t>
+      </w:r>
+      <w:r>
+        <w:t>Then they graduated high school and I attended their wedding as the best man.</w:t>
+      </w:r>
+    </w:p>
+    <w:p>
+      <w:r>
+        <w:t>“</w:t>
+      </w:r>
+      <w:r>
+        <w:t>T</w:t>
+      </w:r>
+      <w:r>
+        <w:t xml:space="preserve">hey have </w:t>
+      </w:r>
+      <w:r>
+        <w:t xml:space="preserve">now </w:t>
+      </w:r>
+      <w:r>
+        <w:t>decided to let the secret be known. They can no longer get in trouble, since cops no longer exist.”</w:t>
+      </w:r>
+    </w:p>
+    <w:p>
+      <w:r>
+        <w:t>“My family is more boring,” Annie said. “I grew up never knowing any relatives but my parents. And my parents only visited me maybe once a year if I was lucky.”</w:t>
+      </w:r>
+    </w:p>
+    <w:p>
+      <w:r>
+        <w:t>“My parents ar</w:t>
+      </w:r>
+      <w:r>
+        <w:t xml:space="preserve">en’t going anywhere,” I </w:t>
+      </w:r>
+      <w:r>
+        <w:t>said</w:t>
+      </w:r>
+      <w:r>
+        <w:t>, sensing my parents listening.</w:t>
+      </w:r>
+    </w:p>
+    <w:p>
+      <w:r>
+        <w:t>“What should I call them?” Annie asked. “Mr. and Mrs. seem too formal.”</w:t>
+      </w:r>
+    </w:p>
+    <w:p>
+      <w:r>
+        <w:t>“How about uncle and aunty,” I suggested.</w:t>
+      </w:r>
+    </w:p>
+    <w:p>
+      <w:r>
+        <w:t>Annie yawned.</w:t>
+      </w:r>
+    </w:p>
+    <w:p>
+      <w:r>
         <w:lastRenderedPageBreak/>
-        <w:t>Thirty five was now considered an adult, since that</w:t>
-      </w:r>
-      <w:r>
-        <w:t xml:space="preserve"> was</w:t>
-      </w:r>
-      <w:r>
-        <w:t xml:space="preserve"> when aging stopped. And my parents were </w:t>
-      </w:r>
-      <w:r>
-        <w:t>barely</w:t>
-      </w:r>
-      <w:r>
-        <w:t xml:space="preserve"> thirty years old.</w:t>
-      </w:r>
-      <w:r>
-        <w:t xml:space="preserve"> People could tell.</w:t>
-      </w:r>
-    </w:p>
-    <w:p>
-      <w:r>
-        <w:t xml:space="preserve">“That’s because </w:t>
-      </w:r>
-      <w:r>
-        <w:t xml:space="preserve">they are Last Gen, just like us. </w:t>
-      </w:r>
-      <w:r>
-        <w:t xml:space="preserve">Mum conceived me when she was only twelve and my dad was thirteen,” I </w:t>
+        <w:t>“Go to bed,” I suggested. “I’ll come in when I’m feeling sleepy.”</w:t>
+      </w:r>
+    </w:p>
+    <w:p>
+      <w:r>
+        <w:t xml:space="preserve">“Why are you </w:t>
+      </w:r>
+      <w:r>
+        <w:t>staring</w:t>
+      </w:r>
+      <w:r>
+        <w:t xml:space="preserve"> at your hand?” Annie asked.</w:t>
+      </w:r>
+    </w:p>
+    <w:p>
+      <w:r>
+        <w:t>“I told you I’m being flooded with these weird sensations of energy flowing through me,” I said. “Now I can see a fog around me. It’s at the edge of awareness. Here’s the funny thing. I can make this white mist swirl around my fingers.”</w:t>
+      </w:r>
+    </w:p>
+    <w:p>
+      <w:r>
+        <w:t>“Can you concentrate it around your fingers?” Annie asked.</w:t>
+      </w:r>
+    </w:p>
+    <w:p>
+      <w:r>
+        <w:t>“You do know it’s just my imagination, don’t you?” I ask. Never the less, I concentrate</w:t>
+      </w:r>
+      <w:r>
+        <w:t>d</w:t>
+      </w:r>
+      <w:r>
+        <w:t>.</w:t>
+      </w:r>
+    </w:p>
+    <w:p>
+      <w:r>
+        <w:t>T</w:t>
+      </w:r>
+      <w:r>
+        <w:t>he mist concentrate</w:t>
+      </w:r>
+      <w:r>
+        <w:t>d</w:t>
+      </w:r>
+      <w:r>
+        <w:t xml:space="preserve"> around my finders.</w:t>
+      </w:r>
+    </w:p>
+    <w:p>
+      <w:r>
+        <w:t>Annie leaned closer and stared. “More,” she commanded.</w:t>
+      </w:r>
+    </w:p>
+    <w:p>
+      <w:r>
+        <w:t>I compl</w:t>
+      </w:r>
+      <w:r>
+        <w:t>ied</w:t>
+      </w:r>
+      <w:r>
+        <w:t xml:space="preserve"> and concentrated. The mist concentrated even more intently.</w:t>
+      </w:r>
+    </w:p>
+    <w:p>
+      <w:r>
+        <w:t>“I see it,” Annie said excitedly.</w:t>
+      </w:r>
+    </w:p>
+    <w:p>
+      <w:r>
+        <w:t>“You do?” I asked, surprised.</w:t>
+      </w:r>
+    </w:p>
+    <w:p>
+      <w:r>
+        <w:t>Annie nodded and then said, “Can you separate it into colors?”</w:t>
+      </w:r>
+    </w:p>
+    <w:p>
+      <w:r>
+        <w:t>“What color do you want?” I asked.</w:t>
+      </w:r>
+    </w:p>
+    <w:p>
+      <w:r>
+        <w:t xml:space="preserve">“Fire,” Annie </w:t>
       </w:r>
       <w:r>
         <w:t>said</w:t>
@@ -24202,559 +24706,353 @@
     </w:p>
     <w:p>
       <w:r>
-        <w:t>“</w:t>
-      </w:r>
-      <w:r>
-        <w:t>Seriously</w:t>
-      </w:r>
-      <w:r>
-        <w:t>?” Annie asked, shocked.</w:t>
-      </w:r>
-    </w:p>
-    <w:p>
-      <w:r>
-        <w:t xml:space="preserve">“Mum kept my father’s name a secret until two days ago, to protect my dad,” I </w:t>
+        <w:t>I focus</w:t>
+      </w:r>
+      <w:r>
+        <w:t>ed</w:t>
+      </w:r>
+      <w:r>
+        <w:t>, imaging flames</w:t>
+      </w:r>
+      <w:r>
+        <w:t xml:space="preserve">. </w:t>
+      </w:r>
+      <w:r>
+        <w:t>At first nothing happened and then</w:t>
+      </w:r>
+      <w:r>
+        <w:t xml:space="preserve"> the image of flames appears.</w:t>
+      </w:r>
+    </w:p>
+    <w:p>
+      <w:r>
+        <w:t>Annie stuck her finger in the imaginary flame and jerked it back with an “Aah.”</w:t>
+      </w:r>
+    </w:p>
+    <w:p>
+      <w:r>
+        <w:t>“Damn, that hurt,” Annie grumble</w:t>
+      </w:r>
+      <w:r>
+        <w:t>d</w:t>
+      </w:r>
+      <w:r>
+        <w:t xml:space="preserve"> and then glowed.</w:t>
+      </w:r>
+    </w:p>
+    <w:p>
+      <w:r>
+        <w:lastRenderedPageBreak/>
+        <w:t>“What’s the matter, Annie,” Mum called and rushed out, followed by dad.</w:t>
+      </w:r>
+    </w:p>
+    <w:p>
+      <w:r>
+        <w:t>“Why is there fire on your fingers?” Dad asked, surprised.</w:t>
+      </w:r>
+    </w:p>
+    <w:p>
+      <w:r>
+        <w:t>“I do believe I can do magic,” I said with a smile.</w:t>
+      </w:r>
+    </w:p>
+    <w:p>
+      <w:r>
+        <w:t>“By the way I saw you glow,” I said.</w:t>
+      </w:r>
+    </w:p>
+    <w:p>
+      <w:r>
+        <w:t>“I got Fire Resistance Level 1,” Annie said. “I feel it’s because fire is a chemical process.”</w:t>
+      </w:r>
+    </w:p>
+    <w:p>
+      <w:r>
+        <w:t>“Makes sense, I think,</w:t>
+      </w:r>
+      <w:r>
+        <w:t xml:space="preserve"> </w:t>
+      </w:r>
+      <w:r>
+        <w:t>except nothing is burning,” I said</w:t>
+      </w:r>
+      <w:r>
+        <w:t>,</w:t>
+      </w:r>
+      <w:r>
+        <w:t xml:space="preserve"> “Unless this god system likes making everything </w:t>
+      </w:r>
+      <w:r>
+        <w:t>natural.”</w:t>
+      </w:r>
+    </w:p>
+    <w:p>
+      <w:r>
+        <w:t>I visualize</w:t>
+      </w:r>
+      <w:r>
+        <w:t>d</w:t>
+      </w:r>
+      <w:r>
+        <w:t xml:space="preserve"> the mist gathering more and more and the flame increase</w:t>
+      </w:r>
+      <w:r>
+        <w:t>d</w:t>
+      </w:r>
+      <w:r>
+        <w:t xml:space="preserve"> as I did.</w:t>
+      </w:r>
+    </w:p>
+    <w:p>
+      <w:r>
+        <w:t xml:space="preserve"> I concentrated the flame into a ball and threw it at the dark silhouette of a tree. The fire hit the tree and exploded, shaking the tree.</w:t>
+      </w:r>
+    </w:p>
+    <w:p>
+      <w:r>
+        <w:t>“Pretty impressive,” Dad said, whistling. “Masterminds can throw fireballs.”</w:t>
+      </w:r>
+    </w:p>
+    <w:p>
+      <w:r>
+        <w:t xml:space="preserve">“I don’t think so,” I </w:t>
       </w:r>
       <w:r>
         <w:t>said</w:t>
       </w:r>
       <w:r>
-        <w:t>. “Until then I called my grandparents mum and dad.”</w:t>
-      </w:r>
-    </w:p>
-    <w:p>
-      <w:r>
-        <w:t>“So you didn’t know your dad?” Annie asked.</w:t>
-      </w:r>
-    </w:p>
-    <w:p>
-      <w:r>
-        <w:t xml:space="preserve">“I did know him,” I </w:t>
+        <w:t>. “Let’s try ice.”</w:t>
+      </w:r>
+    </w:p>
+    <w:p>
+      <w:r>
+        <w:t>I imagined the vapor transforming into a shard of ice.</w:t>
+      </w:r>
+      <w:r>
+        <w:t xml:space="preserve"> Unfortunately that didn’t work. Instead I seemed to create an area of coldness.</w:t>
+      </w:r>
+    </w:p>
+    <w:p>
+      <w:r>
+        <w:t xml:space="preserve">“Annie, take out </w:t>
+      </w:r>
+      <w:r>
+        <w:t>a</w:t>
+      </w:r>
+      <w:r>
+        <w:t xml:space="preserve"> sword and cover it with sodium,” I instruct</w:t>
+      </w:r>
+      <w:r>
+        <w:t>ed</w:t>
+      </w:r>
+      <w:r>
+        <w:t>.</w:t>
+      </w:r>
+    </w:p>
+    <w:p>
+      <w:r>
+        <w:t xml:space="preserve">“Okay,” Annie </w:t>
       </w:r>
       <w:r>
         <w:t>said</w:t>
       </w:r>
       <w:r>
-        <w:t>. “</w:t>
-      </w:r>
-      <w:r>
-        <w:t xml:space="preserve">Sis would take me </w:t>
-      </w:r>
-      <w:r>
-        <w:t>to see him whenever she could, and he would play games with me and buy presents for me.</w:t>
+        <w:t>.</w:t>
+      </w:r>
+    </w:p>
+    <w:p>
+      <w:r>
+        <w:t xml:space="preserve"> Annie h</w:t>
+      </w:r>
+      <w:r>
+        <w:t>eld</w:t>
+      </w:r>
+      <w:r>
+        <w:t xml:space="preserve"> a sword. I s</w:t>
+      </w:r>
+      <w:r>
+        <w:t>aw</w:t>
+      </w:r>
+      <w:r>
+        <w:t xml:space="preserve"> the mist being drawn onto the blade.</w:t>
+      </w:r>
+    </w:p>
+    <w:p>
+      <w:r>
+        <w:t>I explain</w:t>
+      </w:r>
+      <w:r>
+        <w:t>ed</w:t>
+      </w:r>
+      <w:r>
+        <w:t xml:space="preserve"> what I </w:t>
+      </w:r>
+      <w:r>
+        <w:t>saw</w:t>
+      </w:r>
+      <w:r>
+        <w:t xml:space="preserve">. “I think skills are cheats or preprogrammed ways to manipulate this mist. I also think I can do this because of my high Manna </w:t>
+      </w:r>
+      <w:r>
+        <w:t xml:space="preserve">Control </w:t>
+      </w:r>
+      <w:r>
+        <w:t>score.</w:t>
+      </w:r>
+    </w:p>
+    <w:p>
+      <w:r>
+        <w:lastRenderedPageBreak/>
+        <w:t>“I guess only Annie’s parents know.”</w:t>
+      </w:r>
+    </w:p>
+    <w:p>
+      <w:r>
+        <w:t xml:space="preserve">“What was that </w:t>
+      </w:r>
+      <w:r>
+        <w:t>glaive</w:t>
+      </w:r>
+      <w:r>
+        <w:t>?” Dad asked. “</w:t>
+      </w:r>
+      <w:r>
+        <w:t>It looked almost like a wizard staff, one with a wicked blade at the end.</w:t>
+      </w:r>
+      <w:r>
+        <w:t>”</w:t>
+      </w:r>
+    </w:p>
+    <w:p>
+      <w:r>
+        <w:t>&lt;Pole weapon with straight blade and twin axe heads&gt;</w:t>
+      </w:r>
+    </w:p>
+    <w:p>
+      <w:r>
+        <w:t xml:space="preserve">The bow glaive </w:t>
+      </w:r>
+      <w:r>
+        <w:t xml:space="preserve">looked like the marriage of a glaive and an unstrung bow. It </w:t>
+      </w:r>
+      <w:r>
+        <w:t>had a padded grip at the center of the shaft</w:t>
+      </w:r>
+      <w:r>
+        <w:t>. The blade</w:t>
+      </w:r>
+      <w:r>
+        <w:t xml:space="preserve"> had one </w:t>
+      </w:r>
+      <w:r>
+        <w:t>smooth</w:t>
+      </w:r>
+      <w:r>
+        <w:t xml:space="preserve"> edge and one serrated edge, resembling a bread knife.</w:t>
+      </w:r>
+    </w:p>
+    <w:p>
+      <w:r>
+        <w:t xml:space="preserve">“It said it </w:t>
+      </w:r>
+      <w:r>
+        <w:t>is</w:t>
+      </w:r>
+      <w:r>
+        <w:t xml:space="preserve"> a</w:t>
+      </w:r>
+      <w:r>
+        <w:t>n elemental</w:t>
+      </w:r>
+      <w:r>
+        <w:t xml:space="preserve"> glaive bow,” I said.</w:t>
+      </w:r>
+    </w:p>
+    <w:p>
+      <w:r>
+        <w:t>I held it like a bow and imagined pulling a string.</w:t>
+      </w:r>
+    </w:p>
+    <w:p>
+      <w:r>
+        <w:t>A glowing string appeared in my fingers, along with a foggy arrow. I imagined the arrow being made of fire and the mist took on</w:t>
       </w:r>
       <w:r>
         <w:t xml:space="preserve"> </w:t>
       </w:r>
       <w:r>
-        <w:t xml:space="preserve">Off course, preparing for the </w:t>
-      </w:r>
-      <w:r>
-        <w:t>apocalypse</w:t>
-      </w:r>
-      <w:r>
-        <w:t xml:space="preserve"> was just a game for me then. </w:t>
-      </w:r>
-      <w:r>
-        <w:t>Then they graduated high school and I attended their wedding as the best man.</w:t>
-      </w:r>
-    </w:p>
-    <w:p>
-      <w:r>
-        <w:t>“</w:t>
-      </w:r>
-      <w:r>
-        <w:t>T</w:t>
-      </w:r>
-      <w:r>
-        <w:t xml:space="preserve">hey have </w:t>
-      </w:r>
-      <w:r>
-        <w:t xml:space="preserve">now </w:t>
-      </w:r>
-      <w:r>
-        <w:t>decided to let the secret be known. They can no longer get in trouble, since cops no longer exist.”</w:t>
-      </w:r>
-    </w:p>
-    <w:p>
-      <w:r>
-        <w:t>“My family is more boring,” Annie said. “I grew up never knowing any relatives but my parents. And my parents only visited me maybe once a year if I was lucky.”</w:t>
-      </w:r>
-    </w:p>
-    <w:p>
-      <w:r>
-        <w:t>“My parents ar</w:t>
-      </w:r>
-      <w:r>
-        <w:t xml:space="preserve">en’t going anywhere,” I </w:t>
+        <w:t>that property.</w:t>
+      </w:r>
+    </w:p>
+    <w:p>
+      <w:r>
+        <w:t>At the same time I felt a strain.</w:t>
+      </w:r>
+      <w:r>
+        <w:t xml:space="preserve"> “It feels like pulling a real bow.”</w:t>
+      </w:r>
+    </w:p>
+    <w:p>
+      <w:r>
+        <w:t>I continued holding until the strain was too great and I let go of the arrow.</w:t>
+      </w:r>
+    </w:p>
+    <w:p>
+      <w:r>
+        <w:t>The arrow hit the tree, causing it to almost explode.</w:t>
+      </w:r>
+    </w:p>
+    <w:p>
+      <w:r>
+        <w:t>“Holy cow,” Annie exclaimed.</w:t>
+      </w:r>
+    </w:p>
+    <w:p>
+      <w:r>
+        <w:t>Dad just whistled and Mum didn’t say anything.</w:t>
+      </w:r>
+    </w:p>
+    <w:p>
+      <w:r>
+        <w:t>Next I tried imaging an arrow made of light. I fired it at another tree. This time it punched through like an overpowered laser.</w:t>
+      </w:r>
+    </w:p>
+    <w:p>
+      <w:r>
+        <w:t>“Damn, that would have been helpful for the zombies,” Dad said.</w:t>
+      </w:r>
+    </w:p>
+    <w:p>
+      <w:r>
+        <w:t>“Now I’m the weakest,” Annie grumbled.</w:t>
+      </w:r>
+    </w:p>
+    <w:p>
+      <w:r>
+        <w:t xml:space="preserve">“Not so,” I </w:t>
       </w:r>
       <w:r>
         <w:t>said</w:t>
       </w:r>
       <w:r>
-        <w:t>, sensing my parents listening.</w:t>
-      </w:r>
-    </w:p>
-    <w:p>
-      <w:r>
-        <w:t>“What should I call them?” Annie asked. “Mr. and Mrs. seem too formal.”</w:t>
-      </w:r>
-    </w:p>
-    <w:p>
-      <w:r>
-        <w:t>“How about uncle and aunty,” I suggested.</w:t>
-      </w:r>
-    </w:p>
-    <w:p>
-      <w:r>
-        <w:t>Annie yawned.</w:t>
-      </w:r>
-    </w:p>
-    <w:p>
-      <w:r>
-        <w:t>“Go to bed,” I suggested. “I’ll come in when I’m feeling sleepy.”</w:t>
-      </w:r>
-    </w:p>
-    <w:p>
+        <w:t xml:space="preserve">. “Your sodium blade may not burn in dry air, but it </w:t>
+      </w:r>
+      <w:r>
+        <w:t>should</w:t>
+      </w:r>
+      <w:r>
+        <w:t xml:space="preserve"> when it cuts through monsters. </w:t>
+      </w:r>
+      <w:r>
+        <w:t xml:space="preserve">Then there are poison arrows </w:t>
+      </w:r>
       <w:r>
         <w:lastRenderedPageBreak/>
-        <w:t xml:space="preserve">“Why are you </w:t>
-      </w:r>
-      <w:r>
-        <w:t>staring</w:t>
-      </w:r>
-      <w:r>
-        <w:t xml:space="preserve"> at your hand?” Annie asked.</w:t>
-      </w:r>
-    </w:p>
-    <w:p>
-      <w:r>
-        <w:t>“I told you I’m being flooded with these weird sensations of energy flowing through me,” I said. “Now I can see a fog around me. It’s at the edge of awareness. Here’s the funny thing. I can make this white mist swirl around my fingers.”</w:t>
-      </w:r>
-    </w:p>
-    <w:p>
-      <w:r>
-        <w:t>“Can you concentrate it around your fingers?” Annie asked.</w:t>
-      </w:r>
-    </w:p>
-    <w:p>
-      <w:r>
-        <w:t>“You do know it’s just my imagination, don’t you?” I ask. Never the less, I concentrate</w:t>
-      </w:r>
-      <w:r>
-        <w:t>d</w:t>
-      </w:r>
-      <w:r>
-        <w:t>.</w:t>
-      </w:r>
-    </w:p>
-    <w:p>
-      <w:r>
-        <w:t>T</w:t>
-      </w:r>
-      <w:r>
-        <w:t>he mist concentrate</w:t>
-      </w:r>
-      <w:r>
-        <w:t>d</w:t>
-      </w:r>
-      <w:r>
-        <w:t xml:space="preserve"> around my finders.</w:t>
-      </w:r>
-    </w:p>
-    <w:p>
-      <w:r>
-        <w:t>Annie leaned closer and stared. “More,” she commanded.</w:t>
-      </w:r>
-    </w:p>
-    <w:p>
-      <w:r>
-        <w:t>I compl</w:t>
-      </w:r>
-      <w:r>
-        <w:t>ied</w:t>
-      </w:r>
-      <w:r>
-        <w:t xml:space="preserve"> and concentrated. The mist concentrated even more intently.</w:t>
-      </w:r>
-    </w:p>
-    <w:p>
-      <w:r>
-        <w:t>“I see it,” Annie said excitedly.</w:t>
-      </w:r>
-    </w:p>
-    <w:p>
-      <w:r>
-        <w:t>“You do?” I asked, surprised.</w:t>
-      </w:r>
-    </w:p>
-    <w:p>
-      <w:r>
-        <w:t>Annie nodded and then said, “Can you separate it into colors?”</w:t>
-      </w:r>
-    </w:p>
-    <w:p>
-      <w:r>
-        <w:t>“What color do you want?” I asked.</w:t>
-      </w:r>
-    </w:p>
-    <w:p>
-      <w:r>
-        <w:t xml:space="preserve">“Fire,” Annie </w:t>
-      </w:r>
-      <w:r>
-        <w:t>said</w:t>
-      </w:r>
-      <w:r>
-        <w:t>.</w:t>
-      </w:r>
-    </w:p>
-    <w:p>
-      <w:r>
-        <w:t>I focus</w:t>
-      </w:r>
-      <w:r>
-        <w:t>ed</w:t>
-      </w:r>
-      <w:r>
-        <w:t>, imaging flames</w:t>
-      </w:r>
-      <w:r>
-        <w:t xml:space="preserve">. </w:t>
-      </w:r>
-      <w:r>
-        <w:t>At first nothing happened and then</w:t>
-      </w:r>
-      <w:r>
-        <w:t xml:space="preserve"> the image of flames appears.</w:t>
-      </w:r>
-    </w:p>
-    <w:p>
-      <w:r>
-        <w:t>Annie stuck her finger in the imaginary flame and jerked it back with an “Aah.”</w:t>
-      </w:r>
-    </w:p>
-    <w:p>
-      <w:r>
-        <w:t>“Damn, that hurt,” Annie grumble</w:t>
-      </w:r>
-      <w:r>
-        <w:t>d</w:t>
-      </w:r>
-      <w:r>
-        <w:t xml:space="preserve"> and then glowed.</w:t>
-      </w:r>
-    </w:p>
-    <w:p>
-      <w:r>
-        <w:t>“What’s the matter, Annie,” Mum called and rushed out, followed by dad.</w:t>
-      </w:r>
-    </w:p>
-    <w:p>
-      <w:r>
-        <w:lastRenderedPageBreak/>
-        <w:t>“Why is there fire on your fingers?” Dad asked, surprised.</w:t>
-      </w:r>
-    </w:p>
-    <w:p>
-      <w:r>
-        <w:t>“I do believe I can do magic,” I said with a smile.</w:t>
-      </w:r>
-    </w:p>
-    <w:p>
-      <w:r>
-        <w:t>“By the way I saw you glow,” I said.</w:t>
-      </w:r>
-    </w:p>
-    <w:p>
-      <w:r>
-        <w:t>“I got Fire Resistance Level 1,” Annie said. “I feel it’s because fire is a chemical process.”</w:t>
-      </w:r>
-    </w:p>
-    <w:p>
-      <w:r>
-        <w:t>“Makes sense, I think,</w:t>
-      </w:r>
-      <w:r>
-        <w:t xml:space="preserve"> </w:t>
-      </w:r>
-      <w:r>
-        <w:t>except nothing is burning,” I said</w:t>
-      </w:r>
-      <w:r>
-        <w:t>,</w:t>
-      </w:r>
-      <w:r>
-        <w:t xml:space="preserve"> “Unless this god system likes making everything </w:t>
-      </w:r>
-      <w:r>
-        <w:t>natural.”</w:t>
-      </w:r>
-    </w:p>
-    <w:p>
-      <w:r>
-        <w:t>I visualize</w:t>
-      </w:r>
-      <w:r>
-        <w:t>d</w:t>
-      </w:r>
-      <w:r>
-        <w:t xml:space="preserve"> the mist gathering more and more and the flame increase</w:t>
-      </w:r>
-      <w:r>
-        <w:t>d</w:t>
-      </w:r>
-      <w:r>
-        <w:t xml:space="preserve"> as I did.</w:t>
-      </w:r>
-    </w:p>
-    <w:p>
-      <w:r>
-        <w:t xml:space="preserve"> I concentrated the flame into a ball and threw it at the dark silhouette of a tree. The fire hit the tree and exploded, shaking the tree.</w:t>
-      </w:r>
-    </w:p>
-    <w:p>
-      <w:r>
-        <w:t>“Pretty impressive,” Dad said, whistling. “Masterminds can throw fireballs.”</w:t>
-      </w:r>
-    </w:p>
-    <w:p>
-      <w:r>
-        <w:t xml:space="preserve">“I don’t think so,” I </w:t>
-      </w:r>
-      <w:r>
-        <w:t>said</w:t>
-      </w:r>
-      <w:r>
-        <w:t>. “Let’s try ice.”</w:t>
-      </w:r>
-    </w:p>
-    <w:p>
-      <w:r>
-        <w:t>I imagined the vapor transforming into a shard of ice.</w:t>
-      </w:r>
-      <w:r>
-        <w:t xml:space="preserve"> Unfortunately that didn’t work. Instead I seemed to create an area of coldness.</w:t>
-      </w:r>
-    </w:p>
-    <w:p>
-      <w:r>
-        <w:t xml:space="preserve">“Annie, take out </w:t>
-      </w:r>
-      <w:r>
-        <w:t>a</w:t>
-      </w:r>
-      <w:r>
-        <w:t xml:space="preserve"> sword and cover it with sodium,” I instruct</w:t>
-      </w:r>
-      <w:r>
-        <w:t>ed</w:t>
-      </w:r>
-      <w:r>
-        <w:t>.</w:t>
-      </w:r>
-    </w:p>
-    <w:p>
-      <w:r>
-        <w:t xml:space="preserve">“Okay,” Annie </w:t>
-      </w:r>
-      <w:r>
-        <w:t>said</w:t>
-      </w:r>
-      <w:r>
-        <w:t>.</w:t>
-      </w:r>
-    </w:p>
-    <w:p>
-      <w:r>
-        <w:t xml:space="preserve"> Annie h</w:t>
-      </w:r>
-      <w:r>
-        <w:t>eld</w:t>
-      </w:r>
-      <w:r>
-        <w:t xml:space="preserve"> a sword. I s</w:t>
-      </w:r>
-      <w:r>
-        <w:t>aw</w:t>
-      </w:r>
-      <w:r>
-        <w:t xml:space="preserve"> the mist being drawn onto the blade.</w:t>
-      </w:r>
-    </w:p>
-    <w:p>
-      <w:r>
-        <w:t>I explain</w:t>
-      </w:r>
-      <w:r>
-        <w:t>ed</w:t>
-      </w:r>
-      <w:r>
-        <w:t xml:space="preserve"> what I </w:t>
-      </w:r>
-      <w:r>
-        <w:t>saw</w:t>
-      </w:r>
-      <w:r>
-        <w:t xml:space="preserve">. “I think skills are cheats or preprogrammed ways to manipulate this mist. I also think I can do this because of my high Manna </w:t>
-      </w:r>
-      <w:r>
-        <w:t xml:space="preserve">Control </w:t>
-      </w:r>
-      <w:r>
-        <w:t>score.</w:t>
-      </w:r>
-    </w:p>
-    <w:p>
-      <w:r>
-        <w:t>“I guess only Annie’s parents know.”</w:t>
-      </w:r>
-    </w:p>
-    <w:p>
-      <w:r>
-        <w:lastRenderedPageBreak/>
-        <w:t xml:space="preserve">“What was that </w:t>
-      </w:r>
-      <w:r>
-        <w:t>glaive</w:t>
-      </w:r>
-      <w:r>
-        <w:t>?” Dad asked. “</w:t>
-      </w:r>
-      <w:r>
-        <w:t>It looked almost like a wizard staff, one with a wicked blade at the end.</w:t>
-      </w:r>
-      <w:r>
-        <w:t>”</w:t>
-      </w:r>
-    </w:p>
-    <w:p>
-      <w:r>
-        <w:t>&lt;Pole weapon with straight blade and twin axe heads&gt;</w:t>
-      </w:r>
-    </w:p>
-    <w:p>
-      <w:r>
-        <w:t xml:space="preserve">The bow glaive </w:t>
-      </w:r>
-      <w:r>
-        <w:t xml:space="preserve">looked like the marriage of a glaive and an unstrung bow. It </w:t>
-      </w:r>
-      <w:r>
-        <w:t>had a padded grip at the center of the shaft</w:t>
-      </w:r>
-      <w:r>
-        <w:t>. The blade</w:t>
-      </w:r>
-      <w:r>
-        <w:t xml:space="preserve"> had one </w:t>
-      </w:r>
-      <w:r>
-        <w:t>smooth</w:t>
-      </w:r>
-      <w:r>
-        <w:t xml:space="preserve"> edge and one serrated edge, resembling a bread knife.</w:t>
-      </w:r>
-    </w:p>
-    <w:p>
-      <w:r>
-        <w:t xml:space="preserve">“It said it </w:t>
-      </w:r>
-      <w:r>
-        <w:t>is</w:t>
-      </w:r>
-      <w:r>
-        <w:t xml:space="preserve"> a</w:t>
-      </w:r>
-      <w:r>
-        <w:t>n elemental</w:t>
-      </w:r>
-      <w:r>
-        <w:t xml:space="preserve"> glaive bow,” I said.</w:t>
-      </w:r>
-    </w:p>
-    <w:p>
-      <w:r>
-        <w:t>I held it like a bow and imagined pulling a string.</w:t>
-      </w:r>
-    </w:p>
-    <w:p>
-      <w:r>
-        <w:t>A glowing string appeared in my fingers, along with a foggy arrow. I imagined the arrow being made of fire and the mist took on</w:t>
-      </w:r>
-      <w:r>
-        <w:t xml:space="preserve"> </w:t>
-      </w:r>
-      <w:r>
-        <w:t>that property.</w:t>
-      </w:r>
-    </w:p>
-    <w:p>
-      <w:r>
-        <w:t>At the same time I felt a strain.</w:t>
-      </w:r>
-      <w:r>
-        <w:t xml:space="preserve"> “It feels like pulling a real bow.”</w:t>
-      </w:r>
-    </w:p>
-    <w:p>
-      <w:r>
-        <w:t>I continued holding until the strain was too great and I let go of the arrow.</w:t>
-      </w:r>
-    </w:p>
-    <w:p>
-      <w:r>
-        <w:t>The arrow hit the tree, causing it to almost explode.</w:t>
-      </w:r>
-    </w:p>
-    <w:p>
-      <w:r>
-        <w:t>“Holy cow,” Annie exclaimed.</w:t>
-      </w:r>
-    </w:p>
-    <w:p>
-      <w:r>
-        <w:t>Dad just whistled and Mum didn’t say anything.</w:t>
-      </w:r>
-    </w:p>
-    <w:p>
-      <w:r>
-        <w:t>Next I tried imaging an arrow made of light. I fired it at another tree. This time it punched through like an overpowered laser.</w:t>
-      </w:r>
-    </w:p>
-    <w:p>
-      <w:r>
-        <w:t>“Damn, that would have been helpful for the zombies,” Dad said.</w:t>
-      </w:r>
-    </w:p>
-    <w:p>
-      <w:r>
-        <w:t>“Now I’m the weakest,” Annie grumbled.</w:t>
-      </w:r>
-    </w:p>
-    <w:p>
-      <w:r>
-        <w:t xml:space="preserve">“Not so,” I </w:t>
-      </w:r>
-      <w:r>
-        <w:t>said</w:t>
-      </w:r>
-      <w:r>
-        <w:t xml:space="preserve">. “Your sodium blade may not burn in dry air, but it </w:t>
-      </w:r>
-      <w:r>
-        <w:t>should</w:t>
-      </w:r>
-      <w:r>
-        <w:t xml:space="preserve"> when it cuts through monsters. </w:t>
-      </w:r>
-      <w:r>
-        <w:t>Then there are poison arrows and weapons. Then there are your explosives and other dangerous chemicals.</w:t>
-      </w:r>
-    </w:p>
-    <w:p>
-      <w:r>
-        <w:lastRenderedPageBreak/>
+        <w:t>and weapons. Then there are your explosives and other dangerous chemicals.</w:t>
+      </w:r>
+    </w:p>
+    <w:p>
+      <w:r>
         <w:t>“You have only touched the surface of your abilities.</w:t>
       </w:r>
       <w:r>
@@ -25268,12 +25566,33 @@
     <w:p>
       <w:pPr>
         <w:pStyle w:val="StatusUser"/>
-      </w:pPr>
-      <w:r>
+        <w:rPr>
+          <w:u w:val="single"/>
+        </w:rPr>
+      </w:pPr>
+      <w:r>
+        <w:rPr>
+          <w:u w:val="single"/>
+        </w:rPr>
         <w:t>Throne</w:t>
       </w:r>
       <w:r>
-        <w:t xml:space="preserve"> Stats:</w:t>
+        <w:rPr>
+          <w:u w:val="single"/>
+        </w:rPr>
+        <w:t xml:space="preserve"> </w:t>
+      </w:r>
+      <w:r>
+        <w:rPr>
+          <w:u w:val="single"/>
+        </w:rPr>
+        <w:t xml:space="preserve">- </w:t>
+      </w:r>
+      <w:r>
+        <w:rPr>
+          <w:u w:val="single"/>
+        </w:rPr>
+        <w:t>Stats:</w:t>
       </w:r>
     </w:p>
     <w:p>
@@ -27981,7 +28300,7 @@
           <w:noProof/>
         </w:rPr>
         <w:pict>
-          <v:shape id="Picture 3" o:spid="_x0000_i1026" type="#_x0000_t75" style="width:22.9pt;height:9.55pt;visibility:visible;mso-wrap-style:square" o:bullet="t">
+          <v:shape id="Picture 3" o:spid="_x0000_i1026" type="#_x0000_t75" style="width:22.85pt;height:9.55pt;visibility:visible;mso-wrap-style:square" o:bullet="t">
             <v:imagedata r:id="rId13" o:title="MC900065312[1]"/>
           </v:shape>
         </w:pict>
@@ -29897,6 +30216,32 @@
       <w:pPr>
         <w:pStyle w:val="StatusUser"/>
         <w:rPr>
+          <w:u w:val="single"/>
+        </w:rPr>
+      </w:pPr>
+      <w:r>
+        <w:rPr>
+          <w:u w:val="single"/>
+        </w:rPr>
+        <w:t xml:space="preserve">Luke </w:t>
+      </w:r>
+      <w:r>
+        <w:rPr>
+          <w:u w:val="single"/>
+        </w:rPr>
+        <w:t xml:space="preserve">- </w:t>
+      </w:r>
+      <w:r>
+        <w:rPr>
+          <w:u w:val="single"/>
+        </w:rPr>
+        <w:t>Stats:</w:t>
+      </w:r>
+    </w:p>
+    <w:p>
+      <w:pPr>
+        <w:pStyle w:val="StatusUser"/>
+        <w:rPr>
           <w:rFonts w:eastAsia="Calibri"/>
         </w:rPr>
       </w:pPr>
@@ -30442,6 +30787,7 @@
     <w:p>
       <w:pPr>
         <w:pStyle w:val="StatusUser"/>
+        <w:contextualSpacing w:val="0"/>
         <w:rPr>
           <w:rFonts w:eastAsia="Calibri"/>
         </w:rPr>
@@ -30681,6 +31027,7 @@
     <w:p>
       <w:pPr>
         <w:pStyle w:val="StatusUser"/>
+        <w:contextualSpacing w:val="0"/>
         <w:rPr>
           <w:rFonts w:eastAsia="Calibri"/>
         </w:rPr>
@@ -30766,12 +31113,12 @@
     </w:p>
     <w:p>
       <w:r>
+        <w:lastRenderedPageBreak/>
         <w:t>Of course Mum entered first, followed by Annie, me, and finally Dad.</w:t>
       </w:r>
     </w:p>
     <w:p>
       <w:r>
-        <w:lastRenderedPageBreak/>
         <w:t>Dad barely made it in time as the doors slammed shut. Although he spent little on speed,</w:t>
       </w:r>
       <w:r>
@@ -32298,7 +32645,7 @@
           <w:noProof/>
         </w:rPr>
         <w:pict>
-          <v:shape id="_x0000_i1027" type="#_x0000_t75" style="width:22.9pt;height:9.55pt;visibility:visible;mso-wrap-style:square" o:bullet="t">
+          <v:shape id="_x0000_i1027" type="#_x0000_t75" style="width:22.85pt;height:9.55pt;visibility:visible;mso-wrap-style:square" o:bullet="t">
             <v:imagedata r:id="rId13" o:title="MC900065312[1]"/>
           </v:shape>
         </w:pict>
@@ -32926,6 +33273,7 @@
     <w:p>
       <w:pPr>
         <w:pStyle w:val="StatusUser"/>
+        <w:contextualSpacing w:val="0"/>
       </w:pPr>
       <w:r>
         <w:t>Interior Space:</w:t>
@@ -33070,6 +33418,7 @@
     <w:p>
       <w:pPr>
         <w:pStyle w:val="StatusUser"/>
+        <w:contextualSpacing w:val="0"/>
       </w:pPr>
       <w:r>
         <w:tab/>
@@ -33081,6 +33430,7 @@
         <w:pStyle w:val="StatusUser"/>
       </w:pPr>
       <w:r>
+        <w:lastRenderedPageBreak/>
         <w:t>Current Level:</w:t>
       </w:r>
       <w:r>
@@ -33109,8 +33459,32 @@
       </w:r>
     </w:p>
     <w:p>
-      <w:r>
-        <w:lastRenderedPageBreak/>
+      <w:pPr>
+        <w:pStyle w:val="StatusMessage"/>
+      </w:pPr>
+      <w:r>
+        <w:t>Stealth surpassed 144</w:t>
+      </w:r>
+      <w:r>
+        <w:br/>
+        <w:t>Bonus Unlocked – Stealth extended to Mansion Extension</w:t>
+      </w:r>
+    </w:p>
+    <w:p>
+      <w:pPr>
+        <w:pStyle w:val="StatusMessage"/>
+      </w:pPr>
+      <w:r>
+        <w:t xml:space="preserve">Next Rank up - </w:t>
+      </w:r>
+      <w:r>
+        <w:t>1728</w:t>
+      </w:r>
+    </w:p>
+    <w:p/>
+    <w:p/>
+    <w:p>
+      <w:r>
         <w:t>And off course mine was:</w:t>
       </w:r>
     </w:p>
@@ -33706,6 +34080,7 @@
     <w:p>
       <w:pPr>
         <w:pStyle w:val="StatusUser"/>
+        <w:contextualSpacing w:val="0"/>
         <w:rPr>
           <w:rFonts w:eastAsia="Calibri"/>
         </w:rPr>
@@ -33714,7 +34089,19 @@
         <w:rPr>
           <w:rFonts w:eastAsia="Calibri"/>
         </w:rPr>
-        <w:t>Manna:</w:t>
+        <w:t>Manna</w:t>
+      </w:r>
+      <w:r>
+        <w:rPr>
+          <w:rFonts w:eastAsia="Calibri"/>
+        </w:rPr>
+        <w:t xml:space="preserve"> Control</w:t>
+      </w:r>
+      <w:r>
+        <w:rPr>
+          <w:rFonts w:eastAsia="Calibri"/>
+        </w:rPr>
+        <w:t>:</w:t>
       </w:r>
       <w:r>
         <w:rPr>
@@ -33921,6 +34308,7 @@
     <w:p>
       <w:pPr>
         <w:pStyle w:val="StatusUser"/>
+        <w:contextualSpacing w:val="0"/>
         <w:rPr>
           <w:rFonts w:eastAsia="Calibri"/>
         </w:rPr>
@@ -33942,6 +34330,9 @@
     <w:p>
       <w:pPr>
         <w:pStyle w:val="StatusUser"/>
+        <w:rPr>
+          <w:rFonts w:eastAsia="Calibri"/>
+        </w:rPr>
       </w:pPr>
       <w:r>
         <w:rPr>
@@ -33980,6 +34371,89 @@
         </w:rPr>
         <w:t>-&gt; 40</w:t>
       </w:r>
+    </w:p>
+    <w:p>
+      <w:pPr>
+        <w:pStyle w:val="StatusUser"/>
+        <w:rPr>
+          <w:rFonts w:eastAsia="Calibri"/>
+        </w:rPr>
+      </w:pPr>
+    </w:p>
+    <w:p>
+      <w:pPr>
+        <w:pStyle w:val="StatusMessage"/>
+      </w:pPr>
+      <w:r>
+        <w:t>Nerve surpassed 144</w:t>
+      </w:r>
+      <w:r>
+        <w:br/>
+        <w:t>Bonus Unlocked – Nerve extended to Mansion Extension</w:t>
+      </w:r>
+    </w:p>
+    <w:p>
+      <w:pPr>
+        <w:pStyle w:val="StatusMessage"/>
+      </w:pPr>
+      <w:r>
+        <w:t xml:space="preserve">Next Rank up - </w:t>
+      </w:r>
+      <w:r>
+        <w:t>1728</w:t>
+      </w:r>
+    </w:p>
+    <w:p>
+      <w:pPr>
+        <w:pStyle w:val="StatusMessage"/>
+      </w:pPr>
+    </w:p>
+    <w:p>
+      <w:pPr>
+        <w:pStyle w:val="StatusMessage"/>
+      </w:pPr>
+      <w:r>
+        <w:t>Manna</w:t>
+      </w:r>
+      <w:r>
+        <w:t xml:space="preserve"> Control surpassed 144</w:t>
+      </w:r>
+      <w:r>
+        <w:br/>
+        <w:t xml:space="preserve">Bonus Unlocked – </w:t>
+      </w:r>
+      <w:r>
+        <w:t>Manna</w:t>
+      </w:r>
+      <w:r>
+        <w:t xml:space="preserve"> Control extended to Mansion Extension</w:t>
+      </w:r>
+    </w:p>
+    <w:p>
+      <w:pPr>
+        <w:pStyle w:val="StatusMessage"/>
+      </w:pPr>
+      <w:r>
+        <w:t xml:space="preserve">Next Rank up - </w:t>
+      </w:r>
+      <w:r>
+        <w:t>1728</w:t>
+      </w:r>
+    </w:p>
+    <w:p>
+      <w:pPr>
+        <w:pStyle w:val="StatusUser"/>
+      </w:pPr>
+    </w:p>
+    <w:p>
+      <w:pPr>
+        <w:pStyle w:val="StatusUser"/>
+      </w:pPr>
+    </w:p>
+    <w:p>
+      <w:pPr>
+        <w:pStyle w:val="StatusUser"/>
+      </w:pPr>
     </w:p>
     <w:p>
       <w:pPr>
@@ -34130,51 +34604,51 @@
     </w:p>
     <w:p>
       <w:r>
+        <w:t>“Hopefully they will hear the music and go to the villages,” Mum said.</w:t>
+      </w:r>
+    </w:p>
+    <w:p>
+      <w:r>
+        <w:t xml:space="preserve">Thankfully </w:t>
+      </w:r>
+      <w:r>
+        <w:t>we had the</w:t>
+      </w:r>
+      <w:r>
+        <w:t xml:space="preserve"> budget</w:t>
+      </w:r>
+      <w:r>
+        <w:t xml:space="preserve"> </w:t>
+      </w:r>
+      <w:r>
+        <w:t>for the sound systems.</w:t>
+      </w:r>
+      <w:r>
+        <w:t xml:space="preserve"> </w:t>
+      </w:r>
+      <w:r>
+        <w:t>After countless store transactions the village coffers had plenty of gold, which we used to buy a sound system.</w:t>
+      </w:r>
+      <w:r>
+        <w:t xml:space="preserve"> </w:t>
+      </w:r>
+      <w:r>
+        <w:t>This was expensive since it was self powered but was necessary. Sitting on a pole high above the town, it promised to be heard over 10KM away.</w:t>
+      </w:r>
+    </w:p>
+    <w:p>
+      <w:r>
+        <w:t>Even now we could hear the music playing.</w:t>
+      </w:r>
+    </w:p>
+    <w:p>
+      <w:r>
+        <w:t>“Perhaps we should add signposts,” I said. “I’m going out. I want to see what they have.”</w:t>
+      </w:r>
+    </w:p>
+    <w:p>
+      <w:r>
         <w:lastRenderedPageBreak/>
-        <w:t>“Hopefully they will hear the music and go to the villages,” Mum said.</w:t>
-      </w:r>
-    </w:p>
-    <w:p>
-      <w:r>
-        <w:t xml:space="preserve">Thankfully </w:t>
-      </w:r>
-      <w:r>
-        <w:t>we had the</w:t>
-      </w:r>
-      <w:r>
-        <w:t xml:space="preserve"> budget</w:t>
-      </w:r>
-      <w:r>
-        <w:t xml:space="preserve"> </w:t>
-      </w:r>
-      <w:r>
-        <w:t>for the sound systems.</w:t>
-      </w:r>
-      <w:r>
-        <w:t xml:space="preserve"> </w:t>
-      </w:r>
-      <w:r>
-        <w:t>After countless store transactions the village coffers had plenty of gold, which we used to buy a sound system.</w:t>
-      </w:r>
-      <w:r>
-        <w:t xml:space="preserve"> </w:t>
-      </w:r>
-      <w:r>
-        <w:t>This was expensive since it was self powered but was necessary. Sitting on a pole high above the town, it promised to be heard over 10KM away.</w:t>
-      </w:r>
-    </w:p>
-    <w:p>
-      <w:r>
-        <w:t>Even now we could hear the music playing.</w:t>
-      </w:r>
-    </w:p>
-    <w:p>
-      <w:r>
-        <w:t>“Perhaps we should add signposts,” I said. “I’m going out. I want to see what they have.”</w:t>
-      </w:r>
-    </w:p>
-    <w:p>
-      <w:r>
         <w:t xml:space="preserve">“Okay Luke,” Dad said </w:t>
       </w:r>
       <w:r>
@@ -34291,7 +34765,6 @@
     </w:p>
     <w:p>
       <w:r>
-        <w:lastRenderedPageBreak/>
         <w:t>Was I really that good or were they all exaggerating?</w:t>
       </w:r>
     </w:p>
@@ -34371,6 +34844,7 @@
     </w:p>
     <w:p>
       <w:r>
+        <w:lastRenderedPageBreak/>
         <w:t>“Okay Luke,” Dad said and took aim at a wolf that was about to bite a woman.</w:t>
       </w:r>
     </w:p>
@@ -34467,46 +34941,118 @@
     </w:p>
     <w:p>
       <w:r>
+        <w:t>“Isn’t that dangerous?” a man asked.</w:t>
+      </w:r>
+    </w:p>
+    <w:p>
+      <w:r>
+        <w:t>“How many of you have guns?” I asked.</w:t>
+      </w:r>
+    </w:p>
+    <w:p>
+      <w:r>
+        <w:t>Several people raised their hands.</w:t>
+      </w:r>
+    </w:p>
+    <w:p>
+      <w:r>
+        <w:t>“How useful are guns?” another man asked.</w:t>
+      </w:r>
+    </w:p>
+    <w:p>
+      <w:r>
+        <w:t xml:space="preserve">“Amazingly useful,” I </w:t>
+      </w:r>
+      <w:r>
+        <w:t>said</w:t>
+      </w:r>
+      <w:r>
+        <w:t xml:space="preserve"> excitedly</w:t>
+      </w:r>
+      <w:r>
+        <w:t>. “By killing weak monsters with guns, you get to level up. Then at Level 1</w:t>
+      </w:r>
+      <w:r>
+        <w:t>2</w:t>
+      </w:r>
+      <w:r>
+        <w:t xml:space="preserve"> you gain your class. </w:t>
+      </w:r>
+      <w:r>
+        <w:t xml:space="preserve">After </w:t>
+      </w:r>
+      <w:r>
         <w:lastRenderedPageBreak/>
-        <w:t>“Isn’t that dangerous?” a man asked.</w:t>
-      </w:r>
-    </w:p>
-    <w:p>
-      <w:r>
-        <w:t>“How many of you have guns?” I asked.</w:t>
-      </w:r>
-    </w:p>
-    <w:p>
-      <w:r>
-        <w:t>Several people raised their hands.</w:t>
-      </w:r>
-    </w:p>
-    <w:p>
-      <w:r>
-        <w:t>“How useful are guns?” another man asked.</w:t>
-      </w:r>
-    </w:p>
-    <w:p>
-      <w:r>
-        <w:t xml:space="preserve">“Amazingly useful,” I </w:t>
+        <w:t>that magic weapons and powers are preferred, since they scale with you.</w:t>
+      </w:r>
+    </w:p>
+    <w:p>
+      <w:r>
+        <w:t>“</w:t>
+      </w:r>
+      <w:r>
+        <w:t>The best time to use guns is now. We have used over half of our ammo, but it was well worth it. You can toss them after you run out of ammo.</w:t>
+      </w:r>
+    </w:p>
+    <w:p>
+      <w:r>
+        <w:t>“What kind of classes can we expect?” a woman asked.</w:t>
+      </w:r>
+    </w:p>
+    <w:p>
+      <w:r>
+        <w:t xml:space="preserve">“Not a clue,” I </w:t>
       </w:r>
       <w:r>
         <w:t>said</w:t>
       </w:r>
       <w:r>
-        <w:t xml:space="preserve"> excitedly</w:t>
-      </w:r>
-      <w:r>
-        <w:t>. “By killing weak monsters with guns, you get to level up. Then at Level 1</w:t>
-      </w:r>
-      <w:r>
-        <w:t>2</w:t>
-      </w:r>
-      <w:r>
-        <w:t xml:space="preserve"> you gain your class. </w:t>
-      </w:r>
-      <w:r>
-        <w:t>After that magic weapons and powers are preferred, since they scale with you.</w:t>
+        <w:t>. “The number of classes is huge, ranging from rogues to alchemists to gunners</w:t>
+      </w:r>
+      <w:r>
+        <w:t xml:space="preserve"> to </w:t>
+      </w:r>
+      <w:r>
+        <w:t>shaman</w:t>
+      </w:r>
+      <w:r>
+        <w:t>. I believe it depends on your innate traits and personality. Focus on what kind of person you are and what you feel comfortable do</w:t>
+      </w:r>
+      <w:r>
+        <w:t>ing for the rest of your lives.</w:t>
+      </w:r>
+    </w:p>
+    <w:p>
+      <w:r>
+        <w:t>“Remember it doe</w:t>
+      </w:r>
+      <w:r>
+        <w:t>sn’t have to be combat related. We are rebuilding society one village at a time.”</w:t>
+      </w:r>
+    </w:p>
+    <w:p>
+      <w:r>
+        <w:t>“Can we do magic?” a lanky man asked.</w:t>
+      </w:r>
+    </w:p>
+    <w:p>
+      <w:r>
+        <w:t xml:space="preserve">“Absolutely,” I </w:t>
+      </w:r>
+      <w:r>
+        <w:t>said</w:t>
+      </w:r>
+      <w:r>
+        <w:t xml:space="preserve">. “We do have an attribute called </w:t>
+      </w:r>
+      <w:r>
+        <w:t>Manna Control</w:t>
+      </w:r>
+      <w:r>
+        <w:t xml:space="preserve">. </w:t>
+      </w:r>
+      <w:r>
+        <w:t>However, this is not necessary.</w:t>
       </w:r>
     </w:p>
     <w:p>
@@ -34514,353 +35060,283 @@
         <w:t>“</w:t>
       </w:r>
       <w:r>
-        <w:t>The best time to use guns is now. We have used over half of our ammo, but it was well worth it. You can toss them after you run out of ammo.</w:t>
-      </w:r>
-    </w:p>
-    <w:p>
-      <w:r>
-        <w:t>“What kind of classes can we expect?” a woman asked.</w:t>
-      </w:r>
-    </w:p>
-    <w:p>
-      <w:r>
-        <w:t xml:space="preserve">“Not a clue,” I </w:t>
+        <w:t>I believe everyone has manna, and this increases with level. This then is used by the various classes automatically. For instance, my dad can create bullets automatically. However he still needs to train.</w:t>
+      </w:r>
+    </w:p>
+    <w:p>
+      <w:r>
+        <w:t>“On the other hand, a person who has high manna control can do this.”</w:t>
+      </w:r>
+    </w:p>
+    <w:p>
+      <w:r>
+        <w:t>I raised my hand and formed a fireball.</w:t>
+      </w:r>
+      <w:r>
+        <w:t xml:space="preserve"> That display amazed everyone.</w:t>
+      </w:r>
+    </w:p>
+    <w:p>
+      <w:r>
+        <w:t>“I can’t tell you more, since I’m still learning.</w:t>
+      </w:r>
+      <w:r>
+        <w:t>”</w:t>
+      </w:r>
+    </w:p>
+    <w:p>
+      <w:r>
+        <w:t>I paused and then said, “We discovered an amazing item. It’s a portable store. You can all buy stuff before either going to the established village or conquer a new village.”</w:t>
+      </w:r>
+    </w:p>
+    <w:p>
+      <w:r>
+        <w:lastRenderedPageBreak/>
+        <w:t xml:space="preserve">At that I took out our store front. As I did, I realized the </w:t>
+      </w:r>
+      <w:r>
+        <w:rPr>
+          <w:i/>
+        </w:rPr>
+        <w:t>Throne</w:t>
+      </w:r>
+      <w:r>
+        <w:t xml:space="preserve"> might have other forms we could use. Its </w:t>
+      </w:r>
+      <w:r>
+        <w:t>Metamorphosis</w:t>
+      </w:r>
+      <w:r>
+        <w:t xml:space="preserve"> skill was truly impressive. I just ha</w:t>
+      </w:r>
+      <w:r>
+        <w:t>d</w:t>
+      </w:r>
+      <w:r>
+        <w:t xml:space="preserve"> to figure out how to use it for different types of transportation choices.</w:t>
+      </w:r>
+    </w:p>
+    <w:p>
+      <w:r>
+        <w:t>As usual the sight of the store kiosk surprised everyone.</w:t>
+      </w:r>
+    </w:p>
+    <w:p>
+      <w:r>
+        <w:t>“What kind of stuff can you buy?” Someone asked.</w:t>
+      </w:r>
+    </w:p>
+    <w:p>
+      <w:r>
+        <w:t>“</w:t>
+      </w:r>
+      <w:r>
+        <w:t>Mostly</w:t>
+      </w:r>
+      <w:r>
+        <w:t xml:space="preserve"> stuff you can buy at big box stores such as Ballfarts</w:t>
+      </w:r>
+      <w:r>
+        <w:t xml:space="preserve"> and the Homely Depot</w:t>
+      </w:r>
+      <w:r>
+        <w:t>,</w:t>
+      </w:r>
+      <w:r>
+        <w:t>” Dad said. “We established the town on the coast using a town stone. Also, there are mansion stones.</w:t>
+      </w:r>
+      <w:r>
+        <w:t xml:space="preserve"> They are costly to upgrade but well worth it</w:t>
+      </w:r>
+      <w:r>
+        <w:t>.”</w:t>
+      </w:r>
+    </w:p>
+    <w:p>
+      <w:r>
+        <w:t>People lined up to purchase items. Mum and dad helped, since getting to know the store was time-consuming.</w:t>
+      </w:r>
+    </w:p>
+    <w:p>
+      <w:r>
+        <w:t>In the meantime I stood by Annie and practiced increasing my vocabulary.</w:t>
+      </w:r>
+    </w:p>
+    <w:p>
+      <w:r>
+        <w:t xml:space="preserve">Eventually </w:t>
+      </w:r>
+      <w:r>
+        <w:t>everyone completed their purchase</w:t>
+      </w:r>
+      <w:r>
+        <w:t>.</w:t>
+      </w:r>
+    </w:p>
+    <w:p>
+      <w:r>
+        <w:t>Then we headed for the new goblin village. I was expecting more people to head for the beach. However, it seemed being alone was scarier for them than being with us.</w:t>
+      </w:r>
+    </w:p>
+    <w:p>
+      <w:r>
+        <w:t xml:space="preserve">I took out my phone and found I was still connected to the </w:t>
+      </w:r>
+      <w:r>
+        <w:rPr>
+          <w:i/>
+        </w:rPr>
+        <w:t>Throne</w:t>
+      </w:r>
+      <w:r>
+        <w:t xml:space="preserve"> via WIFI. More importantly I had </w:t>
+      </w:r>
+      <w:r>
+        <w:t>the</w:t>
+      </w:r>
+      <w:r>
+        <w:t xml:space="preserve"> map.</w:t>
+      </w:r>
+    </w:p>
+    <w:p>
+      <w:r>
+        <w:t>We headed out with me leading.</w:t>
+      </w:r>
+    </w:p>
+    <w:p>
+      <w:r>
+        <w:t>“What are you saying?” a man asked as Annie and I talked.</w:t>
+      </w:r>
+    </w:p>
+    <w:p>
+      <w:r>
+        <w:t>“Just passing the time with some language training,” I said.</w:t>
+      </w:r>
+      <w:r>
+        <w:t xml:space="preserve"> “Feel free to talk. That way other people will hear and come.”</w:t>
+      </w:r>
+    </w:p>
+    <w:p>
+      <w:r>
+        <w:t>And so like the Pied Piper, we collected more and more people as we went.</w:t>
+      </w:r>
+    </w:p>
+    <w:p>
+      <w:r>
+        <w:lastRenderedPageBreak/>
+        <w:t xml:space="preserve">The trip was long and eventful. </w:t>
+      </w:r>
+      <w:r>
+        <w:t>Fighting</w:t>
+      </w:r>
+      <w:r>
+        <w:t xml:space="preserve"> monsters and rescuing people was becoming a normal occurrence.</w:t>
+      </w:r>
+    </w:p>
+    <w:p>
+      <w:r>
+        <w:t>“</w:t>
+      </w:r>
+      <w:r>
+        <w:t>We are coming close</w:t>
+      </w:r>
+      <w:r>
+        <w:t xml:space="preserve">,” I </w:t>
       </w:r>
       <w:r>
         <w:t>said</w:t>
       </w:r>
       <w:r>
-        <w:t>. “The number of classes is huge, ranging from rogues to alchemists to gunners</w:t>
-      </w:r>
-      <w:r>
-        <w:t xml:space="preserve"> to </w:t>
-      </w:r>
-      <w:r>
-        <w:t>shaman</w:t>
-      </w:r>
-      <w:r>
-        <w:t>. I believe it depends on your innate traits and personality. Focus on what kind of person you are and what you feel comfortable do</w:t>
-      </w:r>
-      <w:r>
-        <w:t>ing for the rest of your lives.</w:t>
-      </w:r>
-    </w:p>
-    <w:p>
-      <w:r>
-        <w:t>“Remember it doe</w:t>
-      </w:r>
-      <w:r>
-        <w:t>sn’t have to be combat related. We are rebuilding society one village at a time.”</w:t>
-      </w:r>
-    </w:p>
-    <w:p>
-      <w:r>
-        <w:t>“Can we do magic?” a lanky man asked.</w:t>
-      </w:r>
-    </w:p>
-    <w:p>
-      <w:r>
-        <w:t xml:space="preserve">“Absolutely,” I </w:t>
+        <w:t>, pointing. “</w:t>
+      </w:r>
+      <w:r>
+        <w:t xml:space="preserve">We </w:t>
+      </w:r>
+      <w:r>
+        <w:t>conquered a village on our first day this size.</w:t>
+      </w:r>
+    </w:p>
+    <w:p>
+      <w:r>
+        <w:t>“For three people, that was hard. However, with the number of people we ha</w:t>
+      </w:r>
+      <w:r>
+        <w:t>ve</w:t>
+      </w:r>
+      <w:r>
+        <w:t>, that shouldn’t be a problem.”</w:t>
+      </w:r>
+    </w:p>
+    <w:p>
+      <w:r>
+        <w:t xml:space="preserve">I got everyone together </w:t>
+      </w:r>
+      <w:r>
+        <w:t xml:space="preserve">and </w:t>
+      </w:r>
+      <w:r>
+        <w:t>we talked strategy.</w:t>
+      </w:r>
+      <w:r>
+        <w:t xml:space="preserve"> It was simple. Dad would organize the distance fighters </w:t>
+      </w:r>
+      <w:r>
+        <w:t>and handle overall strategy, and</w:t>
+      </w:r>
+      <w:r>
+        <w:t xml:space="preserve"> mum would organize the melee fighters.</w:t>
+      </w:r>
+    </w:p>
+    <w:p>
+      <w:r>
+        <w:t xml:space="preserve">Annie and I would help as needed. Other than that we would keep out of the way. Our first goblin battle took </w:t>
+      </w:r>
+      <w:r>
+        <w:t>over two</w:t>
+      </w:r>
+      <w:r>
+        <w:t xml:space="preserve"> hour</w:t>
+      </w:r>
+      <w:r>
+        <w:t>s</w:t>
+      </w:r>
+      <w:r>
+        <w:t>. Considering the number of fighters, this should be faster.</w:t>
+      </w:r>
+    </w:p>
+    <w:p>
+      <w:r>
+        <w:t>“Attack,” Dad shouted and we headed out.</w:t>
+      </w:r>
+    </w:p>
+    <w:p>
+      <w:r>
+        <w:t>I watched with Annie as dad got his fighters to kill the various goblins. Then mum handled the monsters that reached us.</w:t>
+      </w:r>
+    </w:p>
+    <w:p>
+      <w:r>
+        <w:t>“They are getting good at it,” Annie said.</w:t>
+      </w:r>
+    </w:p>
+    <w:p>
+      <w:r>
+        <w:t>“Especially dad,” I said. “He’s a natural leader – what’s leader?”</w:t>
+      </w:r>
+    </w:p>
+    <w:p>
+      <w:r>
+        <w:t xml:space="preserve">“Gebuch,” Annie </w:t>
       </w:r>
       <w:r>
         <w:t>said</w:t>
       </w:r>
       <w:r>
-        <w:t xml:space="preserve">. “We do have an attribute called </w:t>
-      </w:r>
-      <w:r>
-        <w:t>Manna Control</w:t>
-      </w:r>
-      <w:r>
-        <w:t xml:space="preserve">. </w:t>
-      </w:r>
-      <w:r>
-        <w:t>However, this is not necessary.</w:t>
-      </w:r>
-    </w:p>
-    <w:p>
-      <w:r>
-        <w:t>“</w:t>
-      </w:r>
-      <w:r>
-        <w:t>I believe everyone has manna, and this increases with level. This then is used by the various classes automatically. For instance, my dad can create bullets automatically. However he still needs to train.</w:t>
-      </w:r>
-    </w:p>
-    <w:p>
-      <w:r>
-        <w:t>“On the other hand, a person who has high manna control can do this.”</w:t>
-      </w:r>
-    </w:p>
-    <w:p>
-      <w:r>
-        <w:lastRenderedPageBreak/>
-        <w:t>I raised my hand and formed a fireball.</w:t>
-      </w:r>
-      <w:r>
-        <w:t xml:space="preserve"> That display amazed everyone.</w:t>
-      </w:r>
-    </w:p>
-    <w:p>
-      <w:r>
-        <w:t>“I can’t tell you more, since I’m still learning.</w:t>
-      </w:r>
-      <w:r>
-        <w:t>”</w:t>
-      </w:r>
-    </w:p>
-    <w:p>
-      <w:r>
-        <w:t>I paused and then said, “We discovered an amazing item. It’s a portable store. You can all buy stuff before either going to the established village or conquer a new village.”</w:t>
-      </w:r>
-    </w:p>
-    <w:p>
-      <w:r>
-        <w:t xml:space="preserve">At that I took out our store front. As I did, I realized the </w:t>
-      </w:r>
-      <w:r>
-        <w:rPr>
-          <w:i/>
-        </w:rPr>
-        <w:t>Throne</w:t>
-      </w:r>
-      <w:r>
-        <w:t xml:space="preserve"> might have other forms we could use. Its </w:t>
-      </w:r>
-      <w:r>
-        <w:t>Metamorphosis</w:t>
-      </w:r>
-      <w:r>
-        <w:t xml:space="preserve"> skill was truly impressive. I just ha</w:t>
-      </w:r>
-      <w:r>
-        <w:t>d</w:t>
-      </w:r>
-      <w:r>
-        <w:t xml:space="preserve"> to figure out how to use it for different types of transportation choices.</w:t>
-      </w:r>
-    </w:p>
-    <w:p>
-      <w:r>
-        <w:t>As usual the sight of the store kiosk surprised everyone.</w:t>
-      </w:r>
-    </w:p>
-    <w:p>
-      <w:r>
-        <w:t>“What kind of stuff can you buy?” Someone asked.</w:t>
-      </w:r>
-    </w:p>
-    <w:p>
-      <w:r>
-        <w:t>“</w:t>
-      </w:r>
-      <w:r>
-        <w:t>Mostly</w:t>
-      </w:r>
-      <w:r>
-        <w:t xml:space="preserve"> stuff you can buy at big box stores such as Ballfarts</w:t>
-      </w:r>
-      <w:r>
-        <w:t xml:space="preserve"> and the Homely Depot</w:t>
-      </w:r>
-      <w:r>
-        <w:t>,</w:t>
-      </w:r>
-      <w:r>
-        <w:t>” Dad said. “We established the town on the coast using a town stone. Also, there are mansion stones.</w:t>
-      </w:r>
-      <w:r>
-        <w:t xml:space="preserve"> They are costly to upgrade but well worth it</w:t>
-      </w:r>
-      <w:r>
-        <w:t>.”</w:t>
-      </w:r>
-    </w:p>
-    <w:p>
-      <w:r>
-        <w:t>People lined up to purchase items. Mum and dad helped, since getting to know the store was time-consuming.</w:t>
-      </w:r>
-    </w:p>
-    <w:p>
-      <w:r>
-        <w:t>In the meantime I stood by Annie and practiced increasing my vocabulary.</w:t>
-      </w:r>
-    </w:p>
-    <w:p>
-      <w:r>
-        <w:t xml:space="preserve">Eventually </w:t>
-      </w:r>
-      <w:r>
-        <w:t>everyone completed their purchase</w:t>
-      </w:r>
-      <w:r>
         <w:t>.</w:t>
       </w:r>
     </w:p>
     <w:p>
       <w:r>
-        <w:t>Then we headed for the new goblin village. I was expecting more people to head for the beach. However, it seemed being alone was scarier for them than being with us.</w:t>
-      </w:r>
-    </w:p>
-    <w:p>
-      <w:r>
-        <w:t xml:space="preserve">I took out my phone and found I was still connected to the </w:t>
-      </w:r>
-      <w:r>
-        <w:rPr>
-          <w:i/>
-        </w:rPr>
-        <w:t>Throne</w:t>
-      </w:r>
-      <w:r>
-        <w:t xml:space="preserve"> via WIFI. More importantly I had </w:t>
-      </w:r>
-      <w:r>
-        <w:t>the</w:t>
-      </w:r>
-      <w:r>
-        <w:t xml:space="preserve"> map.</w:t>
-      </w:r>
-    </w:p>
-    <w:p>
-      <w:r>
-        <w:lastRenderedPageBreak/>
-        <w:t>We headed out with me leading.</w:t>
-      </w:r>
-    </w:p>
-    <w:p>
-      <w:r>
-        <w:t>“What are you saying?” a man asked as Annie and I talked.</w:t>
-      </w:r>
-    </w:p>
-    <w:p>
-      <w:r>
-        <w:t>“Just passing the time with some language training,” I said.</w:t>
-      </w:r>
-      <w:r>
-        <w:t xml:space="preserve"> “Feel free to talk. That way other people will hear and come.”</w:t>
-      </w:r>
-    </w:p>
-    <w:p>
-      <w:r>
-        <w:t>And so like the Pied Piper, we collected more and more people as we went.</w:t>
-      </w:r>
-    </w:p>
-    <w:p>
-      <w:r>
-        <w:t xml:space="preserve">The trip was long and eventful. </w:t>
-      </w:r>
-      <w:r>
-        <w:t>Fighting</w:t>
-      </w:r>
-      <w:r>
-        <w:t xml:space="preserve"> monsters and rescuing people was becoming a normal occurrence.</w:t>
-      </w:r>
-    </w:p>
-    <w:p>
-      <w:r>
-        <w:t>“</w:t>
-      </w:r>
-      <w:r>
-        <w:t>We are coming close</w:t>
-      </w:r>
-      <w:r>
-        <w:t xml:space="preserve">,” I </w:t>
-      </w:r>
-      <w:r>
-        <w:t>said</w:t>
-      </w:r>
-      <w:r>
-        <w:t>, pointing. “</w:t>
-      </w:r>
-      <w:r>
-        <w:t xml:space="preserve">We </w:t>
-      </w:r>
-      <w:r>
-        <w:t>conquered a village on our first day this size.</w:t>
-      </w:r>
-    </w:p>
-    <w:p>
-      <w:r>
-        <w:t>“For three people, that was hard. However, with the number of people we ha</w:t>
-      </w:r>
-      <w:r>
-        <w:t>ve</w:t>
-      </w:r>
-      <w:r>
-        <w:t>, that shouldn’t be a problem.”</w:t>
-      </w:r>
-    </w:p>
-    <w:p>
-      <w:r>
-        <w:t xml:space="preserve">I got everyone together </w:t>
-      </w:r>
-      <w:r>
-        <w:t xml:space="preserve">and </w:t>
-      </w:r>
-      <w:r>
-        <w:t>we talked strategy.</w:t>
-      </w:r>
-      <w:r>
-        <w:t xml:space="preserve"> It was simple. Dad would organize the distance fighters </w:t>
-      </w:r>
-      <w:r>
-        <w:t>and handle overall strategy, and</w:t>
-      </w:r>
-      <w:r>
-        <w:t xml:space="preserve"> mum would organize the melee fighters.</w:t>
-      </w:r>
-    </w:p>
-    <w:p>
-      <w:r>
-        <w:t xml:space="preserve">Annie and I would help as needed. Other than that we would keep out of the way. Our first goblin battle took </w:t>
-      </w:r>
-      <w:r>
-        <w:t>over two</w:t>
-      </w:r>
-      <w:r>
-        <w:t xml:space="preserve"> hour</w:t>
-      </w:r>
-      <w:r>
-        <w:t>s</w:t>
-      </w:r>
-      <w:r>
-        <w:t>. Considering the number of fighters, this should be faster.</w:t>
-      </w:r>
-    </w:p>
-    <w:p>
-      <w:r>
-        <w:t>“Attack,” Dad shouted and we headed out.</w:t>
-      </w:r>
-    </w:p>
-    <w:p>
-      <w:r>
-        <w:t>I watched with Annie as dad got his fighters to kill the various goblins. Then mum handled the monsters that reached us.</w:t>
-      </w:r>
-    </w:p>
-    <w:p>
-      <w:r>
-        <w:t>“They are getting good at it,” Annie said.</w:t>
-      </w:r>
-    </w:p>
-    <w:p>
-      <w:r>
-        <w:t>“Especially dad,” I said. “He’s a natural leader – what’s leader?”</w:t>
-      </w:r>
-    </w:p>
-    <w:p>
-      <w:r>
-        <w:t xml:space="preserve">“Gebuch,” Annie </w:t>
-      </w:r>
-      <w:r>
-        <w:t>said</w:t>
-      </w:r>
-      <w:r>
-        <w:t>.</w:t>
-      </w:r>
-    </w:p>
-    <w:p>
-      <w:r>
-        <w:lastRenderedPageBreak/>
         <w:t>“Gebuch,” I said as I killed a shaman.</w:t>
       </w:r>
       <w:r>
@@ -34943,6 +35419,7 @@
     </w:p>
     <w:p>
       <w:r>
+        <w:lastRenderedPageBreak/>
         <w:t>I helped the others set up maps on their own devices.</w:t>
       </w:r>
       <w:r>
@@ -35095,33 +35572,312 @@
     </w:p>
     <w:p>
       <w:r>
+        <w:t>T</w:t>
+      </w:r>
+      <w:r>
+        <w:t xml:space="preserve">he doors behind </w:t>
+      </w:r>
+      <w:r>
+        <w:t>us</w:t>
+      </w:r>
+      <w:r>
+        <w:t xml:space="preserve"> slammed shut.</w:t>
+      </w:r>
+    </w:p>
+    <w:p>
+      <w:r>
+        <w:t>“I guess we are committed now,” Dad said.</w:t>
+      </w:r>
+    </w:p>
+    <w:p>
+      <w:r>
+        <w:t>A jackal</w:t>
+      </w:r>
+      <w:r>
+        <w:t>-</w:t>
+      </w:r>
+      <w:r>
+        <w:t>headed soldier stepped out of a door.</w:t>
+      </w:r>
+    </w:p>
+    <w:p>
+      <w:pPr>
+        <w:pStyle w:val="StatusMessage"/>
+      </w:pPr>
+      <w:r>
+        <w:t>Jackal</w:t>
+      </w:r>
+      <w:r>
+        <w:rPr>
+          <w:rFonts w:cstheme="minorHAnsi"/>
+        </w:rPr>
+        <w:t xml:space="preserve"> Guard</w:t>
+      </w:r>
+      <w:r>
+        <w:rPr>
+          <w:rFonts w:cstheme="minorHAnsi"/>
+        </w:rPr>
+        <w:t xml:space="preserve"> - 52</w:t>
+      </w:r>
+    </w:p>
+    <w:p>
+      <w:r>
+        <w:t xml:space="preserve">“Intruders shall die,” </w:t>
+      </w:r>
+      <w:r>
+        <w:t>the jackal guard</w:t>
+      </w:r>
+      <w:r>
+        <w:t xml:space="preserve"> shouted and charged.</w:t>
+      </w:r>
+    </w:p>
+    <w:p>
+      <w:r>
+        <w:t>Dad shot it dead.</w:t>
+      </w:r>
+    </w:p>
+    <w:p>
+      <w:r>
         <w:lastRenderedPageBreak/>
+        <w:t>“That was creepy,” Mum said.</w:t>
+      </w:r>
+    </w:p>
+    <w:p>
+      <w:r>
+        <w:t>“I wish those thing weren’t so human-like,” Annie said. “You didn’t hesitate.”</w:t>
+      </w:r>
+    </w:p>
+    <w:p>
+      <w:r>
+        <w:t>“Someone threatened my son when we colonized our first village,” Dad said. “I punched him a little too hard. However I don’t regret it. No one threatens our family.”</w:t>
+      </w:r>
+    </w:p>
+    <w:p>
+      <w:r>
+        <w:t>“Th</w:t>
+      </w:r>
+      <w:r>
+        <w:t>at includes you dear,” Mum said, making Annie blush.</w:t>
+      </w:r>
+    </w:p>
+    <w:p>
+      <w:r>
+        <w:t>More guards appeared and Dad dispatched them.</w:t>
+      </w:r>
+    </w:p>
+    <w:p>
+      <w:r>
+        <w:t>“Annie, you take the next one,” Dad said.</w:t>
+      </w:r>
+    </w:p>
+    <w:p>
+      <w:r>
+        <w:t>“Ur, okay,” Annie said</w:t>
+      </w:r>
+      <w:r>
+        <w:t xml:space="preserve"> </w:t>
+      </w:r>
+      <w:r>
+        <w:t>hesitantly</w:t>
+      </w:r>
+      <w:r>
+        <w:t>. “This is more real than playing video games fighting NPC bandits.”</w:t>
+      </w:r>
+    </w:p>
+    <w:p>
+      <w:r>
+        <w:t>“It’s okay dear,” Mum said. “We can take it slow.”</w:t>
+      </w:r>
+    </w:p>
+    <w:p>
+      <w:r>
+        <w:t>The next guard approached. “Trespassers shall be executed,” the dog-faced guard shouted.</w:t>
+      </w:r>
+    </w:p>
+    <w:p>
+      <w:r>
+        <w:t>Annie hesitated a moment and then charged forward, the blade of her spear wet with hydrochloric acid.</w:t>
+      </w:r>
+    </w:p>
+    <w:p>
+      <w:r>
+        <w:t xml:space="preserve">The good thing about her weapon was that it was soul-bound. That meant each cartridge had </w:t>
+      </w:r>
+      <w:r>
+        <w:t>ever-expanding</w:t>
+      </w:r>
+      <w:r>
+        <w:t xml:space="preserve"> space to store chemicals. Annie’s only limitation was that </w:t>
+      </w:r>
+      <w:r>
+        <w:t>her spear only had space for</w:t>
+      </w:r>
+      <w:r>
+        <w:t xml:space="preserve"> </w:t>
+      </w:r>
+      <w:r>
+        <w:t>2</w:t>
+      </w:r>
+      <w:r>
+        <w:t xml:space="preserve"> cartridges</w:t>
+      </w:r>
+      <w:r>
+        <w:t>. The one at the base had a nozzle and looked like a rocket.</w:t>
+      </w:r>
+    </w:p>
+    <w:p>
+      <w:r>
+        <w:t>The other problem was, to be effective; her weapon needed plenty of chemicals.</w:t>
+      </w:r>
+    </w:p>
+    <w:p>
+      <w:r>
+        <w:t xml:space="preserve">Annie wanted to refine </w:t>
+      </w:r>
+      <w:r>
+        <w:t xml:space="preserve">chemicals such as </w:t>
+      </w:r>
+      <w:r>
+        <w:t>sodium</w:t>
+      </w:r>
+      <w:r>
+        <w:t xml:space="preserve">. Unfortunately she didn’t have the lab equipment, and the store only supplied standard items found at any </w:t>
+      </w:r>
+      <w:r>
+        <w:t>D</w:t>
+      </w:r>
+      <w:r>
+        <w:t>ullard</w:t>
+      </w:r>
+      <w:r>
+        <w:t xml:space="preserve"> Store</w:t>
+      </w:r>
+      <w:r>
+        <w:t>,</w:t>
+      </w:r>
+      <w:r>
+        <w:t xml:space="preserve"> </w:t>
+      </w:r>
+      <w:r>
+        <w:t xml:space="preserve">Ballfarts, </w:t>
+      </w:r>
+      <w:r>
+        <w:t>or hardware store.</w:t>
+      </w:r>
+    </w:p>
+    <w:p>
+      <w:r>
+        <w:lastRenderedPageBreak/>
+        <w:t>On the bright side, there were fertilizers, cleaning and pool chemicals – which me</w:t>
+      </w:r>
+      <w:r>
+        <w:t>a</w:t>
+      </w:r>
+      <w:r>
+        <w:t>n</w:t>
+      </w:r>
+      <w:r>
+        <w:t>t</w:t>
+      </w:r>
+      <w:r>
+        <w:t xml:space="preserve"> fertilizer bombs</w:t>
+      </w:r>
+      <w:r>
+        <w:t xml:space="preserve"> and poison gas among other things</w:t>
+      </w:r>
+      <w:r>
+        <w:t xml:space="preserve">. </w:t>
+      </w:r>
+      <w:r>
+        <w:t>Unfortunately, Annie had yet to build a lab</w:t>
+      </w:r>
+      <w:r>
+        <w:t>.</w:t>
+      </w:r>
+      <w:r>
+        <w:t xml:space="preserve"> There was only so much you could do on a patio with Ballfarts items.</w:t>
+      </w:r>
+    </w:p>
+    <w:p>
+      <w:r>
+        <w:t>Annie paused a moment and charged at the next monster. Mum and Dad let her fight, watching to make sure she was safe.</w:t>
+      </w:r>
+    </w:p>
+    <w:p>
+      <w:r>
+        <w:t xml:space="preserve">They approached a doorway to the left and entered. Within was a </w:t>
+      </w:r>
+      <w:r>
+        <w:t>grand</w:t>
+      </w:r>
+      <w:r>
+        <w:t xml:space="preserve"> room filled with tiger-like cats.</w:t>
+      </w:r>
+    </w:p>
+    <w:p>
+      <w:pPr>
+        <w:pStyle w:val="StatusMessage"/>
+      </w:pPr>
+      <w:r>
+        <w:t>Tiger Cat - 55</w:t>
+      </w:r>
+    </w:p>
+    <w:p>
+      <w:r>
         <w:t>T</w:t>
       </w:r>
       <w:r>
-        <w:t xml:space="preserve">he doors behind </w:t>
-      </w:r>
-      <w:r>
-        <w:t>us</w:t>
-      </w:r>
-      <w:r>
-        <w:t xml:space="preserve"> slammed shut.</w:t>
-      </w:r>
-    </w:p>
-    <w:p>
-      <w:r>
-        <w:t>“I guess we are committed now,” Dad said.</w:t>
-      </w:r>
-    </w:p>
-    <w:p>
-      <w:r>
-        <w:t>A jackal</w:t>
-      </w:r>
-      <w:r>
-        <w:t>-</w:t>
-      </w:r>
-      <w:r>
-        <w:t>headed soldier stepped out of a door.</w:t>
+        <w:t>he cats charged.</w:t>
+      </w:r>
+    </w:p>
+    <w:p>
+      <w:r>
+        <w:t>Annie tossed a homemade bomb, causing a deafening explosion and killing two cats.</w:t>
+      </w:r>
+    </w:p>
+    <w:p>
+      <w:r>
+        <w:t>Dad and I joined in and fired.</w:t>
+      </w:r>
+    </w:p>
+    <w:p>
+      <w:r>
+        <w:t>Once fully into the room, Mum took off and attacked with her glaive.</w:t>
+      </w:r>
+    </w:p>
+    <w:p>
+      <w:r>
+        <w:t>Within moments the room was cleared.</w:t>
+      </w:r>
+    </w:p>
+    <w:p>
+      <w:r>
+        <w:t>“That wasn’t so hard,” Dad said.</w:t>
+      </w:r>
+    </w:p>
+    <w:p>
+      <w:r>
+        <w:t>“You just jinxed us,” Mum scolded.</w:t>
+      </w:r>
+    </w:p>
+    <w:p>
+      <w:r>
+        <w:t xml:space="preserve">We walked into the adjourning room. Sure enough, the next </w:t>
+      </w:r>
+      <w:r>
+        <w:t>room was</w:t>
+      </w:r>
+      <w:r>
+        <w:t xml:space="preserve"> harder.</w:t>
+      </w:r>
+      <w:r>
+        <w:t xml:space="preserve"> This time it was a baby </w:t>
+      </w:r>
+      <w:r>
+        <w:t>sphinx</w:t>
+      </w:r>
+      <w:r>
+        <w:t>. It rippled with electricity, electrifying the air and causing my hair to stand on end.</w:t>
       </w:r>
     </w:p>
     <w:p>
@@ -35129,215 +35885,325 @@
         <w:pStyle w:val="StatusMessage"/>
       </w:pPr>
       <w:r>
-        <w:t>Jackal</w:t>
-      </w:r>
-      <w:r>
-        <w:rPr>
-          <w:rFonts w:cstheme="minorHAnsi"/>
-        </w:rPr>
-        <w:t xml:space="preserve"> Guard</w:t>
-      </w:r>
-      <w:r>
-        <w:rPr>
-          <w:rFonts w:cstheme="minorHAnsi"/>
-        </w:rPr>
-        <w:t xml:space="preserve"> - 52</w:t>
-      </w:r>
-    </w:p>
-    <w:p>
-      <w:r>
-        <w:t xml:space="preserve">“Intruders shall die,” </w:t>
-      </w:r>
-      <w:r>
-        <w:t>the jackal guard</w:t>
-      </w:r>
-      <w:r>
-        <w:t xml:space="preserve"> shouted and charged.</w:t>
-      </w:r>
-    </w:p>
-    <w:p>
-      <w:r>
-        <w:t>Dad shot it dead.</w:t>
-      </w:r>
-    </w:p>
-    <w:p>
-      <w:r>
-        <w:t>“That was creepy,” Mum said.</w:t>
-      </w:r>
-    </w:p>
-    <w:p>
-      <w:r>
-        <w:t>“I wish those thing weren’t so human-like,” Annie said. “You didn’t hesitate.”</w:t>
-      </w:r>
-    </w:p>
-    <w:p>
-      <w:r>
-        <w:t>“Someone threatened my son when we colonized our first village,” Dad said. “I punched him a little too hard. However I don’t regret it. No one threatens our family.”</w:t>
-      </w:r>
-    </w:p>
-    <w:p>
-      <w:r>
-        <w:t>“Th</w:t>
-      </w:r>
-      <w:r>
-        <w:t>at includes you dear,” Mum said, making Annie blush.</w:t>
-      </w:r>
-    </w:p>
-    <w:p>
-      <w:r>
-        <w:t>More guards appeared and Dad dispatched them.</w:t>
-      </w:r>
-    </w:p>
-    <w:p>
-      <w:r>
-        <w:t>“Annie, you take the next one,” Dad said.</w:t>
-      </w:r>
-    </w:p>
-    <w:p>
-      <w:r>
-        <w:t>“Ur, okay,” Annie said</w:t>
+        <w:t xml:space="preserve">Baby </w:t>
+      </w:r>
+      <w:r>
+        <w:t>Sphinx</w:t>
+      </w:r>
+      <w:r>
+        <w:t xml:space="preserve"> - 59</w:t>
+      </w:r>
+    </w:p>
+    <w:p>
+      <w:r>
+        <w:t>“Use ranged weapons,” I called and began firing.</w:t>
+      </w:r>
+    </w:p>
+    <w:p>
+      <w:r>
+        <w:t xml:space="preserve">Dad pulled out a wooden club. “Good choice,” I </w:t>
+      </w:r>
+      <w:r>
+        <w:t>said</w:t>
+      </w:r>
+      <w:r>
+        <w:t>.</w:t>
+      </w:r>
+    </w:p>
+    <w:p>
+      <w:r>
+        <w:t>T</w:t>
+      </w:r>
+      <w:r>
+        <w:t xml:space="preserve">he </w:t>
+      </w:r>
+      <w:r>
+        <w:t>sphinx</w:t>
       </w:r>
       <w:r>
         <w:t xml:space="preserve"> </w:t>
       </w:r>
       <w:r>
-        <w:t>hesitantly</w:t>
-      </w:r>
-      <w:r>
-        <w:t>. “This is more real than playing video games fighting NPC bandits.”</w:t>
-      </w:r>
-    </w:p>
-    <w:p>
-      <w:r>
-        <w:t>“It’s okay dear,” Mum said. “We can take it slow.”</w:t>
-      </w:r>
-    </w:p>
-    <w:p>
-      <w:r>
-        <w:t>The next guard approached. “Trespassers shall be executed,” the dog-faced guard shouted.</w:t>
-      </w:r>
-    </w:p>
-    <w:p>
-      <w:r>
-        <w:t>Annie hesitated a moment and then charged forward, the blade of her spear wet with hydrochloric acid.</w:t>
-      </w:r>
-    </w:p>
-    <w:p>
-      <w:r>
-        <w:t xml:space="preserve">The good thing about her weapon was that it was soul-bound. That meant each cartridge had </w:t>
-      </w:r>
-      <w:r>
-        <w:t>ever-expanding</w:t>
-      </w:r>
-      <w:r>
-        <w:t xml:space="preserve"> space to store chemicals. </w:t>
-      </w:r>
+        <w:t>pounced</w:t>
+      </w:r>
+      <w:r>
+        <w:t xml:space="preserve"> upon Dad. Using his club as a shield, he grunted in pain as electricity crackled.</w:t>
+      </w:r>
+    </w:p>
+    <w:p>
       <w:r>
         <w:lastRenderedPageBreak/>
-        <w:t xml:space="preserve">Annie’s only limitation was that </w:t>
-      </w:r>
-      <w:r>
-        <w:t>her spear only had space for</w:t>
+        <w:t xml:space="preserve">Annie stabbed her spear into the </w:t>
+      </w:r>
+      <w:r>
+        <w:t>sphinx</w:t>
+      </w:r>
+      <w:r>
+        <w:t xml:space="preserve"> and screamed as she got electrocuted.</w:t>
       </w:r>
       <w:r>
         <w:t xml:space="preserve"> </w:t>
       </w:r>
       <w:r>
-        <w:t>2</w:t>
-      </w:r>
-      <w:r>
-        <w:t xml:space="preserve"> cartridges</w:t>
-      </w:r>
-      <w:r>
-        <w:t>. The one at the base had a nozzle and looked like a rocket.</w:t>
-      </w:r>
-    </w:p>
-    <w:p>
-      <w:r>
-        <w:t>The other problem was, to be effective; her weapon needed plenty of chemicals.</w:t>
-      </w:r>
-    </w:p>
-    <w:p>
-      <w:r>
-        <w:t xml:space="preserve">Annie wanted to refine </w:t>
-      </w:r>
-      <w:r>
-        <w:t xml:space="preserve">chemicals such as </w:t>
-      </w:r>
-      <w:r>
-        <w:t>sodium</w:t>
-      </w:r>
-      <w:r>
-        <w:t xml:space="preserve">. Unfortunately she didn’t have the lab equipment, and the store only supplied standard items found at any </w:t>
-      </w:r>
-      <w:r>
-        <w:t>D</w:t>
-      </w:r>
-      <w:r>
-        <w:t>ullard</w:t>
-      </w:r>
-      <w:r>
-        <w:t xml:space="preserve"> Store</w:t>
-      </w:r>
-      <w:r>
-        <w:t>,</w:t>
+        <w:t>S</w:t>
+      </w:r>
+      <w:r>
+        <w:t xml:space="preserve">he flashed as her skill upgraded. </w:t>
+      </w:r>
+      <w:r>
+        <w:t>She</w:t>
+      </w:r>
+      <w:r>
+        <w:t xml:space="preserve"> then flashed a second time.</w:t>
+      </w:r>
+    </w:p>
+    <w:p>
+      <w:r>
+        <w:t xml:space="preserve">“Be careful Annie,” Mum </w:t>
+      </w:r>
+      <w:r>
+        <w:t>said</w:t>
+      </w:r>
+      <w:r>
+        <w:t>.</w:t>
+      </w:r>
+    </w:p>
+    <w:p>
+      <w:r>
+        <w:t>“I got lightning resistance,” Annie said as she stabbed again.</w:t>
+      </w:r>
+    </w:p>
+    <w:p>
+      <w:r>
+        <w:t xml:space="preserve">“I guess </w:t>
+      </w:r>
+      <w:r>
+        <w:t xml:space="preserve">electricity </w:t>
+      </w:r>
+      <w:r>
+        <w:t>is considered a chemical phenomenon, like batteries</w:t>
+      </w:r>
+      <w:r>
+        <w:t>,” I said.</w:t>
+      </w:r>
+      <w:r>
+        <w:t xml:space="preserve"> “</w:t>
+      </w:r>
+      <w:r>
+        <w:t>This new world is definitely strange.</w:t>
+      </w:r>
+      <w:r>
+        <w:t>”</w:t>
+      </w:r>
+    </w:p>
+    <w:p>
+      <w:r>
+        <w:t>T</w:t>
+      </w:r>
+      <w:r>
+        <w:t xml:space="preserve">he </w:t>
+      </w:r>
+      <w:r>
+        <w:t>sphinx</w:t>
       </w:r>
       <w:r>
         <w:t xml:space="preserve"> </w:t>
       </w:r>
       <w:r>
-        <w:t xml:space="preserve">Ballfarts, </w:t>
-      </w:r>
-      <w:r>
-        <w:t>or hardware store.</w:t>
-      </w:r>
-    </w:p>
-    <w:p>
-      <w:r>
-        <w:t>On the bright side, there were fertilizers, cleaning and pool chemicals – which me</w:t>
-      </w:r>
-      <w:r>
-        <w:t>a</w:t>
-      </w:r>
-      <w:r>
-        <w:t>n</w:t>
-      </w:r>
-      <w:r>
-        <w:t>t</w:t>
-      </w:r>
-      <w:r>
-        <w:t xml:space="preserve"> fertilizer bombs</w:t>
-      </w:r>
-      <w:r>
-        <w:t xml:space="preserve"> and poison gas among other things</w:t>
+        <w:t>disintegrated as it was looted</w:t>
+      </w:r>
+      <w:r>
+        <w:t>.</w:t>
+      </w:r>
+    </w:p>
+    <w:p>
+      <w:r>
+        <w:t>“I got an electric monster core,” Annie said, pulling out a tiny yellow marble.</w:t>
+      </w:r>
+    </w:p>
+    <w:p>
+      <w:r>
+        <w:t>“Give it to Mum,” I said. “That way she can fight with her glaive without getting electrocuted.”</w:t>
+      </w:r>
+    </w:p>
+    <w:p>
+      <w:r>
+        <w:t>Mum placed the core onto her weapon and it was absorbed.</w:t>
+      </w:r>
+    </w:p>
+    <w:p>
+      <w:r>
+        <w:t xml:space="preserve">We headed to the next room. This one had two </w:t>
+      </w:r>
+      <w:r>
+        <w:t>sphinx</w:t>
+      </w:r>
+      <w:r>
+        <w:t>es.</w:t>
+      </w:r>
+    </w:p>
+    <w:p>
+      <w:r>
+        <w:t xml:space="preserve">Mum flew in and stabbed the first one. “It’s working,” She </w:t>
+      </w:r>
+      <w:r>
+        <w:t>said</w:t>
+      </w:r>
+      <w:r>
+        <w:t>.</w:t>
+      </w:r>
+    </w:p>
+    <w:p>
+      <w:r>
+        <w:t xml:space="preserve">I screamed as a claw </w:t>
+      </w:r>
+      <w:r>
+        <w:t xml:space="preserve">both </w:t>
+      </w:r>
+      <w:r>
+        <w:t xml:space="preserve">scratched </w:t>
+      </w:r>
+      <w:r>
+        <w:t xml:space="preserve">and </w:t>
+      </w:r>
+      <w:r>
+        <w:t xml:space="preserve">electrocuted </w:t>
+      </w:r>
+      <w:r>
+        <w:t>me.</w:t>
+      </w:r>
+    </w:p>
+    <w:p>
+      <w:r>
+        <w:t xml:space="preserve">“Bastard,” Mum screamed and her speed increased. </w:t>
+      </w:r>
+      <w:r>
+        <w:t>T</w:t>
+      </w:r>
+      <w:r>
+        <w:t xml:space="preserve">he monster she was fighting </w:t>
+      </w:r>
+      <w:r>
+        <w:t>died</w:t>
       </w:r>
       <w:r>
         <w:t xml:space="preserve">. </w:t>
       </w:r>
       <w:r>
-        <w:t>Unfortunately, Annie had yet to build a lab</w:t>
+        <w:t>Mum</w:t>
+      </w:r>
+      <w:r>
+        <w:t xml:space="preserve"> </w:t>
+      </w:r>
+      <w:r>
+        <w:t>turned and</w:t>
+      </w:r>
+      <w:r>
+        <w:t xml:space="preserve"> attacked our monster.</w:t>
+      </w:r>
+    </w:p>
+    <w:p>
+      <w:r>
+        <w:t>Quickly dispatching it, Mum rushed to me and said, “Quick, have a potion.”</w:t>
+      </w:r>
+    </w:p>
+    <w:p>
+      <w:r>
+        <w:t xml:space="preserve">“Thanks Mum,” I said. </w:t>
+      </w:r>
+      <w:r>
+        <w:t>The usual weakness hit me as my injuries healed.</w:t>
+      </w:r>
+    </w:p>
+    <w:p>
+      <w:r>
+        <w:t xml:space="preserve">We </w:t>
+      </w:r>
+      <w:r>
+        <w:t xml:space="preserve">leveled </w:t>
+      </w:r>
+      <w:r>
+        <w:t>and</w:t>
+      </w:r>
+      <w:r>
+        <w:t xml:space="preserve"> I allocated points to Constitution.</w:t>
+      </w:r>
+    </w:p>
+    <w:p>
+      <w:pPr>
+        <w:pStyle w:val="StatusMessage"/>
+      </w:pPr>
+      <w:r>
+        <w:t>41 -&gt; 42</w:t>
+      </w:r>
+    </w:p>
+    <w:p>
+      <w:r>
+        <w:lastRenderedPageBreak/>
+        <w:t>“I have 2 electric cores,” Mum said.</w:t>
+      </w:r>
+    </w:p>
+    <w:p>
+      <w:r>
+        <w:t>“</w:t>
+      </w:r>
+      <w:r>
+        <w:t>Dad and I can use it,” I said.</w:t>
+      </w:r>
+    </w:p>
+    <w:p>
+      <w:r>
+        <w:t xml:space="preserve">I </w:t>
+      </w:r>
+      <w:r>
+        <w:t>added the core to my weapon and said, “Let’s try an experiment.”</w:t>
+      </w:r>
+    </w:p>
+    <w:p>
+      <w:r>
+        <w:t>I drew my bow and visualized lightning.</w:t>
+      </w:r>
+      <w:r>
+        <w:t xml:space="preserve"> A yellow arrow formed.</w:t>
+      </w:r>
+    </w:p>
+    <w:p>
+      <w:r>
+        <w:t>“Yes, it works,” I said excitedly.</w:t>
+      </w:r>
+      <w:r>
+        <w:t xml:space="preserve"> “Too bad those creatures are immune to electricity.”</w:t>
+      </w:r>
+    </w:p>
+    <w:p>
+      <w:r>
+        <w:t xml:space="preserve">The room was the same, netting us 2 more cores. Annie got one and I saved the last for the </w:t>
+      </w:r>
+      <w:r>
+        <w:rPr>
+          <w:i/>
+        </w:rPr>
+        <w:t>Throne</w:t>
       </w:r>
       <w:r>
         <w:t>.</w:t>
       </w:r>
-      <w:r>
-        <w:t xml:space="preserve"> There was only so much you could do on a patio with Ballfarts items.</w:t>
-      </w:r>
-    </w:p>
-    <w:p>
-      <w:r>
-        <w:t>Annie paused a moment and charged at the next monster. Mum and Dad let her fight, watching to make sure she was safe.</w:t>
-      </w:r>
-    </w:p>
-    <w:p>
-      <w:r>
-        <w:t xml:space="preserve">They approached a doorway to the left and entered. Within was a </w:t>
-      </w:r>
-      <w:r>
-        <w:t>grand</w:t>
-      </w:r>
-      <w:r>
-        <w:t xml:space="preserve"> room filled with tiger-like cats.</w:t>
+    </w:p>
+    <w:p>
+      <w:r>
+        <w:t xml:space="preserve">We entered a courtyard and </w:t>
+      </w:r>
+      <w:r>
+        <w:t>were</w:t>
+      </w:r>
+      <w:r>
+        <w:t xml:space="preserve"> greeted by monster trees waving flesh-like </w:t>
+      </w:r>
+      <w:r>
+        <w:t>tentacles</w:t>
+      </w:r>
+      <w:r>
+        <w:t>.</w:t>
       </w:r>
     </w:p>
     <w:p>
@@ -35345,66 +36211,84 @@
         <w:pStyle w:val="StatusMessage"/>
       </w:pPr>
       <w:r>
-        <w:t>Tiger Cat - 55</w:t>
-      </w:r>
-    </w:p>
-    <w:p>
-      <w:r>
-        <w:t>T</w:t>
-      </w:r>
-      <w:r>
-        <w:t>he cats charged.</w:t>
-      </w:r>
-    </w:p>
-    <w:p>
-      <w:r>
-        <w:t>Annie tossed a homemade bomb, causing a deafening explosion and killing two cats.</w:t>
-      </w:r>
-    </w:p>
-    <w:p>
-      <w:r>
-        <w:t>Dad and I joined in and fired.</w:t>
-      </w:r>
-    </w:p>
-    <w:p>
-      <w:r>
-        <w:t>Once fully into the room, Mum took off and attacked with her glaive.</w:t>
-      </w:r>
-    </w:p>
-    <w:p>
-      <w:r>
-        <w:t>Within moments the room was cleared.</w:t>
-      </w:r>
-    </w:p>
-    <w:p>
-      <w:r>
-        <w:t>“That wasn’t so hard,” Dad said.</w:t>
-      </w:r>
-    </w:p>
-    <w:p>
-      <w:r>
-        <w:t>“You just jinxed us,” Mum scolded.</w:t>
+        <w:t xml:space="preserve">Land </w:t>
+      </w:r>
+      <w:r>
+        <w:t>Anem</w:t>
+      </w:r>
+      <w:r>
+        <w:t>one - 61</w:t>
+      </w:r>
+    </w:p>
+    <w:p>
+      <w:r>
+        <w:t xml:space="preserve">Dad </w:t>
+      </w:r>
+      <w:r>
+        <w:t xml:space="preserve">and Annie </w:t>
+      </w:r>
+      <w:r>
+        <w:t>tossed grenades. I fired my fire arrows but the monsters were fire resistant</w:t>
+      </w:r>
+      <w:r>
+        <w:t xml:space="preserve"> so Mum and I let them do the heavy lifting</w:t>
+      </w:r>
+      <w:r>
+        <w:t>.</w:t>
+      </w:r>
+    </w:p>
+    <w:p>
+      <w:r>
+        <w:t xml:space="preserve">This strategy became useless for the last </w:t>
+      </w:r>
+      <w:r>
+        <w:t xml:space="preserve">12 </w:t>
+      </w:r>
+      <w:r>
+        <w:t>land anemone</w:t>
+      </w:r>
+      <w:r>
+        <w:t>s</w:t>
+      </w:r>
+      <w:r>
+        <w:t xml:space="preserve">. </w:t>
+      </w:r>
+      <w:r>
+        <w:t>S</w:t>
+      </w:r>
+      <w:r>
+        <w:t>eparated from their fellow monster, they couldn’t bat the bombs into each other.</w:t>
+      </w:r>
+    </w:p>
+    <w:p>
+      <w:r>
+        <w:t>“Time for up close,” Dad said and attacked with his bayonet. Mum, Annie and I joined him with our weapons. This was a chore, since the tentacles were fast and rather tough to cut.</w:t>
+      </w:r>
+    </w:p>
+    <w:p>
+      <w:r>
+        <w:t>I used the serrated edge of my glaive and found that rather useful. It was perfectly suited for sawing monster wooden tentacles.</w:t>
+      </w:r>
+    </w:p>
+    <w:p>
+      <w:r>
+        <w:t>Slowly, painfully we attacked the first tree. That was tricky since the tentacles were so fast. Only Mum was able to avoid getting hit.</w:t>
+      </w:r>
+    </w:p>
+    <w:p>
+      <w:r>
+        <w:t>“That’s strange,” Dad said. “I feel the more personal effort we expend, the greater the payout.”</w:t>
       </w:r>
     </w:p>
     <w:p>
       <w:r>
         <w:lastRenderedPageBreak/>
-        <w:t xml:space="preserve">We walked into the adjourning room. Sure enough, the next </w:t>
-      </w:r>
-      <w:r>
-        <w:t>room was</w:t>
-      </w:r>
-      <w:r>
-        <w:t xml:space="preserve"> harder.</w:t>
-      </w:r>
-      <w:r>
-        <w:t xml:space="preserve"> This time it was a baby </w:t>
-      </w:r>
-      <w:r>
-        <w:t>sphinx</w:t>
-      </w:r>
-      <w:r>
-        <w:t>. It rippled with electricity, electrifying the air and causing my hair to stand on end.</w:t>
+        <w:t>“I agree,” I said.</w:t>
+      </w:r>
+    </w:p>
+    <w:p>
+      <w:r>
+        <w:t>We killed the monster and got a level up.</w:t>
       </w:r>
     </w:p>
     <w:p>
@@ -35412,460 +36296,50 @@
         <w:pStyle w:val="StatusMessage"/>
       </w:pPr>
       <w:r>
-        <w:t xml:space="preserve">Baby </w:t>
-      </w:r>
-      <w:r>
-        <w:t>Sphinx</w:t>
-      </w:r>
-      <w:r>
-        <w:t xml:space="preserve"> - 59</w:t>
-      </w:r>
-    </w:p>
-    <w:p>
-      <w:r>
-        <w:t>“Use ranged weapons,” I called and began firing.</w:t>
-      </w:r>
-    </w:p>
-    <w:p>
-      <w:r>
-        <w:t xml:space="preserve">Dad pulled out a wooden club. “Good choice,” I </w:t>
-      </w:r>
-      <w:r>
-        <w:t>said</w:t>
-      </w:r>
-      <w:r>
-        <w:t>.</w:t>
-      </w:r>
-    </w:p>
-    <w:p>
-      <w:r>
-        <w:t>T</w:t>
-      </w:r>
-      <w:r>
-        <w:t xml:space="preserve">he </w:t>
-      </w:r>
-      <w:r>
-        <w:t>sphinx</w:t>
-      </w:r>
-      <w:r>
-        <w:t xml:space="preserve"> </w:t>
-      </w:r>
-      <w:r>
-        <w:t>pounced</w:t>
-      </w:r>
-      <w:r>
-        <w:t xml:space="preserve"> upon Dad. Using his club as a shield, he grunted in pain as electricity crackled.</w:t>
-      </w:r>
-    </w:p>
-    <w:p>
-      <w:r>
-        <w:t xml:space="preserve">Annie stabbed her spear into the </w:t>
-      </w:r>
-      <w:r>
-        <w:t>sphinx</w:t>
-      </w:r>
-      <w:r>
-        <w:t xml:space="preserve"> and screamed as she got electrocuted.</w:t>
-      </w:r>
-      <w:r>
-        <w:t xml:space="preserve"> </w:t>
-      </w:r>
-      <w:r>
-        <w:t>S</w:t>
-      </w:r>
-      <w:r>
-        <w:t xml:space="preserve">he flashed as her skill upgraded. </w:t>
-      </w:r>
-      <w:r>
-        <w:t>She</w:t>
-      </w:r>
-      <w:r>
-        <w:t xml:space="preserve"> then flashed a second time.</w:t>
-      </w:r>
-    </w:p>
-    <w:p>
-      <w:r>
-        <w:t xml:space="preserve">“Be careful Annie,” Mum </w:t>
-      </w:r>
-      <w:r>
-        <w:t>said</w:t>
-      </w:r>
-      <w:r>
-        <w:t>.</w:t>
-      </w:r>
-    </w:p>
-    <w:p>
-      <w:r>
-        <w:t>“I got lightning resistance,” Annie said as she stabbed again.</w:t>
-      </w:r>
-    </w:p>
-    <w:p>
-      <w:r>
-        <w:t xml:space="preserve">“I guess </w:t>
-      </w:r>
-      <w:r>
-        <w:t xml:space="preserve">electricity </w:t>
-      </w:r>
-      <w:r>
-        <w:t>is considered a chemical phenomenon, like batteries</w:t>
-      </w:r>
-      <w:r>
-        <w:t>,” I said.</w:t>
-      </w:r>
-      <w:r>
-        <w:t xml:space="preserve"> “</w:t>
-      </w:r>
-      <w:r>
-        <w:t>This new world is definitely strange.</w:t>
-      </w:r>
-      <w:r>
-        <w:t>”</w:t>
-      </w:r>
-    </w:p>
-    <w:p>
-      <w:r>
-        <w:t>T</w:t>
-      </w:r>
-      <w:r>
-        <w:t xml:space="preserve">he </w:t>
-      </w:r>
-      <w:r>
-        <w:t>sphinx</w:t>
-      </w:r>
-      <w:r>
-        <w:t xml:space="preserve"> </w:t>
-      </w:r>
-      <w:r>
-        <w:t>disintegrated as it was looted</w:t>
-      </w:r>
-      <w:r>
-        <w:t>.</w:t>
-      </w:r>
-    </w:p>
-    <w:p>
-      <w:r>
-        <w:t>“I got an electric monster core,” Annie said, pulling out a tiny yellow marble.</w:t>
-      </w:r>
-    </w:p>
-    <w:p>
-      <w:r>
-        <w:t>“Give it to Mum,” I said. “That way she can fight with her glaive without getting electrocuted.”</w:t>
-      </w:r>
-    </w:p>
-    <w:p>
-      <w:r>
-        <w:t>Mum placed the core onto her weapon and it was absorbed.</w:t>
-      </w:r>
-    </w:p>
-    <w:p>
-      <w:r>
-        <w:t xml:space="preserve">We headed to the next room. This one had two </w:t>
-      </w:r>
-      <w:r>
-        <w:t>sphinx</w:t>
-      </w:r>
-      <w:r>
-        <w:t>es.</w:t>
-      </w:r>
-    </w:p>
-    <w:p>
-      <w:r>
-        <w:t xml:space="preserve">Mum flew in and stabbed the first one. “It’s working,” She </w:t>
-      </w:r>
-      <w:r>
-        <w:t>said</w:t>
-      </w:r>
-      <w:r>
-        <w:t>.</w:t>
-      </w:r>
-    </w:p>
-    <w:p>
-      <w:r>
-        <w:t xml:space="preserve">I screamed as a claw </w:t>
-      </w:r>
-      <w:r>
-        <w:t xml:space="preserve">both </w:t>
-      </w:r>
-      <w:r>
-        <w:t xml:space="preserve">scratched </w:t>
-      </w:r>
-      <w:r>
-        <w:t xml:space="preserve">and </w:t>
-      </w:r>
-      <w:r>
-        <w:t xml:space="preserve">electrocuted </w:t>
-      </w:r>
-      <w:r>
-        <w:t>me.</w:t>
-      </w:r>
-    </w:p>
-    <w:p>
-      <w:r>
-        <w:lastRenderedPageBreak/>
-        <w:t xml:space="preserve">“Bastard,” Mum screamed and her speed increased. </w:t>
-      </w:r>
-      <w:r>
-        <w:t>T</w:t>
-      </w:r>
-      <w:r>
-        <w:t xml:space="preserve">he monster she was fighting </w:t>
-      </w:r>
-      <w:r>
-        <w:t>died</w:t>
-      </w:r>
-      <w:r>
-        <w:t xml:space="preserve">. </w:t>
-      </w:r>
-      <w:r>
-        <w:t>Mum</w:t>
-      </w:r>
-      <w:r>
-        <w:t xml:space="preserve"> </w:t>
-      </w:r>
-      <w:r>
-        <w:t>turned and</w:t>
-      </w:r>
-      <w:r>
-        <w:t xml:space="preserve"> attacked our monster.</w:t>
-      </w:r>
-    </w:p>
-    <w:p>
-      <w:r>
-        <w:t>Quickly dispatching it, Mum rushed to me and said, “Quick, have a potion.”</w:t>
-      </w:r>
-    </w:p>
-    <w:p>
-      <w:r>
-        <w:t xml:space="preserve">“Thanks Mum,” I said. </w:t>
-      </w:r>
-      <w:r>
-        <w:t>The usual weakness hit me as my injuries healed.</w:t>
-      </w:r>
-    </w:p>
-    <w:p>
-      <w:r>
-        <w:t xml:space="preserve">We </w:t>
-      </w:r>
-      <w:r>
-        <w:t xml:space="preserve">leveled </w:t>
-      </w:r>
-      <w:r>
-        <w:t>and</w:t>
-      </w:r>
-      <w:r>
-        <w:t xml:space="preserve"> I allocated points to Constitution.</w:t>
-      </w:r>
-    </w:p>
-    <w:p>
-      <w:pPr>
-        <w:pStyle w:val="StatusMessage"/>
-      </w:pPr>
-      <w:r>
         <w:t>41 -&gt; 42</w:t>
       </w:r>
     </w:p>
     <w:p>
       <w:r>
-        <w:t>“I have 2 electric cores,” Mum said.</w:t>
-      </w:r>
-    </w:p>
-    <w:p>
-      <w:r>
-        <w:t>“</w:t>
-      </w:r>
-      <w:r>
-        <w:t>Dad and I can use it,” I said.</w:t>
-      </w:r>
-    </w:p>
-    <w:p>
-      <w:r>
-        <w:t xml:space="preserve">I </w:t>
-      </w:r>
-      <w:r>
-        <w:t>added the core to my weapon and said, “Let’s try an experiment.”</w:t>
-      </w:r>
-    </w:p>
-    <w:p>
-      <w:r>
-        <w:t>I drew my bow and visualized lightning.</w:t>
-      </w:r>
-      <w:r>
-        <w:t xml:space="preserve"> A yellow arrow formed.</w:t>
-      </w:r>
-    </w:p>
-    <w:p>
-      <w:r>
-        <w:t>“Yes, it works,” I said excitedly.</w:t>
-      </w:r>
-      <w:r>
-        <w:t xml:space="preserve"> “Too bad those creatures are immune to electricity.”</w:t>
-      </w:r>
-    </w:p>
-    <w:p>
-      <w:r>
-        <w:t xml:space="preserve">The room was the same, netting us 2 more cores. Annie got one and I saved the last for the </w:t>
-      </w:r>
-      <w:r>
-        <w:rPr>
-          <w:i/>
-        </w:rPr>
-        <w:t>Throne</w:t>
-      </w:r>
-      <w:r>
-        <w:t>.</w:t>
-      </w:r>
-    </w:p>
-    <w:p>
-      <w:r>
-        <w:t xml:space="preserve">We entered a courtyard and </w:t>
-      </w:r>
-      <w:r>
-        <w:t>were</w:t>
-      </w:r>
-      <w:r>
-        <w:t xml:space="preserve"> greeted by monster trees waving flesh-like </w:t>
-      </w:r>
-      <w:r>
-        <w:t>tentacles</w:t>
-      </w:r>
-      <w:r>
-        <w:t>.</w:t>
-      </w:r>
-    </w:p>
-    <w:p>
-      <w:pPr>
-        <w:pStyle w:val="StatusMessage"/>
-      </w:pPr>
-      <w:r>
-        <w:t xml:space="preserve">Land </w:t>
-      </w:r>
-      <w:r>
-        <w:t>Anem</w:t>
-      </w:r>
-      <w:r>
-        <w:t>one - 61</w:t>
-      </w:r>
-    </w:p>
-    <w:p>
-      <w:r>
-        <w:t xml:space="preserve">Dad </w:t>
-      </w:r>
-      <w:r>
-        <w:t xml:space="preserve">and Annie </w:t>
-      </w:r>
-      <w:r>
-        <w:t>tossed grenades. I fired my fire arrows but the monsters were fire resistant</w:t>
-      </w:r>
-      <w:r>
-        <w:t xml:space="preserve"> so Mum and I let them do the heavy lifting</w:t>
-      </w:r>
-      <w:r>
-        <w:t>.</w:t>
-      </w:r>
-    </w:p>
-    <w:p>
-      <w:r>
-        <w:t xml:space="preserve">This strategy became useless for the last </w:t>
-      </w:r>
-      <w:r>
-        <w:t xml:space="preserve">12 </w:t>
+        <w:t>This time I allocated to strength.</w:t>
+      </w:r>
+      <w:r>
+        <w:t xml:space="preserve"> I felt my hitting power was lacking.</w:t>
+      </w:r>
+    </w:p>
+    <w:p>
+      <w:r>
+        <w:t>We continued onto the next monster. This was not that hard and more just tedious.</w:t>
+      </w:r>
+    </w:p>
+    <w:p>
+      <w:r>
+        <w:t>I got whacked and went flying, proving you couldn’t get complacent.</w:t>
+      </w:r>
+    </w:p>
+    <w:p>
+      <w:r>
+        <w:t>“Are you okay Luke?” Mum asked worriedly.</w:t>
+      </w:r>
+    </w:p>
+    <w:p>
+      <w:r>
+        <w:t>“Only my ego is bruised,” I said.</w:t>
+      </w:r>
+    </w:p>
+    <w:p>
+      <w:r>
+        <w:t>I out more attention on my job and attacked, focusing on dodging and tracking my party members.</w:t>
+      </w:r>
+    </w:p>
+    <w:p>
+      <w:r>
+        <w:t xml:space="preserve">We started on the third </w:t>
       </w:r>
       <w:r>
         <w:t>land anemone</w:t>
       </w:r>
       <w:r>
-        <w:t>s</w:t>
-      </w:r>
-      <w:r>
-        <w:t xml:space="preserve">. </w:t>
-      </w:r>
-      <w:r>
-        <w:t>S</w:t>
-      </w:r>
-      <w:r>
-        <w:t>eparated from their fellow monster, they couldn’t bat the bombs into each other.</w:t>
-      </w:r>
-    </w:p>
-    <w:p>
-      <w:r>
-        <w:lastRenderedPageBreak/>
-        <w:t>“Time for up close,” Dad said and attacked with his bayonet. Mum, Annie and I joined him with our weapons. This was a chore, since the tentacles were fast and rather tough to cut.</w:t>
-      </w:r>
-    </w:p>
-    <w:p>
-      <w:r>
-        <w:t>I used the serrated edge of my glaive and found that rather useful. It was perfectly suited for sawing monster wooden tentacles.</w:t>
-      </w:r>
-    </w:p>
-    <w:p>
-      <w:r>
-        <w:t>Slowly, painfully we attacked the first tree. That was tricky since the tentacles were so fast. Only Mum was able to avoid getting hit.</w:t>
-      </w:r>
-    </w:p>
-    <w:p>
-      <w:r>
-        <w:t>“That’s strange,” Dad said. “I feel the more personal effort we expend, the greater the payout.”</w:t>
-      </w:r>
-    </w:p>
-    <w:p>
-      <w:r>
-        <w:t>“I agree,” I said.</w:t>
-      </w:r>
-    </w:p>
-    <w:p>
-      <w:r>
-        <w:t>We killed the monster and got a level up.</w:t>
-      </w:r>
-    </w:p>
-    <w:p>
-      <w:pPr>
-        <w:pStyle w:val="StatusMessage"/>
-      </w:pPr>
-      <w:r>
-        <w:t>41 -&gt; 42</w:t>
-      </w:r>
-    </w:p>
-    <w:p>
-      <w:r>
-        <w:t>This time I allocated to strength.</w:t>
-      </w:r>
-      <w:r>
-        <w:t xml:space="preserve"> I felt my hitting power was lacking.</w:t>
-      </w:r>
-    </w:p>
-    <w:p>
-      <w:r>
-        <w:t>We continued onto the next monster. This was not that hard and more just tedious.</w:t>
-      </w:r>
-    </w:p>
-    <w:p>
-      <w:r>
-        <w:t>I got whacked and went flying, proving you couldn’t get complacent.</w:t>
-      </w:r>
-    </w:p>
-    <w:p>
-      <w:r>
-        <w:t>“Are you okay Luke?” Mum asked worriedly.</w:t>
-      </w:r>
-    </w:p>
-    <w:p>
-      <w:r>
-        <w:t>“Only my ego is bruised,” I said.</w:t>
-      </w:r>
-    </w:p>
-    <w:p>
-      <w:r>
-        <w:t>I out more attention on my job and attacked, focusing on dodging and tracking my party members.</w:t>
-      </w:r>
-    </w:p>
-    <w:p>
-      <w:r>
-        <w:t xml:space="preserve">We started on the third </w:t>
-      </w:r>
-      <w:r>
-        <w:t>land anemone</w:t>
-      </w:r>
-      <w:r>
         <w:t xml:space="preserve"> when jackal guards screamed their usual treat of “Die intruders.”</w:t>
       </w:r>
     </w:p>
@@ -35876,7 +36350,6 @@
     </w:p>
     <w:p>
       <w:r>
-        <w:lastRenderedPageBreak/>
         <w:t xml:space="preserve">Other than the occasional interruptions from jackal guards, the fight with the </w:t>
       </w:r>
       <w:r>
@@ -35959,41 +36432,41 @@
     </w:p>
     <w:p>
       <w:r>
+        <w:t>“But people aren’t that strong,” Annie said.</w:t>
+      </w:r>
+    </w:p>
+    <w:p>
+      <w:r>
+        <w:t xml:space="preserve">“That’s </w:t>
+      </w:r>
+      <w:r>
+        <w:t>probably</w:t>
+      </w:r>
+      <w:r>
+        <w:t xml:space="preserve"> because of our preparedness,” Dad said. “I’m sure there are plenty of people out there who are way stronger than us. It’s time to go. Meet you all at the destination.” He headed out.</w:t>
+      </w:r>
+    </w:p>
+    <w:p>
+      <w:r>
+        <w:t>I began playing music and singing as I walked. Occasionally monsters attacked but they were weak.</w:t>
+      </w:r>
+    </w:p>
+    <w:p>
+      <w:r>
+        <w:t>After 5 minutes the first survivor appeared, followed by the next.</w:t>
+      </w:r>
+    </w:p>
+    <w:p>
+      <w:r>
+        <w:t>“We are going to colonize a new village,” I told the arrivals.</w:t>
+      </w:r>
+      <w:r>
+        <w:t xml:space="preserve"> “My group has already colonized three villages. Would you come with us to colonize the next one?”</w:t>
+      </w:r>
+    </w:p>
+    <w:p>
+      <w:r>
         <w:lastRenderedPageBreak/>
-        <w:t>“But people aren’t that strong,” Annie said.</w:t>
-      </w:r>
-    </w:p>
-    <w:p>
-      <w:r>
-        <w:t xml:space="preserve">“That’s </w:t>
-      </w:r>
-      <w:r>
-        <w:t>probably</w:t>
-      </w:r>
-      <w:r>
-        <w:t xml:space="preserve"> because of our preparedness,” Dad said. “I’m sure there are plenty of people out there who are way stronger than us. It’s time to go. Meet you all at the destination.” He headed out.</w:t>
-      </w:r>
-    </w:p>
-    <w:p>
-      <w:r>
-        <w:t>I began playing music and singing as I walked. Occasionally monsters attacked but they were weak.</w:t>
-      </w:r>
-    </w:p>
-    <w:p>
-      <w:r>
-        <w:t>After 5 minutes the first survivor appeared, followed by the next.</w:t>
-      </w:r>
-    </w:p>
-    <w:p>
-      <w:r>
-        <w:t>“We are going to colonize a new village,” I told the arrivals.</w:t>
-      </w:r>
-      <w:r>
-        <w:t xml:space="preserve"> “My group has already colonized three villages. Would you come with us to colonize the next one?”</w:t>
-      </w:r>
-    </w:p>
-    <w:p>
-      <w:r>
         <w:t>Then the next group of people came and I had to do the same. Thankfully my new followers started explaining what we were about to do. The constant explaining was getting tedious.</w:t>
       </w:r>
     </w:p>
@@ -36005,7 +36478,6 @@
         <w:rPr>
           <w:noProof/>
         </w:rPr>
-        <w:lastRenderedPageBreak/>
         <w:drawing>
           <wp:inline distT="0" distB="0" distL="0" distR="0">
             <wp:extent cx="4343400" cy="3276600"/>
@@ -36170,7 +36642,7 @@
             <w:rPr>
               <w:noProof/>
             </w:rPr>
-            <w:t>12</w:t>
+            <w:t>164</w:t>
           </w:r>
         </w:fldSimple>
       </w:p>
@@ -36200,7 +36672,7 @@
             <w:rPr>
               <w:noProof/>
             </w:rPr>
-            <w:t>13</w:t>
+            <w:t>163</w:t>
           </w:r>
         </w:fldSimple>
       </w:p>
@@ -36401,7 +36873,7 @@
         <v:path o:extrusionok="f" gradientshapeok="t" o:connecttype="rect"/>
         <o:lock v:ext="edit" aspectratio="t"/>
       </v:shapetype>
-      <v:shape id="_x0000_i1102" type="#_x0000_t75" style="width:3in;height:3in;visibility:visible;mso-wrap-style:square" o:bullet="t">
+      <v:shape id="_x0000_i1085" type="#_x0000_t75" style="width:3in;height:3in;visibility:visible;mso-wrap-style:square" o:bullet="t">
         <v:imagedata r:id="rId1" o:title="MC900065312[1]"/>
       </v:shape>
     </w:pict>
@@ -38945,7 +39417,7 @@
 </file>
 
 <file path=customXml/itemProps1.xml><?xml version="1.0" encoding="utf-8"?>
-<ds:datastoreItem xmlns:ds="http://schemas.openxmlformats.org/officeDocument/2006/customXml" ds:itemID="{0DB04036-5DBE-4599-B06A-D5B5B432854A}">
+<ds:datastoreItem xmlns:ds="http://schemas.openxmlformats.org/officeDocument/2006/customXml" ds:itemID="{2978593C-C76A-4B06-96EE-0E105A819EB5}">
   <ds:schemaRefs>
     <ds:schemaRef ds:uri="http://schemas.openxmlformats.org/officeDocument/2006/bibliography"/>
   </ds:schemaRefs>
